--- a/Milestone 1 Report-Group5.docx
+++ b/Milestone 1 Report-Group5.docx
@@ -391,31 +391,384 @@
     </w:p>
     <w:p>
       <w:pPr>
-        <w:rPr>
-          <w:rFonts w:ascii="Century Schoolbook" w:hAnsi="Century Schoolbook"/>
-          <w:lang w:val="en-US"/>
-        </w:rPr>
-      </w:pPr>
-      <w:r>
-        <w:rPr>
-          <w:rFonts w:ascii="Century Schoolbook" w:hAnsi="Century Schoolbook"/>
-          <w:lang w:val="en-US"/>
-        </w:rPr>
-        <w:t xml:space="preserve">In this report we organized and showed how we understanded and created a </w:t>
-      </w:r>
-      <w:r>
-        <w:rPr>
-          <w:rFonts w:ascii="Century Schoolbook" w:hAnsi="Century Schoolbook"/>
-          <w:lang w:val="en-US"/>
-        </w:rPr>
-        <w:t>simple diagram</w:t>
-      </w:r>
-      <w:r>
-        <w:rPr>
-          <w:rFonts w:ascii="Century Schoolbook" w:hAnsi="Century Schoolbook"/>
-          <w:lang w:val="en-US"/>
-        </w:rPr>
-        <w:t xml:space="preserve"> and </w:t>
+        <w:jc w:val="both"/>
+        <w:rPr>
+          <w:rFonts w:ascii="Century Schoolbook" w:hAnsi="Century Schoolbook"/>
+          <w:lang w:val="en-US"/>
+        </w:rPr>
+      </w:pPr>
+      <w:r>
+        <w:rPr>
+          <w:rFonts w:ascii="Century Schoolbook" w:hAnsi="Century Schoolbook"/>
+          <w:lang w:val="en-US"/>
+        </w:rPr>
+        <w:t>First to ensure that we had the right understanding of what is Agile and scrum we revisited lecture 1 slides to ensure we had a full understanding of the process. Also, we had visited the lab02 which we were working on GitHub and learning how to create a repository and to Manage it. Before working on the GitHub, we first got our self-familiar with the requirement of the system understanding how the system works who are the external entities(actors) what do they do. The data that need to be saved and functions the at need to be done within a system and business rules that need to be followed.</w:t>
+      </w:r>
+    </w:p>
+    <w:p>
+      <w:pPr>
+        <w:jc w:val="both"/>
+        <w:rPr>
+          <w:rFonts w:ascii="Century Schoolbook" w:hAnsi="Century Schoolbook"/>
+          <w:lang w:val="en-US"/>
+        </w:rPr>
+      </w:pPr>
+      <w:r>
+        <w:rPr>
+          <w:rFonts w:ascii="Century Schoolbook" w:hAnsi="Century Schoolbook"/>
+          <w:lang w:val="en-US"/>
+        </w:rPr>
+        <w:t>After making sure we know how the system works we then checked what the milestone needs from us. Milestone 1 required creating 3 important software engineering tables DFD in 3 levels (0,1and 2), a use case diagram and a class diagram. Also, the projected needed 4 use case specifications and finally a traceability and an assumptions table.</w:t>
+      </w:r>
+    </w:p>
+    <w:p>
+      <w:pPr>
+        <w:jc w:val="both"/>
+        <w:rPr>
+          <w:rFonts w:ascii="Century Schoolbook" w:hAnsi="Century Schoolbook"/>
+          <w:lang w:val="en-US"/>
+        </w:rPr>
+      </w:pPr>
+      <w:r>
+        <w:rPr>
+          <w:rFonts w:ascii="Century Schoolbook" w:hAnsi="Century Schoolbook"/>
+          <w:lang w:val="en-US"/>
+        </w:rPr>
+        <w:t>A Major concept of a scrum process sprints therefore</w:t>
+      </w:r>
+      <w:r>
+        <w:rPr>
+          <w:rFonts w:ascii="Century Schoolbook" w:hAnsi="Century Schoolbook"/>
+          <w:lang w:val="en-US"/>
+        </w:rPr>
+        <w:t xml:space="preserve"> we organized our project into 2 sprints according to the information given in provided project file.</w:t>
+      </w:r>
+    </w:p>
+    <w:tbl>
+      <w:tblPr>
+        <w:tblStyle w:val="TableGrid"/>
+        <w:tblW w:w="0" w:type="auto"/>
+        <w:tblLook w:val="04A0" w:firstRow="1" w:lastRow="0" w:firstColumn="1" w:lastColumn="0" w:noHBand="0" w:noVBand="1"/>
+      </w:tblPr>
+      <w:tblGrid>
+        <w:gridCol w:w="5041"/>
+        <w:gridCol w:w="5041"/>
+      </w:tblGrid>
+      <w:tr>
+        <w:tc>
+          <w:tcPr>
+            <w:tcW w:w="5041" w:type="dxa"/>
+            <w:shd w:val="clear" w:color="auto" w:fill="A5C9EB" w:themeFill="text2" w:themeFillTint="40"/>
+          </w:tcPr>
+          <w:p>
+            <w:pPr>
+              <w:rPr>
+                <w:rFonts w:ascii="Century Schoolbook" w:hAnsi="Century Schoolbook"/>
+                <w:b/>
+                <w:bCs/>
+                <w:lang w:val="en-US"/>
+              </w:rPr>
+            </w:pPr>
+            <w:r>
+              <w:rPr>
+                <w:rFonts w:ascii="Century Schoolbook" w:hAnsi="Century Schoolbook"/>
+                <w:b/>
+                <w:bCs/>
+                <w:lang w:val="en-US"/>
+              </w:rPr>
+              <w:t xml:space="preserve">Sprit 1 </w:t>
+            </w:r>
+          </w:p>
+        </w:tc>
+        <w:tc>
+          <w:tcPr>
+            <w:tcW w:w="5041" w:type="dxa"/>
+            <w:shd w:val="clear" w:color="auto" w:fill="A5C9EB" w:themeFill="text2" w:themeFillTint="40"/>
+          </w:tcPr>
+          <w:p>
+            <w:pPr>
+              <w:rPr>
+                <w:rFonts w:ascii="Century Schoolbook" w:hAnsi="Century Schoolbook"/>
+                <w:b/>
+                <w:bCs/>
+                <w:lang w:val="en-US"/>
+              </w:rPr>
+            </w:pPr>
+            <w:r>
+              <w:rPr>
+                <w:rFonts w:ascii="Century Schoolbook" w:hAnsi="Century Schoolbook"/>
+                <w:b/>
+                <w:bCs/>
+                <w:lang w:val="en-US"/>
+              </w:rPr>
+              <w:t>Sprint 2</w:t>
+            </w:r>
+          </w:p>
+        </w:tc>
+      </w:tr>
+      <w:tr>
+        <w:trPr>
+          <w:trHeight w:val="1911"/>
+        </w:trPr>
+        <w:tc>
+          <w:tcPr>
+            <w:tcW w:w="5041" w:type="dxa"/>
+          </w:tcPr>
+          <w:p>
+            <w:pPr>
+              <w:pStyle w:val="ListParagraph"/>
+              <w:numPr>
+                <w:ilvl w:val="0"/>
+                <w:numId w:val="12"/>
+              </w:numPr>
+              <w:rPr>
+                <w:rFonts w:ascii="Century Schoolbook" w:hAnsi="Century Schoolbook"/>
+                <w:lang w:val="en-US"/>
+              </w:rPr>
+            </w:pPr>
+            <w:r>
+              <w:rPr>
+                <w:rFonts w:ascii="Century Schoolbook" w:hAnsi="Century Schoolbook"/>
+                <w:lang w:val="en-US"/>
+              </w:rPr>
+              <w:t>Implementing</w:t>
+            </w:r>
+            <w:r>
+              <w:rPr>
+                <w:rFonts w:ascii="Century Schoolbook" w:hAnsi="Century Schoolbook"/>
+                <w:lang w:val="en-US"/>
+              </w:rPr>
+              <w:t xml:space="preserve"> the Agile/scrum in GitHub and understanding scrum concepts.</w:t>
+            </w:r>
+          </w:p>
+          <w:p>
+            <w:pPr>
+              <w:pStyle w:val="ListParagraph"/>
+              <w:numPr>
+                <w:ilvl w:val="0"/>
+                <w:numId w:val="12"/>
+              </w:numPr>
+              <w:rPr>
+                <w:rFonts w:ascii="Century Schoolbook" w:hAnsi="Century Schoolbook"/>
+                <w:lang w:val="en-US"/>
+              </w:rPr>
+            </w:pPr>
+            <w:r>
+              <w:rPr>
+                <w:rFonts w:ascii="Century Schoolbook" w:hAnsi="Century Schoolbook"/>
+                <w:lang w:val="en-US"/>
+              </w:rPr>
+              <w:t>Creating level 0, 1 and 2 DFD diagrams.</w:t>
+            </w:r>
+          </w:p>
+          <w:p>
+            <w:pPr>
+              <w:pStyle w:val="ListParagraph"/>
+              <w:numPr>
+                <w:ilvl w:val="0"/>
+                <w:numId w:val="12"/>
+              </w:numPr>
+              <w:rPr>
+                <w:rFonts w:ascii="Century Schoolbook" w:hAnsi="Century Schoolbook"/>
+                <w:lang w:val="en-US"/>
+              </w:rPr>
+            </w:pPr>
+            <w:r>
+              <w:rPr>
+                <w:rFonts w:ascii="Century Schoolbook" w:hAnsi="Century Schoolbook"/>
+                <w:lang w:val="en-US"/>
+              </w:rPr>
+              <w:t>Building a Use Case diagram.</w:t>
+            </w:r>
+          </w:p>
+          <w:p>
+            <w:pPr>
+              <w:pStyle w:val="ListParagraph"/>
+              <w:numPr>
+                <w:ilvl w:val="0"/>
+                <w:numId w:val="12"/>
+              </w:numPr>
+              <w:rPr>
+                <w:rFonts w:ascii="Century Schoolbook" w:hAnsi="Century Schoolbook"/>
+                <w:lang w:val="en-US"/>
+              </w:rPr>
+            </w:pPr>
+            <w:r>
+              <w:rPr>
+                <w:rFonts w:ascii="Century Schoolbook" w:hAnsi="Century Schoolbook"/>
+                <w:lang w:val="en-US"/>
+              </w:rPr>
+              <w:t>Comparing and Analysis.</w:t>
+            </w:r>
+          </w:p>
+          <w:p>
+            <w:pPr>
+              <w:rPr>
+                <w:rFonts w:ascii="Century Schoolbook" w:hAnsi="Century Schoolbook"/>
+                <w:lang w:val="en-US"/>
+              </w:rPr>
+            </w:pPr>
+          </w:p>
+        </w:tc>
+        <w:tc>
+          <w:tcPr>
+            <w:tcW w:w="5041" w:type="dxa"/>
+          </w:tcPr>
+          <w:p>
+            <w:pPr>
+              <w:pStyle w:val="ListParagraph"/>
+              <w:numPr>
+                <w:ilvl w:val="0"/>
+                <w:numId w:val="12"/>
+              </w:numPr>
+              <w:rPr>
+                <w:rFonts w:ascii="Century Schoolbook" w:hAnsi="Century Schoolbook"/>
+                <w:lang w:val="en-US"/>
+              </w:rPr>
+            </w:pPr>
+            <w:r>
+              <w:rPr>
+                <w:rFonts w:ascii="Century Schoolbook" w:hAnsi="Century Schoolbook"/>
+                <w:lang w:val="en-US"/>
+              </w:rPr>
+              <w:t>Use Case Specifications</w:t>
+            </w:r>
+          </w:p>
+          <w:p>
+            <w:pPr>
+              <w:pStyle w:val="ListParagraph"/>
+              <w:numPr>
+                <w:ilvl w:val="0"/>
+                <w:numId w:val="12"/>
+              </w:numPr>
+              <w:rPr>
+                <w:rFonts w:ascii="Century Schoolbook" w:hAnsi="Century Schoolbook"/>
+                <w:lang w:val="en-US"/>
+              </w:rPr>
+            </w:pPr>
+            <w:r>
+              <w:rPr>
+                <w:rFonts w:ascii="Century Schoolbook" w:hAnsi="Century Schoolbook"/>
+                <w:lang w:val="en-US"/>
+              </w:rPr>
+              <w:t xml:space="preserve">Building a Class Diagram </w:t>
+            </w:r>
+          </w:p>
+          <w:p>
+            <w:pPr>
+              <w:pStyle w:val="ListParagraph"/>
+              <w:numPr>
+                <w:ilvl w:val="0"/>
+                <w:numId w:val="12"/>
+              </w:numPr>
+              <w:rPr>
+                <w:rFonts w:ascii="Century Schoolbook" w:hAnsi="Century Schoolbook"/>
+                <w:lang w:val="en-US"/>
+              </w:rPr>
+            </w:pPr>
+            <w:r>
+              <w:rPr>
+                <w:rFonts w:ascii="Century Schoolbook" w:hAnsi="Century Schoolbook"/>
+                <w:lang w:val="en-US"/>
+              </w:rPr>
+              <w:t>Important Tables:</w:t>
+            </w:r>
+          </w:p>
+          <w:p>
+            <w:pPr>
+              <w:pStyle w:val="ListParagraph"/>
+              <w:numPr>
+                <w:ilvl w:val="0"/>
+                <w:numId w:val="13"/>
+              </w:numPr>
+              <w:rPr>
+                <w:rFonts w:ascii="Century Schoolbook" w:hAnsi="Century Schoolbook"/>
+                <w:lang w:val="en-US"/>
+              </w:rPr>
+            </w:pPr>
+            <w:r>
+              <w:rPr>
+                <w:rFonts w:ascii="Century Schoolbook" w:hAnsi="Century Schoolbook"/>
+                <w:lang w:val="en-US"/>
+              </w:rPr>
+              <w:t>Trac</w:t>
+            </w:r>
+            <w:r>
+              <w:rPr>
+                <w:rFonts w:ascii="Century Schoolbook" w:hAnsi="Century Schoolbook"/>
+                <w:lang w:val="en-US"/>
+              </w:rPr>
+              <w:t>e</w:t>
+            </w:r>
+            <w:r>
+              <w:rPr>
+                <w:rFonts w:ascii="Century Schoolbook" w:hAnsi="Century Schoolbook"/>
+                <w:lang w:val="en-US"/>
+              </w:rPr>
+              <w:t xml:space="preserve">ability Table </w:t>
+            </w:r>
+          </w:p>
+          <w:p>
+            <w:pPr>
+              <w:pStyle w:val="ListParagraph"/>
+              <w:numPr>
+                <w:ilvl w:val="0"/>
+                <w:numId w:val="13"/>
+              </w:numPr>
+              <w:rPr>
+                <w:rFonts w:ascii="Century Schoolbook" w:hAnsi="Century Schoolbook"/>
+                <w:lang w:val="en-US"/>
+              </w:rPr>
+            </w:pPr>
+            <w:r>
+              <w:rPr>
+                <w:rFonts w:ascii="Century Schoolbook" w:hAnsi="Century Schoolbook"/>
+                <w:lang w:val="en-US"/>
+              </w:rPr>
+              <w:t>Assumption Table</w:t>
+            </w:r>
+          </w:p>
+          <w:p>
+            <w:pPr>
+              <w:pStyle w:val="ListParagraph"/>
+              <w:rPr>
+                <w:rFonts w:ascii="Century Schoolbook" w:hAnsi="Century Schoolbook"/>
+                <w:lang w:val="en-US"/>
+              </w:rPr>
+            </w:pPr>
+          </w:p>
+          <w:p>
+            <w:pPr>
+              <w:rPr>
+                <w:rFonts w:ascii="Century Schoolbook" w:hAnsi="Century Schoolbook"/>
+                <w:lang w:val="en-US"/>
+              </w:rPr>
+            </w:pPr>
+          </w:p>
+        </w:tc>
+      </w:tr>
+    </w:tbl>
+    <w:p>
+      <w:pPr>
+        <w:rPr>
+          <w:rFonts w:ascii="Century Schoolbook" w:hAnsi="Century Schoolbook"/>
+          <w:lang w:val="en-US"/>
+        </w:rPr>
+      </w:pPr>
+    </w:p>
+    <w:p>
+      <w:pPr>
+        <w:rPr>
+          <w:rFonts w:ascii="Century Schoolbook" w:hAnsi="Century Schoolbook"/>
+          <w:lang w:val="en-US"/>
+        </w:rPr>
+      </w:pPr>
+      <w:r>
+        <w:rPr>
+          <w:rFonts w:ascii="Century Schoolbook" w:hAnsi="Century Schoolbook"/>
+          <w:lang w:val="en-US"/>
+        </w:rPr>
+        <w:t>We made sure that we understand important concepts that help us implement this</w:t>
       </w:r>
     </w:p>
     <w:p>
@@ -428,9 +781,7 @@
           <w:lang w:val="en-US"/>
         </w:rPr>
       </w:pPr>
-    </w:p>
-    <w:p>
-      <w:pPr>
+      <w:r>
         <w:rPr>
           <w:rFonts w:ascii="Century Schoolbook" w:hAnsi="Century Schoolbook"/>
           <w:b/>
@@ -438,7 +789,106 @@
           <w:u w:val="single"/>
           <w:lang w:val="en-US"/>
         </w:rPr>
-      </w:pPr>
+        <w:t>Sprint 1:</w:t>
+      </w:r>
+    </w:p>
+    <w:p>
+      <w:pPr>
+        <w:rPr>
+          <w:rFonts w:ascii="Century Schoolbook" w:hAnsi="Century Schoolbook"/>
+          <w:u w:val="single"/>
+          <w:lang w:val="en-US"/>
+        </w:rPr>
+      </w:pPr>
+      <w:r>
+        <w:rPr>
+          <w:rFonts w:ascii="Century Schoolbook" w:hAnsi="Century Schoolbook"/>
+          <w:u w:val="single"/>
+          <w:lang w:val="en-US"/>
+        </w:rPr>
+        <w:t>Components of Sprint 1:</w:t>
+      </w:r>
+    </w:p>
+    <w:p>
+      <w:pPr>
+        <w:rPr>
+          <w:rFonts w:ascii="Century Schoolbook" w:hAnsi="Century Schoolbook"/>
+          <w:lang w:val="en-US"/>
+        </w:rPr>
+      </w:pPr>
+      <w:r>
+        <w:rPr>
+          <w:rFonts w:ascii="Century Schoolbook" w:hAnsi="Century Schoolbook"/>
+          <w:lang w:val="en-US"/>
+        </w:rPr>
+        <w:t xml:space="preserve">1-Implemeting the Agile/scrum in GitHub and understanding </w:t>
+      </w:r>
+      <w:r>
+        <w:rPr>
+          <w:rFonts w:ascii="Century Schoolbook" w:hAnsi="Century Schoolbook"/>
+          <w:lang w:val="en-US"/>
+        </w:rPr>
+        <w:t>scrum concepts.</w:t>
+      </w:r>
+    </w:p>
+    <w:p>
+      <w:pPr>
+        <w:rPr>
+          <w:rFonts w:ascii="Century Schoolbook" w:hAnsi="Century Schoolbook"/>
+          <w:lang w:val="en-US"/>
+        </w:rPr>
+      </w:pPr>
+      <w:r>
+        <w:rPr>
+          <w:rFonts w:ascii="Century Schoolbook" w:hAnsi="Century Schoolbook"/>
+          <w:lang w:val="en-US"/>
+        </w:rPr>
+        <w:t>2-Creating level 0, 1 and 2 DFD diagrams</w:t>
+      </w:r>
+      <w:r>
+        <w:rPr>
+          <w:rFonts w:ascii="Century Schoolbook" w:hAnsi="Century Schoolbook"/>
+          <w:lang w:val="en-US"/>
+        </w:rPr>
+        <w:t>.</w:t>
+      </w:r>
+    </w:p>
+    <w:p>
+      <w:pPr>
+        <w:rPr>
+          <w:rFonts w:ascii="Century Schoolbook" w:hAnsi="Century Schoolbook"/>
+          <w:lang w:val="en-US"/>
+        </w:rPr>
+      </w:pPr>
+      <w:r>
+        <w:rPr>
+          <w:rFonts w:ascii="Century Schoolbook" w:hAnsi="Century Schoolbook"/>
+          <w:lang w:val="en-US"/>
+        </w:rPr>
+        <w:t>3-Building a Use Case diagram</w:t>
+      </w:r>
+      <w:r>
+        <w:rPr>
+          <w:rFonts w:ascii="Century Schoolbook" w:hAnsi="Century Schoolbook"/>
+          <w:lang w:val="en-US"/>
+        </w:rPr>
+        <w:t>.</w:t>
+      </w:r>
+    </w:p>
+    <w:p>
+      <w:pPr>
+        <w:rPr>
+          <w:rFonts w:ascii="Century Schoolbook" w:hAnsi="Century Schoolbook"/>
+          <w:lang w:val="en-US"/>
+        </w:rPr>
+      </w:pPr>
+      <w:r>
+        <w:rPr>
+          <w:rFonts w:ascii="Century Schoolbook" w:hAnsi="Century Schoolbook"/>
+          <w:lang w:val="en-US"/>
+        </w:rPr>
+        <w:t>4-Comparing and Analysis.</w:t>
+      </w:r>
     </w:p>
     <w:p>
       <w:pPr>
@@ -458,101 +908,9 @@
           <w:u w:val="single"/>
           <w:lang w:val="en-US"/>
         </w:rPr>
-        <w:t>Sprint 1:</w:t>
-      </w:r>
-    </w:p>
-    <w:p>
-      <w:pPr>
-        <w:rPr>
-          <w:rFonts w:ascii="Century Schoolbook" w:hAnsi="Century Schoolbook"/>
-          <w:u w:val="single"/>
-          <w:lang w:val="en-US"/>
-        </w:rPr>
-      </w:pPr>
-      <w:r>
-        <w:rPr>
-          <w:rFonts w:ascii="Century Schoolbook" w:hAnsi="Century Schoolbook"/>
-          <w:u w:val="single"/>
-          <w:lang w:val="en-US"/>
-        </w:rPr>
-        <w:t>Components of Sprint 1:</w:t>
-      </w:r>
-    </w:p>
-    <w:p>
-      <w:pPr>
-        <w:rPr>
-          <w:rFonts w:ascii="Century Schoolbook" w:hAnsi="Century Schoolbook"/>
-          <w:lang w:val="en-US"/>
-        </w:rPr>
-      </w:pPr>
-      <w:r>
-        <w:rPr>
-          <w:rFonts w:ascii="Century Schoolbook" w:hAnsi="Century Schoolbook"/>
-          <w:lang w:val="en-US"/>
-        </w:rPr>
-        <w:t>1-</w:t>
-      </w:r>
-      <w:r>
-        <w:rPr>
-          <w:rFonts w:ascii="Century Schoolbook" w:hAnsi="Century Schoolbook"/>
-          <w:lang w:val="en-US"/>
-        </w:rPr>
-        <w:t xml:space="preserve">Implemeting the Agile/scrum in GitHub and understanding </w:t>
-      </w:r>
-      <w:r>
-        <w:rPr>
-          <w:rFonts w:ascii="Century Schoolbook" w:hAnsi="Century Schoolbook"/>
-          <w:lang w:val="en-US"/>
-        </w:rPr>
-        <w:t>scrum concepts.</w:t>
-      </w:r>
-    </w:p>
-    <w:p>
-      <w:pPr>
-        <w:rPr>
-          <w:rFonts w:ascii="Century Schoolbook" w:hAnsi="Century Schoolbook"/>
-          <w:lang w:val="en-US"/>
-        </w:rPr>
-      </w:pPr>
-      <w:r>
-        <w:rPr>
-          <w:rFonts w:ascii="Century Schoolbook" w:hAnsi="Century Schoolbook"/>
-          <w:lang w:val="en-US"/>
-        </w:rPr>
-        <w:t>2-Creating level 0, 1 and 2 DFD diagrams</w:t>
-      </w:r>
-      <w:r>
-        <w:rPr>
-          <w:rFonts w:ascii="Century Schoolbook" w:hAnsi="Century Schoolbook"/>
-          <w:lang w:val="en-US"/>
-        </w:rPr>
-        <w:t>.</w:t>
-      </w:r>
-    </w:p>
-    <w:p>
-      <w:pPr>
-        <w:rPr>
-          <w:rFonts w:ascii="Century Schoolbook" w:hAnsi="Century Schoolbook"/>
-          <w:lang w:val="en-US"/>
-        </w:rPr>
-      </w:pPr>
-      <w:r>
-        <w:rPr>
-          <w:rFonts w:ascii="Century Schoolbook" w:hAnsi="Century Schoolbook"/>
-          <w:lang w:val="en-US"/>
-        </w:rPr>
-        <w:t>3-Building a Use Case diagram</w:t>
-      </w:r>
-      <w:r>
-        <w:rPr>
-          <w:rFonts w:ascii="Century Schoolbook" w:hAnsi="Century Schoolbook"/>
-          <w:lang w:val="en-US"/>
-        </w:rPr>
-        <w:t>.</w:t>
-      </w:r>
-    </w:p>
-    <w:p>
-      <w:pPr>
+        <w:t>Our</w:t>
+      </w:r>
+      <w:r>
         <w:rPr>
           <w:rFonts w:ascii="Century Schoolbook" w:hAnsi="Century Schoolbook"/>
           <w:b/>
@@ -560,7 +918,8 @@
           <w:u w:val="single"/>
           <w:lang w:val="en-US"/>
         </w:rPr>
-      </w:pPr>
+        <w:t xml:space="preserve"> Sprint 1</w:t>
+      </w:r>
       <w:r>
         <w:rPr>
           <w:rFonts w:ascii="Century Schoolbook" w:hAnsi="Century Schoolbook"/>
@@ -569,7 +928,7 @@
           <w:u w:val="single"/>
           <w:lang w:val="en-US"/>
         </w:rPr>
-        <w:t>Our Work:</w:t>
+        <w:t xml:space="preserve"> Work:</w:t>
       </w:r>
     </w:p>
     <w:p>
@@ -590,7 +949,7 @@
           <w:u w:val="single"/>
           <w:lang w:val="en-US"/>
         </w:rPr>
-        <w:t>1-Implemeting the Agile/scrum in GitHub and understanding scrum concepts</w:t>
+        <w:t>1-Implemeting the Agile/scrum</w:t>
       </w:r>
       <w:r>
         <w:rPr>
@@ -600,35 +959,9 @@
           <w:u w:val="single"/>
           <w:lang w:val="en-US"/>
         </w:rPr>
-        <w:t>:</w:t>
-      </w:r>
-    </w:p>
-    <w:p>
-      <w:pPr>
-        <w:rPr>
-          <w:rFonts w:ascii="Century Schoolbook" w:hAnsi="Century Schoolbook"/>
-          <w:lang w:val="en-US"/>
-        </w:rPr>
-      </w:pPr>
-      <w:r>
-        <w:rPr>
-          <w:rFonts w:ascii="Century Schoolbook" w:hAnsi="Century Schoolbook"/>
-          <w:lang w:val="en-US"/>
-        </w:rPr>
-        <w:t xml:space="preserve">First to ensure that we had the right understanding of what is Agile and </w:t>
-      </w:r>
-      <w:proofErr w:type="spellStart"/>
-      <w:r>
-        <w:rPr>
-          <w:rFonts w:ascii="Century Schoolbook" w:hAnsi="Century Schoolbook"/>
-          <w:lang w:val="en-US"/>
-        </w:rPr>
-        <w:t>srum</w:t>
-      </w:r>
-      <w:proofErr w:type="spellEnd"/>
-    </w:p>
-    <w:p>
-      <w:pPr>
+        <w:t xml:space="preserve"> process</w:t>
+      </w:r>
+      <w:r>
         <w:rPr>
           <w:rFonts w:ascii="Century Schoolbook" w:hAnsi="Century Schoolbook"/>
           <w:b/>
@@ -636,7 +969,8 @@
           <w:u w:val="single"/>
           <w:lang w:val="en-US"/>
         </w:rPr>
-      </w:pPr>
+        <w:t xml:space="preserve"> in GitHub and understanding scrum concepts</w:t>
+      </w:r>
       <w:r>
         <w:rPr>
           <w:rFonts w:ascii="Century Schoolbook" w:hAnsi="Century Schoolbook"/>
@@ -645,6 +979,96 @@
           <w:u w:val="single"/>
           <w:lang w:val="en-US"/>
         </w:rPr>
+        <w:t>:</w:t>
+      </w:r>
+    </w:p>
+    <w:p>
+      <w:pPr>
+        <w:rPr>
+          <w:rFonts w:ascii="Century Schoolbook" w:hAnsi="Century Schoolbook"/>
+          <w:lang w:val="en-US"/>
+        </w:rPr>
+      </w:pPr>
+      <w:r>
+        <w:rPr>
+          <w:rFonts w:ascii="Century Schoolbook" w:hAnsi="Century Schoolbook"/>
+          <w:lang w:val="en-US"/>
+        </w:rPr>
+        <w:t xml:space="preserve">We started by organizing our GitHub repository before starting the </w:t>
+      </w:r>
+      <w:r>
+        <w:rPr>
+          <w:rFonts w:ascii="Century Schoolbook" w:hAnsi="Century Schoolbook"/>
+          <w:lang w:val="en-US"/>
+        </w:rPr>
+        <w:t>diagrams,</w:t>
+      </w:r>
+      <w:r>
+        <w:rPr>
+          <w:rFonts w:ascii="Century Schoolbook" w:hAnsi="Century Schoolbook"/>
+          <w:lang w:val="en-US"/>
+        </w:rPr>
+        <w:t xml:space="preserve"> so we have a place to document and organize our diagrams. Also to ensure that every group member has the </w:t>
+      </w:r>
+      <w:r>
+        <w:rPr>
+          <w:rFonts w:ascii="Century Schoolbook" w:hAnsi="Century Schoolbook"/>
+          <w:lang w:val="en-US"/>
+        </w:rPr>
+        <w:t>acc</w:t>
+      </w:r>
+      <w:r>
+        <w:rPr>
+          <w:rFonts w:ascii="Century Schoolbook" w:hAnsi="Century Schoolbook"/>
+          <w:lang w:val="en-US"/>
+        </w:rPr>
+        <w:t>ess to the diagrams and documents be</w:t>
+      </w:r>
+      <w:r>
+        <w:rPr>
+          <w:rFonts w:ascii="Century Schoolbook" w:hAnsi="Century Schoolbook"/>
+          <w:lang w:val="en-US"/>
+        </w:rPr>
+        <w:t>ing</w:t>
+      </w:r>
+      <w:r>
+        <w:rPr>
+          <w:rFonts w:ascii="Century Schoolbook" w:hAnsi="Century Schoolbook"/>
+          <w:lang w:val="en-US"/>
+        </w:rPr>
+        <w:t xml:space="preserve"> able to work </w:t>
+      </w:r>
+      <w:r>
+        <w:rPr>
+          <w:rFonts w:ascii="Century Schoolbook" w:hAnsi="Century Schoolbook"/>
+          <w:lang w:val="en-US"/>
+        </w:rPr>
+        <w:t>simul</w:t>
+      </w:r>
+      <w:r>
+        <w:rPr>
+          <w:rFonts w:ascii="Century Schoolbook" w:hAnsi="Century Schoolbook"/>
+          <w:lang w:val="en-US"/>
+        </w:rPr>
+        <w:t>taneously.</w:t>
+      </w:r>
+    </w:p>
+    <w:p>
+      <w:pPr>
+        <w:rPr>
+          <w:rFonts w:ascii="Century Schoolbook" w:hAnsi="Century Schoolbook"/>
+          <w:lang w:val="en-US"/>
+        </w:rPr>
+      </w:pPr>
+      <w:r>
+        <w:rPr>
+          <w:rFonts w:ascii="Century Schoolbook" w:hAnsi="Century Schoolbook"/>
+          <w:b/>
+          <w:bCs/>
+          <w:u w:val="single"/>
+          <w:lang w:val="en-US"/>
+        </w:rPr>
+        <w:lastRenderedPageBreak/>
         <w:t>2-</w:t>
       </w:r>
       <w:r>
@@ -724,7 +1148,7 @@
                     <pic:cNvPicPr/>
                   </pic:nvPicPr>
                   <pic:blipFill>
-                    <a:blip r:embed="rId5" cstate="print">
+                    <a:blip r:embed="rId7" cstate="print">
                       <a:extLst>
                         <a:ext uri="{28A0092B-C50C-407E-A947-70E740481C1C}">
                           <a14:useLocalDpi xmlns:a14="http://schemas.microsoft.com/office/drawing/2010/main" val="0"/>
@@ -781,7 +1205,6 @@
           <w:noProof/>
           <w:lang w:val="en-US"/>
         </w:rPr>
-        <w:lastRenderedPageBreak/>
         <w:drawing>
           <wp:inline distT="0" distB="0" distL="0" distR="0" wp14:anchorId="0D26F893" wp14:editId="1AAFA821">
             <wp:extent cx="6408420" cy="1708150"/>
@@ -798,7 +1221,7 @@
                     <pic:cNvPicPr/>
                   </pic:nvPicPr>
                   <pic:blipFill>
-                    <a:blip r:embed="rId6" cstate="print">
+                    <a:blip r:embed="rId8" cstate="print">
                       <a:extLst>
                         <a:ext uri="{28A0092B-C50C-407E-A947-70E740481C1C}">
                           <a14:useLocalDpi xmlns:a14="http://schemas.microsoft.com/office/drawing/2010/main" val="0"/>
@@ -876,9 +1299,11 @@
       </w:pPr>
       <w:r>
         <w:rPr>
+          <w:rFonts w:ascii="Century Schoolbook" w:hAnsi="Century Schoolbook"/>
           <w:noProof/>
           <w:lang w:val="en-US"/>
         </w:rPr>
+        <w:lastRenderedPageBreak/>
         <w:drawing>
           <wp:anchor distT="0" distB="0" distL="114300" distR="114300" simplePos="0" relativeHeight="251658240" behindDoc="0" locked="0" layoutInCell="1" allowOverlap="1" wp14:anchorId="17C87C1F" wp14:editId="4BF54046">
             <wp:simplePos x="566928" y="3163824"/>
@@ -903,7 +1328,7 @@
                     <pic:cNvPicPr/>
                   </pic:nvPicPr>
                   <pic:blipFill>
-                    <a:blip r:embed="rId7" cstate="print">
+                    <a:blip r:embed="rId9" cstate="print">
                       <a:extLst>
                         <a:ext uri="{28A0092B-C50C-407E-A947-70E740481C1C}">
                           <a14:useLocalDpi xmlns:a14="http://schemas.microsoft.com/office/drawing/2010/main" val="0"/>
@@ -992,6 +1417,8 @@
       <w:pPr>
         <w:rPr>
           <w:rFonts w:ascii="Century Schoolbook" w:hAnsi="Century Schoolbook"/>
+          <w:b/>
+          <w:bCs/>
           <w:u w:val="single"/>
           <w:lang w:val="en-US"/>
         </w:rPr>
@@ -999,20 +1426,34 @@
       <w:r>
         <w:rPr>
           <w:rFonts w:ascii="Century Schoolbook" w:hAnsi="Century Schoolbook"/>
+          <w:b/>
+          <w:bCs/>
           <w:u w:val="single"/>
           <w:lang w:val="en-US"/>
         </w:rPr>
-        <w:t>Use Case Diagram:</w:t>
-      </w:r>
-    </w:p>
-    <w:p>
-      <w:pPr>
-        <w:rPr>
-          <w:lang w:val="en-US"/>
-        </w:rPr>
-      </w:pPr>
-      <w:r>
-        <w:rPr>
+        <w:t>3-Building a Use Case diagram</w:t>
+      </w:r>
+      <w:r>
+        <w:rPr>
+          <w:rFonts w:ascii="Century Schoolbook" w:hAnsi="Century Schoolbook"/>
+          <w:b/>
+          <w:bCs/>
+          <w:u w:val="single"/>
+          <w:lang w:val="en-US"/>
+        </w:rPr>
+        <w:t>:</w:t>
+      </w:r>
+    </w:p>
+    <w:p>
+      <w:pPr>
+        <w:rPr>
+          <w:rFonts w:ascii="Century Schoolbook" w:hAnsi="Century Schoolbook"/>
+          <w:lang w:val="en-US"/>
+        </w:rPr>
+      </w:pPr>
+      <w:r>
+        <w:rPr>
+          <w:rFonts w:ascii="Century Schoolbook" w:hAnsi="Century Schoolbook"/>
           <w:noProof/>
           <w:lang w:val="en-US"/>
         </w:rPr>
@@ -1033,7 +1474,7 @@
                     <pic:cNvPicPr/>
                   </pic:nvPicPr>
                   <pic:blipFill>
-                    <a:blip r:embed="rId8">
+                    <a:blip r:embed="rId10">
                       <a:extLst>
                         <a:ext uri="{28A0092B-C50C-407E-A947-70E740481C1C}">
                           <a14:useLocalDpi xmlns:a14="http://schemas.microsoft.com/office/drawing/2010/main" val="0"/>
@@ -1091,8 +1532,6 @@
         <w:jc w:val="both"/>
         <w:rPr>
           <w:rFonts w:ascii="Century Schoolbook" w:hAnsi="Century Schoolbook"/>
-          <w:b/>
-          <w:bCs/>
           <w:lang w:val="en-US"/>
         </w:rPr>
       </w:pPr>
@@ -1117,43 +1556,6 @@
         </w:rPr>
         <w:t xml:space="preserve"> with the system and why. All employees (Administrator, Inventory manager, Store manager, Salesperson) inherit the login and password change ability from Employee, and how each has their own responsibilities that were assigned to them. For example, the administrator updates the system, the Inventory manager checks all expired items and creates supplier’s orders, the Store manager adds items and verifies received goods, the Salesperson processes the sales and any requirements. In addition, it reveals the included use cases (Checking availability, generating receipts), as well as the extended use case (Cancel receipt) that works in optionally. The supplier that is on the other end is only involved in ordering and invoicing.</w:t>
       </w:r>
-    </w:p>
-    <w:p>
-      <w:pPr>
-        <w:rPr>
-          <w:rFonts w:ascii="Century Schoolbook" w:hAnsi="Century Schoolbook"/>
-          <w:lang w:val="en-US"/>
-        </w:rPr>
-      </w:pPr>
-    </w:p>
-    <w:p>
-      <w:pPr>
-        <w:rPr>
-          <w:rFonts w:ascii="Century Schoolbook" w:hAnsi="Century Schoolbook"/>
-          <w:lang w:val="en-US"/>
-        </w:rPr>
-      </w:pPr>
-    </w:p>
-    <w:p>
-      <w:pPr>
-        <w:rPr>
-          <w:lang w:val="en-US"/>
-        </w:rPr>
-      </w:pPr>
-    </w:p>
-    <w:p>
-      <w:pPr>
-        <w:rPr>
-          <w:lang w:val="en-US"/>
-        </w:rPr>
-      </w:pPr>
-    </w:p>
-    <w:p>
-      <w:pPr>
-        <w:rPr>
-          <w:lang w:val="en-US"/>
-        </w:rPr>
-      </w:pPr>
     </w:p>
     <w:p>
       <w:pPr>
@@ -1173,7 +1575,1046 @@
           <w:u w:val="single"/>
           <w:lang w:val="en-US"/>
         </w:rPr>
+        <w:t>4-Comparing and Analysis</w:t>
+      </w:r>
+      <w:r>
+        <w:rPr>
+          <w:rFonts w:ascii="Century Schoolbook" w:hAnsi="Century Schoolbook"/>
+          <w:b/>
+          <w:bCs/>
+          <w:u w:val="single"/>
+          <w:lang w:val="en-US"/>
+        </w:rPr>
+        <w:t>:</w:t>
+      </w:r>
+    </w:p>
+    <w:tbl>
+      <w:tblPr>
+        <w:tblStyle w:val="TableGrid"/>
+        <w:tblW w:w="0" w:type="auto"/>
+        <w:tblInd w:w="720" w:type="dxa"/>
+        <w:tblLook w:val="04A0" w:firstRow="1" w:lastRow="0" w:firstColumn="1" w:lastColumn="0" w:noHBand="0" w:noVBand="1"/>
+      </w:tblPr>
+      <w:tblGrid>
+        <w:gridCol w:w="1885"/>
+        <w:gridCol w:w="2144"/>
+        <w:gridCol w:w="4156"/>
+      </w:tblGrid>
+      <w:tr>
+        <w:tc>
+          <w:tcPr>
+            <w:tcW w:w="1885" w:type="dxa"/>
+            <w:shd w:val="clear" w:color="auto" w:fill="A5C9EB" w:themeFill="text2" w:themeFillTint="40"/>
+          </w:tcPr>
+          <w:p>
+            <w:pPr>
+              <w:pStyle w:val="ListParagraph"/>
+              <w:ind w:left="0"/>
+              <w:jc w:val="center"/>
+              <w:rPr>
+                <w:rFonts w:ascii="Century Schoolbook" w:hAnsi="Century Schoolbook"/>
+                <w:lang w:val="en-US"/>
+              </w:rPr>
+            </w:pPr>
+          </w:p>
+        </w:tc>
+        <w:tc>
+          <w:tcPr>
+            <w:tcW w:w="2144" w:type="dxa"/>
+            <w:shd w:val="clear" w:color="auto" w:fill="A5C9EB" w:themeFill="text2" w:themeFillTint="40"/>
+          </w:tcPr>
+          <w:p>
+            <w:pPr>
+              <w:pStyle w:val="ListParagraph"/>
+              <w:ind w:left="0"/>
+              <w:jc w:val="center"/>
+              <w:rPr>
+                <w:rFonts w:ascii="Century Schoolbook" w:hAnsi="Century Schoolbook"/>
+                <w:b/>
+                <w:bCs/>
+                <w:lang w:val="en-US"/>
+              </w:rPr>
+            </w:pPr>
+            <w:r>
+              <w:rPr>
+                <w:rFonts w:ascii="Century Schoolbook" w:hAnsi="Century Schoolbook"/>
+                <w:b/>
+                <w:bCs/>
+                <w:lang w:val="en-US"/>
+              </w:rPr>
+              <w:t>DFD</w:t>
+            </w:r>
+          </w:p>
+        </w:tc>
+        <w:tc>
+          <w:tcPr>
+            <w:tcW w:w="4156" w:type="dxa"/>
+            <w:shd w:val="clear" w:color="auto" w:fill="A5C9EB" w:themeFill="text2" w:themeFillTint="40"/>
+          </w:tcPr>
+          <w:p>
+            <w:pPr>
+              <w:pStyle w:val="ListParagraph"/>
+              <w:ind w:left="0"/>
+              <w:jc w:val="center"/>
+              <w:rPr>
+                <w:rFonts w:ascii="Century Schoolbook" w:hAnsi="Century Schoolbook"/>
+                <w:b/>
+                <w:bCs/>
+                <w:lang w:val="en-US"/>
+              </w:rPr>
+            </w:pPr>
+            <w:r>
+              <w:rPr>
+                <w:rFonts w:ascii="Century Schoolbook" w:hAnsi="Century Schoolbook"/>
+                <w:b/>
+                <w:bCs/>
+                <w:lang w:val="en-US"/>
+              </w:rPr>
+              <w:t>Use case diagram</w:t>
+            </w:r>
+          </w:p>
+        </w:tc>
+      </w:tr>
+      <w:tr>
+        <w:tc>
+          <w:tcPr>
+            <w:tcW w:w="1885" w:type="dxa"/>
+          </w:tcPr>
+          <w:p>
+            <w:pPr>
+              <w:pStyle w:val="ListParagraph"/>
+              <w:ind w:left="0"/>
+              <w:jc w:val="center"/>
+              <w:rPr>
+                <w:rFonts w:ascii="Century Schoolbook" w:hAnsi="Century Schoolbook"/>
+                <w:b/>
+                <w:bCs/>
+                <w:lang w:val="en-US"/>
+              </w:rPr>
+            </w:pPr>
+            <w:r>
+              <w:rPr>
+                <w:rFonts w:ascii="Century Schoolbook" w:hAnsi="Century Schoolbook"/>
+                <w:b/>
+                <w:bCs/>
+                <w:lang w:val="en-US"/>
+              </w:rPr>
+              <w:t>Strengths</w:t>
+            </w:r>
+          </w:p>
+        </w:tc>
+        <w:tc>
+          <w:tcPr>
+            <w:tcW w:w="2144" w:type="dxa"/>
+          </w:tcPr>
+          <w:p>
+            <w:pPr>
+              <w:pStyle w:val="ListParagraph"/>
+              <w:ind w:left="0"/>
+              <w:jc w:val="center"/>
+              <w:rPr>
+                <w:rFonts w:ascii="Century Schoolbook" w:hAnsi="Century Schoolbook"/>
+                <w:lang w:val="en-US"/>
+              </w:rPr>
+            </w:pPr>
+            <w:r>
+              <w:rPr>
+                <w:rFonts w:ascii="Century Schoolbook" w:hAnsi="Century Schoolbook"/>
+                <w:lang w:val="en-US"/>
+              </w:rPr>
+              <w:t xml:space="preserve">Shows data flow, the shared data stores, the ability to trace actions </w:t>
+            </w:r>
+            <w:r>
+              <w:rPr>
+                <w:rFonts w:ascii="Century Schoolbook" w:hAnsi="Century Schoolbook"/>
+                <w:lang w:val="en-US"/>
+              </w:rPr>
+              <w:lastRenderedPageBreak/>
+              <w:t>throughout the levels.</w:t>
+            </w:r>
+          </w:p>
+        </w:tc>
+        <w:tc>
+          <w:tcPr>
+            <w:tcW w:w="4156" w:type="dxa"/>
+          </w:tcPr>
+          <w:p>
+            <w:pPr>
+              <w:pStyle w:val="ListParagraph"/>
+              <w:ind w:left="0"/>
+              <w:jc w:val="center"/>
+              <w:rPr>
+                <w:rFonts w:ascii="Century Schoolbook" w:hAnsi="Century Schoolbook"/>
+                <w:lang w:val="en-US"/>
+              </w:rPr>
+            </w:pPr>
+            <w:r>
+              <w:rPr>
+                <w:rFonts w:ascii="Century Schoolbook" w:hAnsi="Century Schoolbook"/>
+                <w:lang w:val="en-US"/>
+              </w:rPr>
+              <w:lastRenderedPageBreak/>
+              <w:t>Shows all roles, responsibilities, scope, as well highlighting the mandatory activities.</w:t>
+            </w:r>
+          </w:p>
+        </w:tc>
+      </w:tr>
+      <w:tr>
+        <w:tc>
+          <w:tcPr>
+            <w:tcW w:w="1885" w:type="dxa"/>
+          </w:tcPr>
+          <w:p>
+            <w:pPr>
+              <w:pStyle w:val="ListParagraph"/>
+              <w:ind w:left="0"/>
+              <w:jc w:val="center"/>
+              <w:rPr>
+                <w:rFonts w:ascii="Century Schoolbook" w:hAnsi="Century Schoolbook"/>
+                <w:b/>
+                <w:bCs/>
+                <w:lang w:val="en-US"/>
+              </w:rPr>
+            </w:pPr>
+            <w:r>
+              <w:rPr>
+                <w:rFonts w:ascii="Century Schoolbook" w:hAnsi="Century Schoolbook"/>
+                <w:b/>
+                <w:bCs/>
+                <w:lang w:val="en-US"/>
+              </w:rPr>
+              <w:t>Limitations</w:t>
+            </w:r>
+          </w:p>
+        </w:tc>
+        <w:tc>
+          <w:tcPr>
+            <w:tcW w:w="2144" w:type="dxa"/>
+          </w:tcPr>
+          <w:p>
+            <w:pPr>
+              <w:pStyle w:val="ListParagraph"/>
+              <w:ind w:left="0"/>
+              <w:jc w:val="center"/>
+              <w:rPr>
+                <w:rFonts w:ascii="Century Schoolbook" w:hAnsi="Century Schoolbook"/>
+                <w:lang w:val="en-US"/>
+              </w:rPr>
+            </w:pPr>
+            <w:r>
+              <w:rPr>
+                <w:rFonts w:ascii="Century Schoolbook" w:hAnsi="Century Schoolbook"/>
+                <w:lang w:val="en-US"/>
+              </w:rPr>
+              <w:t>Does not show who is authorized to which responsibilities, and no clear order of steps</w:t>
+            </w:r>
+          </w:p>
+        </w:tc>
+        <w:tc>
+          <w:tcPr>
+            <w:tcW w:w="4156" w:type="dxa"/>
+          </w:tcPr>
+          <w:p>
+            <w:pPr>
+              <w:pStyle w:val="ListParagraph"/>
+              <w:ind w:left="0"/>
+              <w:jc w:val="center"/>
+              <w:rPr>
+                <w:rFonts w:ascii="Century Schoolbook" w:hAnsi="Century Schoolbook"/>
+                <w:lang w:val="en-US"/>
+              </w:rPr>
+            </w:pPr>
+            <w:r>
+              <w:rPr>
+                <w:rFonts w:ascii="Century Schoolbook" w:hAnsi="Century Schoolbook"/>
+                <w:lang w:val="en-US"/>
+              </w:rPr>
+              <w:t>Does not show where that data is saved after processes, no flow of information</w:t>
+            </w:r>
+          </w:p>
+        </w:tc>
+      </w:tr>
+      <w:tr>
+        <w:tc>
+          <w:tcPr>
+            <w:tcW w:w="1885" w:type="dxa"/>
+          </w:tcPr>
+          <w:p>
+            <w:pPr>
+              <w:pStyle w:val="ListParagraph"/>
+              <w:ind w:left="0"/>
+              <w:jc w:val="center"/>
+              <w:rPr>
+                <w:rFonts w:ascii="Century Schoolbook" w:hAnsi="Century Schoolbook"/>
+                <w:b/>
+                <w:bCs/>
+                <w:lang w:val="en-US"/>
+              </w:rPr>
+            </w:pPr>
+            <w:r>
+              <w:rPr>
+                <w:rFonts w:ascii="Century Schoolbook" w:hAnsi="Century Schoolbook"/>
+                <w:b/>
+                <w:bCs/>
+                <w:lang w:val="en-US"/>
+              </w:rPr>
+              <w:t>Best suited for</w:t>
+            </w:r>
+          </w:p>
+        </w:tc>
+        <w:tc>
+          <w:tcPr>
+            <w:tcW w:w="2144" w:type="dxa"/>
+          </w:tcPr>
+          <w:p>
+            <w:pPr>
+              <w:pStyle w:val="ListParagraph"/>
+              <w:ind w:left="0"/>
+              <w:jc w:val="center"/>
+              <w:rPr>
+                <w:rFonts w:ascii="Century Schoolbook" w:hAnsi="Century Schoolbook"/>
+                <w:lang w:val="en-US"/>
+              </w:rPr>
+            </w:pPr>
+            <w:r>
+              <w:rPr>
+                <w:rFonts w:ascii="Century Schoolbook" w:hAnsi="Century Schoolbook"/>
+                <w:lang w:val="en-US"/>
+              </w:rPr>
+              <w:t xml:space="preserve">Designers and analysts </w:t>
+            </w:r>
+          </w:p>
+        </w:tc>
+        <w:tc>
+          <w:tcPr>
+            <w:tcW w:w="4156" w:type="dxa"/>
+          </w:tcPr>
+          <w:p>
+            <w:pPr>
+              <w:pStyle w:val="ListParagraph"/>
+              <w:ind w:left="0"/>
+              <w:jc w:val="center"/>
+              <w:rPr>
+                <w:rFonts w:ascii="Century Schoolbook" w:hAnsi="Century Schoolbook"/>
+                <w:lang w:val="en-US"/>
+              </w:rPr>
+            </w:pPr>
+            <w:r>
+              <w:rPr>
+                <w:rFonts w:ascii="Century Schoolbook" w:hAnsi="Century Schoolbook"/>
+                <w:lang w:val="en-US"/>
+              </w:rPr>
+              <w:t>Clients and end users (e.g. Ms. Sara)</w:t>
+            </w:r>
+          </w:p>
+          <w:p>
+            <w:pPr>
+              <w:pStyle w:val="ListParagraph"/>
+              <w:ind w:left="0"/>
+              <w:jc w:val="center"/>
+              <w:rPr>
+                <w:rFonts w:ascii="Century Schoolbook" w:hAnsi="Century Schoolbook"/>
+                <w:lang w:val="en-US"/>
+              </w:rPr>
+            </w:pPr>
+          </w:p>
+        </w:tc>
+      </w:tr>
+    </w:tbl>
+    <w:p>
+      <w:pPr>
+        <w:rPr>
+          <w:rFonts w:ascii="Century Schoolbook" w:hAnsi="Century Schoolbook"/>
+          <w:b/>
+          <w:bCs/>
+          <w:lang w:val="en-US"/>
+        </w:rPr>
+      </w:pPr>
+    </w:p>
+    <w:p>
+      <w:pPr>
+        <w:ind w:left="360"/>
+        <w:jc w:val="both"/>
+        <w:rPr>
+          <w:rFonts w:ascii="Century Schoolbook" w:hAnsi="Century Schoolbook"/>
+          <w:u w:val="single"/>
+          <w:lang w:val="en-US"/>
+        </w:rPr>
+      </w:pPr>
+      <w:r>
+        <w:rPr>
+          <w:rFonts w:ascii="Century Schoolbook" w:hAnsi="Century Schoolbook"/>
+          <w:u w:val="single"/>
+          <w:lang w:val="en-US"/>
+        </w:rPr>
+        <w:t xml:space="preserve">Complementary use: </w:t>
+      </w:r>
+    </w:p>
+    <w:p>
+      <w:pPr>
+        <w:ind w:left="360"/>
+        <w:jc w:val="both"/>
+        <w:rPr>
+          <w:rFonts w:ascii="Century Schoolbook" w:hAnsi="Century Schoolbook"/>
+          <w:u w:val="single"/>
+          <w:lang w:val="en-US"/>
+        </w:rPr>
+      </w:pPr>
+      <w:r>
+        <w:rPr>
+          <w:rFonts w:ascii="Century Schoolbook" w:hAnsi="Century Schoolbook"/>
+          <w:lang w:val="en-US"/>
+        </w:rPr>
+        <w:t xml:space="preserve">Each diagram exposes the limitations of the other. The DFD reveals the missing data flow that the use case fails to show, e.g. </w:t>
+      </w:r>
+      <w:proofErr w:type="spellStart"/>
+      <w:r>
+        <w:rPr>
+          <w:rFonts w:ascii="Century Schoolbook" w:hAnsi="Century Schoolbook"/>
+          <w:lang w:val="en-US"/>
+        </w:rPr>
+        <w:t>the</w:t>
+      </w:r>
+      <w:proofErr w:type="spellEnd"/>
+      <w:r>
+        <w:rPr>
+          <w:rFonts w:ascii="Century Schoolbook" w:hAnsi="Century Schoolbook"/>
+          <w:lang w:val="en-US"/>
+        </w:rPr>
+        <w:t xml:space="preserve"> removed items not being updated to D2, and how customer requests are never written into D4. The combination of all employees in (Level 0) blurs each type of employee’s responsibilities and authorized access. The DFD diagram never reveals the process of validations that are required in the system, and the use cases specifications are the ones that reveal them, as well as showing who is responsible and authorized to do such actions.</w:t>
+      </w:r>
+    </w:p>
+    <w:p>
+      <w:pPr>
+        <w:ind w:left="360"/>
+        <w:jc w:val="both"/>
+        <w:rPr>
+          <w:rFonts w:ascii="Century Schoolbook" w:hAnsi="Century Schoolbook"/>
+          <w:u w:val="single"/>
+          <w:lang w:val="en-US"/>
+        </w:rPr>
+      </w:pPr>
+      <w:r>
+        <w:rPr>
+          <w:rFonts w:ascii="Century Schoolbook" w:hAnsi="Century Schoolbook"/>
+          <w:u w:val="single"/>
+          <w:lang w:val="en-US"/>
+        </w:rPr>
+        <w:t>Which is better suited to a specific question:</w:t>
+      </w:r>
+    </w:p>
+    <w:p>
+      <w:pPr>
+        <w:ind w:left="360"/>
+        <w:jc w:val="both"/>
+        <w:rPr>
+          <w:rFonts w:ascii="Century Schoolbook" w:hAnsi="Century Schoolbook"/>
+          <w:lang w:val="en-US"/>
+        </w:rPr>
+      </w:pPr>
+      <w:r>
+        <w:rPr>
+          <w:rFonts w:ascii="Century Schoolbook" w:hAnsi="Century Schoolbook"/>
+          <w:lang w:val="en-US"/>
+        </w:rPr>
+        <w:t>if the question is “where is the inventory quantities are updated? “The DFD diagram is more suited Since each data flow is clearly visible like the flow that comes to and from a process/data store, this satisfies the requirements of this scenario which are the consistent data flow from / to either location. The use case diagram lists actions, such as Remove items, verify received goods and process sale, so if the question is “which role is authorized to remove expired goods?” this question is best answered by the use case diagram, which as mentioned before shows which role is related / responsible to each action.</w:t>
+      </w:r>
+    </w:p>
+    <w:p>
+      <w:pPr>
+        <w:ind w:left="360"/>
+        <w:jc w:val="both"/>
+        <w:rPr>
+          <w:rFonts w:ascii="Century Schoolbook" w:hAnsi="Century Schoolbook"/>
+          <w:u w:val="single"/>
+          <w:lang w:val="en-US"/>
+        </w:rPr>
+      </w:pPr>
+      <w:r>
+        <w:rPr>
+          <w:rFonts w:ascii="Century Schoolbook" w:hAnsi="Century Schoolbook"/>
+          <w:u w:val="single"/>
+          <w:lang w:val="en-US"/>
+        </w:rPr>
+        <w:t>Challenges of Sprint 1:</w:t>
+      </w:r>
+    </w:p>
+    <w:p>
+      <w:pPr>
+        <w:numPr>
+          <w:ilvl w:val="0"/>
+          <w:numId w:val="6"/>
+        </w:numPr>
+        <w:jc w:val="both"/>
+        <w:rPr>
+          <w:rFonts w:ascii="Century Schoolbook" w:hAnsi="Century Schoolbook"/>
+          <w:lang w:val="en-US"/>
+        </w:rPr>
+      </w:pPr>
+      <w:r>
+        <w:rPr>
+          <w:rFonts w:ascii="Century Schoolbook" w:hAnsi="Century Schoolbook"/>
+          <w:lang w:val="en-US"/>
+        </w:rPr>
+        <w:t>Use of GitHub as a main tool to track progress was unfamiliar to students, therefore some time was needed for them to get better at using it.</w:t>
+      </w:r>
+    </w:p>
+    <w:p>
+      <w:pPr>
+        <w:ind w:left="360"/>
+        <w:jc w:val="both"/>
+        <w:rPr>
+          <w:rFonts w:ascii="Century Schoolbook" w:hAnsi="Century Schoolbook"/>
+          <w:lang w:val="en-US"/>
+        </w:rPr>
+      </w:pPr>
+      <w:r>
+        <w:rPr>
+          <w:rFonts w:ascii="Century Schoolbook" w:hAnsi="Century Schoolbook"/>
+          <w:lang w:val="en-US"/>
+        </w:rPr>
+        <w:t>For example, setting up branches, linking issues to pull requests.</w:t>
+      </w:r>
+    </w:p>
+    <w:p>
+      <w:pPr>
+        <w:numPr>
+          <w:ilvl w:val="0"/>
+          <w:numId w:val="6"/>
+        </w:numPr>
+        <w:jc w:val="both"/>
+        <w:rPr>
+          <w:rFonts w:ascii="Century Schoolbook" w:hAnsi="Century Schoolbook"/>
+          <w:lang w:val="en-US"/>
+        </w:rPr>
+      </w:pPr>
+      <w:r>
+        <w:rPr>
+          <w:rFonts w:ascii="Century Schoolbook" w:hAnsi="Century Schoolbook"/>
+          <w:lang w:val="en-US"/>
+        </w:rPr>
+        <w:t>Getting familiar with visual paradigm took some time to master, as well as only one person being able to edit on the project at a time.</w:t>
+      </w:r>
+    </w:p>
+    <w:p>
+      <w:pPr>
+        <w:numPr>
+          <w:ilvl w:val="0"/>
+          <w:numId w:val="6"/>
+        </w:numPr>
+        <w:jc w:val="both"/>
+        <w:rPr>
+          <w:rFonts w:ascii="Century Schoolbook" w:hAnsi="Century Schoolbook"/>
+          <w:lang w:val="en-US"/>
+        </w:rPr>
+      </w:pPr>
+      <w:r>
+        <w:rPr>
+          <w:rFonts w:ascii="Century Schoolbook" w:hAnsi="Century Schoolbook"/>
+          <w:lang w:val="en-US"/>
+        </w:rPr>
+        <w:t>Transforming the background story into different types of diagrams.</w:t>
+      </w:r>
+    </w:p>
+    <w:p>
+      <w:pPr>
+        <w:ind w:left="360"/>
+        <w:jc w:val="both"/>
+        <w:rPr>
+          <w:rFonts w:ascii="Century Schoolbook" w:hAnsi="Century Schoolbook"/>
+          <w:u w:val="single"/>
+          <w:lang w:val="en-US"/>
+        </w:rPr>
+      </w:pPr>
+      <w:r>
+        <w:rPr>
+          <w:rFonts w:ascii="Century Schoolbook" w:hAnsi="Century Schoolbook"/>
+          <w:u w:val="single"/>
+          <w:lang w:val="en-US"/>
+        </w:rPr>
+        <w:t>Improvements to be applied to Sprint 2:</w:t>
+      </w:r>
+    </w:p>
+    <w:p>
+      <w:pPr>
+        <w:numPr>
+          <w:ilvl w:val="0"/>
+          <w:numId w:val="7"/>
+        </w:numPr>
+        <w:jc w:val="both"/>
+        <w:rPr>
+          <w:rFonts w:ascii="Century Schoolbook" w:hAnsi="Century Schoolbook"/>
+          <w:lang w:val="en-US"/>
+        </w:rPr>
+      </w:pPr>
+      <w:r>
+        <w:rPr>
+          <w:rFonts w:ascii="Century Schoolbook" w:hAnsi="Century Schoolbook"/>
+          <w:lang w:val="en-US"/>
+        </w:rPr>
+        <w:t>Daily updates of the board rather than every couple of days.</w:t>
+      </w:r>
+    </w:p>
+    <w:p>
+      <w:pPr>
+        <w:numPr>
+          <w:ilvl w:val="0"/>
+          <w:numId w:val="7"/>
+        </w:numPr>
+        <w:jc w:val="both"/>
+        <w:rPr>
+          <w:rFonts w:ascii="Century Schoolbook" w:hAnsi="Century Schoolbook"/>
+          <w:lang w:val="en-US"/>
+        </w:rPr>
+      </w:pPr>
+      <w:r>
+        <w:rPr>
+          <w:rFonts w:ascii="Century Schoolbook" w:hAnsi="Century Schoolbook"/>
+          <w:lang w:val="en-US"/>
+        </w:rPr>
         <w:lastRenderedPageBreak/>
+        <w:t>Reviewing the background story again before starting sprint 2.</w:t>
+      </w:r>
+    </w:p>
+    <w:p>
+      <w:pPr>
+        <w:numPr>
+          <w:ilvl w:val="0"/>
+          <w:numId w:val="7"/>
+        </w:numPr>
+        <w:jc w:val="both"/>
+        <w:rPr>
+          <w:rFonts w:ascii="Century Schoolbook" w:hAnsi="Century Schoolbook"/>
+          <w:lang w:val="en-US"/>
+        </w:rPr>
+      </w:pPr>
+      <w:r>
+        <w:rPr>
+          <w:rFonts w:ascii="Century Schoolbook" w:hAnsi="Century Schoolbook"/>
+          <w:lang w:val="en-US"/>
+        </w:rPr>
+        <w:t>Updating the report of sprint 2 regularly rather than creating it at the end of the sprint.</w:t>
+      </w:r>
+    </w:p>
+    <w:p>
+      <w:pPr>
+        <w:rPr>
+          <w:rFonts w:ascii="Century Schoolbook" w:hAnsi="Century Schoolbook"/>
+          <w:b/>
+          <w:bCs/>
+          <w:u w:val="single"/>
+          <w:lang w:val="en-US"/>
+        </w:rPr>
+      </w:pPr>
+      <w:r>
+        <w:rPr>
+          <w:rFonts w:ascii="Century Schoolbook" w:hAnsi="Century Schoolbook"/>
+          <w:b/>
+          <w:bCs/>
+          <w:u w:val="single"/>
+          <w:lang w:val="en-US"/>
+        </w:rPr>
+        <w:t xml:space="preserve">Evidence of using scrum process in </w:t>
+      </w:r>
+      <w:r>
+        <w:rPr>
+          <w:rFonts w:ascii="Century Schoolbook" w:hAnsi="Century Schoolbook"/>
+          <w:b/>
+          <w:bCs/>
+          <w:u w:val="single"/>
+          <w:lang w:val="en-US"/>
+        </w:rPr>
+        <w:t>S</w:t>
+      </w:r>
+      <w:r>
+        <w:rPr>
+          <w:rFonts w:ascii="Century Schoolbook" w:hAnsi="Century Schoolbook"/>
+          <w:b/>
+          <w:bCs/>
+          <w:u w:val="single"/>
+          <w:lang w:val="en-US"/>
+        </w:rPr>
+        <w:t>print1:</w:t>
+      </w:r>
+    </w:p>
+    <w:tbl>
+      <w:tblPr>
+        <w:tblStyle w:val="TableGrid"/>
+        <w:tblW w:w="0" w:type="auto"/>
+        <w:tblLook w:val="04A0" w:firstRow="1" w:lastRow="0" w:firstColumn="1" w:lastColumn="0" w:noHBand="0" w:noVBand="1"/>
+      </w:tblPr>
+      <w:tblGrid>
+        <w:gridCol w:w="10082"/>
+      </w:tblGrid>
+      <w:tr>
+        <w:tc>
+          <w:tcPr>
+            <w:tcW w:w="10082" w:type="dxa"/>
+          </w:tcPr>
+          <w:p>
+            <w:pPr>
+              <w:rPr>
+                <w:rFonts w:ascii="Century Schoolbook" w:hAnsi="Century Schoolbook"/>
+                <w:b/>
+                <w:bCs/>
+                <w:lang w:val="en-US"/>
+              </w:rPr>
+            </w:pPr>
+            <w:r>
+              <w:rPr>
+                <w:rFonts w:ascii="Century Schoolbook" w:hAnsi="Century Schoolbook"/>
+                <w:b/>
+                <w:bCs/>
+                <w:lang w:val="en-US"/>
+              </w:rPr>
+              <w:t>Board:</w:t>
+            </w:r>
+          </w:p>
+        </w:tc>
+      </w:tr>
+      <w:tr>
+        <w:tc>
+          <w:tcPr>
+            <w:tcW w:w="10082" w:type="dxa"/>
+          </w:tcPr>
+          <w:p>
+            <w:pPr>
+              <w:rPr>
+                <w:rFonts w:ascii="Century Schoolbook" w:hAnsi="Century Schoolbook"/>
+                <w:b/>
+                <w:bCs/>
+                <w:lang w:val="en-US"/>
+              </w:rPr>
+            </w:pPr>
+            <w:r>
+              <w:rPr>
+                <w:rFonts w:ascii="Century Schoolbook" w:hAnsi="Century Schoolbook"/>
+                <w:b/>
+                <w:bCs/>
+                <w:noProof/>
+                <w:lang w:val="en-US"/>
+              </w:rPr>
+              <w:drawing>
+                <wp:inline distT="0" distB="0" distL="0" distR="0" wp14:anchorId="7FEAB419" wp14:editId="7F65B130">
+                  <wp:extent cx="2786679" cy="1314919"/>
+                  <wp:effectExtent l="0" t="0" r="0" b="6350"/>
+                  <wp:docPr id="2063007058" name="Picture 25"/>
+                  <wp:cNvGraphicFramePr>
+                    <a:graphicFrameLocks xmlns:a="http://schemas.openxmlformats.org/drawingml/2006/main" noChangeAspect="1"/>
+                  </wp:cNvGraphicFramePr>
+                  <a:graphic xmlns:a="http://schemas.openxmlformats.org/drawingml/2006/main">
+                    <a:graphicData uri="http://schemas.openxmlformats.org/drawingml/2006/picture">
+                      <pic:pic xmlns:pic="http://schemas.openxmlformats.org/drawingml/2006/picture">
+                        <pic:nvPicPr>
+                          <pic:cNvPr id="2063007058" name="Picture 2063007058"/>
+                          <pic:cNvPicPr/>
+                        </pic:nvPicPr>
+                        <pic:blipFill>
+                          <a:blip r:embed="rId11" cstate="print">
+                            <a:extLst>
+                              <a:ext uri="{28A0092B-C50C-407E-A947-70E740481C1C}">
+                                <a14:useLocalDpi xmlns:a14="http://schemas.microsoft.com/office/drawing/2010/main" val="0"/>
+                              </a:ext>
+                            </a:extLst>
+                          </a:blip>
+                          <a:stretch>
+                            <a:fillRect/>
+                          </a:stretch>
+                        </pic:blipFill>
+                        <pic:spPr>
+                          <a:xfrm>
+                            <a:off x="0" y="0"/>
+                            <a:ext cx="2802577" cy="1322421"/>
+                          </a:xfrm>
+                          <a:prstGeom prst="rect">
+                            <a:avLst/>
+                          </a:prstGeom>
+                        </pic:spPr>
+                      </pic:pic>
+                    </a:graphicData>
+                  </a:graphic>
+                </wp:inline>
+              </w:drawing>
+            </w:r>
+            <w:r>
+              <w:rPr>
+                <w:rFonts w:ascii="Century Schoolbook" w:hAnsi="Century Schoolbook"/>
+                <w:b/>
+                <w:bCs/>
+                <w:noProof/>
+                <w:lang w:val="en-US"/>
+              </w:rPr>
+              <w:drawing>
+                <wp:inline distT="0" distB="0" distL="0" distR="0" wp14:anchorId="6C966F41" wp14:editId="672B338E">
+                  <wp:extent cx="2832692" cy="1320912"/>
+                  <wp:effectExtent l="0" t="0" r="0" b="0"/>
+                  <wp:docPr id="1430856620" name="Picture 26"/>
+                  <wp:cNvGraphicFramePr>
+                    <a:graphicFrameLocks xmlns:a="http://schemas.openxmlformats.org/drawingml/2006/main" noChangeAspect="1"/>
+                  </wp:cNvGraphicFramePr>
+                  <a:graphic xmlns:a="http://schemas.openxmlformats.org/drawingml/2006/main">
+                    <a:graphicData uri="http://schemas.openxmlformats.org/drawingml/2006/picture">
+                      <pic:pic xmlns:pic="http://schemas.openxmlformats.org/drawingml/2006/picture">
+                        <pic:nvPicPr>
+                          <pic:cNvPr id="1430856620" name="Picture 1430856620"/>
+                          <pic:cNvPicPr/>
+                        </pic:nvPicPr>
+                        <pic:blipFill>
+                          <a:blip r:embed="rId12" cstate="print">
+                            <a:extLst>
+                              <a:ext uri="{28A0092B-C50C-407E-A947-70E740481C1C}">
+                                <a14:useLocalDpi xmlns:a14="http://schemas.microsoft.com/office/drawing/2010/main" val="0"/>
+                              </a:ext>
+                            </a:extLst>
+                          </a:blip>
+                          <a:stretch>
+                            <a:fillRect/>
+                          </a:stretch>
+                        </pic:blipFill>
+                        <pic:spPr>
+                          <a:xfrm>
+                            <a:off x="0" y="0"/>
+                            <a:ext cx="2963633" cy="1381971"/>
+                          </a:xfrm>
+                          <a:prstGeom prst="rect">
+                            <a:avLst/>
+                          </a:prstGeom>
+                        </pic:spPr>
+                      </pic:pic>
+                    </a:graphicData>
+                  </a:graphic>
+                </wp:inline>
+              </w:drawing>
+            </w:r>
+            <w:r>
+              <w:rPr>
+                <w:rFonts w:ascii="Century Schoolbook" w:hAnsi="Century Schoolbook"/>
+                <w:b/>
+                <w:bCs/>
+                <w:noProof/>
+                <w:lang w:val="en-US"/>
+              </w:rPr>
+              <w:drawing>
+                <wp:inline distT="0" distB="0" distL="0" distR="0" wp14:anchorId="6CEB0526" wp14:editId="465C8A1C">
+                  <wp:extent cx="2786380" cy="1301526"/>
+                  <wp:effectExtent l="0" t="0" r="0" b="0"/>
+                  <wp:docPr id="123608618" name="Picture 27"/>
+                  <wp:cNvGraphicFramePr>
+                    <a:graphicFrameLocks xmlns:a="http://schemas.openxmlformats.org/drawingml/2006/main" noChangeAspect="1"/>
+                  </wp:cNvGraphicFramePr>
+                  <a:graphic xmlns:a="http://schemas.openxmlformats.org/drawingml/2006/main">
+                    <a:graphicData uri="http://schemas.openxmlformats.org/drawingml/2006/picture">
+                      <pic:pic xmlns:pic="http://schemas.openxmlformats.org/drawingml/2006/picture">
+                        <pic:nvPicPr>
+                          <pic:cNvPr id="123608618" name="Picture 123608618"/>
+                          <pic:cNvPicPr/>
+                        </pic:nvPicPr>
+                        <pic:blipFill>
+                          <a:blip r:embed="rId13" cstate="print">
+                            <a:extLst>
+                              <a:ext uri="{28A0092B-C50C-407E-A947-70E740481C1C}">
+                                <a14:useLocalDpi xmlns:a14="http://schemas.microsoft.com/office/drawing/2010/main" val="0"/>
+                              </a:ext>
+                            </a:extLst>
+                          </a:blip>
+                          <a:stretch>
+                            <a:fillRect/>
+                          </a:stretch>
+                        </pic:blipFill>
+                        <pic:spPr>
+                          <a:xfrm>
+                            <a:off x="0" y="0"/>
+                            <a:ext cx="2862060" cy="1336876"/>
+                          </a:xfrm>
+                          <a:prstGeom prst="rect">
+                            <a:avLst/>
+                          </a:prstGeom>
+                        </pic:spPr>
+                      </pic:pic>
+                    </a:graphicData>
+                  </a:graphic>
+                </wp:inline>
+              </w:drawing>
+            </w:r>
+          </w:p>
+        </w:tc>
+      </w:tr>
+      <w:tr>
+        <w:tc>
+          <w:tcPr>
+            <w:tcW w:w="10082" w:type="dxa"/>
+          </w:tcPr>
+          <w:p>
+            <w:pPr>
+              <w:rPr>
+                <w:rFonts w:ascii="Century Schoolbook" w:hAnsi="Century Schoolbook"/>
+                <w:b/>
+                <w:bCs/>
+                <w:noProof/>
+                <w:lang w:val="en-US"/>
+              </w:rPr>
+            </w:pPr>
+            <w:r>
+              <w:rPr>
+                <w:rFonts w:ascii="Century Schoolbook" w:hAnsi="Century Schoolbook"/>
+                <w:b/>
+                <w:bCs/>
+                <w:noProof/>
+                <w:lang w:val="en-US"/>
+              </w:rPr>
+              <w:t>Road Map:</w:t>
+            </w:r>
+          </w:p>
+        </w:tc>
+      </w:tr>
+      <w:tr>
+        <w:tc>
+          <w:tcPr>
+            <w:tcW w:w="10082" w:type="dxa"/>
+          </w:tcPr>
+          <w:p>
+            <w:pPr>
+              <w:rPr>
+                <w:rFonts w:ascii="Century Schoolbook" w:hAnsi="Century Schoolbook"/>
+                <w:b/>
+                <w:bCs/>
+                <w:noProof/>
+                <w:u w:val="single"/>
+                <w:lang w:val="en-US"/>
+              </w:rPr>
+            </w:pPr>
+            <w:r>
+              <w:rPr>
+                <w:rFonts w:ascii="Century Schoolbook" w:hAnsi="Century Schoolbook"/>
+                <w:b/>
+                <w:bCs/>
+                <w:noProof/>
+                <w:u w:val="single"/>
+                <w:lang w:val="en-US"/>
+              </w:rPr>
+              <w:drawing>
+                <wp:inline distT="0" distB="0" distL="0" distR="0" wp14:anchorId="7FBCFFB1" wp14:editId="2D0F7DDE">
+                  <wp:extent cx="2937145" cy="1362635"/>
+                  <wp:effectExtent l="0" t="0" r="0" b="0"/>
+                  <wp:docPr id="621100303" name="Picture 28"/>
+                  <wp:cNvGraphicFramePr>
+                    <a:graphicFrameLocks xmlns:a="http://schemas.openxmlformats.org/drawingml/2006/main" noChangeAspect="1"/>
+                  </wp:cNvGraphicFramePr>
+                  <a:graphic xmlns:a="http://schemas.openxmlformats.org/drawingml/2006/main">
+                    <a:graphicData uri="http://schemas.openxmlformats.org/drawingml/2006/picture">
+                      <pic:pic xmlns:pic="http://schemas.openxmlformats.org/drawingml/2006/picture">
+                        <pic:nvPicPr>
+                          <pic:cNvPr id="621100303" name="Picture 621100303"/>
+                          <pic:cNvPicPr/>
+                        </pic:nvPicPr>
+                        <pic:blipFill>
+                          <a:blip r:embed="rId14" cstate="print">
+                            <a:extLst>
+                              <a:ext uri="{28A0092B-C50C-407E-A947-70E740481C1C}">
+                                <a14:useLocalDpi xmlns:a14="http://schemas.microsoft.com/office/drawing/2010/main" val="0"/>
+                              </a:ext>
+                            </a:extLst>
+                          </a:blip>
+                          <a:stretch>
+                            <a:fillRect/>
+                          </a:stretch>
+                        </pic:blipFill>
+                        <pic:spPr>
+                          <a:xfrm>
+                            <a:off x="0" y="0"/>
+                            <a:ext cx="2960201" cy="1373331"/>
+                          </a:xfrm>
+                          <a:prstGeom prst="rect">
+                            <a:avLst/>
+                          </a:prstGeom>
+                        </pic:spPr>
+                      </pic:pic>
+                    </a:graphicData>
+                  </a:graphic>
+                </wp:inline>
+              </w:drawing>
+            </w:r>
+            <w:r>
+              <w:rPr>
+                <w:rFonts w:ascii="Century Schoolbook" w:hAnsi="Century Schoolbook"/>
+                <w:b/>
+                <w:bCs/>
+                <w:noProof/>
+                <w:u w:val="single"/>
+                <w:lang w:val="en-US"/>
+              </w:rPr>
+              <w:drawing>
+                <wp:inline distT="0" distB="0" distL="0" distR="0" wp14:anchorId="0D54025A" wp14:editId="3ADF8C20">
+                  <wp:extent cx="2957008" cy="1409355"/>
+                  <wp:effectExtent l="0" t="0" r="2540" b="635"/>
+                  <wp:docPr id="1350606067" name="Picture 29"/>
+                  <wp:cNvGraphicFramePr>
+                    <a:graphicFrameLocks xmlns:a="http://schemas.openxmlformats.org/drawingml/2006/main" noChangeAspect="1"/>
+                  </wp:cNvGraphicFramePr>
+                  <a:graphic xmlns:a="http://schemas.openxmlformats.org/drawingml/2006/main">
+                    <a:graphicData uri="http://schemas.openxmlformats.org/drawingml/2006/picture">
+                      <pic:pic xmlns:pic="http://schemas.openxmlformats.org/drawingml/2006/picture">
+                        <pic:nvPicPr>
+                          <pic:cNvPr id="1350606067" name="Picture 1350606067"/>
+                          <pic:cNvPicPr/>
+                        </pic:nvPicPr>
+                        <pic:blipFill>
+                          <a:blip r:embed="rId15" cstate="print">
+                            <a:extLst>
+                              <a:ext uri="{28A0092B-C50C-407E-A947-70E740481C1C}">
+                                <a14:useLocalDpi xmlns:a14="http://schemas.microsoft.com/office/drawing/2010/main" val="0"/>
+                              </a:ext>
+                            </a:extLst>
+                          </a:blip>
+                          <a:stretch>
+                            <a:fillRect/>
+                          </a:stretch>
+                        </pic:blipFill>
+                        <pic:spPr>
+                          <a:xfrm>
+                            <a:off x="0" y="0"/>
+                            <a:ext cx="2996056" cy="1427966"/>
+                          </a:xfrm>
+                          <a:prstGeom prst="rect">
+                            <a:avLst/>
+                          </a:prstGeom>
+                        </pic:spPr>
+                      </pic:pic>
+                    </a:graphicData>
+                  </a:graphic>
+                </wp:inline>
+              </w:drawing>
+            </w:r>
+          </w:p>
+        </w:tc>
+      </w:tr>
+    </w:tbl>
+    <w:p>
+      <w:pPr>
+        <w:rPr>
+          <w:rFonts w:ascii="Century Schoolbook" w:hAnsi="Century Schoolbook"/>
+          <w:lang w:val="en-US"/>
+        </w:rPr>
+      </w:pPr>
+    </w:p>
+    <w:p>
+      <w:pPr>
+        <w:rPr>
+          <w:rFonts w:ascii="Century Schoolbook" w:hAnsi="Century Schoolbook"/>
+          <w:b/>
+          <w:bCs/>
+          <w:u w:val="single"/>
+          <w:lang w:val="en-US"/>
+        </w:rPr>
+      </w:pPr>
+      <w:r>
+        <w:rPr>
+          <w:rFonts w:ascii="Century Schoolbook" w:hAnsi="Century Schoolbook"/>
+          <w:b/>
+          <w:bCs/>
+          <w:u w:val="single"/>
+          <w:lang w:val="en-US"/>
+        </w:rPr>
         <w:t>Sprint 2:</w:t>
       </w:r>
     </w:p>
@@ -1191,7 +2632,23 @@
           <w:u w:val="single"/>
           <w:lang w:val="en-US"/>
         </w:rPr>
-        <w:t>Components:</w:t>
+        <w:t>Components</w:t>
+      </w:r>
+      <w:r>
+        <w:rPr>
+          <w:rFonts w:ascii="Century Schoolbook" w:hAnsi="Century Schoolbook"/>
+          <w:u w:val="single"/>
+          <w:lang w:val="en-US"/>
+        </w:rPr>
+        <w:t xml:space="preserve"> of Sprint 2</w:t>
+      </w:r>
+      <w:r>
+        <w:rPr>
+          <w:rFonts w:ascii="Century Schoolbook" w:hAnsi="Century Schoolbook"/>
+          <w:u w:val="single"/>
+          <w:lang w:val="en-US"/>
+        </w:rPr>
+        <w:t>:</w:t>
       </w:r>
     </w:p>
     <w:p>
@@ -1236,7 +2693,21 @@
           <w:rFonts w:ascii="Century Schoolbook" w:hAnsi="Century Schoolbook"/>
           <w:lang w:val="en-US"/>
         </w:rPr>
-        <w:t>3-Important tables:</w:t>
+        <w:t xml:space="preserve">3-Important </w:t>
+      </w:r>
+      <w:r>
+        <w:rPr>
+          <w:rFonts w:ascii="Century Schoolbook" w:hAnsi="Century Schoolbook"/>
+          <w:lang w:val="en-US"/>
+        </w:rPr>
+        <w:t>T</w:t>
+      </w:r>
+      <w:r>
+        <w:rPr>
+          <w:rFonts w:ascii="Century Schoolbook" w:hAnsi="Century Schoolbook"/>
+          <w:lang w:val="en-US"/>
+        </w:rPr>
+        <w:t>ables:</w:t>
       </w:r>
     </w:p>
     <w:p>
@@ -1256,7 +2727,21 @@
           <w:rFonts w:ascii="Century Schoolbook" w:hAnsi="Century Schoolbook"/>
           <w:lang w:val="en-US"/>
         </w:rPr>
-        <w:t xml:space="preserve">Trackability Table </w:t>
+        <w:t>Trac</w:t>
+      </w:r>
+      <w:r>
+        <w:rPr>
+          <w:rFonts w:ascii="Century Schoolbook" w:hAnsi="Century Schoolbook"/>
+          <w:lang w:val="en-US"/>
+        </w:rPr>
+        <w:t>e</w:t>
+      </w:r>
+      <w:r>
+        <w:rPr>
+          <w:rFonts w:ascii="Century Schoolbook" w:hAnsi="Century Schoolbook"/>
+          <w:lang w:val="en-US"/>
+        </w:rPr>
+        <w:t xml:space="preserve">ability Table </w:t>
       </w:r>
     </w:p>
     <w:p>
@@ -1343,35 +2828,7 @@
           <w:rFonts w:ascii="Century Schoolbook" w:hAnsi="Century Schoolbook"/>
           <w:lang w:val="en-US"/>
         </w:rPr>
-        <w:t xml:space="preserve">First </w:t>
-      </w:r>
-      <w:r>
-        <w:rPr>
-          <w:rFonts w:ascii="Century Schoolbook" w:hAnsi="Century Schoolbook"/>
-          <w:lang w:val="en-US"/>
-        </w:rPr>
-        <w:t>U</w:t>
-      </w:r>
-      <w:r>
-        <w:rPr>
-          <w:rFonts w:ascii="Century Schoolbook" w:hAnsi="Century Schoolbook"/>
-          <w:lang w:val="en-US"/>
-        </w:rPr>
-        <w:t xml:space="preserve">se </w:t>
-      </w:r>
-      <w:r>
-        <w:rPr>
-          <w:rFonts w:ascii="Century Schoolbook" w:hAnsi="Century Schoolbook"/>
-          <w:lang w:val="en-US"/>
-        </w:rPr>
-        <w:t>C</w:t>
-      </w:r>
-      <w:r>
-        <w:rPr>
-          <w:rFonts w:ascii="Century Schoolbook" w:hAnsi="Century Schoolbook"/>
-          <w:lang w:val="en-US"/>
-        </w:rPr>
-        <w:t>ase: Create Supplier Order (UC001)</w:t>
+        <w:t>First Use Case: Create Supplier Order (UC001)</w:t>
       </w:r>
     </w:p>
     <w:tbl>
@@ -1405,6 +2862,7 @@
                 <w:rFonts w:ascii="Century Schoolbook" w:hAnsi="Century Schoolbook"/>
                 <w:lang w:val="en-US"/>
               </w:rPr>
+              <w:lastRenderedPageBreak/>
               <w:t>Use Case ID</w:t>
             </w:r>
           </w:p>
@@ -1462,7 +2920,7 @@
           <w:p>
             <w:pPr>
               <w:rPr>
-                <w:rFonts w:ascii="Century Schoolbook" w:hAnsi="Century Schoolbook" w:hint="cs"/>
+                <w:rFonts w:ascii="Century Schoolbook" w:hAnsi="Century Schoolbook"/>
                 <w:rtl/>
                 <w:lang w:val="en-US"/>
               </w:rPr>
@@ -1856,7 +3314,6 @@
                 <w:rFonts w:ascii="Century Schoolbook" w:hAnsi="Century Schoolbook"/>
                 <w:lang w:val="en-US"/>
               </w:rPr>
-              <w:lastRenderedPageBreak/>
               <w:t>5. The Manager confirms the order.</w:t>
             </w:r>
           </w:p>
@@ -2079,70 +3536,7 @@
           <w:rFonts w:ascii="Century Schoolbook" w:hAnsi="Century Schoolbook"/>
           <w:lang w:val="en-US"/>
         </w:rPr>
-        <w:t>Second</w:t>
-      </w:r>
-      <w:r>
-        <w:rPr>
-          <w:rFonts w:ascii="Century Schoolbook" w:hAnsi="Century Schoolbook"/>
-          <w:lang w:val="en-US"/>
-        </w:rPr>
-        <w:t xml:space="preserve"> </w:t>
-      </w:r>
-      <w:r>
-        <w:rPr>
-          <w:rFonts w:ascii="Century Schoolbook" w:hAnsi="Century Schoolbook"/>
-          <w:lang w:val="en-US"/>
-        </w:rPr>
-        <w:t>U</w:t>
-      </w:r>
-      <w:r>
-        <w:rPr>
-          <w:rFonts w:ascii="Century Schoolbook" w:hAnsi="Century Schoolbook"/>
-          <w:lang w:val="en-US"/>
-        </w:rPr>
-        <w:t xml:space="preserve">se </w:t>
-      </w:r>
-      <w:r>
-        <w:rPr>
-          <w:rFonts w:ascii="Century Schoolbook" w:hAnsi="Century Schoolbook"/>
-          <w:lang w:val="en-US"/>
-        </w:rPr>
-        <w:t>C</w:t>
-      </w:r>
-      <w:r>
-        <w:rPr>
-          <w:rFonts w:ascii="Century Schoolbook" w:hAnsi="Century Schoolbook"/>
-          <w:lang w:val="en-US"/>
-        </w:rPr>
-        <w:t xml:space="preserve">ase: </w:t>
-      </w:r>
-      <w:r>
-        <w:rPr>
-          <w:rFonts w:ascii="Century Schoolbook" w:hAnsi="Century Schoolbook"/>
-          <w:lang w:val="en-US"/>
-        </w:rPr>
-        <w:t xml:space="preserve">Verify Received Goods </w:t>
-      </w:r>
-      <w:r>
-        <w:rPr>
-          <w:rFonts w:ascii="Century Schoolbook" w:hAnsi="Century Schoolbook"/>
-          <w:lang w:val="en-US"/>
-        </w:rPr>
-        <w:t>(UC00</w:t>
-      </w:r>
-      <w:r>
-        <w:rPr>
-          <w:rFonts w:ascii="Century Schoolbook" w:hAnsi="Century Schoolbook"/>
-          <w:lang w:val="en-US"/>
-        </w:rPr>
-        <w:t>2</w:t>
-      </w:r>
-      <w:r>
-        <w:rPr>
-          <w:rFonts w:ascii="Century Schoolbook" w:hAnsi="Century Schoolbook"/>
-          <w:lang w:val="en-US"/>
-        </w:rPr>
-        <w:t>)</w:t>
+        <w:t>Second Use Case: Verify Received Goods (UC002)</w:t>
       </w:r>
     </w:p>
     <w:tbl>
@@ -2176,6 +3570,7 @@
                 <w:rFonts w:ascii="Century Schoolbook" w:hAnsi="Century Schoolbook"/>
                 <w:lang w:val="en-US"/>
               </w:rPr>
+              <w:lastRenderedPageBreak/>
               <w:t>Use Case ID</w:t>
             </w:r>
           </w:p>
@@ -2197,28 +3592,7 @@
                 <w:rFonts w:ascii="Century Schoolbook" w:hAnsi="Century Schoolbook"/>
                 <w:lang w:val="en-US"/>
               </w:rPr>
-              <w:t>UC00</w:t>
-            </w:r>
-            <w:r>
-              <w:rPr>
-                <w:rFonts w:ascii="Century Schoolbook" w:hAnsi="Century Schoolbook"/>
-                <w:lang w:val="en-US"/>
-              </w:rPr>
-              <w:t>2</w:t>
-            </w:r>
-            <w:r>
-              <w:rPr>
-                <w:rFonts w:ascii="Century Schoolbook" w:hAnsi="Century Schoolbook"/>
-                <w:lang w:val="en-US"/>
-              </w:rPr>
-              <w:t xml:space="preserve"> </w:t>
-            </w:r>
-            <w:r>
-              <w:rPr>
-                <w:rFonts w:ascii="Century Schoolbook" w:hAnsi="Century Schoolbook"/>
-                <w:lang w:val="en-US"/>
-              </w:rPr>
-              <w:t>Verify Received Goods</w:t>
+              <w:t>UC002 Verify Received Goods</w:t>
             </w:r>
           </w:p>
         </w:tc>
@@ -2353,23 +3727,7 @@
                 <w:rFonts w:ascii="Century Schoolbook" w:hAnsi="Century Schoolbook"/>
                 <w:lang w:val="en-US"/>
               </w:rPr>
-              <w:t xml:space="preserve">Order arrives at the </w:t>
-            </w:r>
-            <w:proofErr w:type="gramStart"/>
-            <w:r>
-              <w:rPr>
-                <w:rFonts w:ascii="Century Schoolbook" w:hAnsi="Century Schoolbook"/>
-                <w:lang w:val="en-US"/>
-              </w:rPr>
-              <w:t>store</w:t>
-            </w:r>
-            <w:proofErr w:type="gramEnd"/>
-            <w:r>
-              <w:rPr>
-                <w:rFonts w:ascii="Century Schoolbook" w:hAnsi="Century Schoolbook"/>
-                <w:lang w:val="en-US"/>
-              </w:rPr>
-              <w:t xml:space="preserve"> and the manger opens the verify received goods in the system.</w:t>
+              <w:t>Order arrives at the store and the manger opens the verify received goods in the system.</w:t>
             </w:r>
           </w:p>
         </w:tc>
@@ -2573,21 +3931,7 @@
                 <w:rFonts w:ascii="Century Schoolbook" w:hAnsi="Century Schoolbook"/>
                 <w:lang w:val="en-US"/>
               </w:rPr>
-              <w:t xml:space="preserve">1. The order arrives to the store, and the manager inspects it </w:t>
-            </w:r>
-            <w:r>
-              <w:rPr>
-                <w:rFonts w:ascii="Century Schoolbook" w:hAnsi="Century Schoolbook"/>
-                <w:lang w:val="en-US"/>
-              </w:rPr>
-              <w:t>thoroughly</w:t>
-            </w:r>
-            <w:r>
-              <w:rPr>
-                <w:rFonts w:ascii="Century Schoolbook" w:hAnsi="Century Schoolbook"/>
-                <w:lang w:val="en-US"/>
-              </w:rPr>
-              <w:t>. He selects the verify order option.</w:t>
+              <w:t>1. The order arrives to the store, and the manager inspects it thoroughly. He selects the verify order option.</w:t>
             </w:r>
           </w:p>
         </w:tc>
@@ -2697,15 +4041,7 @@
                 <w:rFonts w:ascii="Century Schoolbook" w:hAnsi="Century Schoolbook"/>
                 <w:lang w:val="en-US"/>
               </w:rPr>
-              <w:t xml:space="preserve">6. after the verification the system will update the inventory stock with the new </w:t>
-            </w:r>
-            <w:r>
-              <w:rPr>
-                <w:rFonts w:ascii="Century Schoolbook" w:hAnsi="Century Schoolbook"/>
-                <w:lang w:val="en-US"/>
-              </w:rPr>
-              <w:lastRenderedPageBreak/>
-              <w:t>quantities. Using the trigger (include) add item to inventory.</w:t>
+              <w:t>6. after the verification the system will update the inventory stock with the new quantities. Using the trigger (include) add item to inventory.</w:t>
             </w:r>
           </w:p>
         </w:tc>
@@ -2881,70 +4217,7 @@
           <w:rFonts w:ascii="Century Schoolbook" w:hAnsi="Century Schoolbook"/>
           <w:lang w:val="en-US"/>
         </w:rPr>
-        <w:t>Third</w:t>
-      </w:r>
-      <w:r>
-        <w:rPr>
-          <w:rFonts w:ascii="Century Schoolbook" w:hAnsi="Century Schoolbook"/>
-          <w:lang w:val="en-US"/>
-        </w:rPr>
-        <w:t xml:space="preserve"> </w:t>
-      </w:r>
-      <w:r>
-        <w:rPr>
-          <w:rFonts w:ascii="Century Schoolbook" w:hAnsi="Century Schoolbook"/>
-          <w:lang w:val="en-US"/>
-        </w:rPr>
-        <w:t>U</w:t>
-      </w:r>
-      <w:r>
-        <w:rPr>
-          <w:rFonts w:ascii="Century Schoolbook" w:hAnsi="Century Schoolbook"/>
-          <w:lang w:val="en-US"/>
-        </w:rPr>
-        <w:t xml:space="preserve">se </w:t>
-      </w:r>
-      <w:r>
-        <w:rPr>
-          <w:rFonts w:ascii="Century Schoolbook" w:hAnsi="Century Schoolbook"/>
-          <w:lang w:val="en-US"/>
-        </w:rPr>
-        <w:t>C</w:t>
-      </w:r>
-      <w:r>
-        <w:rPr>
-          <w:rFonts w:ascii="Century Schoolbook" w:hAnsi="Century Schoolbook"/>
-          <w:lang w:val="en-US"/>
-        </w:rPr>
-        <w:t xml:space="preserve">ase: </w:t>
-      </w:r>
-      <w:r>
-        <w:rPr>
-          <w:rFonts w:ascii="Century Schoolbook" w:hAnsi="Century Schoolbook"/>
-          <w:lang w:val="en-US"/>
-        </w:rPr>
-        <w:t xml:space="preserve">Process Sale </w:t>
-      </w:r>
-      <w:r>
-        <w:rPr>
-          <w:rFonts w:ascii="Century Schoolbook" w:hAnsi="Century Schoolbook"/>
-          <w:lang w:val="en-US"/>
-        </w:rPr>
-        <w:t>(UC00</w:t>
-      </w:r>
-      <w:r>
-        <w:rPr>
-          <w:rFonts w:ascii="Century Schoolbook" w:hAnsi="Century Schoolbook"/>
-          <w:lang w:val="en-US"/>
-        </w:rPr>
-        <w:t>3</w:t>
-      </w:r>
-      <w:r>
-        <w:rPr>
-          <w:rFonts w:ascii="Century Schoolbook" w:hAnsi="Century Schoolbook"/>
-          <w:lang w:val="en-US"/>
-        </w:rPr>
-        <w:t>)</w:t>
+        <w:t>Third Use Case: Process Sale (UC003)</w:t>
       </w:r>
     </w:p>
     <w:tbl>
@@ -2978,6 +4251,7 @@
                 <w:rFonts w:ascii="Century Schoolbook" w:hAnsi="Century Schoolbook"/>
                 <w:lang w:val="en-US"/>
               </w:rPr>
+              <w:lastRenderedPageBreak/>
               <w:t>Use Case ID</w:t>
             </w:r>
           </w:p>
@@ -2999,28 +4273,7 @@
                 <w:rFonts w:ascii="Century Schoolbook" w:hAnsi="Century Schoolbook"/>
                 <w:lang w:val="en-US"/>
               </w:rPr>
-              <w:t>UC00</w:t>
-            </w:r>
-            <w:r>
-              <w:rPr>
-                <w:rFonts w:ascii="Century Schoolbook" w:hAnsi="Century Schoolbook"/>
-                <w:lang w:val="en-US"/>
-              </w:rPr>
-              <w:t>3</w:t>
-            </w:r>
-            <w:r>
-              <w:rPr>
-                <w:rFonts w:ascii="Century Schoolbook" w:hAnsi="Century Schoolbook"/>
-                <w:lang w:val="en-US"/>
-              </w:rPr>
-              <w:t xml:space="preserve"> </w:t>
-            </w:r>
-            <w:r>
-              <w:rPr>
-                <w:rFonts w:ascii="Century Schoolbook" w:hAnsi="Century Schoolbook"/>
-                <w:lang w:val="en-US"/>
-              </w:rPr>
-              <w:t>Process Sale</w:t>
+              <w:t>UC003 Process Sale</w:t>
             </w:r>
           </w:p>
         </w:tc>
@@ -3245,23 +4498,7 @@
                 <w:rFonts w:ascii="Century Schoolbook" w:hAnsi="Century Schoolbook"/>
                 <w:lang w:val="en-US"/>
               </w:rPr>
-              <w:t xml:space="preserve">A receipt is </w:t>
-            </w:r>
-            <w:proofErr w:type="gramStart"/>
-            <w:r>
-              <w:rPr>
-                <w:rFonts w:ascii="Century Schoolbook" w:hAnsi="Century Schoolbook"/>
-                <w:lang w:val="en-US"/>
-              </w:rPr>
-              <w:t>created,</w:t>
-            </w:r>
-            <w:proofErr w:type="gramEnd"/>
-            <w:r>
-              <w:rPr>
-                <w:rFonts w:ascii="Century Schoolbook" w:hAnsi="Century Schoolbook"/>
-                <w:lang w:val="en-US"/>
-              </w:rPr>
-              <w:t xml:space="preserve"> the items are deducted from the inventory after purchase.</w:t>
+              <w:t>A receipt is created, the items are deducted from the inventory after purchase.</w:t>
             </w:r>
           </w:p>
         </w:tc>
@@ -3503,7 +4740,6 @@
                 <w:rFonts w:ascii="Century Schoolbook" w:hAnsi="Century Schoolbook"/>
                 <w:lang w:val="en-US"/>
               </w:rPr>
-              <w:lastRenderedPageBreak/>
               <w:t>6.The salesperson and the system will repeat the 3,4 and 5th step for each item.</w:t>
             </w:r>
           </w:p>
@@ -3674,6 +4910,7 @@
                 <w:rFonts w:ascii="Century Schoolbook" w:hAnsi="Century Schoolbook"/>
                 <w:lang w:val="en-US"/>
               </w:rPr>
+              <w:lastRenderedPageBreak/>
               <w:t>4.a- Item not found. After the system triggers the check availability the item cannot be listed in the inventory therefor the system will show an error message that the item not found.</w:t>
             </w:r>
           </w:p>
@@ -3710,7 +4947,7 @@
           <w:p>
             <w:pPr>
               <w:rPr>
-                <w:rFonts w:ascii="Century Schoolbook" w:hAnsi="Century Schoolbook" w:hint="cs"/>
+                <w:rFonts w:ascii="Century Schoolbook" w:hAnsi="Century Schoolbook"/>
                 <w:rtl/>
                 <w:lang w:val="en-US"/>
               </w:rPr>
@@ -3741,69 +4978,12 @@
           <w:lang w:val="en-US"/>
         </w:rPr>
       </w:pPr>
-    </w:p>
-    <w:p>
-      <w:pPr>
-        <w:rPr>
-          <w:rFonts w:ascii="Century Schoolbook" w:hAnsi="Century Schoolbook"/>
-          <w:lang w:val="en-US"/>
-        </w:rPr>
-      </w:pPr>
-      <w:r>
-        <w:rPr>
-          <w:rFonts w:ascii="Century Schoolbook" w:hAnsi="Century Schoolbook"/>
-          <w:lang w:val="en-US"/>
-        </w:rPr>
-        <w:t>Fourth U</w:t>
-      </w:r>
-      <w:r>
-        <w:rPr>
-          <w:rFonts w:ascii="Century Schoolbook" w:hAnsi="Century Schoolbook"/>
-          <w:lang w:val="en-US"/>
-        </w:rPr>
-        <w:t xml:space="preserve">se </w:t>
-      </w:r>
-      <w:r>
-        <w:rPr>
-          <w:rFonts w:ascii="Century Schoolbook" w:hAnsi="Century Schoolbook"/>
-          <w:lang w:val="en-US"/>
-        </w:rPr>
-        <w:t>C</w:t>
-      </w:r>
-      <w:r>
-        <w:rPr>
-          <w:rFonts w:ascii="Century Schoolbook" w:hAnsi="Century Schoolbook"/>
-          <w:lang w:val="en-US"/>
-        </w:rPr>
-        <w:t xml:space="preserve">ase: </w:t>
-      </w:r>
-      <w:r>
-        <w:rPr>
-          <w:rFonts w:ascii="Century Schoolbook" w:hAnsi="Century Schoolbook"/>
-          <w:lang w:val="en-US"/>
-        </w:rPr>
-        <w:t>Remove Items (</w:t>
-      </w:r>
-      <w:r>
-        <w:rPr>
-          <w:rFonts w:ascii="Century Schoolbook" w:hAnsi="Century Schoolbook"/>
-          <w:lang w:val="en-US"/>
-        </w:rPr>
-        <w:t>UC00</w:t>
-      </w:r>
-      <w:r>
-        <w:rPr>
-          <w:rFonts w:ascii="Century Schoolbook" w:hAnsi="Century Schoolbook"/>
-          <w:lang w:val="en-US"/>
-        </w:rPr>
-        <w:t>4</w:t>
-      </w:r>
-      <w:r>
-        <w:rPr>
-          <w:rFonts w:ascii="Century Schoolbook" w:hAnsi="Century Schoolbook"/>
-          <w:lang w:val="en-US"/>
-        </w:rPr>
-        <w:t>)</w:t>
+      <w:r>
+        <w:rPr>
+          <w:rFonts w:ascii="Century Schoolbook" w:hAnsi="Century Schoolbook"/>
+          <w:lang w:val="en-US"/>
+        </w:rPr>
+        <w:t>Fourth Use Case: Remove Items (UC004)</w:t>
       </w:r>
     </w:p>
     <w:tbl>
@@ -3858,28 +5038,7 @@
                 <w:rFonts w:ascii="Century Schoolbook" w:hAnsi="Century Schoolbook"/>
                 <w:lang w:val="en-US"/>
               </w:rPr>
-              <w:t>UC00</w:t>
-            </w:r>
-            <w:r>
-              <w:rPr>
-                <w:rFonts w:ascii="Century Schoolbook" w:hAnsi="Century Schoolbook"/>
-                <w:lang w:val="en-US"/>
-              </w:rPr>
-              <w:t>4</w:t>
-            </w:r>
-            <w:r>
-              <w:rPr>
-                <w:rFonts w:ascii="Century Schoolbook" w:hAnsi="Century Schoolbook"/>
-                <w:lang w:val="en-US"/>
-              </w:rPr>
-              <w:t xml:space="preserve"> </w:t>
-            </w:r>
-            <w:r>
-              <w:rPr>
-                <w:rFonts w:ascii="Century Schoolbook" w:hAnsi="Century Schoolbook"/>
-                <w:lang w:val="en-US"/>
-              </w:rPr>
-              <w:t>Remove Items</w:t>
+              <w:t>UC004 Remove Items</w:t>
             </w:r>
           </w:p>
         </w:tc>
@@ -4106,15 +5265,13 @@
               </w:rPr>
               <w:t xml:space="preserve">The item or quantity is successfully removed from </w:t>
             </w:r>
-            <w:proofErr w:type="gramStart"/>
-            <w:r>
-              <w:rPr>
-                <w:rFonts w:ascii="Century Schoolbook" w:hAnsi="Century Schoolbook"/>
-                <w:lang w:val="en-US"/>
-              </w:rPr>
-              <w:t>inventory</w:t>
-            </w:r>
-            <w:proofErr w:type="gramEnd"/>
+            <w:r>
+              <w:rPr>
+                <w:rFonts w:ascii="Century Schoolbook" w:hAnsi="Century Schoolbook"/>
+                <w:lang w:val="en-US"/>
+              </w:rPr>
+              <w:t>inventory,</w:t>
+            </w:r>
             <w:r>
               <w:rPr>
                 <w:rFonts w:ascii="Century Schoolbook" w:hAnsi="Century Schoolbook"/>
@@ -4187,7 +5344,6 @@
                 <w:rFonts w:ascii="Century Schoolbook" w:hAnsi="Century Schoolbook"/>
                 <w:lang w:val="en-US"/>
               </w:rPr>
-              <w:lastRenderedPageBreak/>
               <w:t>Actor Action</w:t>
             </w:r>
           </w:p>
@@ -4347,68 +5503,6 @@
               </w:rPr>
               <w:t>6.the system removes the item or the specified quantity from the inventory, shows a massage of removal and records the removal into removal history.</w:t>
             </w:r>
-          </w:p>
-        </w:tc>
-      </w:tr>
-      <w:tr>
-        <w:trPr>
-          <w:trHeight w:val="652"/>
-        </w:trPr>
-        <w:tc>
-          <w:tcPr>
-            <w:tcW w:w="5177" w:type="dxa"/>
-          </w:tcPr>
-          <w:p>
-            <w:pPr>
-              <w:rPr>
-                <w:rFonts w:ascii="Century Schoolbook" w:hAnsi="Century Schoolbook"/>
-                <w:lang w:val="en-US"/>
-              </w:rPr>
-            </w:pPr>
-          </w:p>
-        </w:tc>
-        <w:tc>
-          <w:tcPr>
-            <w:tcW w:w="5299" w:type="dxa"/>
-          </w:tcPr>
-          <w:p>
-            <w:pPr>
-              <w:rPr>
-                <w:rFonts w:ascii="Century Schoolbook" w:hAnsi="Century Schoolbook"/>
-                <w:lang w:val="en-US"/>
-              </w:rPr>
-            </w:pPr>
-          </w:p>
-        </w:tc>
-      </w:tr>
-      <w:tr>
-        <w:trPr>
-          <w:trHeight w:val="618"/>
-        </w:trPr>
-        <w:tc>
-          <w:tcPr>
-            <w:tcW w:w="5177" w:type="dxa"/>
-          </w:tcPr>
-          <w:p>
-            <w:pPr>
-              <w:rPr>
-                <w:rFonts w:ascii="Century Schoolbook" w:hAnsi="Century Schoolbook"/>
-                <w:lang w:val="en-US"/>
-              </w:rPr>
-            </w:pPr>
-          </w:p>
-        </w:tc>
-        <w:tc>
-          <w:tcPr>
-            <w:tcW w:w="5299" w:type="dxa"/>
-          </w:tcPr>
-          <w:p>
-            <w:pPr>
-              <w:rPr>
-                <w:rFonts w:ascii="Century Schoolbook" w:hAnsi="Century Schoolbook"/>
-                <w:lang w:val="en-US"/>
-              </w:rPr>
-            </w:pPr>
           </w:p>
         </w:tc>
       </w:tr>
@@ -4449,6 +5543,7 @@
                 <w:rFonts w:ascii="Century Schoolbook" w:hAnsi="Century Schoolbook"/>
                 <w:lang w:val="en-US"/>
               </w:rPr>
+              <w:lastRenderedPageBreak/>
               <w:t>Alternative flows</w:t>
             </w:r>
           </w:p>
@@ -4530,23 +5625,13 @@
       <w:pPr>
         <w:rPr>
           <w:rFonts w:ascii="Century Schoolbook" w:hAnsi="Century Schoolbook"/>
-          <w:lang w:val="en-US"/>
-        </w:rPr>
-      </w:pPr>
-    </w:p>
-    <w:p>
-      <w:pPr>
-        <w:rPr>
-          <w:rFonts w:ascii="Century Schoolbook" w:hAnsi="Century Schoolbook"/>
           <w:b/>
           <w:bCs/>
           <w:u w:val="single"/>
           <w:lang w:val="en-US"/>
         </w:rPr>
       </w:pPr>
-    </w:p>
-    <w:p>
-      <w:pPr>
+      <w:r>
         <w:rPr>
           <w:rFonts w:ascii="Century Schoolbook" w:hAnsi="Century Schoolbook"/>
           <w:b/>
@@ -4554,11 +5639,1852 @@
           <w:u w:val="single"/>
           <w:lang w:val="en-US"/>
         </w:rPr>
-      </w:pPr>
-    </w:p>
-    <w:p>
-      <w:pPr>
-        <w:rPr>
+        <w:t xml:space="preserve">2-Building a Class </w:t>
+      </w:r>
+      <w:r>
+        <w:rPr>
+          <w:rFonts w:ascii="Century Schoolbook" w:hAnsi="Century Schoolbook"/>
+          <w:b/>
+          <w:bCs/>
+          <w:u w:val="single"/>
+          <w:lang w:val="en-US"/>
+        </w:rPr>
+        <w:t>Diagram:</w:t>
+      </w:r>
+    </w:p>
+    <w:p>
+      <w:pPr>
+        <w:rPr>
+          <w:rFonts w:ascii="Century Schoolbook" w:hAnsi="Century Schoolbook"/>
+          <w:lang w:val="en-US"/>
+        </w:rPr>
+      </w:pPr>
+    </w:p>
+    <w:p>
+      <w:pPr>
+        <w:rPr>
+          <w:rFonts w:ascii="Century Schoolbook" w:hAnsi="Century Schoolbook"/>
+          <w:b/>
+          <w:bCs/>
+          <w:u w:val="single"/>
+          <w:lang w:val="en-US"/>
+        </w:rPr>
+      </w:pPr>
+    </w:p>
+    <w:p>
+      <w:pPr>
+        <w:rPr>
+          <w:rFonts w:ascii="Century Schoolbook" w:hAnsi="Century Schoolbook"/>
+          <w:b/>
+          <w:bCs/>
+          <w:u w:val="single"/>
+          <w:lang w:val="en-US"/>
+        </w:rPr>
+      </w:pPr>
+      <w:r>
+        <w:rPr>
+          <w:rFonts w:ascii="Century Schoolbook" w:hAnsi="Century Schoolbook"/>
+          <w:b/>
+          <w:bCs/>
+          <w:u w:val="single"/>
+          <w:lang w:val="en-US"/>
+        </w:rPr>
+        <w:t xml:space="preserve">Evidence of using scrum process in </w:t>
+      </w:r>
+      <w:r>
+        <w:rPr>
+          <w:rFonts w:ascii="Century Schoolbook" w:hAnsi="Century Schoolbook"/>
+          <w:b/>
+          <w:bCs/>
+          <w:u w:val="single"/>
+          <w:lang w:val="en-US"/>
+        </w:rPr>
+        <w:t>Sprint 2</w:t>
+      </w:r>
+      <w:r>
+        <w:rPr>
+          <w:rFonts w:ascii="Century Schoolbook" w:hAnsi="Century Schoolbook"/>
+          <w:b/>
+          <w:bCs/>
+          <w:u w:val="single"/>
+          <w:lang w:val="en-US"/>
+        </w:rPr>
+        <w:t>:</w:t>
+      </w:r>
+    </w:p>
+    <w:tbl>
+      <w:tblPr>
+        <w:tblStyle w:val="TableGrid"/>
+        <w:tblW w:w="0" w:type="auto"/>
+        <w:tblInd w:w="-147" w:type="dxa"/>
+        <w:tblLayout w:type="fixed"/>
+        <w:tblLook w:val="04A0" w:firstRow="1" w:lastRow="0" w:firstColumn="1" w:lastColumn="0" w:noHBand="0" w:noVBand="1"/>
+      </w:tblPr>
+      <w:tblGrid>
+        <w:gridCol w:w="1560"/>
+        <w:gridCol w:w="2693"/>
+        <w:gridCol w:w="2987"/>
+        <w:gridCol w:w="2989"/>
+      </w:tblGrid>
+      <w:tr>
+        <w:tc>
+          <w:tcPr>
+            <w:tcW w:w="10229" w:type="dxa"/>
+            <w:gridSpan w:val="4"/>
+          </w:tcPr>
+          <w:p>
+            <w:pPr>
+              <w:rPr>
+                <w:rFonts w:ascii="Century Schoolbook" w:hAnsi="Century Schoolbook"/>
+                <w:lang w:val="en-US"/>
+              </w:rPr>
+            </w:pPr>
+            <w:r>
+              <w:rPr>
+                <w:rFonts w:ascii="Century Schoolbook" w:hAnsi="Century Schoolbook"/>
+                <w:lang w:val="en-US"/>
+              </w:rPr>
+              <w:t>Board:</w:t>
+            </w:r>
+          </w:p>
+        </w:tc>
+      </w:tr>
+      <w:tr>
+        <w:tc>
+          <w:tcPr>
+            <w:tcW w:w="1560" w:type="dxa"/>
+          </w:tcPr>
+          <w:p>
+            <w:pPr>
+              <w:rPr>
+                <w:rFonts w:ascii="Century Schoolbook" w:hAnsi="Century Schoolbook"/>
+                <w:lang w:val="en-US"/>
+              </w:rPr>
+            </w:pPr>
+          </w:p>
+        </w:tc>
+        <w:tc>
+          <w:tcPr>
+            <w:tcW w:w="2693" w:type="dxa"/>
+          </w:tcPr>
+          <w:p>
+            <w:pPr>
+              <w:rPr>
+                <w:rFonts w:ascii="Century Schoolbook" w:hAnsi="Century Schoolbook"/>
+                <w:lang w:val="en-US"/>
+              </w:rPr>
+            </w:pPr>
+            <w:r>
+              <w:rPr>
+                <w:rFonts w:ascii="Century Schoolbook" w:hAnsi="Century Schoolbook"/>
+                <w:lang w:val="en-US"/>
+              </w:rPr>
+              <w:t xml:space="preserve">To Do </w:t>
+            </w:r>
+          </w:p>
+        </w:tc>
+        <w:tc>
+          <w:tcPr>
+            <w:tcW w:w="2987" w:type="dxa"/>
+          </w:tcPr>
+          <w:p>
+            <w:pPr>
+              <w:rPr>
+                <w:rFonts w:ascii="Century Schoolbook" w:hAnsi="Century Schoolbook"/>
+                <w:lang w:val="en-US"/>
+              </w:rPr>
+            </w:pPr>
+            <w:r>
+              <w:rPr>
+                <w:rFonts w:ascii="Century Schoolbook" w:hAnsi="Century Schoolbook"/>
+                <w:lang w:val="en-US"/>
+              </w:rPr>
+              <w:t>In Process</w:t>
+            </w:r>
+          </w:p>
+        </w:tc>
+        <w:tc>
+          <w:tcPr>
+            <w:tcW w:w="2989" w:type="dxa"/>
+          </w:tcPr>
+          <w:p>
+            <w:pPr>
+              <w:rPr>
+                <w:rFonts w:ascii="Century Schoolbook" w:hAnsi="Century Schoolbook"/>
+                <w:lang w:val="en-US"/>
+              </w:rPr>
+            </w:pPr>
+            <w:r>
+              <w:rPr>
+                <w:rFonts w:ascii="Century Schoolbook" w:hAnsi="Century Schoolbook"/>
+                <w:lang w:val="en-US"/>
+              </w:rPr>
+              <w:t>Done</w:t>
+            </w:r>
+          </w:p>
+        </w:tc>
+      </w:tr>
+      <w:tr>
+        <w:trPr>
+          <w:trHeight w:val="1780"/>
+        </w:trPr>
+        <w:tc>
+          <w:tcPr>
+            <w:tcW w:w="1560" w:type="dxa"/>
+          </w:tcPr>
+          <w:p>
+            <w:pPr>
+              <w:rPr>
+                <w:rFonts w:ascii="Century Schoolbook" w:hAnsi="Century Schoolbook"/>
+                <w:lang w:val="en-US"/>
+              </w:rPr>
+            </w:pPr>
+            <w:r>
+              <w:rPr>
+                <w:rFonts w:ascii="Century Schoolbook" w:hAnsi="Century Schoolbook"/>
+                <w:lang w:val="en-US"/>
+              </w:rPr>
+              <w:t xml:space="preserve">Class Diagram </w:t>
+            </w:r>
+          </w:p>
+        </w:tc>
+        <w:tc>
+          <w:tcPr>
+            <w:tcW w:w="2693" w:type="dxa"/>
+          </w:tcPr>
+          <w:p>
+            <w:pPr>
+              <w:rPr>
+                <w:rFonts w:ascii="Century Schoolbook" w:hAnsi="Century Schoolbook"/>
+                <w:noProof/>
+                <w:lang w:val="en-US"/>
+              </w:rPr>
+            </w:pPr>
+            <w:r>
+              <w:rPr>
+                <w:rFonts w:ascii="Century Schoolbook" w:hAnsi="Century Schoolbook"/>
+                <w:noProof/>
+                <w:lang w:val="en-US"/>
+              </w:rPr>
+              <w:drawing>
+                <wp:inline distT="0" distB="0" distL="0" distR="0" wp14:anchorId="73A9280F" wp14:editId="45C32B9E">
+                  <wp:extent cx="1602525" cy="1050496"/>
+                  <wp:effectExtent l="0" t="0" r="0" b="3810"/>
+                  <wp:docPr id="947230708" name="Picture 15"/>
+                  <wp:cNvGraphicFramePr>
+                    <a:graphicFrameLocks xmlns:a="http://schemas.openxmlformats.org/drawingml/2006/main" noChangeAspect="1"/>
+                  </wp:cNvGraphicFramePr>
+                  <a:graphic xmlns:a="http://schemas.openxmlformats.org/drawingml/2006/main">
+                    <a:graphicData uri="http://schemas.openxmlformats.org/drawingml/2006/picture">
+                      <pic:pic xmlns:pic="http://schemas.openxmlformats.org/drawingml/2006/picture">
+                        <pic:nvPicPr>
+                          <pic:cNvPr id="947230708" name="Picture 947230708"/>
+                          <pic:cNvPicPr/>
+                        </pic:nvPicPr>
+                        <pic:blipFill>
+                          <a:blip r:embed="rId16" cstate="print">
+                            <a:extLst>
+                              <a:ext uri="{28A0092B-C50C-407E-A947-70E740481C1C}">
+                                <a14:useLocalDpi xmlns:a14="http://schemas.microsoft.com/office/drawing/2010/main" val="0"/>
+                              </a:ext>
+                            </a:extLst>
+                          </a:blip>
+                          <a:stretch>
+                            <a:fillRect/>
+                          </a:stretch>
+                        </pic:blipFill>
+                        <pic:spPr>
+                          <a:xfrm>
+                            <a:off x="0" y="0"/>
+                            <a:ext cx="1710128" cy="1121033"/>
+                          </a:xfrm>
+                          <a:prstGeom prst="rect">
+                            <a:avLst/>
+                          </a:prstGeom>
+                        </pic:spPr>
+                      </pic:pic>
+                    </a:graphicData>
+                  </a:graphic>
+                </wp:inline>
+              </w:drawing>
+            </w:r>
+          </w:p>
+        </w:tc>
+        <w:tc>
+          <w:tcPr>
+            <w:tcW w:w="2987" w:type="dxa"/>
+          </w:tcPr>
+          <w:p>
+            <w:pPr>
+              <w:rPr>
+                <w:rFonts w:ascii="Century Schoolbook" w:hAnsi="Century Schoolbook"/>
+                <w:lang w:val="en-US"/>
+              </w:rPr>
+            </w:pPr>
+            <w:r>
+              <w:rPr>
+                <w:rFonts w:ascii="Century Schoolbook" w:hAnsi="Century Schoolbook"/>
+                <w:noProof/>
+                <w:lang w:val="en-US"/>
+              </w:rPr>
+              <w:drawing>
+                <wp:inline distT="0" distB="0" distL="0" distR="0" wp14:anchorId="21A9E076" wp14:editId="5B5778D3">
+                  <wp:extent cx="1795563" cy="1021080"/>
+                  <wp:effectExtent l="0" t="0" r="0" b="0"/>
+                  <wp:docPr id="1579361469" name="Picture 16"/>
+                  <wp:cNvGraphicFramePr>
+                    <a:graphicFrameLocks xmlns:a="http://schemas.openxmlformats.org/drawingml/2006/main" noChangeAspect="1"/>
+                  </wp:cNvGraphicFramePr>
+                  <a:graphic xmlns:a="http://schemas.openxmlformats.org/drawingml/2006/main">
+                    <a:graphicData uri="http://schemas.openxmlformats.org/drawingml/2006/picture">
+                      <pic:pic xmlns:pic="http://schemas.openxmlformats.org/drawingml/2006/picture">
+                        <pic:nvPicPr>
+                          <pic:cNvPr id="1579361469" name="Picture 1579361469"/>
+                          <pic:cNvPicPr/>
+                        </pic:nvPicPr>
+                        <pic:blipFill>
+                          <a:blip r:embed="rId17" cstate="print">
+                            <a:extLst>
+                              <a:ext uri="{28A0092B-C50C-407E-A947-70E740481C1C}">
+                                <a14:useLocalDpi xmlns:a14="http://schemas.microsoft.com/office/drawing/2010/main" val="0"/>
+                              </a:ext>
+                            </a:extLst>
+                          </a:blip>
+                          <a:stretch>
+                            <a:fillRect/>
+                          </a:stretch>
+                        </pic:blipFill>
+                        <pic:spPr>
+                          <a:xfrm>
+                            <a:off x="0" y="0"/>
+                            <a:ext cx="1858337" cy="1056777"/>
+                          </a:xfrm>
+                          <a:prstGeom prst="rect">
+                            <a:avLst/>
+                          </a:prstGeom>
+                        </pic:spPr>
+                      </pic:pic>
+                    </a:graphicData>
+                  </a:graphic>
+                </wp:inline>
+              </w:drawing>
+            </w:r>
+          </w:p>
+        </w:tc>
+        <w:tc>
+          <w:tcPr>
+            <w:tcW w:w="2989" w:type="dxa"/>
+          </w:tcPr>
+          <w:p>
+            <w:pPr>
+              <w:rPr>
+                <w:rFonts w:ascii="Century Schoolbook" w:hAnsi="Century Schoolbook"/>
+                <w:lang w:val="en-US"/>
+              </w:rPr>
+            </w:pPr>
+            <w:r>
+              <w:rPr>
+                <w:rFonts w:ascii="Century Schoolbook" w:hAnsi="Century Schoolbook"/>
+                <w:noProof/>
+                <w:lang w:val="en-US"/>
+              </w:rPr>
+              <w:drawing>
+                <wp:inline distT="0" distB="0" distL="0" distR="0" wp14:anchorId="6FAF06B5" wp14:editId="144FFADC">
+                  <wp:extent cx="1792276" cy="1021697"/>
+                  <wp:effectExtent l="0" t="0" r="0" b="0"/>
+                  <wp:docPr id="1271026034" name="Picture 31" descr="A screenshot of a computer&#10;&#10;AI-generated content may be incorrect."/>
+                  <wp:cNvGraphicFramePr>
+                    <a:graphicFrameLocks xmlns:a="http://schemas.openxmlformats.org/drawingml/2006/main" noChangeAspect="1"/>
+                  </wp:cNvGraphicFramePr>
+                  <a:graphic xmlns:a="http://schemas.openxmlformats.org/drawingml/2006/main">
+                    <a:graphicData uri="http://schemas.openxmlformats.org/drawingml/2006/picture">
+                      <pic:pic xmlns:pic="http://schemas.openxmlformats.org/drawingml/2006/picture">
+                        <pic:nvPicPr>
+                          <pic:cNvPr id="1271026034" name="Picture 31" descr="A screenshot of a computer&#10;&#10;AI-generated content may be incorrect."/>
+                          <pic:cNvPicPr/>
+                        </pic:nvPicPr>
+                        <pic:blipFill>
+                          <a:blip r:embed="rId18" cstate="print">
+                            <a:extLst>
+                              <a:ext uri="{28A0092B-C50C-407E-A947-70E740481C1C}">
+                                <a14:useLocalDpi xmlns:a14="http://schemas.microsoft.com/office/drawing/2010/main" val="0"/>
+                              </a:ext>
+                            </a:extLst>
+                          </a:blip>
+                          <a:stretch>
+                            <a:fillRect/>
+                          </a:stretch>
+                        </pic:blipFill>
+                        <pic:spPr>
+                          <a:xfrm>
+                            <a:off x="0" y="0"/>
+                            <a:ext cx="1837481" cy="1047467"/>
+                          </a:xfrm>
+                          <a:prstGeom prst="rect">
+                            <a:avLst/>
+                          </a:prstGeom>
+                        </pic:spPr>
+                      </pic:pic>
+                    </a:graphicData>
+                  </a:graphic>
+                </wp:inline>
+              </w:drawing>
+            </w:r>
+          </w:p>
+          <w:p>
+            <w:pPr>
+              <w:rPr>
+                <w:rFonts w:ascii="Century Schoolbook" w:hAnsi="Century Schoolbook"/>
+                <w:lang w:val="en-US"/>
+              </w:rPr>
+            </w:pPr>
+          </w:p>
+        </w:tc>
+      </w:tr>
+      <w:tr>
+        <w:tc>
+          <w:tcPr>
+            <w:tcW w:w="1560" w:type="dxa"/>
+          </w:tcPr>
+          <w:p>
+            <w:pPr>
+              <w:rPr>
+                <w:rFonts w:ascii="Century Schoolbook" w:hAnsi="Century Schoolbook"/>
+                <w:lang w:val="en-US"/>
+              </w:rPr>
+            </w:pPr>
+            <w:r>
+              <w:rPr>
+                <w:rFonts w:ascii="Century Schoolbook" w:hAnsi="Century Schoolbook"/>
+                <w:lang w:val="en-US"/>
+              </w:rPr>
+              <w:t>UC001</w:t>
+            </w:r>
+          </w:p>
+        </w:tc>
+        <w:tc>
+          <w:tcPr>
+            <w:tcW w:w="2693" w:type="dxa"/>
+          </w:tcPr>
+          <w:p>
+            <w:pPr>
+              <w:rPr>
+                <w:rFonts w:ascii="Century Schoolbook" w:hAnsi="Century Schoolbook"/>
+                <w:noProof/>
+                <w:lang w:val="en-US"/>
+              </w:rPr>
+            </w:pPr>
+            <w:r>
+              <w:rPr>
+                <w:rFonts w:ascii="Century Schoolbook" w:hAnsi="Century Schoolbook"/>
+                <w:noProof/>
+                <w:lang w:val="en-US"/>
+              </w:rPr>
+              <w:drawing>
+                <wp:inline distT="0" distB="0" distL="0" distR="0" wp14:anchorId="51342CD8" wp14:editId="692039A2">
+                  <wp:extent cx="1591188" cy="902335"/>
+                  <wp:effectExtent l="0" t="0" r="0" b="0"/>
+                  <wp:docPr id="948479483" name="Picture 11" descr="A screenshot of a computer&#10;&#10;AI-generated content may be incorrect."/>
+                  <wp:cNvGraphicFramePr>
+                    <a:graphicFrameLocks xmlns:a="http://schemas.openxmlformats.org/drawingml/2006/main" noChangeAspect="1"/>
+                  </wp:cNvGraphicFramePr>
+                  <a:graphic xmlns:a="http://schemas.openxmlformats.org/drawingml/2006/main">
+                    <a:graphicData uri="http://schemas.openxmlformats.org/drawingml/2006/picture">
+                      <pic:pic xmlns:pic="http://schemas.openxmlformats.org/drawingml/2006/picture">
+                        <pic:nvPicPr>
+                          <pic:cNvPr id="1502837603" name="Picture 11" descr="A screenshot of a computer&#10;&#10;AI-generated content may be incorrect."/>
+                          <pic:cNvPicPr/>
+                        </pic:nvPicPr>
+                        <pic:blipFill>
+                          <a:blip r:embed="rId19" cstate="print">
+                            <a:extLst>
+                              <a:ext uri="{28A0092B-C50C-407E-A947-70E740481C1C}">
+                                <a14:useLocalDpi xmlns:a14="http://schemas.microsoft.com/office/drawing/2010/main" val="0"/>
+                              </a:ext>
+                            </a:extLst>
+                          </a:blip>
+                          <a:stretch>
+                            <a:fillRect/>
+                          </a:stretch>
+                        </pic:blipFill>
+                        <pic:spPr>
+                          <a:xfrm>
+                            <a:off x="0" y="0"/>
+                            <a:ext cx="1641058" cy="930615"/>
+                          </a:xfrm>
+                          <a:prstGeom prst="rect">
+                            <a:avLst/>
+                          </a:prstGeom>
+                        </pic:spPr>
+                      </pic:pic>
+                    </a:graphicData>
+                  </a:graphic>
+                </wp:inline>
+              </w:drawing>
+            </w:r>
+          </w:p>
+        </w:tc>
+        <w:tc>
+          <w:tcPr>
+            <w:tcW w:w="2987" w:type="dxa"/>
+          </w:tcPr>
+          <w:p>
+            <w:pPr>
+              <w:rPr>
+                <w:rFonts w:ascii="Century Schoolbook" w:hAnsi="Century Schoolbook"/>
+                <w:noProof/>
+                <w:lang w:val="en-US"/>
+              </w:rPr>
+            </w:pPr>
+            <w:r>
+              <w:rPr>
+                <w:rFonts w:ascii="Century Schoolbook" w:hAnsi="Century Schoolbook"/>
+                <w:noProof/>
+                <w:lang w:val="en-US"/>
+              </w:rPr>
+              <w:drawing>
+                <wp:inline distT="0" distB="0" distL="0" distR="0" wp14:anchorId="330CD148" wp14:editId="0EC6510E">
+                  <wp:extent cx="1669774" cy="945078"/>
+                  <wp:effectExtent l="0" t="0" r="0" b="0"/>
+                  <wp:docPr id="184333792" name="Picture 12"/>
+                  <wp:cNvGraphicFramePr>
+                    <a:graphicFrameLocks xmlns:a="http://schemas.openxmlformats.org/drawingml/2006/main" noChangeAspect="1"/>
+                  </wp:cNvGraphicFramePr>
+                  <a:graphic xmlns:a="http://schemas.openxmlformats.org/drawingml/2006/main">
+                    <a:graphicData uri="http://schemas.openxmlformats.org/drawingml/2006/picture">
+                      <pic:pic xmlns:pic="http://schemas.openxmlformats.org/drawingml/2006/picture">
+                        <pic:nvPicPr>
+                          <pic:cNvPr id="1653507898" name="Picture 1653507898"/>
+                          <pic:cNvPicPr/>
+                        </pic:nvPicPr>
+                        <pic:blipFill>
+                          <a:blip r:embed="rId20" cstate="print">
+                            <a:extLst>
+                              <a:ext uri="{28A0092B-C50C-407E-A947-70E740481C1C}">
+                                <a14:useLocalDpi xmlns:a14="http://schemas.microsoft.com/office/drawing/2010/main" val="0"/>
+                              </a:ext>
+                            </a:extLst>
+                          </a:blip>
+                          <a:stretch>
+                            <a:fillRect/>
+                          </a:stretch>
+                        </pic:blipFill>
+                        <pic:spPr>
+                          <a:xfrm>
+                            <a:off x="0" y="0"/>
+                            <a:ext cx="1722338" cy="974829"/>
+                          </a:xfrm>
+                          <a:prstGeom prst="rect">
+                            <a:avLst/>
+                          </a:prstGeom>
+                        </pic:spPr>
+                      </pic:pic>
+                    </a:graphicData>
+                  </a:graphic>
+                </wp:inline>
+              </w:drawing>
+            </w:r>
+          </w:p>
+        </w:tc>
+        <w:tc>
+          <w:tcPr>
+            <w:tcW w:w="2989" w:type="dxa"/>
+          </w:tcPr>
+          <w:p>
+            <w:pPr>
+              <w:rPr>
+                <w:rFonts w:ascii="Century Schoolbook" w:hAnsi="Century Schoolbook"/>
+                <w:lang w:val="en-US"/>
+              </w:rPr>
+            </w:pPr>
+            <w:r>
+              <w:rPr>
+                <w:rFonts w:ascii="Century Schoolbook" w:hAnsi="Century Schoolbook"/>
+                <w:noProof/>
+                <w:lang w:val="en-US"/>
+              </w:rPr>
+              <w:drawing>
+                <wp:inline distT="0" distB="0" distL="0" distR="0" wp14:anchorId="3AD51FEC" wp14:editId="1D366B71">
+                  <wp:extent cx="1561297" cy="888169"/>
+                  <wp:effectExtent l="0" t="0" r="1270" b="1270"/>
+                  <wp:docPr id="379320555" name="Picture 6" descr="A screenshot of a computer&#10;&#10;AI-generated content may be incorrect."/>
+                  <wp:cNvGraphicFramePr>
+                    <a:graphicFrameLocks xmlns:a="http://schemas.openxmlformats.org/drawingml/2006/main" noChangeAspect="1"/>
+                  </wp:cNvGraphicFramePr>
+                  <a:graphic xmlns:a="http://schemas.openxmlformats.org/drawingml/2006/main">
+                    <a:graphicData uri="http://schemas.openxmlformats.org/drawingml/2006/picture">
+                      <pic:pic xmlns:pic="http://schemas.openxmlformats.org/drawingml/2006/picture">
+                        <pic:nvPicPr>
+                          <pic:cNvPr id="357409063" name="Picture 6" descr="A screenshot of a computer&#10;&#10;AI-generated content may be incorrect."/>
+                          <pic:cNvPicPr/>
+                        </pic:nvPicPr>
+                        <pic:blipFill>
+                          <a:blip r:embed="rId21" cstate="print">
+                            <a:extLst>
+                              <a:ext uri="{28A0092B-C50C-407E-A947-70E740481C1C}">
+                                <a14:useLocalDpi xmlns:a14="http://schemas.microsoft.com/office/drawing/2010/main" val="0"/>
+                              </a:ext>
+                            </a:extLst>
+                          </a:blip>
+                          <a:stretch>
+                            <a:fillRect/>
+                          </a:stretch>
+                        </pic:blipFill>
+                        <pic:spPr>
+                          <a:xfrm>
+                            <a:off x="0" y="0"/>
+                            <a:ext cx="1596857" cy="908398"/>
+                          </a:xfrm>
+                          <a:prstGeom prst="rect">
+                            <a:avLst/>
+                          </a:prstGeom>
+                        </pic:spPr>
+                      </pic:pic>
+                    </a:graphicData>
+                  </a:graphic>
+                </wp:inline>
+              </w:drawing>
+            </w:r>
+          </w:p>
+        </w:tc>
+      </w:tr>
+      <w:tr>
+        <w:tc>
+          <w:tcPr>
+            <w:tcW w:w="1560" w:type="dxa"/>
+          </w:tcPr>
+          <w:p>
+            <w:pPr>
+              <w:rPr>
+                <w:rFonts w:ascii="Century Schoolbook" w:hAnsi="Century Schoolbook"/>
+                <w:lang w:val="en-US"/>
+              </w:rPr>
+            </w:pPr>
+            <w:r>
+              <w:rPr>
+                <w:rFonts w:ascii="Century Schoolbook" w:hAnsi="Century Schoolbook"/>
+                <w:lang w:val="en-US"/>
+              </w:rPr>
+              <w:t>UC002</w:t>
+            </w:r>
+          </w:p>
+        </w:tc>
+        <w:tc>
+          <w:tcPr>
+            <w:tcW w:w="2693" w:type="dxa"/>
+          </w:tcPr>
+          <w:p>
+            <w:pPr>
+              <w:rPr>
+                <w:rFonts w:ascii="Century Schoolbook" w:hAnsi="Century Schoolbook"/>
+                <w:noProof/>
+                <w:lang w:val="en-US"/>
+              </w:rPr>
+            </w:pPr>
+            <w:r>
+              <w:rPr>
+                <w:rFonts w:ascii="Century Schoolbook" w:hAnsi="Century Schoolbook"/>
+                <w:noProof/>
+                <w:lang w:val="en-US"/>
+              </w:rPr>
+              <w:drawing>
+                <wp:inline distT="0" distB="0" distL="0" distR="0" wp14:anchorId="0245E14F" wp14:editId="40E43B5E">
+                  <wp:extent cx="1517886" cy="859111"/>
+                  <wp:effectExtent l="0" t="0" r="0" b="5080"/>
+                  <wp:docPr id="625104307" name="Picture 12"/>
+                  <wp:cNvGraphicFramePr>
+                    <a:graphicFrameLocks xmlns:a="http://schemas.openxmlformats.org/drawingml/2006/main" noChangeAspect="1"/>
+                  </wp:cNvGraphicFramePr>
+                  <a:graphic xmlns:a="http://schemas.openxmlformats.org/drawingml/2006/main">
+                    <a:graphicData uri="http://schemas.openxmlformats.org/drawingml/2006/picture">
+                      <pic:pic xmlns:pic="http://schemas.openxmlformats.org/drawingml/2006/picture">
+                        <pic:nvPicPr>
+                          <pic:cNvPr id="1653507898" name="Picture 1653507898"/>
+                          <pic:cNvPicPr/>
+                        </pic:nvPicPr>
+                        <pic:blipFill>
+                          <a:blip r:embed="rId22" cstate="print">
+                            <a:extLst>
+                              <a:ext uri="{28A0092B-C50C-407E-A947-70E740481C1C}">
+                                <a14:useLocalDpi xmlns:a14="http://schemas.microsoft.com/office/drawing/2010/main" val="0"/>
+                              </a:ext>
+                            </a:extLst>
+                          </a:blip>
+                          <a:stretch>
+                            <a:fillRect/>
+                          </a:stretch>
+                        </pic:blipFill>
+                        <pic:spPr>
+                          <a:xfrm>
+                            <a:off x="0" y="0"/>
+                            <a:ext cx="1582682" cy="895785"/>
+                          </a:xfrm>
+                          <a:prstGeom prst="rect">
+                            <a:avLst/>
+                          </a:prstGeom>
+                        </pic:spPr>
+                      </pic:pic>
+                    </a:graphicData>
+                  </a:graphic>
+                </wp:inline>
+              </w:drawing>
+            </w:r>
+          </w:p>
+        </w:tc>
+        <w:tc>
+          <w:tcPr>
+            <w:tcW w:w="2987" w:type="dxa"/>
+          </w:tcPr>
+          <w:p>
+            <w:pPr>
+              <w:rPr>
+                <w:rFonts w:ascii="Century Schoolbook" w:hAnsi="Century Schoolbook"/>
+                <w:noProof/>
+                <w:lang w:val="en-US"/>
+              </w:rPr>
+            </w:pPr>
+            <w:r>
+              <w:rPr>
+                <w:rFonts w:ascii="Century Schoolbook" w:hAnsi="Century Schoolbook"/>
+                <w:noProof/>
+                <w:lang w:val="en-US"/>
+              </w:rPr>
+              <w:drawing>
+                <wp:inline distT="0" distB="0" distL="0" distR="0" wp14:anchorId="2FB40BAF" wp14:editId="29311650">
+                  <wp:extent cx="1427483" cy="812046"/>
+                  <wp:effectExtent l="0" t="0" r="0" b="1270"/>
+                  <wp:docPr id="330170833" name="Picture 6" descr="A screenshot of a computer&#10;&#10;AI-generated content may be incorrect."/>
+                  <wp:cNvGraphicFramePr>
+                    <a:graphicFrameLocks xmlns:a="http://schemas.openxmlformats.org/drawingml/2006/main" noChangeAspect="1"/>
+                  </wp:cNvGraphicFramePr>
+                  <a:graphic xmlns:a="http://schemas.openxmlformats.org/drawingml/2006/main">
+                    <a:graphicData uri="http://schemas.openxmlformats.org/drawingml/2006/picture">
+                      <pic:pic xmlns:pic="http://schemas.openxmlformats.org/drawingml/2006/picture">
+                        <pic:nvPicPr>
+                          <pic:cNvPr id="357409063" name="Picture 6" descr="A screenshot of a computer&#10;&#10;AI-generated content may be incorrect."/>
+                          <pic:cNvPicPr/>
+                        </pic:nvPicPr>
+                        <pic:blipFill>
+                          <a:blip r:embed="rId23" cstate="print">
+                            <a:extLst>
+                              <a:ext uri="{28A0092B-C50C-407E-A947-70E740481C1C}">
+                                <a14:useLocalDpi xmlns:a14="http://schemas.microsoft.com/office/drawing/2010/main" val="0"/>
+                              </a:ext>
+                            </a:extLst>
+                          </a:blip>
+                          <a:stretch>
+                            <a:fillRect/>
+                          </a:stretch>
+                        </pic:blipFill>
+                        <pic:spPr>
+                          <a:xfrm>
+                            <a:off x="0" y="0"/>
+                            <a:ext cx="1462934" cy="832213"/>
+                          </a:xfrm>
+                          <a:prstGeom prst="rect">
+                            <a:avLst/>
+                          </a:prstGeom>
+                        </pic:spPr>
+                      </pic:pic>
+                    </a:graphicData>
+                  </a:graphic>
+                </wp:inline>
+              </w:drawing>
+            </w:r>
+          </w:p>
+        </w:tc>
+        <w:tc>
+          <w:tcPr>
+            <w:tcW w:w="2989" w:type="dxa"/>
+          </w:tcPr>
+          <w:p>
+            <w:pPr>
+              <w:rPr>
+                <w:rFonts w:ascii="Century Schoolbook" w:hAnsi="Century Schoolbook"/>
+                <w:noProof/>
+                <w:lang w:val="en-US"/>
+              </w:rPr>
+            </w:pPr>
+            <w:r>
+              <w:rPr>
+                <w:rFonts w:ascii="Century Schoolbook" w:hAnsi="Century Schoolbook"/>
+                <w:noProof/>
+                <w:lang w:val="en-US"/>
+              </w:rPr>
+              <w:drawing>
+                <wp:inline distT="0" distB="0" distL="0" distR="0" wp14:anchorId="1D57C66B" wp14:editId="4B63B237">
+                  <wp:extent cx="1384300" cy="788168"/>
+                  <wp:effectExtent l="0" t="0" r="0" b="0"/>
+                  <wp:docPr id="106949534" name="Picture 13"/>
+                  <wp:cNvGraphicFramePr>
+                    <a:graphicFrameLocks xmlns:a="http://schemas.openxmlformats.org/drawingml/2006/main" noChangeAspect="1"/>
+                  </wp:cNvGraphicFramePr>
+                  <a:graphic xmlns:a="http://schemas.openxmlformats.org/drawingml/2006/main">
+                    <a:graphicData uri="http://schemas.openxmlformats.org/drawingml/2006/picture">
+                      <pic:pic xmlns:pic="http://schemas.openxmlformats.org/drawingml/2006/picture">
+                        <pic:nvPicPr>
+                          <pic:cNvPr id="106952404" name="Picture 106952404"/>
+                          <pic:cNvPicPr/>
+                        </pic:nvPicPr>
+                        <pic:blipFill>
+                          <a:blip r:embed="rId24" cstate="print">
+                            <a:extLst>
+                              <a:ext uri="{28A0092B-C50C-407E-A947-70E740481C1C}">
+                                <a14:useLocalDpi xmlns:a14="http://schemas.microsoft.com/office/drawing/2010/main" val="0"/>
+                              </a:ext>
+                            </a:extLst>
+                          </a:blip>
+                          <a:stretch>
+                            <a:fillRect/>
+                          </a:stretch>
+                        </pic:blipFill>
+                        <pic:spPr>
+                          <a:xfrm>
+                            <a:off x="0" y="0"/>
+                            <a:ext cx="1432492" cy="815607"/>
+                          </a:xfrm>
+                          <a:prstGeom prst="rect">
+                            <a:avLst/>
+                          </a:prstGeom>
+                        </pic:spPr>
+                      </pic:pic>
+                    </a:graphicData>
+                  </a:graphic>
+                </wp:inline>
+              </w:drawing>
+            </w:r>
+          </w:p>
+        </w:tc>
+      </w:tr>
+      <w:tr>
+        <w:tc>
+          <w:tcPr>
+            <w:tcW w:w="1560" w:type="dxa"/>
+          </w:tcPr>
+          <w:p>
+            <w:pPr>
+              <w:rPr>
+                <w:rFonts w:ascii="Century Schoolbook" w:hAnsi="Century Schoolbook"/>
+                <w:lang w:val="en-US"/>
+              </w:rPr>
+            </w:pPr>
+            <w:r>
+              <w:rPr>
+                <w:rFonts w:ascii="Century Schoolbook" w:hAnsi="Century Schoolbook"/>
+                <w:lang w:val="en-US"/>
+              </w:rPr>
+              <w:t>UC003</w:t>
+            </w:r>
+          </w:p>
+        </w:tc>
+        <w:tc>
+          <w:tcPr>
+            <w:tcW w:w="2693" w:type="dxa"/>
+          </w:tcPr>
+          <w:p>
+            <w:pPr>
+              <w:rPr>
+                <w:rFonts w:ascii="Century Schoolbook" w:hAnsi="Century Schoolbook"/>
+                <w:noProof/>
+                <w:lang w:val="en-US"/>
+              </w:rPr>
+            </w:pPr>
+            <w:r>
+              <w:rPr>
+                <w:rFonts w:ascii="Century Schoolbook" w:hAnsi="Century Schoolbook"/>
+                <w:noProof/>
+                <w:lang w:val="en-US"/>
+              </w:rPr>
+              <w:drawing>
+                <wp:inline distT="0" distB="0" distL="0" distR="0" wp14:anchorId="303CB722" wp14:editId="244A554A">
+                  <wp:extent cx="1488623" cy="847565"/>
+                  <wp:effectExtent l="0" t="0" r="0" b="3810"/>
+                  <wp:docPr id="1842333561" name="Picture 10" descr="A screenshot of a computer&#10;&#10;AI-generated content may be incorrect."/>
+                  <wp:cNvGraphicFramePr>
+                    <a:graphicFrameLocks xmlns:a="http://schemas.openxmlformats.org/drawingml/2006/main" noChangeAspect="1"/>
+                  </wp:cNvGraphicFramePr>
+                  <a:graphic xmlns:a="http://schemas.openxmlformats.org/drawingml/2006/main">
+                    <a:graphicData uri="http://schemas.openxmlformats.org/drawingml/2006/picture">
+                      <pic:pic xmlns:pic="http://schemas.openxmlformats.org/drawingml/2006/picture">
+                        <pic:nvPicPr>
+                          <pic:cNvPr id="1618644736" name="Picture 10" descr="A screenshot of a computer&#10;&#10;AI-generated content may be incorrect."/>
+                          <pic:cNvPicPr/>
+                        </pic:nvPicPr>
+                        <pic:blipFill>
+                          <a:blip r:embed="rId25" cstate="print">
+                            <a:extLst>
+                              <a:ext uri="{28A0092B-C50C-407E-A947-70E740481C1C}">
+                                <a14:useLocalDpi xmlns:a14="http://schemas.microsoft.com/office/drawing/2010/main" val="0"/>
+                              </a:ext>
+                            </a:extLst>
+                          </a:blip>
+                          <a:stretch>
+                            <a:fillRect/>
+                          </a:stretch>
+                        </pic:blipFill>
+                        <pic:spPr>
+                          <a:xfrm>
+                            <a:off x="0" y="0"/>
+                            <a:ext cx="1521058" cy="866032"/>
+                          </a:xfrm>
+                          <a:prstGeom prst="rect">
+                            <a:avLst/>
+                          </a:prstGeom>
+                        </pic:spPr>
+                      </pic:pic>
+                    </a:graphicData>
+                  </a:graphic>
+                </wp:inline>
+              </w:drawing>
+            </w:r>
+          </w:p>
+        </w:tc>
+        <w:tc>
+          <w:tcPr>
+            <w:tcW w:w="2987" w:type="dxa"/>
+          </w:tcPr>
+          <w:p>
+            <w:pPr>
+              <w:rPr>
+                <w:rFonts w:ascii="Century Schoolbook" w:hAnsi="Century Schoolbook"/>
+                <w:noProof/>
+                <w:lang w:val="en-US"/>
+              </w:rPr>
+            </w:pPr>
+            <w:r>
+              <w:rPr>
+                <w:rFonts w:ascii="Century Schoolbook" w:hAnsi="Century Schoolbook"/>
+                <w:noProof/>
+                <w:lang w:val="en-US"/>
+              </w:rPr>
+              <w:drawing>
+                <wp:inline distT="0" distB="0" distL="0" distR="0" wp14:anchorId="49B2823A" wp14:editId="603AB4DF">
+                  <wp:extent cx="1384300" cy="788168"/>
+                  <wp:effectExtent l="0" t="0" r="0" b="0"/>
+                  <wp:docPr id="1507974030" name="Picture 13"/>
+                  <wp:cNvGraphicFramePr>
+                    <a:graphicFrameLocks xmlns:a="http://schemas.openxmlformats.org/drawingml/2006/main" noChangeAspect="1"/>
+                  </wp:cNvGraphicFramePr>
+                  <a:graphic xmlns:a="http://schemas.openxmlformats.org/drawingml/2006/main">
+                    <a:graphicData uri="http://schemas.openxmlformats.org/drawingml/2006/picture">
+                      <pic:pic xmlns:pic="http://schemas.openxmlformats.org/drawingml/2006/picture">
+                        <pic:nvPicPr>
+                          <pic:cNvPr id="106952404" name="Picture 106952404"/>
+                          <pic:cNvPicPr/>
+                        </pic:nvPicPr>
+                        <pic:blipFill>
+                          <a:blip r:embed="rId24" cstate="print">
+                            <a:extLst>
+                              <a:ext uri="{28A0092B-C50C-407E-A947-70E740481C1C}">
+                                <a14:useLocalDpi xmlns:a14="http://schemas.microsoft.com/office/drawing/2010/main" val="0"/>
+                              </a:ext>
+                            </a:extLst>
+                          </a:blip>
+                          <a:stretch>
+                            <a:fillRect/>
+                          </a:stretch>
+                        </pic:blipFill>
+                        <pic:spPr>
+                          <a:xfrm>
+                            <a:off x="0" y="0"/>
+                            <a:ext cx="1432492" cy="815607"/>
+                          </a:xfrm>
+                          <a:prstGeom prst="rect">
+                            <a:avLst/>
+                          </a:prstGeom>
+                        </pic:spPr>
+                      </pic:pic>
+                    </a:graphicData>
+                  </a:graphic>
+                </wp:inline>
+              </w:drawing>
+            </w:r>
+          </w:p>
+        </w:tc>
+        <w:tc>
+          <w:tcPr>
+            <w:tcW w:w="2989" w:type="dxa"/>
+          </w:tcPr>
+          <w:p>
+            <w:pPr>
+              <w:rPr>
+                <w:rFonts w:ascii="Century Schoolbook" w:hAnsi="Century Schoolbook"/>
+                <w:noProof/>
+                <w:lang w:val="en-US"/>
+              </w:rPr>
+            </w:pPr>
+            <w:r>
+              <w:rPr>
+                <w:rFonts w:ascii="Century Schoolbook" w:hAnsi="Century Schoolbook"/>
+                <w:noProof/>
+                <w:lang w:val="en-US"/>
+              </w:rPr>
+              <w:drawing>
+                <wp:inline distT="0" distB="0" distL="0" distR="0" wp14:anchorId="0F53A837" wp14:editId="176910C3">
+                  <wp:extent cx="1406495" cy="801780"/>
+                  <wp:effectExtent l="0" t="0" r="3810" b="0"/>
+                  <wp:docPr id="1606731621" name="Picture 9" descr="A screenshot of a computer&#10;&#10;AI-generated content may be incorrect."/>
+                  <wp:cNvGraphicFramePr>
+                    <a:graphicFrameLocks xmlns:a="http://schemas.openxmlformats.org/drawingml/2006/main" noChangeAspect="1"/>
+                  </wp:cNvGraphicFramePr>
+                  <a:graphic xmlns:a="http://schemas.openxmlformats.org/drawingml/2006/main">
+                    <a:graphicData uri="http://schemas.openxmlformats.org/drawingml/2006/picture">
+                      <pic:pic xmlns:pic="http://schemas.openxmlformats.org/drawingml/2006/picture">
+                        <pic:nvPicPr>
+                          <pic:cNvPr id="722623869" name="Picture 9" descr="A screenshot of a computer&#10;&#10;AI-generated content may be incorrect."/>
+                          <pic:cNvPicPr/>
+                        </pic:nvPicPr>
+                        <pic:blipFill>
+                          <a:blip r:embed="rId26" cstate="print">
+                            <a:extLst>
+                              <a:ext uri="{28A0092B-C50C-407E-A947-70E740481C1C}">
+                                <a14:useLocalDpi xmlns:a14="http://schemas.microsoft.com/office/drawing/2010/main" val="0"/>
+                              </a:ext>
+                            </a:extLst>
+                          </a:blip>
+                          <a:stretch>
+                            <a:fillRect/>
+                          </a:stretch>
+                        </pic:blipFill>
+                        <pic:spPr>
+                          <a:xfrm>
+                            <a:off x="0" y="0"/>
+                            <a:ext cx="1475632" cy="841192"/>
+                          </a:xfrm>
+                          <a:prstGeom prst="rect">
+                            <a:avLst/>
+                          </a:prstGeom>
+                        </pic:spPr>
+                      </pic:pic>
+                    </a:graphicData>
+                  </a:graphic>
+                </wp:inline>
+              </w:drawing>
+            </w:r>
+          </w:p>
+        </w:tc>
+      </w:tr>
+      <w:tr>
+        <w:tc>
+          <w:tcPr>
+            <w:tcW w:w="1560" w:type="dxa"/>
+          </w:tcPr>
+          <w:p>
+            <w:pPr>
+              <w:rPr>
+                <w:rFonts w:ascii="Century Schoolbook" w:hAnsi="Century Schoolbook"/>
+                <w:lang w:val="en-US"/>
+              </w:rPr>
+            </w:pPr>
+            <w:r>
+              <w:rPr>
+                <w:rFonts w:ascii="Century Schoolbook" w:hAnsi="Century Schoolbook"/>
+                <w:lang w:val="en-US"/>
+              </w:rPr>
+              <w:t>UC004</w:t>
+            </w:r>
+          </w:p>
+        </w:tc>
+        <w:tc>
+          <w:tcPr>
+            <w:tcW w:w="2693" w:type="dxa"/>
+          </w:tcPr>
+          <w:p>
+            <w:pPr>
+              <w:rPr>
+                <w:rFonts w:ascii="Century Schoolbook" w:hAnsi="Century Schoolbook"/>
+                <w:noProof/>
+                <w:lang w:val="en-US"/>
+              </w:rPr>
+            </w:pPr>
+            <w:r>
+              <w:rPr>
+                <w:rFonts w:ascii="Century Schoolbook" w:hAnsi="Century Schoolbook"/>
+                <w:noProof/>
+                <w:lang w:val="en-US"/>
+              </w:rPr>
+              <w:drawing>
+                <wp:inline distT="0" distB="0" distL="0" distR="0" wp14:anchorId="563D6C69" wp14:editId="0F5B6953">
+                  <wp:extent cx="1753235" cy="998220"/>
+                  <wp:effectExtent l="0" t="0" r="0" b="5080"/>
+                  <wp:docPr id="1336657898" name="Picture 32" descr="A screenshot of a computer&#10;&#10;AI-generated content may be incorrect."/>
+                  <wp:cNvGraphicFramePr>
+                    <a:graphicFrameLocks xmlns:a="http://schemas.openxmlformats.org/drawingml/2006/main" noChangeAspect="1"/>
+                  </wp:cNvGraphicFramePr>
+                  <a:graphic xmlns:a="http://schemas.openxmlformats.org/drawingml/2006/main">
+                    <a:graphicData uri="http://schemas.openxmlformats.org/drawingml/2006/picture">
+                      <pic:pic xmlns:pic="http://schemas.openxmlformats.org/drawingml/2006/picture">
+                        <pic:nvPicPr>
+                          <pic:cNvPr id="1336657898" name="Picture 32" descr="A screenshot of a computer&#10;&#10;AI-generated content may be incorrect."/>
+                          <pic:cNvPicPr/>
+                        </pic:nvPicPr>
+                        <pic:blipFill>
+                          <a:blip r:embed="rId27" cstate="print">
+                            <a:extLst>
+                              <a:ext uri="{28A0092B-C50C-407E-A947-70E740481C1C}">
+                                <a14:useLocalDpi xmlns:a14="http://schemas.microsoft.com/office/drawing/2010/main" val="0"/>
+                              </a:ext>
+                            </a:extLst>
+                          </a:blip>
+                          <a:stretch>
+                            <a:fillRect/>
+                          </a:stretch>
+                        </pic:blipFill>
+                        <pic:spPr>
+                          <a:xfrm>
+                            <a:off x="0" y="0"/>
+                            <a:ext cx="1753235" cy="998220"/>
+                          </a:xfrm>
+                          <a:prstGeom prst="rect">
+                            <a:avLst/>
+                          </a:prstGeom>
+                        </pic:spPr>
+                      </pic:pic>
+                    </a:graphicData>
+                  </a:graphic>
+                </wp:inline>
+              </w:drawing>
+            </w:r>
+          </w:p>
+        </w:tc>
+        <w:tc>
+          <w:tcPr>
+            <w:tcW w:w="2987" w:type="dxa"/>
+          </w:tcPr>
+          <w:p>
+            <w:pPr>
+              <w:rPr>
+                <w:rFonts w:ascii="Century Schoolbook" w:hAnsi="Century Schoolbook"/>
+                <w:noProof/>
+                <w:lang w:val="en-US"/>
+              </w:rPr>
+            </w:pPr>
+            <w:r>
+              <w:rPr>
+                <w:rFonts w:ascii="Century Schoolbook" w:hAnsi="Century Schoolbook"/>
+                <w:noProof/>
+                <w:lang w:val="en-US"/>
+              </w:rPr>
+              <w:drawing>
+                <wp:inline distT="0" distB="0" distL="0" distR="0" wp14:anchorId="7507992F" wp14:editId="3F8C854D">
+                  <wp:extent cx="1406495" cy="801780"/>
+                  <wp:effectExtent l="0" t="0" r="3810" b="0"/>
+                  <wp:docPr id="99342513" name="Picture 9" descr="A screenshot of a computer&#10;&#10;AI-generated content may be incorrect."/>
+                  <wp:cNvGraphicFramePr>
+                    <a:graphicFrameLocks xmlns:a="http://schemas.openxmlformats.org/drawingml/2006/main" noChangeAspect="1"/>
+                  </wp:cNvGraphicFramePr>
+                  <a:graphic xmlns:a="http://schemas.openxmlformats.org/drawingml/2006/main">
+                    <a:graphicData uri="http://schemas.openxmlformats.org/drawingml/2006/picture">
+                      <pic:pic xmlns:pic="http://schemas.openxmlformats.org/drawingml/2006/picture">
+                        <pic:nvPicPr>
+                          <pic:cNvPr id="722623869" name="Picture 9" descr="A screenshot of a computer&#10;&#10;AI-generated content may be incorrect."/>
+                          <pic:cNvPicPr/>
+                        </pic:nvPicPr>
+                        <pic:blipFill>
+                          <a:blip r:embed="rId26" cstate="print">
+                            <a:extLst>
+                              <a:ext uri="{28A0092B-C50C-407E-A947-70E740481C1C}">
+                                <a14:useLocalDpi xmlns:a14="http://schemas.microsoft.com/office/drawing/2010/main" val="0"/>
+                              </a:ext>
+                            </a:extLst>
+                          </a:blip>
+                          <a:stretch>
+                            <a:fillRect/>
+                          </a:stretch>
+                        </pic:blipFill>
+                        <pic:spPr>
+                          <a:xfrm>
+                            <a:off x="0" y="0"/>
+                            <a:ext cx="1475632" cy="841192"/>
+                          </a:xfrm>
+                          <a:prstGeom prst="rect">
+                            <a:avLst/>
+                          </a:prstGeom>
+                        </pic:spPr>
+                      </pic:pic>
+                    </a:graphicData>
+                  </a:graphic>
+                </wp:inline>
+              </w:drawing>
+            </w:r>
+          </w:p>
+        </w:tc>
+        <w:tc>
+          <w:tcPr>
+            <w:tcW w:w="2989" w:type="dxa"/>
+          </w:tcPr>
+          <w:p>
+            <w:pPr>
+              <w:rPr>
+                <w:rFonts w:ascii="Century Schoolbook" w:hAnsi="Century Schoolbook"/>
+                <w:noProof/>
+                <w:lang w:val="en-US"/>
+              </w:rPr>
+            </w:pPr>
+            <w:r>
+              <w:rPr>
+                <w:rFonts w:ascii="Century Schoolbook" w:hAnsi="Century Schoolbook"/>
+                <w:noProof/>
+                <w:lang w:val="en-US"/>
+              </w:rPr>
+              <w:drawing>
+                <wp:inline distT="0" distB="0" distL="0" distR="0" wp14:anchorId="7289C6D9" wp14:editId="2A9E75E2">
+                  <wp:extent cx="1618706" cy="920507"/>
+                  <wp:effectExtent l="0" t="0" r="0" b="0"/>
+                  <wp:docPr id="38744231" name="Picture 14"/>
+                  <wp:cNvGraphicFramePr>
+                    <a:graphicFrameLocks xmlns:a="http://schemas.openxmlformats.org/drawingml/2006/main" noChangeAspect="1"/>
+                  </wp:cNvGraphicFramePr>
+                  <a:graphic xmlns:a="http://schemas.openxmlformats.org/drawingml/2006/main">
+                    <a:graphicData uri="http://schemas.openxmlformats.org/drawingml/2006/picture">
+                      <pic:pic xmlns:pic="http://schemas.openxmlformats.org/drawingml/2006/picture">
+                        <pic:nvPicPr>
+                          <pic:cNvPr id="810551428" name="Picture 810551428"/>
+                          <pic:cNvPicPr/>
+                        </pic:nvPicPr>
+                        <pic:blipFill>
+                          <a:blip r:embed="rId28" cstate="print">
+                            <a:extLst>
+                              <a:ext uri="{28A0092B-C50C-407E-A947-70E740481C1C}">
+                                <a14:useLocalDpi xmlns:a14="http://schemas.microsoft.com/office/drawing/2010/main" val="0"/>
+                              </a:ext>
+                            </a:extLst>
+                          </a:blip>
+                          <a:stretch>
+                            <a:fillRect/>
+                          </a:stretch>
+                        </pic:blipFill>
+                        <pic:spPr>
+                          <a:xfrm>
+                            <a:off x="0" y="0"/>
+                            <a:ext cx="1631072" cy="927539"/>
+                          </a:xfrm>
+                          <a:prstGeom prst="rect">
+                            <a:avLst/>
+                          </a:prstGeom>
+                        </pic:spPr>
+                      </pic:pic>
+                    </a:graphicData>
+                  </a:graphic>
+                </wp:inline>
+              </w:drawing>
+            </w:r>
+          </w:p>
+        </w:tc>
+      </w:tr>
+      <w:tr>
+        <w:tc>
+          <w:tcPr>
+            <w:tcW w:w="10229" w:type="dxa"/>
+            <w:gridSpan w:val="4"/>
+          </w:tcPr>
+          <w:p>
+            <w:pPr>
+              <w:rPr>
+                <w:rFonts w:ascii="Century Schoolbook" w:hAnsi="Century Schoolbook"/>
+                <w:noProof/>
+                <w:lang w:val="en-US"/>
+              </w:rPr>
+            </w:pPr>
+            <w:r>
+              <w:rPr>
+                <w:rFonts w:ascii="Century Schoolbook" w:hAnsi="Century Schoolbook"/>
+                <w:noProof/>
+                <w:lang w:val="en-US"/>
+              </w:rPr>
+              <w:t>Roadmap:</w:t>
+            </w:r>
+          </w:p>
+        </w:tc>
+      </w:tr>
+      <w:tr>
+        <w:tc>
+          <w:tcPr>
+            <w:tcW w:w="10229" w:type="dxa"/>
+            <w:gridSpan w:val="4"/>
+          </w:tcPr>
+          <w:p>
+            <w:pPr>
+              <w:rPr>
+                <w:rFonts w:ascii="Century Schoolbook" w:hAnsi="Century Schoolbook"/>
+                <w:noProof/>
+                <w:lang w:val="en-US"/>
+              </w:rPr>
+            </w:pPr>
+            <w:r>
+              <w:rPr>
+                <w:rFonts w:ascii="Century Schoolbook" w:hAnsi="Century Schoolbook"/>
+                <w:noProof/>
+                <w:lang w:val="en-US"/>
+              </w:rPr>
+              <w:lastRenderedPageBreak/>
+              <w:drawing>
+                <wp:inline distT="0" distB="0" distL="0" distR="0" wp14:anchorId="31660E1A" wp14:editId="42A67169">
+                  <wp:extent cx="3046838" cy="1730829"/>
+                  <wp:effectExtent l="0" t="0" r="1270" b="0"/>
+                  <wp:docPr id="873090810" name="Picture 30"/>
+                  <wp:cNvGraphicFramePr>
+                    <a:graphicFrameLocks xmlns:a="http://schemas.openxmlformats.org/drawingml/2006/main" noChangeAspect="1"/>
+                  </wp:cNvGraphicFramePr>
+                  <a:graphic xmlns:a="http://schemas.openxmlformats.org/drawingml/2006/main">
+                    <a:graphicData uri="http://schemas.openxmlformats.org/drawingml/2006/picture">
+                      <pic:pic xmlns:pic="http://schemas.openxmlformats.org/drawingml/2006/picture">
+                        <pic:nvPicPr>
+                          <pic:cNvPr id="873090810" name="Picture 873090810"/>
+                          <pic:cNvPicPr/>
+                        </pic:nvPicPr>
+                        <pic:blipFill>
+                          <a:blip r:embed="rId29" cstate="print">
+                            <a:extLst>
+                              <a:ext uri="{28A0092B-C50C-407E-A947-70E740481C1C}">
+                                <a14:useLocalDpi xmlns:a14="http://schemas.microsoft.com/office/drawing/2010/main" val="0"/>
+                              </a:ext>
+                            </a:extLst>
+                          </a:blip>
+                          <a:stretch>
+                            <a:fillRect/>
+                          </a:stretch>
+                        </pic:blipFill>
+                        <pic:spPr>
+                          <a:xfrm>
+                            <a:off x="0" y="0"/>
+                            <a:ext cx="3073053" cy="1745721"/>
+                          </a:xfrm>
+                          <a:prstGeom prst="rect">
+                            <a:avLst/>
+                          </a:prstGeom>
+                        </pic:spPr>
+                      </pic:pic>
+                    </a:graphicData>
+                  </a:graphic>
+                </wp:inline>
+              </w:drawing>
+            </w:r>
+            <w:r>
+              <w:rPr>
+                <w:rFonts w:ascii="Century Schoolbook" w:hAnsi="Century Schoolbook"/>
+                <w:noProof/>
+                <w:lang w:val="en-US"/>
+              </w:rPr>
+              <w:drawing>
+                <wp:inline distT="0" distB="0" distL="0" distR="0" wp14:anchorId="401A8425" wp14:editId="2038EB45">
+                  <wp:extent cx="2915920" cy="1727490"/>
+                  <wp:effectExtent l="0" t="0" r="5080" b="0"/>
+                  <wp:docPr id="2011538691" name="Picture 33" descr="A screenshot of a computer&#10;&#10;AI-generated content may be incorrect."/>
+                  <wp:cNvGraphicFramePr>
+                    <a:graphicFrameLocks xmlns:a="http://schemas.openxmlformats.org/drawingml/2006/main" noChangeAspect="1"/>
+                  </wp:cNvGraphicFramePr>
+                  <a:graphic xmlns:a="http://schemas.openxmlformats.org/drawingml/2006/main">
+                    <a:graphicData uri="http://schemas.openxmlformats.org/drawingml/2006/picture">
+                      <pic:pic xmlns:pic="http://schemas.openxmlformats.org/drawingml/2006/picture">
+                        <pic:nvPicPr>
+                          <pic:cNvPr id="2011538691" name="Picture 33" descr="A screenshot of a computer&#10;&#10;AI-generated content may be incorrect."/>
+                          <pic:cNvPicPr/>
+                        </pic:nvPicPr>
+                        <pic:blipFill>
+                          <a:blip r:embed="rId30" cstate="print">
+                            <a:extLst>
+                              <a:ext uri="{28A0092B-C50C-407E-A947-70E740481C1C}">
+                                <a14:useLocalDpi xmlns:a14="http://schemas.microsoft.com/office/drawing/2010/main" val="0"/>
+                              </a:ext>
+                            </a:extLst>
+                          </a:blip>
+                          <a:stretch>
+                            <a:fillRect/>
+                          </a:stretch>
+                        </pic:blipFill>
+                        <pic:spPr>
+                          <a:xfrm>
+                            <a:off x="0" y="0"/>
+                            <a:ext cx="2978104" cy="1764330"/>
+                          </a:xfrm>
+                          <a:prstGeom prst="rect">
+                            <a:avLst/>
+                          </a:prstGeom>
+                        </pic:spPr>
+                      </pic:pic>
+                    </a:graphicData>
+                  </a:graphic>
+                </wp:inline>
+              </w:drawing>
+            </w:r>
+          </w:p>
+        </w:tc>
+      </w:tr>
+    </w:tbl>
+    <w:p>
+      <w:pPr>
+        <w:rPr>
+          <w:rFonts w:ascii="Century Schoolbook" w:hAnsi="Century Schoolbook"/>
+          <w:lang w:val="en-US"/>
+        </w:rPr>
+      </w:pPr>
+    </w:p>
+    <w:p>
+      <w:pPr>
+        <w:rPr>
+          <w:rFonts w:ascii="Century Schoolbook" w:hAnsi="Century Schoolbook"/>
+          <w:b/>
+          <w:bCs/>
+          <w:u w:val="single"/>
+          <w:lang w:val="en-US"/>
+        </w:rPr>
+      </w:pPr>
+      <w:r>
+        <w:rPr>
+          <w:rFonts w:ascii="Century Schoolbook" w:hAnsi="Century Schoolbook"/>
+          <w:b/>
+          <w:bCs/>
+          <w:u w:val="single"/>
+          <w:lang w:val="en-US"/>
+        </w:rPr>
+        <w:t xml:space="preserve">3-Important </w:t>
+      </w:r>
+      <w:r>
+        <w:rPr>
+          <w:rFonts w:ascii="Century Schoolbook" w:hAnsi="Century Schoolbook"/>
+          <w:b/>
+          <w:bCs/>
+          <w:u w:val="single"/>
+          <w:lang w:val="en-US"/>
+        </w:rPr>
+        <w:t>T</w:t>
+      </w:r>
+      <w:r>
+        <w:rPr>
+          <w:rFonts w:ascii="Century Schoolbook" w:hAnsi="Century Schoolbook"/>
+          <w:b/>
+          <w:bCs/>
+          <w:u w:val="single"/>
+          <w:lang w:val="en-US"/>
+        </w:rPr>
+        <w:t>ables:</w:t>
+      </w:r>
+    </w:p>
+    <w:p>
+      <w:pPr>
+        <w:rPr>
+          <w:rFonts w:ascii="Century Schoolbook" w:hAnsi="Century Schoolbook"/>
+          <w:u w:val="single"/>
+          <w:lang w:val="en-US"/>
+        </w:rPr>
+      </w:pPr>
+      <w:r>
+        <w:rPr>
+          <w:rFonts w:ascii="Century Schoolbook" w:hAnsi="Century Schoolbook"/>
+          <w:u w:val="single"/>
+          <w:lang w:val="en-US"/>
+        </w:rPr>
+        <w:t>Trac</w:t>
+      </w:r>
+      <w:r>
+        <w:rPr>
+          <w:rFonts w:ascii="Century Schoolbook" w:hAnsi="Century Schoolbook"/>
+          <w:u w:val="single"/>
+          <w:lang w:val="en-US"/>
+        </w:rPr>
+        <w:t>e</w:t>
+      </w:r>
+      <w:r>
+        <w:rPr>
+          <w:rFonts w:ascii="Century Schoolbook" w:hAnsi="Century Schoolbook"/>
+          <w:u w:val="single"/>
+          <w:lang w:val="en-US"/>
+        </w:rPr>
+        <w:t>ability Table</w:t>
+      </w:r>
+      <w:r>
+        <w:rPr>
+          <w:rFonts w:ascii="Century Schoolbook" w:hAnsi="Century Schoolbook"/>
+          <w:u w:val="single"/>
+          <w:lang w:val="en-US"/>
+        </w:rPr>
+        <w:t>:</w:t>
+      </w:r>
+    </w:p>
+    <w:tbl>
+      <w:tblPr>
+        <w:tblStyle w:val="TableGrid"/>
+        <w:tblW w:w="10201" w:type="dxa"/>
+        <w:tblLook w:val="04A0" w:firstRow="1" w:lastRow="0" w:firstColumn="1" w:lastColumn="0" w:noHBand="0" w:noVBand="1"/>
+      </w:tblPr>
+      <w:tblGrid>
+        <w:gridCol w:w="2263"/>
+        <w:gridCol w:w="2127"/>
+        <w:gridCol w:w="2551"/>
+        <w:gridCol w:w="3260"/>
+      </w:tblGrid>
+      <w:tr>
+        <w:tc>
+          <w:tcPr>
+            <w:tcW w:w="2263" w:type="dxa"/>
+            <w:shd w:val="clear" w:color="auto" w:fill="A5C9EB" w:themeFill="text2" w:themeFillTint="40"/>
+          </w:tcPr>
+          <w:p>
+            <w:pPr>
+              <w:rPr>
+                <w:rFonts w:ascii="Century Schoolbook" w:hAnsi="Century Schoolbook"/>
+                <w:lang w:val="en-US"/>
+              </w:rPr>
+            </w:pPr>
+            <w:r>
+              <w:rPr>
+                <w:rFonts w:ascii="Century Schoolbook" w:hAnsi="Century Schoolbook"/>
+                <w:lang w:val="en-US"/>
+              </w:rPr>
+              <w:t>Requirement</w:t>
+            </w:r>
+          </w:p>
+        </w:tc>
+        <w:tc>
+          <w:tcPr>
+            <w:tcW w:w="2127" w:type="dxa"/>
+            <w:shd w:val="clear" w:color="auto" w:fill="A5C9EB" w:themeFill="text2" w:themeFillTint="40"/>
+          </w:tcPr>
+          <w:p>
+            <w:pPr>
+              <w:rPr>
+                <w:rFonts w:ascii="Century Schoolbook" w:hAnsi="Century Schoolbook"/>
+                <w:lang w:val="en-US"/>
+              </w:rPr>
+            </w:pPr>
+            <w:r>
+              <w:rPr>
+                <w:rFonts w:ascii="Century Schoolbook" w:hAnsi="Century Schoolbook"/>
+                <w:lang w:val="en-US"/>
+              </w:rPr>
+              <w:t>DFD Processes</w:t>
+            </w:r>
+          </w:p>
+        </w:tc>
+        <w:tc>
+          <w:tcPr>
+            <w:tcW w:w="2551" w:type="dxa"/>
+            <w:shd w:val="clear" w:color="auto" w:fill="A5C9EB" w:themeFill="text2" w:themeFillTint="40"/>
+          </w:tcPr>
+          <w:p>
+            <w:pPr>
+              <w:rPr>
+                <w:rFonts w:ascii="Century Schoolbook" w:hAnsi="Century Schoolbook"/>
+                <w:lang w:val="en-US"/>
+              </w:rPr>
+            </w:pPr>
+            <w:r>
+              <w:rPr>
+                <w:rFonts w:ascii="Century Schoolbook" w:hAnsi="Century Schoolbook"/>
+                <w:lang w:val="en-US"/>
+              </w:rPr>
+              <w:t>Use Case Diagram</w:t>
+            </w:r>
+          </w:p>
+        </w:tc>
+        <w:tc>
+          <w:tcPr>
+            <w:tcW w:w="3260" w:type="dxa"/>
+            <w:shd w:val="clear" w:color="auto" w:fill="A5C9EB" w:themeFill="text2" w:themeFillTint="40"/>
+          </w:tcPr>
+          <w:p>
+            <w:pPr>
+              <w:rPr>
+                <w:rFonts w:ascii="Century Schoolbook" w:hAnsi="Century Schoolbook"/>
+                <w:lang w:val="en-US"/>
+              </w:rPr>
+            </w:pPr>
+            <w:r>
+              <w:rPr>
+                <w:rFonts w:ascii="Century Schoolbook" w:hAnsi="Century Schoolbook"/>
+                <w:lang w:val="en-US"/>
+              </w:rPr>
+              <w:t>Class Diagram</w:t>
+            </w:r>
+          </w:p>
+        </w:tc>
+      </w:tr>
+      <w:tr>
+        <w:tc>
+          <w:tcPr>
+            <w:tcW w:w="2263" w:type="dxa"/>
+          </w:tcPr>
+          <w:p>
+            <w:pPr>
+              <w:rPr>
+                <w:rFonts w:ascii="Century Schoolbook" w:hAnsi="Century Schoolbook"/>
+                <w:lang w:val="en-US"/>
+              </w:rPr>
+            </w:pPr>
+          </w:p>
+        </w:tc>
+        <w:tc>
+          <w:tcPr>
+            <w:tcW w:w="2127" w:type="dxa"/>
+          </w:tcPr>
+          <w:p>
+            <w:pPr>
+              <w:rPr>
+                <w:rFonts w:ascii="Century Schoolbook" w:hAnsi="Century Schoolbook"/>
+                <w:lang w:val="en-US"/>
+              </w:rPr>
+            </w:pPr>
+          </w:p>
+        </w:tc>
+        <w:tc>
+          <w:tcPr>
+            <w:tcW w:w="2551" w:type="dxa"/>
+          </w:tcPr>
+          <w:p>
+            <w:pPr>
+              <w:rPr>
+                <w:rFonts w:ascii="Century Schoolbook" w:hAnsi="Century Schoolbook"/>
+                <w:lang w:val="en-US"/>
+              </w:rPr>
+            </w:pPr>
+          </w:p>
+        </w:tc>
+        <w:tc>
+          <w:tcPr>
+            <w:tcW w:w="3260" w:type="dxa"/>
+          </w:tcPr>
+          <w:p>
+            <w:pPr>
+              <w:rPr>
+                <w:rFonts w:ascii="Century Schoolbook" w:hAnsi="Century Schoolbook"/>
+                <w:lang w:val="en-US"/>
+              </w:rPr>
+            </w:pPr>
+          </w:p>
+        </w:tc>
+      </w:tr>
+      <w:tr>
+        <w:tc>
+          <w:tcPr>
+            <w:tcW w:w="2263" w:type="dxa"/>
+          </w:tcPr>
+          <w:p>
+            <w:pPr>
+              <w:rPr>
+                <w:rFonts w:ascii="Century Schoolbook" w:hAnsi="Century Schoolbook"/>
+                <w:lang w:val="en-US"/>
+              </w:rPr>
+            </w:pPr>
+          </w:p>
+        </w:tc>
+        <w:tc>
+          <w:tcPr>
+            <w:tcW w:w="2127" w:type="dxa"/>
+          </w:tcPr>
+          <w:p>
+            <w:pPr>
+              <w:rPr>
+                <w:rFonts w:ascii="Century Schoolbook" w:hAnsi="Century Schoolbook"/>
+                <w:lang w:val="en-US"/>
+              </w:rPr>
+            </w:pPr>
+          </w:p>
+        </w:tc>
+        <w:tc>
+          <w:tcPr>
+            <w:tcW w:w="2551" w:type="dxa"/>
+          </w:tcPr>
+          <w:p>
+            <w:pPr>
+              <w:rPr>
+                <w:rFonts w:ascii="Century Schoolbook" w:hAnsi="Century Schoolbook"/>
+                <w:lang w:val="en-US"/>
+              </w:rPr>
+            </w:pPr>
+          </w:p>
+        </w:tc>
+        <w:tc>
+          <w:tcPr>
+            <w:tcW w:w="3260" w:type="dxa"/>
+          </w:tcPr>
+          <w:p>
+            <w:pPr>
+              <w:rPr>
+                <w:rFonts w:ascii="Century Schoolbook" w:hAnsi="Century Schoolbook"/>
+                <w:lang w:val="en-US"/>
+              </w:rPr>
+            </w:pPr>
+          </w:p>
+        </w:tc>
+      </w:tr>
+    </w:tbl>
+    <w:p>
+      <w:pPr>
+        <w:rPr>
+          <w:rFonts w:ascii="Century Schoolbook" w:hAnsi="Century Schoolbook"/>
+          <w:lang w:val="en-US"/>
+        </w:rPr>
+      </w:pPr>
+    </w:p>
+    <w:p>
+      <w:pPr>
+        <w:rPr>
+          <w:rFonts w:ascii="Century Schoolbook" w:hAnsi="Century Schoolbook"/>
+          <w:u w:val="single"/>
+          <w:lang w:val="en-US"/>
+        </w:rPr>
+      </w:pPr>
+      <w:r>
+        <w:rPr>
+          <w:rFonts w:ascii="Century Schoolbook" w:hAnsi="Century Schoolbook"/>
+          <w:u w:val="single"/>
+          <w:lang w:val="en-US"/>
+        </w:rPr>
+        <w:t>Assumption Table</w:t>
+      </w:r>
+      <w:r>
+        <w:rPr>
+          <w:rFonts w:ascii="Century Schoolbook" w:hAnsi="Century Schoolbook"/>
+          <w:u w:val="single"/>
+          <w:lang w:val="en-US"/>
+        </w:rPr>
+        <w:t>:</w:t>
+      </w:r>
+    </w:p>
+    <w:tbl>
+      <w:tblPr>
+        <w:tblStyle w:val="TableGrid"/>
+        <w:tblW w:w="10201" w:type="dxa"/>
+        <w:tblLook w:val="04A0" w:firstRow="1" w:lastRow="0" w:firstColumn="1" w:lastColumn="0" w:noHBand="0" w:noVBand="1"/>
+      </w:tblPr>
+      <w:tblGrid>
+        <w:gridCol w:w="5041"/>
+        <w:gridCol w:w="5160"/>
+      </w:tblGrid>
+      <w:tr>
+        <w:tc>
+          <w:tcPr>
+            <w:tcW w:w="5041" w:type="dxa"/>
+            <w:shd w:val="clear" w:color="auto" w:fill="A5C9EB" w:themeFill="text2" w:themeFillTint="40"/>
+          </w:tcPr>
+          <w:p>
+            <w:pPr>
+              <w:rPr>
+                <w:rFonts w:ascii="Century Schoolbook" w:hAnsi="Century Schoolbook"/>
+                <w:lang w:val="en-US"/>
+              </w:rPr>
+            </w:pPr>
+            <w:r>
+              <w:rPr>
+                <w:rFonts w:ascii="Century Schoolbook" w:hAnsi="Century Schoolbook"/>
+                <w:lang w:val="en-US"/>
+              </w:rPr>
+              <w:t xml:space="preserve">Assumption </w:t>
+            </w:r>
+          </w:p>
+        </w:tc>
+        <w:tc>
+          <w:tcPr>
+            <w:tcW w:w="5160" w:type="dxa"/>
+            <w:shd w:val="clear" w:color="auto" w:fill="A5C9EB" w:themeFill="text2" w:themeFillTint="40"/>
+          </w:tcPr>
+          <w:p>
+            <w:pPr>
+              <w:rPr>
+                <w:rFonts w:ascii="Century Schoolbook" w:hAnsi="Century Schoolbook"/>
+                <w:lang w:val="en-US"/>
+              </w:rPr>
+            </w:pPr>
+            <w:r>
+              <w:rPr>
+                <w:rFonts w:ascii="Century Schoolbook" w:hAnsi="Century Schoolbook"/>
+                <w:lang w:val="en-US"/>
+              </w:rPr>
+              <w:t>Justification</w:t>
+            </w:r>
+          </w:p>
+        </w:tc>
+      </w:tr>
+      <w:tr>
+        <w:tc>
+          <w:tcPr>
+            <w:tcW w:w="5041" w:type="dxa"/>
+          </w:tcPr>
+          <w:p>
+            <w:pPr>
+              <w:rPr>
+                <w:rFonts w:ascii="Century Schoolbook" w:hAnsi="Century Schoolbook"/>
+                <w:lang w:val="en-US"/>
+              </w:rPr>
+            </w:pPr>
+          </w:p>
+        </w:tc>
+        <w:tc>
+          <w:tcPr>
+            <w:tcW w:w="5160" w:type="dxa"/>
+          </w:tcPr>
+          <w:p>
+            <w:pPr>
+              <w:rPr>
+                <w:rFonts w:ascii="Century Schoolbook" w:hAnsi="Century Schoolbook"/>
+                <w:lang w:val="en-US"/>
+              </w:rPr>
+            </w:pPr>
+          </w:p>
+        </w:tc>
+      </w:tr>
+      <w:tr>
+        <w:tc>
+          <w:tcPr>
+            <w:tcW w:w="5041" w:type="dxa"/>
+          </w:tcPr>
+          <w:p>
+            <w:pPr>
+              <w:rPr>
+                <w:rFonts w:ascii="Century Schoolbook" w:hAnsi="Century Schoolbook"/>
+                <w:lang w:val="en-US"/>
+              </w:rPr>
+            </w:pPr>
+          </w:p>
+        </w:tc>
+        <w:tc>
+          <w:tcPr>
+            <w:tcW w:w="5160" w:type="dxa"/>
+          </w:tcPr>
+          <w:p>
+            <w:pPr>
+              <w:rPr>
+                <w:rFonts w:ascii="Century Schoolbook" w:hAnsi="Century Schoolbook"/>
+                <w:lang w:val="en-US"/>
+              </w:rPr>
+            </w:pPr>
+          </w:p>
+        </w:tc>
+      </w:tr>
+      <w:tr>
+        <w:tc>
+          <w:tcPr>
+            <w:tcW w:w="5041" w:type="dxa"/>
+          </w:tcPr>
+          <w:p>
+            <w:pPr>
+              <w:rPr>
+                <w:rFonts w:ascii="Century Schoolbook" w:hAnsi="Century Schoolbook"/>
+                <w:lang w:val="en-US"/>
+              </w:rPr>
+            </w:pPr>
+          </w:p>
+        </w:tc>
+        <w:tc>
+          <w:tcPr>
+            <w:tcW w:w="5160" w:type="dxa"/>
+          </w:tcPr>
+          <w:p>
+            <w:pPr>
+              <w:rPr>
+                <w:rFonts w:ascii="Century Schoolbook" w:hAnsi="Century Schoolbook"/>
+                <w:lang w:val="en-US"/>
+              </w:rPr>
+            </w:pPr>
+          </w:p>
+        </w:tc>
+      </w:tr>
+    </w:tbl>
+    <w:p>
+      <w:pPr>
+        <w:rPr>
+          <w:rFonts w:ascii="Century Schoolbook" w:hAnsi="Century Schoolbook"/>
           <w:lang w:val="en-US"/>
         </w:rPr>
       </w:pPr>
@@ -4574,9 +7500,576 @@
 </w:document>
 </file>
 
+<file path=word/endnotes.xml><?xml version="1.0" encoding="utf-8"?>
+<w:endnotes xmlns:wpc="http://schemas.microsoft.com/office/word/2010/wordprocessingCanvas" xmlns:cx="http://schemas.microsoft.com/office/drawing/2014/chartex" xmlns:cx1="http://schemas.microsoft.com/office/drawing/2015/9/8/chartex" xmlns:cx2="http://schemas.microsoft.com/office/drawing/2015/10/21/chartex" xmlns:cx3="http://schemas.microsoft.com/office/drawing/2016/5/9/chartex" xmlns:cx4="http://schemas.microsoft.com/office/drawing/2016/5/10/chartex" xmlns:cx5="http://schemas.microsoft.com/office/drawing/2016/5/11/chartex" xmlns:cx6="http://schemas.microsoft.com/office/drawing/2016/5/12/chartex" xmlns:cx7="http://schemas.microsoft.com/office/drawing/2016/5/13/chartex" xmlns:cx8="http://schemas.microsoft.com/office/drawing/2016/5/14/chartex" xmlns:mc="http://schemas.openxmlformats.org/markup-compatibility/2006" xmlns:aink="http://schemas.microsoft.com/office/drawing/2016/ink" xmlns:am3d="http://schemas.microsoft.com/office/drawing/2017/model3d" xmlns:o="urn:schemas-microsoft-com:office:office" xmlns:oel="http://schemas.microsoft.com/office/2019/extlst" xmlns:r="http://schemas.openxmlformats.org/officeDocument/2006/relationships" xmlns:m="http://schemas.openxmlformats.org/officeDocument/2006/math" xmlns:v="urn:schemas-microsoft-com:vml" xmlns:wp14="http://schemas.microsoft.com/office/word/2010/wordprocessingDrawing" xmlns:wp="http://schemas.openxmlformats.org/drawingml/2006/wordprocessingDrawing" xmlns:w10="urn:schemas-microsoft-com:office:word" xmlns:w="http://schemas.openxmlformats.org/wordprocessingml/2006/main" xmlns:w14="http://schemas.microsoft.com/office/word/2010/wordml" xmlns:w15="http://schemas.microsoft.com/office/word/2012/wordml" xmlns:w16cex="http://schemas.microsoft.com/office/word/2018/wordml/cex" xmlns:w16cid="http://schemas.microsoft.com/office/word/2016/wordml/cid" xmlns:w16="http://schemas.microsoft.com/office/word/2018/wordml" xmlns:w16du="http://schemas.microsoft.com/office/word/2023/wordml/word16du" xmlns:w16sdtdh="http://schemas.microsoft.com/office/word/2020/wordml/sdtdatahash" xmlns:w16sdtfl="http://schemas.microsoft.com/office/word/2024/wordml/sdtformatlock" xmlns:w16se="http://schemas.microsoft.com/office/word/2015/wordml/symex" xmlns:wpg="http://schemas.microsoft.com/office/word/2010/wordprocessingGroup" xmlns:wpi="http://schemas.microsoft.com/office/word/2010/wordprocessingInk" xmlns:wne="http://schemas.microsoft.com/office/word/2006/wordml" xmlns:wps="http://schemas.microsoft.com/office/word/2010/wordprocessingShape" mc:Ignorable="w14 w15 w16se w16cid w16 w16cex w16sdtdh w16sdtfl w16du wp14">
+  <w:endnote w:type="separator" w:id="-1">
+    <w:p>
+      <w:pPr>
+        <w:spacing w:after="0" w:line="240" w:lineRule="auto"/>
+      </w:pPr>
+      <w:r>
+        <w:separator/>
+      </w:r>
+    </w:p>
+  </w:endnote>
+  <w:endnote w:type="continuationSeparator" w:id="0">
+    <w:p>
+      <w:pPr>
+        <w:spacing w:after="0" w:line="240" w:lineRule="auto"/>
+      </w:pPr>
+      <w:r>
+        <w:continuationSeparator/>
+      </w:r>
+    </w:p>
+  </w:endnote>
+</w:endnotes>
+</file>
+
+<file path=word/footnotes.xml><?xml version="1.0" encoding="utf-8"?>
+<w:footnotes xmlns:wpc="http://schemas.microsoft.com/office/word/2010/wordprocessingCanvas" xmlns:cx="http://schemas.microsoft.com/office/drawing/2014/chartex" xmlns:cx1="http://schemas.microsoft.com/office/drawing/2015/9/8/chartex" xmlns:cx2="http://schemas.microsoft.com/office/drawing/2015/10/21/chartex" xmlns:cx3="http://schemas.microsoft.com/office/drawing/2016/5/9/chartex" xmlns:cx4="http://schemas.microsoft.com/office/drawing/2016/5/10/chartex" xmlns:cx5="http://schemas.microsoft.com/office/drawing/2016/5/11/chartex" xmlns:cx6="http://schemas.microsoft.com/office/drawing/2016/5/12/chartex" xmlns:cx7="http://schemas.microsoft.com/office/drawing/2016/5/13/chartex" xmlns:cx8="http://schemas.microsoft.com/office/drawing/2016/5/14/chartex" xmlns:mc="http://schemas.openxmlformats.org/markup-compatibility/2006" xmlns:aink="http://schemas.microsoft.com/office/drawing/2016/ink" xmlns:am3d="http://schemas.microsoft.com/office/drawing/2017/model3d" xmlns:o="urn:schemas-microsoft-com:office:office" xmlns:oel="http://schemas.microsoft.com/office/2019/extlst" xmlns:r="http://schemas.openxmlformats.org/officeDocument/2006/relationships" xmlns:m="http://schemas.openxmlformats.org/officeDocument/2006/math" xmlns:v="urn:schemas-microsoft-com:vml" xmlns:wp14="http://schemas.microsoft.com/office/word/2010/wordprocessingDrawing" xmlns:wp="http://schemas.openxmlformats.org/drawingml/2006/wordprocessingDrawing" xmlns:w10="urn:schemas-microsoft-com:office:word" xmlns:w="http://schemas.openxmlformats.org/wordprocessingml/2006/main" xmlns:w14="http://schemas.microsoft.com/office/word/2010/wordml" xmlns:w15="http://schemas.microsoft.com/office/word/2012/wordml" xmlns:w16cex="http://schemas.microsoft.com/office/word/2018/wordml/cex" xmlns:w16cid="http://schemas.microsoft.com/office/word/2016/wordml/cid" xmlns:w16="http://schemas.microsoft.com/office/word/2018/wordml" xmlns:w16du="http://schemas.microsoft.com/office/word/2023/wordml/word16du" xmlns:w16sdtdh="http://schemas.microsoft.com/office/word/2020/wordml/sdtdatahash" xmlns:w16sdtfl="http://schemas.microsoft.com/office/word/2024/wordml/sdtformatlock" xmlns:w16se="http://schemas.microsoft.com/office/word/2015/wordml/symex" xmlns:wpg="http://schemas.microsoft.com/office/word/2010/wordprocessingGroup" xmlns:wpi="http://schemas.microsoft.com/office/word/2010/wordprocessingInk" xmlns:wne="http://schemas.microsoft.com/office/word/2006/wordml" xmlns:wps="http://schemas.microsoft.com/office/word/2010/wordprocessingShape" mc:Ignorable="w14 w15 w16se w16cid w16 w16cex w16sdtdh w16sdtfl w16du wp14">
+  <w:footnote w:type="separator" w:id="-1">
+    <w:p>
+      <w:pPr>
+        <w:spacing w:after="0" w:line="240" w:lineRule="auto"/>
+      </w:pPr>
+      <w:r>
+        <w:separator/>
+      </w:r>
+    </w:p>
+  </w:footnote>
+  <w:footnote w:type="continuationSeparator" w:id="0">
+    <w:p>
+      <w:pPr>
+        <w:spacing w:after="0" w:line="240" w:lineRule="auto"/>
+      </w:pPr>
+      <w:r>
+        <w:continuationSeparator/>
+      </w:r>
+    </w:p>
+  </w:footnote>
+</w:footnotes>
+</file>
+
 <file path=word/numbering.xml><?xml version="1.0" encoding="utf-8"?>
 <w:numbering xmlns:wpc="http://schemas.microsoft.com/office/word/2010/wordprocessingCanvas" xmlns:cx="http://schemas.microsoft.com/office/drawing/2014/chartex" xmlns:cx1="http://schemas.microsoft.com/office/drawing/2015/9/8/chartex" xmlns:cx2="http://schemas.microsoft.com/office/drawing/2015/10/21/chartex" xmlns:cx3="http://schemas.microsoft.com/office/drawing/2016/5/9/chartex" xmlns:cx4="http://schemas.microsoft.com/office/drawing/2016/5/10/chartex" xmlns:cx5="http://schemas.microsoft.com/office/drawing/2016/5/11/chartex" xmlns:cx6="http://schemas.microsoft.com/office/drawing/2016/5/12/chartex" xmlns:cx7="http://schemas.microsoft.com/office/drawing/2016/5/13/chartex" xmlns:cx8="http://schemas.microsoft.com/office/drawing/2016/5/14/chartex" xmlns:mc="http://schemas.openxmlformats.org/markup-compatibility/2006" xmlns:aink="http://schemas.microsoft.com/office/drawing/2016/ink" xmlns:am3d="http://schemas.microsoft.com/office/drawing/2017/model3d" xmlns:o="urn:schemas-microsoft-com:office:office" xmlns:oel="http://schemas.microsoft.com/office/2019/extlst" xmlns:r="http://schemas.openxmlformats.org/officeDocument/2006/relationships" xmlns:m="http://schemas.openxmlformats.org/officeDocument/2006/math" xmlns:v="urn:schemas-microsoft-com:vml" xmlns:wp14="http://schemas.microsoft.com/office/word/2010/wordprocessingDrawing" xmlns:wp="http://schemas.openxmlformats.org/drawingml/2006/wordprocessingDrawing" xmlns:w10="urn:schemas-microsoft-com:office:word" xmlns:w="http://schemas.openxmlformats.org/wordprocessingml/2006/main" xmlns:w14="http://schemas.microsoft.com/office/word/2010/wordml" xmlns:w15="http://schemas.microsoft.com/office/word/2012/wordml" xmlns:w16cex="http://schemas.microsoft.com/office/word/2018/wordml/cex" xmlns:w16cid="http://schemas.microsoft.com/office/word/2016/wordml/cid" xmlns:w16="http://schemas.microsoft.com/office/word/2018/wordml" xmlns:w16du="http://schemas.microsoft.com/office/word/2023/wordml/word16du" xmlns:w16sdtdh="http://schemas.microsoft.com/office/word/2020/wordml/sdtdatahash" xmlns:w16sdtfl="http://schemas.microsoft.com/office/word/2024/wordml/sdtformatlock" xmlns:w16se="http://schemas.microsoft.com/office/word/2015/wordml/symex" xmlns:wpg="http://schemas.microsoft.com/office/word/2010/wordprocessingGroup" xmlns:wpi="http://schemas.microsoft.com/office/word/2010/wordprocessingInk" xmlns:wne="http://schemas.microsoft.com/office/word/2006/wordml" xmlns:wps="http://schemas.microsoft.com/office/word/2010/wordprocessingShape" mc:Ignorable="w14 w15 w16se w16cid w16 w16cex w16sdtdh w16sdtfl w16du wp14">
   <w:abstractNum w:abstractNumId="0" w15:restartNumberingAfterBreak="0">
+    <w:nsid w:val="14CD22F6"/>
+    <w:multiLevelType w:val="hybridMultilevel"/>
+    <w:tmpl w:val="F6EC727A"/>
+    <w:lvl w:ilvl="0" w:tplc="C2C0F4F6">
+      <w:start w:val="3"/>
+      <w:numFmt w:val="bullet"/>
+      <w:lvlText w:val="-"/>
+      <w:lvlJc w:val="left"/>
+      <w:pPr>
+        <w:ind w:left="720" w:hanging="360"/>
+      </w:pPr>
+      <w:rPr>
+        <w:rFonts w:ascii="Aptos" w:eastAsiaTheme="minorHAnsi" w:hAnsi="Aptos" w:cstheme="minorBidi" w:hint="default"/>
+      </w:rPr>
+    </w:lvl>
+    <w:lvl w:ilvl="1" w:tplc="04090003" w:tentative="1">
+      <w:start w:val="1"/>
+      <w:numFmt w:val="bullet"/>
+      <w:lvlText w:val="o"/>
+      <w:lvlJc w:val="left"/>
+      <w:pPr>
+        <w:ind w:left="1440" w:hanging="360"/>
+      </w:pPr>
+      <w:rPr>
+        <w:rFonts w:ascii="Courier New" w:hAnsi="Courier New" w:cs="Courier New" w:hint="default"/>
+      </w:rPr>
+    </w:lvl>
+    <w:lvl w:ilvl="2" w:tplc="04090005" w:tentative="1">
+      <w:start w:val="1"/>
+      <w:numFmt w:val="bullet"/>
+      <w:lvlText w:val=""/>
+      <w:lvlJc w:val="left"/>
+      <w:pPr>
+        <w:ind w:left="2160" w:hanging="360"/>
+      </w:pPr>
+      <w:rPr>
+        <w:rFonts w:ascii="Wingdings" w:hAnsi="Wingdings" w:hint="default"/>
+      </w:rPr>
+    </w:lvl>
+    <w:lvl w:ilvl="3" w:tplc="04090001" w:tentative="1">
+      <w:start w:val="1"/>
+      <w:numFmt w:val="bullet"/>
+      <w:lvlText w:val=""/>
+      <w:lvlJc w:val="left"/>
+      <w:pPr>
+        <w:ind w:left="2880" w:hanging="360"/>
+      </w:pPr>
+      <w:rPr>
+        <w:rFonts w:ascii="Symbol" w:hAnsi="Symbol" w:hint="default"/>
+      </w:rPr>
+    </w:lvl>
+    <w:lvl w:ilvl="4" w:tplc="04090003" w:tentative="1">
+      <w:start w:val="1"/>
+      <w:numFmt w:val="bullet"/>
+      <w:lvlText w:val="o"/>
+      <w:lvlJc w:val="left"/>
+      <w:pPr>
+        <w:ind w:left="3600" w:hanging="360"/>
+      </w:pPr>
+      <w:rPr>
+        <w:rFonts w:ascii="Courier New" w:hAnsi="Courier New" w:cs="Courier New" w:hint="default"/>
+      </w:rPr>
+    </w:lvl>
+    <w:lvl w:ilvl="5" w:tplc="04090005" w:tentative="1">
+      <w:start w:val="1"/>
+      <w:numFmt w:val="bullet"/>
+      <w:lvlText w:val=""/>
+      <w:lvlJc w:val="left"/>
+      <w:pPr>
+        <w:ind w:left="4320" w:hanging="360"/>
+      </w:pPr>
+      <w:rPr>
+        <w:rFonts w:ascii="Wingdings" w:hAnsi="Wingdings" w:hint="default"/>
+      </w:rPr>
+    </w:lvl>
+    <w:lvl w:ilvl="6" w:tplc="04090001" w:tentative="1">
+      <w:start w:val="1"/>
+      <w:numFmt w:val="bullet"/>
+      <w:lvlText w:val=""/>
+      <w:lvlJc w:val="left"/>
+      <w:pPr>
+        <w:ind w:left="5040" w:hanging="360"/>
+      </w:pPr>
+      <w:rPr>
+        <w:rFonts w:ascii="Symbol" w:hAnsi="Symbol" w:hint="default"/>
+      </w:rPr>
+    </w:lvl>
+    <w:lvl w:ilvl="7" w:tplc="04090003" w:tentative="1">
+      <w:start w:val="1"/>
+      <w:numFmt w:val="bullet"/>
+      <w:lvlText w:val="o"/>
+      <w:lvlJc w:val="left"/>
+      <w:pPr>
+        <w:ind w:left="5760" w:hanging="360"/>
+      </w:pPr>
+      <w:rPr>
+        <w:rFonts w:ascii="Courier New" w:hAnsi="Courier New" w:cs="Courier New" w:hint="default"/>
+      </w:rPr>
+    </w:lvl>
+    <w:lvl w:ilvl="8" w:tplc="04090005" w:tentative="1">
+      <w:start w:val="1"/>
+      <w:numFmt w:val="bullet"/>
+      <w:lvlText w:val=""/>
+      <w:lvlJc w:val="left"/>
+      <w:pPr>
+        <w:ind w:left="6480" w:hanging="360"/>
+      </w:pPr>
+      <w:rPr>
+        <w:rFonts w:ascii="Wingdings" w:hAnsi="Wingdings" w:hint="default"/>
+      </w:rPr>
+    </w:lvl>
+  </w:abstractNum>
+  <w:abstractNum w:abstractNumId="1" w15:restartNumberingAfterBreak="0">
+    <w:nsid w:val="1FEB3681"/>
+    <w:multiLevelType w:val="hybridMultilevel"/>
+    <w:tmpl w:val="182CA8D6"/>
+    <w:lvl w:ilvl="0" w:tplc="0409000F">
+      <w:start w:val="1"/>
+      <w:numFmt w:val="decimal"/>
+      <w:lvlText w:val="%1."/>
+      <w:lvlJc w:val="left"/>
+      <w:pPr>
+        <w:ind w:left="1211" w:hanging="360"/>
+      </w:pPr>
+      <w:rPr>
+        <w:rFonts w:hint="default"/>
+      </w:rPr>
+    </w:lvl>
+    <w:lvl w:ilvl="1" w:tplc="FFFFFFFF" w:tentative="1">
+      <w:start w:val="1"/>
+      <w:numFmt w:val="bullet"/>
+      <w:lvlText w:val="o"/>
+      <w:lvlJc w:val="left"/>
+      <w:pPr>
+        <w:ind w:left="1931" w:hanging="360"/>
+      </w:pPr>
+      <w:rPr>
+        <w:rFonts w:ascii="Courier New" w:hAnsi="Courier New" w:cs="Courier New" w:hint="default"/>
+      </w:rPr>
+    </w:lvl>
+    <w:lvl w:ilvl="2" w:tplc="FFFFFFFF" w:tentative="1">
+      <w:start w:val="1"/>
+      <w:numFmt w:val="bullet"/>
+      <w:lvlText w:val=""/>
+      <w:lvlJc w:val="left"/>
+      <w:pPr>
+        <w:ind w:left="2651" w:hanging="360"/>
+      </w:pPr>
+      <w:rPr>
+        <w:rFonts w:ascii="Wingdings" w:hAnsi="Wingdings" w:hint="default"/>
+      </w:rPr>
+    </w:lvl>
+    <w:lvl w:ilvl="3" w:tplc="FFFFFFFF" w:tentative="1">
+      <w:start w:val="1"/>
+      <w:numFmt w:val="bullet"/>
+      <w:lvlText w:val=""/>
+      <w:lvlJc w:val="left"/>
+      <w:pPr>
+        <w:ind w:left="3371" w:hanging="360"/>
+      </w:pPr>
+      <w:rPr>
+        <w:rFonts w:ascii="Symbol" w:hAnsi="Symbol" w:hint="default"/>
+      </w:rPr>
+    </w:lvl>
+    <w:lvl w:ilvl="4" w:tplc="FFFFFFFF" w:tentative="1">
+      <w:start w:val="1"/>
+      <w:numFmt w:val="bullet"/>
+      <w:lvlText w:val="o"/>
+      <w:lvlJc w:val="left"/>
+      <w:pPr>
+        <w:ind w:left="4091" w:hanging="360"/>
+      </w:pPr>
+      <w:rPr>
+        <w:rFonts w:ascii="Courier New" w:hAnsi="Courier New" w:cs="Courier New" w:hint="default"/>
+      </w:rPr>
+    </w:lvl>
+    <w:lvl w:ilvl="5" w:tplc="FFFFFFFF" w:tentative="1">
+      <w:start w:val="1"/>
+      <w:numFmt w:val="bullet"/>
+      <w:lvlText w:val=""/>
+      <w:lvlJc w:val="left"/>
+      <w:pPr>
+        <w:ind w:left="4811" w:hanging="360"/>
+      </w:pPr>
+      <w:rPr>
+        <w:rFonts w:ascii="Wingdings" w:hAnsi="Wingdings" w:hint="default"/>
+      </w:rPr>
+    </w:lvl>
+    <w:lvl w:ilvl="6" w:tplc="FFFFFFFF" w:tentative="1">
+      <w:start w:val="1"/>
+      <w:numFmt w:val="bullet"/>
+      <w:lvlText w:val=""/>
+      <w:lvlJc w:val="left"/>
+      <w:pPr>
+        <w:ind w:left="5531" w:hanging="360"/>
+      </w:pPr>
+      <w:rPr>
+        <w:rFonts w:ascii="Symbol" w:hAnsi="Symbol" w:hint="default"/>
+      </w:rPr>
+    </w:lvl>
+    <w:lvl w:ilvl="7" w:tplc="FFFFFFFF" w:tentative="1">
+      <w:start w:val="1"/>
+      <w:numFmt w:val="bullet"/>
+      <w:lvlText w:val="o"/>
+      <w:lvlJc w:val="left"/>
+      <w:pPr>
+        <w:ind w:left="6251" w:hanging="360"/>
+      </w:pPr>
+      <w:rPr>
+        <w:rFonts w:ascii="Courier New" w:hAnsi="Courier New" w:cs="Courier New" w:hint="default"/>
+      </w:rPr>
+    </w:lvl>
+    <w:lvl w:ilvl="8" w:tplc="FFFFFFFF" w:tentative="1">
+      <w:start w:val="1"/>
+      <w:numFmt w:val="bullet"/>
+      <w:lvlText w:val=""/>
+      <w:lvlJc w:val="left"/>
+      <w:pPr>
+        <w:ind w:left="6971" w:hanging="360"/>
+      </w:pPr>
+      <w:rPr>
+        <w:rFonts w:ascii="Wingdings" w:hAnsi="Wingdings" w:hint="default"/>
+      </w:rPr>
+    </w:lvl>
+  </w:abstractNum>
+  <w:abstractNum w:abstractNumId="2" w15:restartNumberingAfterBreak="0">
+    <w:nsid w:val="287B3566"/>
+    <w:multiLevelType w:val="hybridMultilevel"/>
+    <w:tmpl w:val="D11CDF6E"/>
+    <w:lvl w:ilvl="0" w:tplc="D8F49CB2">
+      <w:start w:val="1"/>
+      <w:numFmt w:val="decimal"/>
+      <w:lvlText w:val="%1-"/>
+      <w:lvlJc w:val="left"/>
+      <w:pPr>
+        <w:ind w:left="1080" w:hanging="360"/>
+      </w:pPr>
+      <w:rPr>
+        <w:rFonts w:hint="default"/>
+      </w:rPr>
+    </w:lvl>
+    <w:lvl w:ilvl="1" w:tplc="08090019" w:tentative="1">
+      <w:start w:val="1"/>
+      <w:numFmt w:val="lowerLetter"/>
+      <w:lvlText w:val="%2."/>
+      <w:lvlJc w:val="left"/>
+      <w:pPr>
+        <w:ind w:left="1800" w:hanging="360"/>
+      </w:pPr>
+    </w:lvl>
+    <w:lvl w:ilvl="2" w:tplc="0809001B" w:tentative="1">
+      <w:start w:val="1"/>
+      <w:numFmt w:val="lowerRoman"/>
+      <w:lvlText w:val="%3."/>
+      <w:lvlJc w:val="right"/>
+      <w:pPr>
+        <w:ind w:left="2520" w:hanging="180"/>
+      </w:pPr>
+    </w:lvl>
+    <w:lvl w:ilvl="3" w:tplc="0809000F" w:tentative="1">
+      <w:start w:val="1"/>
+      <w:numFmt w:val="decimal"/>
+      <w:lvlText w:val="%4."/>
+      <w:lvlJc w:val="left"/>
+      <w:pPr>
+        <w:ind w:left="3240" w:hanging="360"/>
+      </w:pPr>
+    </w:lvl>
+    <w:lvl w:ilvl="4" w:tplc="08090019" w:tentative="1">
+      <w:start w:val="1"/>
+      <w:numFmt w:val="lowerLetter"/>
+      <w:lvlText w:val="%5."/>
+      <w:lvlJc w:val="left"/>
+      <w:pPr>
+        <w:ind w:left="3960" w:hanging="360"/>
+      </w:pPr>
+    </w:lvl>
+    <w:lvl w:ilvl="5" w:tplc="0809001B" w:tentative="1">
+      <w:start w:val="1"/>
+      <w:numFmt w:val="lowerRoman"/>
+      <w:lvlText w:val="%6."/>
+      <w:lvlJc w:val="right"/>
+      <w:pPr>
+        <w:ind w:left="4680" w:hanging="180"/>
+      </w:pPr>
+    </w:lvl>
+    <w:lvl w:ilvl="6" w:tplc="0809000F" w:tentative="1">
+      <w:start w:val="1"/>
+      <w:numFmt w:val="decimal"/>
+      <w:lvlText w:val="%7."/>
+      <w:lvlJc w:val="left"/>
+      <w:pPr>
+        <w:ind w:left="5400" w:hanging="360"/>
+      </w:pPr>
+    </w:lvl>
+    <w:lvl w:ilvl="7" w:tplc="08090019" w:tentative="1">
+      <w:start w:val="1"/>
+      <w:numFmt w:val="lowerLetter"/>
+      <w:lvlText w:val="%8."/>
+      <w:lvlJc w:val="left"/>
+      <w:pPr>
+        <w:ind w:left="6120" w:hanging="360"/>
+      </w:pPr>
+    </w:lvl>
+    <w:lvl w:ilvl="8" w:tplc="0809001B" w:tentative="1">
+      <w:start w:val="1"/>
+      <w:numFmt w:val="lowerRoman"/>
+      <w:lvlText w:val="%9."/>
+      <w:lvlJc w:val="right"/>
+      <w:pPr>
+        <w:ind w:left="6840" w:hanging="180"/>
+      </w:pPr>
+    </w:lvl>
+  </w:abstractNum>
+  <w:abstractNum w:abstractNumId="3" w15:restartNumberingAfterBreak="0">
+    <w:nsid w:val="304B6E86"/>
+    <w:multiLevelType w:val="hybridMultilevel"/>
+    <w:tmpl w:val="FB8A6BDC"/>
+    <w:lvl w:ilvl="0" w:tplc="1E10CCD8">
+      <w:start w:val="1"/>
+      <w:numFmt w:val="decimal"/>
+      <w:lvlText w:val="%1-"/>
+      <w:lvlJc w:val="left"/>
+      <w:pPr>
+        <w:ind w:left="1440" w:hanging="360"/>
+      </w:pPr>
+      <w:rPr>
+        <w:rFonts w:hint="default"/>
+      </w:rPr>
+    </w:lvl>
+    <w:lvl w:ilvl="1" w:tplc="08090019" w:tentative="1">
+      <w:start w:val="1"/>
+      <w:numFmt w:val="lowerLetter"/>
+      <w:lvlText w:val="%2."/>
+      <w:lvlJc w:val="left"/>
+      <w:pPr>
+        <w:ind w:left="2160" w:hanging="360"/>
+      </w:pPr>
+    </w:lvl>
+    <w:lvl w:ilvl="2" w:tplc="0809001B" w:tentative="1">
+      <w:start w:val="1"/>
+      <w:numFmt w:val="lowerRoman"/>
+      <w:lvlText w:val="%3."/>
+      <w:lvlJc w:val="right"/>
+      <w:pPr>
+        <w:ind w:left="2880" w:hanging="180"/>
+      </w:pPr>
+    </w:lvl>
+    <w:lvl w:ilvl="3" w:tplc="0809000F" w:tentative="1">
+      <w:start w:val="1"/>
+      <w:numFmt w:val="decimal"/>
+      <w:lvlText w:val="%4."/>
+      <w:lvlJc w:val="left"/>
+      <w:pPr>
+        <w:ind w:left="3600" w:hanging="360"/>
+      </w:pPr>
+    </w:lvl>
+    <w:lvl w:ilvl="4" w:tplc="08090019" w:tentative="1">
+      <w:start w:val="1"/>
+      <w:numFmt w:val="lowerLetter"/>
+      <w:lvlText w:val="%5."/>
+      <w:lvlJc w:val="left"/>
+      <w:pPr>
+        <w:ind w:left="4320" w:hanging="360"/>
+      </w:pPr>
+    </w:lvl>
+    <w:lvl w:ilvl="5" w:tplc="0809001B" w:tentative="1">
+      <w:start w:val="1"/>
+      <w:numFmt w:val="lowerRoman"/>
+      <w:lvlText w:val="%6."/>
+      <w:lvlJc w:val="right"/>
+      <w:pPr>
+        <w:ind w:left="5040" w:hanging="180"/>
+      </w:pPr>
+    </w:lvl>
+    <w:lvl w:ilvl="6" w:tplc="0809000F" w:tentative="1">
+      <w:start w:val="1"/>
+      <w:numFmt w:val="decimal"/>
+      <w:lvlText w:val="%7."/>
+      <w:lvlJc w:val="left"/>
+      <w:pPr>
+        <w:ind w:left="5760" w:hanging="360"/>
+      </w:pPr>
+    </w:lvl>
+    <w:lvl w:ilvl="7" w:tplc="08090019" w:tentative="1">
+      <w:start w:val="1"/>
+      <w:numFmt w:val="lowerLetter"/>
+      <w:lvlText w:val="%8."/>
+      <w:lvlJc w:val="left"/>
+      <w:pPr>
+        <w:ind w:left="6480" w:hanging="360"/>
+      </w:pPr>
+    </w:lvl>
+    <w:lvl w:ilvl="8" w:tplc="0809001B" w:tentative="1">
+      <w:start w:val="1"/>
+      <w:numFmt w:val="lowerRoman"/>
+      <w:lvlText w:val="%9."/>
+      <w:lvlJc w:val="right"/>
+      <w:pPr>
+        <w:ind w:left="7200" w:hanging="180"/>
+      </w:pPr>
+    </w:lvl>
+  </w:abstractNum>
+  <w:abstractNum w:abstractNumId="4" w15:restartNumberingAfterBreak="0">
+    <w:nsid w:val="4BFE09B7"/>
+    <w:multiLevelType w:val="hybridMultilevel"/>
+    <w:tmpl w:val="D13EF3EC"/>
+    <w:lvl w:ilvl="0" w:tplc="C2C0F4F6">
+      <w:start w:val="3"/>
+      <w:numFmt w:val="bullet"/>
+      <w:lvlText w:val="-"/>
+      <w:lvlJc w:val="left"/>
+      <w:pPr>
+        <w:ind w:left="720" w:hanging="360"/>
+      </w:pPr>
+      <w:rPr>
+        <w:rFonts w:ascii="Aptos" w:eastAsiaTheme="minorHAnsi" w:hAnsi="Aptos" w:cstheme="minorBidi" w:hint="default"/>
+      </w:rPr>
+    </w:lvl>
+    <w:lvl w:ilvl="1" w:tplc="04090003">
+      <w:start w:val="1"/>
+      <w:numFmt w:val="bullet"/>
+      <w:lvlText w:val="o"/>
+      <w:lvlJc w:val="left"/>
+      <w:pPr>
+        <w:ind w:left="1440" w:hanging="360"/>
+      </w:pPr>
+      <w:rPr>
+        <w:rFonts w:ascii="Courier New" w:hAnsi="Courier New" w:cs="Courier New" w:hint="default"/>
+      </w:rPr>
+    </w:lvl>
+    <w:lvl w:ilvl="2" w:tplc="04090005" w:tentative="1">
+      <w:start w:val="1"/>
+      <w:numFmt w:val="bullet"/>
+      <w:lvlText w:val=""/>
+      <w:lvlJc w:val="left"/>
+      <w:pPr>
+        <w:ind w:left="2160" w:hanging="360"/>
+      </w:pPr>
+      <w:rPr>
+        <w:rFonts w:ascii="Wingdings" w:hAnsi="Wingdings" w:hint="default"/>
+      </w:rPr>
+    </w:lvl>
+    <w:lvl w:ilvl="3" w:tplc="04090001" w:tentative="1">
+      <w:start w:val="1"/>
+      <w:numFmt w:val="bullet"/>
+      <w:lvlText w:val=""/>
+      <w:lvlJc w:val="left"/>
+      <w:pPr>
+        <w:ind w:left="2880" w:hanging="360"/>
+      </w:pPr>
+      <w:rPr>
+        <w:rFonts w:ascii="Symbol" w:hAnsi="Symbol" w:hint="default"/>
+      </w:rPr>
+    </w:lvl>
+    <w:lvl w:ilvl="4" w:tplc="04090003" w:tentative="1">
+      <w:start w:val="1"/>
+      <w:numFmt w:val="bullet"/>
+      <w:lvlText w:val="o"/>
+      <w:lvlJc w:val="left"/>
+      <w:pPr>
+        <w:ind w:left="3600" w:hanging="360"/>
+      </w:pPr>
+      <w:rPr>
+        <w:rFonts w:ascii="Courier New" w:hAnsi="Courier New" w:cs="Courier New" w:hint="default"/>
+      </w:rPr>
+    </w:lvl>
+    <w:lvl w:ilvl="5" w:tplc="04090005" w:tentative="1">
+      <w:start w:val="1"/>
+      <w:numFmt w:val="bullet"/>
+      <w:lvlText w:val=""/>
+      <w:lvlJc w:val="left"/>
+      <w:pPr>
+        <w:ind w:left="4320" w:hanging="360"/>
+      </w:pPr>
+      <w:rPr>
+        <w:rFonts w:ascii="Wingdings" w:hAnsi="Wingdings" w:hint="default"/>
+      </w:rPr>
+    </w:lvl>
+    <w:lvl w:ilvl="6" w:tplc="04090001" w:tentative="1">
+      <w:start w:val="1"/>
+      <w:numFmt w:val="bullet"/>
+      <w:lvlText w:val=""/>
+      <w:lvlJc w:val="left"/>
+      <w:pPr>
+        <w:ind w:left="5040" w:hanging="360"/>
+      </w:pPr>
+      <w:rPr>
+        <w:rFonts w:ascii="Symbol" w:hAnsi="Symbol" w:hint="default"/>
+      </w:rPr>
+    </w:lvl>
+    <w:lvl w:ilvl="7" w:tplc="04090003" w:tentative="1">
+      <w:start w:val="1"/>
+      <w:numFmt w:val="bullet"/>
+      <w:lvlText w:val="o"/>
+      <w:lvlJc w:val="left"/>
+      <w:pPr>
+        <w:ind w:left="5760" w:hanging="360"/>
+      </w:pPr>
+      <w:rPr>
+        <w:rFonts w:ascii="Courier New" w:hAnsi="Courier New" w:cs="Courier New" w:hint="default"/>
+      </w:rPr>
+    </w:lvl>
+    <w:lvl w:ilvl="8" w:tplc="04090005" w:tentative="1">
+      <w:start w:val="1"/>
+      <w:numFmt w:val="bullet"/>
+      <w:lvlText w:val=""/>
+      <w:lvlJc w:val="left"/>
+      <w:pPr>
+        <w:ind w:left="6480" w:hanging="360"/>
+      </w:pPr>
+      <w:rPr>
+        <w:rFonts w:ascii="Wingdings" w:hAnsi="Wingdings" w:hint="default"/>
+      </w:rPr>
+    </w:lvl>
+  </w:abstractNum>
+  <w:abstractNum w:abstractNumId="5" w15:restartNumberingAfterBreak="0">
     <w:nsid w:val="51740F71"/>
     <w:multiLevelType w:val="hybridMultilevel"/>
     <w:tmpl w:val="948417E0"/>
@@ -4716,7 +8209,232 @@
       </w:rPr>
     </w:lvl>
   </w:abstractNum>
-  <w:abstractNum w:abstractNumId="1" w15:restartNumberingAfterBreak="0">
+  <w:abstractNum w:abstractNumId="6" w15:restartNumberingAfterBreak="0">
+    <w:nsid w:val="543117E4"/>
+    <w:multiLevelType w:val="hybridMultilevel"/>
+    <w:tmpl w:val="7116EB82"/>
+    <w:lvl w:ilvl="0" w:tplc="C2C0F4F6">
+      <w:start w:val="3"/>
+      <w:numFmt w:val="bullet"/>
+      <w:lvlText w:val="-"/>
+      <w:lvlJc w:val="left"/>
+      <w:pPr>
+        <w:ind w:left="720" w:hanging="360"/>
+      </w:pPr>
+      <w:rPr>
+        <w:rFonts w:ascii="Aptos" w:eastAsiaTheme="minorHAnsi" w:hAnsi="Aptos" w:cstheme="minorBidi" w:hint="default"/>
+      </w:rPr>
+    </w:lvl>
+    <w:lvl w:ilvl="1" w:tplc="04090003" w:tentative="1">
+      <w:start w:val="1"/>
+      <w:numFmt w:val="bullet"/>
+      <w:lvlText w:val="o"/>
+      <w:lvlJc w:val="left"/>
+      <w:pPr>
+        <w:ind w:left="1440" w:hanging="360"/>
+      </w:pPr>
+      <w:rPr>
+        <w:rFonts w:ascii="Courier New" w:hAnsi="Courier New" w:cs="Courier New" w:hint="default"/>
+      </w:rPr>
+    </w:lvl>
+    <w:lvl w:ilvl="2" w:tplc="04090005" w:tentative="1">
+      <w:start w:val="1"/>
+      <w:numFmt w:val="bullet"/>
+      <w:lvlText w:val=""/>
+      <w:lvlJc w:val="left"/>
+      <w:pPr>
+        <w:ind w:left="2160" w:hanging="360"/>
+      </w:pPr>
+      <w:rPr>
+        <w:rFonts w:ascii="Wingdings" w:hAnsi="Wingdings" w:hint="default"/>
+      </w:rPr>
+    </w:lvl>
+    <w:lvl w:ilvl="3" w:tplc="04090001" w:tentative="1">
+      <w:start w:val="1"/>
+      <w:numFmt w:val="bullet"/>
+      <w:lvlText w:val=""/>
+      <w:lvlJc w:val="left"/>
+      <w:pPr>
+        <w:ind w:left="2880" w:hanging="360"/>
+      </w:pPr>
+      <w:rPr>
+        <w:rFonts w:ascii="Symbol" w:hAnsi="Symbol" w:hint="default"/>
+      </w:rPr>
+    </w:lvl>
+    <w:lvl w:ilvl="4" w:tplc="04090003" w:tentative="1">
+      <w:start w:val="1"/>
+      <w:numFmt w:val="bullet"/>
+      <w:lvlText w:val="o"/>
+      <w:lvlJc w:val="left"/>
+      <w:pPr>
+        <w:ind w:left="3600" w:hanging="360"/>
+      </w:pPr>
+      <w:rPr>
+        <w:rFonts w:ascii="Courier New" w:hAnsi="Courier New" w:cs="Courier New" w:hint="default"/>
+      </w:rPr>
+    </w:lvl>
+    <w:lvl w:ilvl="5" w:tplc="04090005" w:tentative="1">
+      <w:start w:val="1"/>
+      <w:numFmt w:val="bullet"/>
+      <w:lvlText w:val=""/>
+      <w:lvlJc w:val="left"/>
+      <w:pPr>
+        <w:ind w:left="4320" w:hanging="360"/>
+      </w:pPr>
+      <w:rPr>
+        <w:rFonts w:ascii="Wingdings" w:hAnsi="Wingdings" w:hint="default"/>
+      </w:rPr>
+    </w:lvl>
+    <w:lvl w:ilvl="6" w:tplc="04090001" w:tentative="1">
+      <w:start w:val="1"/>
+      <w:numFmt w:val="bullet"/>
+      <w:lvlText w:val=""/>
+      <w:lvlJc w:val="left"/>
+      <w:pPr>
+        <w:ind w:left="5040" w:hanging="360"/>
+      </w:pPr>
+      <w:rPr>
+        <w:rFonts w:ascii="Symbol" w:hAnsi="Symbol" w:hint="default"/>
+      </w:rPr>
+    </w:lvl>
+    <w:lvl w:ilvl="7" w:tplc="04090003" w:tentative="1">
+      <w:start w:val="1"/>
+      <w:numFmt w:val="bullet"/>
+      <w:lvlText w:val="o"/>
+      <w:lvlJc w:val="left"/>
+      <w:pPr>
+        <w:ind w:left="5760" w:hanging="360"/>
+      </w:pPr>
+      <w:rPr>
+        <w:rFonts w:ascii="Courier New" w:hAnsi="Courier New" w:cs="Courier New" w:hint="default"/>
+      </w:rPr>
+    </w:lvl>
+    <w:lvl w:ilvl="8" w:tplc="04090005" w:tentative="1">
+      <w:start w:val="1"/>
+      <w:numFmt w:val="bullet"/>
+      <w:lvlText w:val=""/>
+      <w:lvlJc w:val="left"/>
+      <w:pPr>
+        <w:ind w:left="6480" w:hanging="360"/>
+      </w:pPr>
+      <w:rPr>
+        <w:rFonts w:ascii="Wingdings" w:hAnsi="Wingdings" w:hint="default"/>
+      </w:rPr>
+    </w:lvl>
+  </w:abstractNum>
+  <w:abstractNum w:abstractNumId="7" w15:restartNumberingAfterBreak="0">
+    <w:nsid w:val="5E7866FE"/>
+    <w:multiLevelType w:val="hybridMultilevel"/>
+    <w:tmpl w:val="DA4AF3A4"/>
+    <w:lvl w:ilvl="0" w:tplc="9842B2B8">
+      <w:numFmt w:val="bullet"/>
+      <w:lvlText w:val=""/>
+      <w:lvlJc w:val="left"/>
+      <w:pPr>
+        <w:ind w:left="720" w:hanging="360"/>
+      </w:pPr>
+      <w:rPr>
+        <w:rFonts w:ascii="Symbol" w:eastAsiaTheme="minorHAnsi" w:hAnsi="Symbol" w:cstheme="minorBidi" w:hint="default"/>
+      </w:rPr>
+    </w:lvl>
+    <w:lvl w:ilvl="1" w:tplc="08090003" w:tentative="1">
+      <w:start w:val="1"/>
+      <w:numFmt w:val="bullet"/>
+      <w:lvlText w:val="o"/>
+      <w:lvlJc w:val="left"/>
+      <w:pPr>
+        <w:ind w:left="1440" w:hanging="360"/>
+      </w:pPr>
+      <w:rPr>
+        <w:rFonts w:ascii="Courier New" w:hAnsi="Courier New" w:cs="Courier New" w:hint="default"/>
+      </w:rPr>
+    </w:lvl>
+    <w:lvl w:ilvl="2" w:tplc="08090005" w:tentative="1">
+      <w:start w:val="1"/>
+      <w:numFmt w:val="bullet"/>
+      <w:lvlText w:val=""/>
+      <w:lvlJc w:val="left"/>
+      <w:pPr>
+        <w:ind w:left="2160" w:hanging="360"/>
+      </w:pPr>
+      <w:rPr>
+        <w:rFonts w:ascii="Wingdings" w:hAnsi="Wingdings" w:hint="default"/>
+      </w:rPr>
+    </w:lvl>
+    <w:lvl w:ilvl="3" w:tplc="08090001" w:tentative="1">
+      <w:start w:val="1"/>
+      <w:numFmt w:val="bullet"/>
+      <w:lvlText w:val=""/>
+      <w:lvlJc w:val="left"/>
+      <w:pPr>
+        <w:ind w:left="2880" w:hanging="360"/>
+      </w:pPr>
+      <w:rPr>
+        <w:rFonts w:ascii="Symbol" w:hAnsi="Symbol" w:hint="default"/>
+      </w:rPr>
+    </w:lvl>
+    <w:lvl w:ilvl="4" w:tplc="08090003" w:tentative="1">
+      <w:start w:val="1"/>
+      <w:numFmt w:val="bullet"/>
+      <w:lvlText w:val="o"/>
+      <w:lvlJc w:val="left"/>
+      <w:pPr>
+        <w:ind w:left="3600" w:hanging="360"/>
+      </w:pPr>
+      <w:rPr>
+        <w:rFonts w:ascii="Courier New" w:hAnsi="Courier New" w:cs="Courier New" w:hint="default"/>
+      </w:rPr>
+    </w:lvl>
+    <w:lvl w:ilvl="5" w:tplc="08090005" w:tentative="1">
+      <w:start w:val="1"/>
+      <w:numFmt w:val="bullet"/>
+      <w:lvlText w:val=""/>
+      <w:lvlJc w:val="left"/>
+      <w:pPr>
+        <w:ind w:left="4320" w:hanging="360"/>
+      </w:pPr>
+      <w:rPr>
+        <w:rFonts w:ascii="Wingdings" w:hAnsi="Wingdings" w:hint="default"/>
+      </w:rPr>
+    </w:lvl>
+    <w:lvl w:ilvl="6" w:tplc="08090001" w:tentative="1">
+      <w:start w:val="1"/>
+      <w:numFmt w:val="bullet"/>
+      <w:lvlText w:val=""/>
+      <w:lvlJc w:val="left"/>
+      <w:pPr>
+        <w:ind w:left="5040" w:hanging="360"/>
+      </w:pPr>
+      <w:rPr>
+        <w:rFonts w:ascii="Symbol" w:hAnsi="Symbol" w:hint="default"/>
+      </w:rPr>
+    </w:lvl>
+    <w:lvl w:ilvl="7" w:tplc="08090003" w:tentative="1">
+      <w:start w:val="1"/>
+      <w:numFmt w:val="bullet"/>
+      <w:lvlText w:val="o"/>
+      <w:lvlJc w:val="left"/>
+      <w:pPr>
+        <w:ind w:left="5760" w:hanging="360"/>
+      </w:pPr>
+      <w:rPr>
+        <w:rFonts w:ascii="Courier New" w:hAnsi="Courier New" w:cs="Courier New" w:hint="default"/>
+      </w:rPr>
+    </w:lvl>
+    <w:lvl w:ilvl="8" w:tplc="08090005" w:tentative="1">
+      <w:start w:val="1"/>
+      <w:numFmt w:val="bullet"/>
+      <w:lvlText w:val=""/>
+      <w:lvlJc w:val="left"/>
+      <w:pPr>
+        <w:ind w:left="6480" w:hanging="360"/>
+      </w:pPr>
+      <w:rPr>
+        <w:rFonts w:ascii="Wingdings" w:hAnsi="Wingdings" w:hint="default"/>
+      </w:rPr>
+    </w:lvl>
+  </w:abstractNum>
+  <w:abstractNum w:abstractNumId="8" w15:restartNumberingAfterBreak="0">
     <w:nsid w:val="654A02F0"/>
     <w:multiLevelType w:val="hybridMultilevel"/>
     <w:tmpl w:val="ED241966"/>
@@ -4828,7 +8546,120 @@
       </w:rPr>
     </w:lvl>
   </w:abstractNum>
-  <w:abstractNum w:abstractNumId="2" w15:restartNumberingAfterBreak="0">
+  <w:abstractNum w:abstractNumId="9" w15:restartNumberingAfterBreak="0">
+    <w:nsid w:val="6A2A14BC"/>
+    <w:multiLevelType w:val="hybridMultilevel"/>
+    <w:tmpl w:val="4C223A50"/>
+    <w:lvl w:ilvl="0" w:tplc="C2C0F4F6">
+      <w:start w:val="3"/>
+      <w:numFmt w:val="bullet"/>
+      <w:lvlText w:val="-"/>
+      <w:lvlJc w:val="left"/>
+      <w:pPr>
+        <w:ind w:left="720" w:hanging="360"/>
+      </w:pPr>
+      <w:rPr>
+        <w:rFonts w:ascii="Aptos" w:eastAsiaTheme="minorHAnsi" w:hAnsi="Aptos" w:cstheme="minorBidi" w:hint="default"/>
+      </w:rPr>
+    </w:lvl>
+    <w:lvl w:ilvl="1" w:tplc="04090003" w:tentative="1">
+      <w:start w:val="1"/>
+      <w:numFmt w:val="bullet"/>
+      <w:lvlText w:val="o"/>
+      <w:lvlJc w:val="left"/>
+      <w:pPr>
+        <w:ind w:left="1440" w:hanging="360"/>
+      </w:pPr>
+      <w:rPr>
+        <w:rFonts w:ascii="Courier New" w:hAnsi="Courier New" w:cs="Courier New" w:hint="default"/>
+      </w:rPr>
+    </w:lvl>
+    <w:lvl w:ilvl="2" w:tplc="04090005" w:tentative="1">
+      <w:start w:val="1"/>
+      <w:numFmt w:val="bullet"/>
+      <w:lvlText w:val=""/>
+      <w:lvlJc w:val="left"/>
+      <w:pPr>
+        <w:ind w:left="2160" w:hanging="360"/>
+      </w:pPr>
+      <w:rPr>
+        <w:rFonts w:ascii="Wingdings" w:hAnsi="Wingdings" w:hint="default"/>
+      </w:rPr>
+    </w:lvl>
+    <w:lvl w:ilvl="3" w:tplc="04090001" w:tentative="1">
+      <w:start w:val="1"/>
+      <w:numFmt w:val="bullet"/>
+      <w:lvlText w:val=""/>
+      <w:lvlJc w:val="left"/>
+      <w:pPr>
+        <w:ind w:left="2880" w:hanging="360"/>
+      </w:pPr>
+      <w:rPr>
+        <w:rFonts w:ascii="Symbol" w:hAnsi="Symbol" w:hint="default"/>
+      </w:rPr>
+    </w:lvl>
+    <w:lvl w:ilvl="4" w:tplc="04090003" w:tentative="1">
+      <w:start w:val="1"/>
+      <w:numFmt w:val="bullet"/>
+      <w:lvlText w:val="o"/>
+      <w:lvlJc w:val="left"/>
+      <w:pPr>
+        <w:ind w:left="3600" w:hanging="360"/>
+      </w:pPr>
+      <w:rPr>
+        <w:rFonts w:ascii="Courier New" w:hAnsi="Courier New" w:cs="Courier New" w:hint="default"/>
+      </w:rPr>
+    </w:lvl>
+    <w:lvl w:ilvl="5" w:tplc="04090005" w:tentative="1">
+      <w:start w:val="1"/>
+      <w:numFmt w:val="bullet"/>
+      <w:lvlText w:val=""/>
+      <w:lvlJc w:val="left"/>
+      <w:pPr>
+        <w:ind w:left="4320" w:hanging="360"/>
+      </w:pPr>
+      <w:rPr>
+        <w:rFonts w:ascii="Wingdings" w:hAnsi="Wingdings" w:hint="default"/>
+      </w:rPr>
+    </w:lvl>
+    <w:lvl w:ilvl="6" w:tplc="04090001" w:tentative="1">
+      <w:start w:val="1"/>
+      <w:numFmt w:val="bullet"/>
+      <w:lvlText w:val=""/>
+      <w:lvlJc w:val="left"/>
+      <w:pPr>
+        <w:ind w:left="5040" w:hanging="360"/>
+      </w:pPr>
+      <w:rPr>
+        <w:rFonts w:ascii="Symbol" w:hAnsi="Symbol" w:hint="default"/>
+      </w:rPr>
+    </w:lvl>
+    <w:lvl w:ilvl="7" w:tplc="04090003" w:tentative="1">
+      <w:start w:val="1"/>
+      <w:numFmt w:val="bullet"/>
+      <w:lvlText w:val="o"/>
+      <w:lvlJc w:val="left"/>
+      <w:pPr>
+        <w:ind w:left="5760" w:hanging="360"/>
+      </w:pPr>
+      <w:rPr>
+        <w:rFonts w:ascii="Courier New" w:hAnsi="Courier New" w:cs="Courier New" w:hint="default"/>
+      </w:rPr>
+    </w:lvl>
+    <w:lvl w:ilvl="8" w:tplc="04090005" w:tentative="1">
+      <w:start w:val="1"/>
+      <w:numFmt w:val="bullet"/>
+      <w:lvlText w:val=""/>
+      <w:lvlJc w:val="left"/>
+      <w:pPr>
+        <w:ind w:left="6480" w:hanging="360"/>
+      </w:pPr>
+      <w:rPr>
+        <w:rFonts w:ascii="Wingdings" w:hAnsi="Wingdings" w:hint="default"/>
+      </w:rPr>
+    </w:lvl>
+  </w:abstractNum>
+  <w:abstractNum w:abstractNumId="10" w15:restartNumberingAfterBreak="0">
     <w:nsid w:val="736E224D"/>
     <w:multiLevelType w:val="hybridMultilevel"/>
     <w:tmpl w:val="24A66AB0"/>
@@ -4941,14 +8772,270 @@
       </w:rPr>
     </w:lvl>
   </w:abstractNum>
+  <w:abstractNum w:abstractNumId="11" w15:restartNumberingAfterBreak="0">
+    <w:nsid w:val="7A642ADA"/>
+    <w:multiLevelType w:val="hybridMultilevel"/>
+    <w:tmpl w:val="0340E578"/>
+    <w:lvl w:ilvl="0" w:tplc="C2C0F4F6">
+      <w:start w:val="3"/>
+      <w:numFmt w:val="bullet"/>
+      <w:lvlText w:val="-"/>
+      <w:lvlJc w:val="left"/>
+      <w:pPr>
+        <w:ind w:left="720" w:hanging="360"/>
+      </w:pPr>
+      <w:rPr>
+        <w:rFonts w:ascii="Aptos" w:eastAsiaTheme="minorHAnsi" w:hAnsi="Aptos" w:cstheme="minorBidi" w:hint="default"/>
+      </w:rPr>
+    </w:lvl>
+    <w:lvl w:ilvl="1" w:tplc="04090003" w:tentative="1">
+      <w:start w:val="1"/>
+      <w:numFmt w:val="bullet"/>
+      <w:lvlText w:val="o"/>
+      <w:lvlJc w:val="left"/>
+      <w:pPr>
+        <w:ind w:left="1440" w:hanging="360"/>
+      </w:pPr>
+      <w:rPr>
+        <w:rFonts w:ascii="Courier New" w:hAnsi="Courier New" w:cs="Courier New" w:hint="default"/>
+      </w:rPr>
+    </w:lvl>
+    <w:lvl w:ilvl="2" w:tplc="04090005" w:tentative="1">
+      <w:start w:val="1"/>
+      <w:numFmt w:val="bullet"/>
+      <w:lvlText w:val=""/>
+      <w:lvlJc w:val="left"/>
+      <w:pPr>
+        <w:ind w:left="2160" w:hanging="360"/>
+      </w:pPr>
+      <w:rPr>
+        <w:rFonts w:ascii="Wingdings" w:hAnsi="Wingdings" w:hint="default"/>
+      </w:rPr>
+    </w:lvl>
+    <w:lvl w:ilvl="3" w:tplc="04090001" w:tentative="1">
+      <w:start w:val="1"/>
+      <w:numFmt w:val="bullet"/>
+      <w:lvlText w:val=""/>
+      <w:lvlJc w:val="left"/>
+      <w:pPr>
+        <w:ind w:left="2880" w:hanging="360"/>
+      </w:pPr>
+      <w:rPr>
+        <w:rFonts w:ascii="Symbol" w:hAnsi="Symbol" w:hint="default"/>
+      </w:rPr>
+    </w:lvl>
+    <w:lvl w:ilvl="4" w:tplc="04090003" w:tentative="1">
+      <w:start w:val="1"/>
+      <w:numFmt w:val="bullet"/>
+      <w:lvlText w:val="o"/>
+      <w:lvlJc w:val="left"/>
+      <w:pPr>
+        <w:ind w:left="3600" w:hanging="360"/>
+      </w:pPr>
+      <w:rPr>
+        <w:rFonts w:ascii="Courier New" w:hAnsi="Courier New" w:cs="Courier New" w:hint="default"/>
+      </w:rPr>
+    </w:lvl>
+    <w:lvl w:ilvl="5" w:tplc="04090005" w:tentative="1">
+      <w:start w:val="1"/>
+      <w:numFmt w:val="bullet"/>
+      <w:lvlText w:val=""/>
+      <w:lvlJc w:val="left"/>
+      <w:pPr>
+        <w:ind w:left="4320" w:hanging="360"/>
+      </w:pPr>
+      <w:rPr>
+        <w:rFonts w:ascii="Wingdings" w:hAnsi="Wingdings" w:hint="default"/>
+      </w:rPr>
+    </w:lvl>
+    <w:lvl w:ilvl="6" w:tplc="04090001" w:tentative="1">
+      <w:start w:val="1"/>
+      <w:numFmt w:val="bullet"/>
+      <w:lvlText w:val=""/>
+      <w:lvlJc w:val="left"/>
+      <w:pPr>
+        <w:ind w:left="5040" w:hanging="360"/>
+      </w:pPr>
+      <w:rPr>
+        <w:rFonts w:ascii="Symbol" w:hAnsi="Symbol" w:hint="default"/>
+      </w:rPr>
+    </w:lvl>
+    <w:lvl w:ilvl="7" w:tplc="04090003" w:tentative="1">
+      <w:start w:val="1"/>
+      <w:numFmt w:val="bullet"/>
+      <w:lvlText w:val="o"/>
+      <w:lvlJc w:val="left"/>
+      <w:pPr>
+        <w:ind w:left="5760" w:hanging="360"/>
+      </w:pPr>
+      <w:rPr>
+        <w:rFonts w:ascii="Courier New" w:hAnsi="Courier New" w:cs="Courier New" w:hint="default"/>
+      </w:rPr>
+    </w:lvl>
+    <w:lvl w:ilvl="8" w:tplc="04090005" w:tentative="1">
+      <w:start w:val="1"/>
+      <w:numFmt w:val="bullet"/>
+      <w:lvlText w:val=""/>
+      <w:lvlJc w:val="left"/>
+      <w:pPr>
+        <w:ind w:left="6480" w:hanging="360"/>
+      </w:pPr>
+      <w:rPr>
+        <w:rFonts w:ascii="Wingdings" w:hAnsi="Wingdings" w:hint="default"/>
+      </w:rPr>
+    </w:lvl>
+  </w:abstractNum>
+  <w:abstractNum w:abstractNumId="12" w15:restartNumberingAfterBreak="0">
+    <w:nsid w:val="7F8E4E9D"/>
+    <w:multiLevelType w:val="hybridMultilevel"/>
+    <w:tmpl w:val="86E230CE"/>
+    <w:lvl w:ilvl="0" w:tplc="04090001">
+      <w:start w:val="1"/>
+      <w:numFmt w:val="bullet"/>
+      <w:lvlText w:val=""/>
+      <w:lvlJc w:val="left"/>
+      <w:pPr>
+        <w:ind w:left="720" w:hanging="360"/>
+      </w:pPr>
+      <w:rPr>
+        <w:rFonts w:ascii="Symbol" w:hAnsi="Symbol" w:hint="default"/>
+      </w:rPr>
+    </w:lvl>
+    <w:lvl w:ilvl="1" w:tplc="FFFFFFFF" w:tentative="1">
+      <w:start w:val="1"/>
+      <w:numFmt w:val="bullet"/>
+      <w:lvlText w:val="o"/>
+      <w:lvlJc w:val="left"/>
+      <w:pPr>
+        <w:ind w:left="1440" w:hanging="360"/>
+      </w:pPr>
+      <w:rPr>
+        <w:rFonts w:ascii="Courier New" w:hAnsi="Courier New" w:cs="Courier New" w:hint="default"/>
+      </w:rPr>
+    </w:lvl>
+    <w:lvl w:ilvl="2" w:tplc="FFFFFFFF" w:tentative="1">
+      <w:start w:val="1"/>
+      <w:numFmt w:val="bullet"/>
+      <w:lvlText w:val=""/>
+      <w:lvlJc w:val="left"/>
+      <w:pPr>
+        <w:ind w:left="2160" w:hanging="360"/>
+      </w:pPr>
+      <w:rPr>
+        <w:rFonts w:ascii="Wingdings" w:hAnsi="Wingdings" w:hint="default"/>
+      </w:rPr>
+    </w:lvl>
+    <w:lvl w:ilvl="3" w:tplc="FFFFFFFF" w:tentative="1">
+      <w:start w:val="1"/>
+      <w:numFmt w:val="bullet"/>
+      <w:lvlText w:val=""/>
+      <w:lvlJc w:val="left"/>
+      <w:pPr>
+        <w:ind w:left="2880" w:hanging="360"/>
+      </w:pPr>
+      <w:rPr>
+        <w:rFonts w:ascii="Symbol" w:hAnsi="Symbol" w:hint="default"/>
+      </w:rPr>
+    </w:lvl>
+    <w:lvl w:ilvl="4" w:tplc="FFFFFFFF" w:tentative="1">
+      <w:start w:val="1"/>
+      <w:numFmt w:val="bullet"/>
+      <w:lvlText w:val="o"/>
+      <w:lvlJc w:val="left"/>
+      <w:pPr>
+        <w:ind w:left="3600" w:hanging="360"/>
+      </w:pPr>
+      <w:rPr>
+        <w:rFonts w:ascii="Courier New" w:hAnsi="Courier New" w:cs="Courier New" w:hint="default"/>
+      </w:rPr>
+    </w:lvl>
+    <w:lvl w:ilvl="5" w:tplc="FFFFFFFF" w:tentative="1">
+      <w:start w:val="1"/>
+      <w:numFmt w:val="bullet"/>
+      <w:lvlText w:val=""/>
+      <w:lvlJc w:val="left"/>
+      <w:pPr>
+        <w:ind w:left="4320" w:hanging="360"/>
+      </w:pPr>
+      <w:rPr>
+        <w:rFonts w:ascii="Wingdings" w:hAnsi="Wingdings" w:hint="default"/>
+      </w:rPr>
+    </w:lvl>
+    <w:lvl w:ilvl="6" w:tplc="FFFFFFFF" w:tentative="1">
+      <w:start w:val="1"/>
+      <w:numFmt w:val="bullet"/>
+      <w:lvlText w:val=""/>
+      <w:lvlJc w:val="left"/>
+      <w:pPr>
+        <w:ind w:left="5040" w:hanging="360"/>
+      </w:pPr>
+      <w:rPr>
+        <w:rFonts w:ascii="Symbol" w:hAnsi="Symbol" w:hint="default"/>
+      </w:rPr>
+    </w:lvl>
+    <w:lvl w:ilvl="7" w:tplc="FFFFFFFF" w:tentative="1">
+      <w:start w:val="1"/>
+      <w:numFmt w:val="bullet"/>
+      <w:lvlText w:val="o"/>
+      <w:lvlJc w:val="left"/>
+      <w:pPr>
+        <w:ind w:left="5760" w:hanging="360"/>
+      </w:pPr>
+      <w:rPr>
+        <w:rFonts w:ascii="Courier New" w:hAnsi="Courier New" w:cs="Courier New" w:hint="default"/>
+      </w:rPr>
+    </w:lvl>
+    <w:lvl w:ilvl="8" w:tplc="FFFFFFFF" w:tentative="1">
+      <w:start w:val="1"/>
+      <w:numFmt w:val="bullet"/>
+      <w:lvlText w:val=""/>
+      <w:lvlJc w:val="left"/>
+      <w:pPr>
+        <w:ind w:left="6480" w:hanging="360"/>
+      </w:pPr>
+      <w:rPr>
+        <w:rFonts w:ascii="Wingdings" w:hAnsi="Wingdings" w:hint="default"/>
+      </w:rPr>
+    </w:lvl>
+  </w:abstractNum>
   <w:num w:numId="1" w16cid:durableId="1975981219">
+    <w:abstractNumId w:val="5"/>
+  </w:num>
+  <w:num w:numId="2" w16cid:durableId="569195032">
+    <w:abstractNumId w:val="8"/>
+  </w:num>
+  <w:num w:numId="3" w16cid:durableId="2047824266">
+    <w:abstractNumId w:val="10"/>
+  </w:num>
+  <w:num w:numId="4" w16cid:durableId="1636638536">
+    <w:abstractNumId w:val="4"/>
+  </w:num>
+  <w:num w:numId="5" w16cid:durableId="621543588">
+    <w:abstractNumId w:val="7"/>
+  </w:num>
+  <w:num w:numId="6" w16cid:durableId="1323391161">
+    <w:abstractNumId w:val="2"/>
+  </w:num>
+  <w:num w:numId="7" w16cid:durableId="1938059725">
+    <w:abstractNumId w:val="3"/>
+  </w:num>
+  <w:num w:numId="8" w16cid:durableId="196234412">
     <w:abstractNumId w:val="0"/>
   </w:num>
-  <w:num w:numId="2" w16cid:durableId="569195032">
+  <w:num w:numId="9" w16cid:durableId="564682293">
+    <w:abstractNumId w:val="6"/>
+  </w:num>
+  <w:num w:numId="10" w16cid:durableId="2072267229">
+    <w:abstractNumId w:val="9"/>
+  </w:num>
+  <w:num w:numId="11" w16cid:durableId="352077019">
+    <w:abstractNumId w:val="12"/>
+  </w:num>
+  <w:num w:numId="12" w16cid:durableId="435563709">
+    <w:abstractNumId w:val="11"/>
+  </w:num>
+  <w:num w:numId="13" w16cid:durableId="556166418">
     <w:abstractNumId w:val="1"/>
-  </w:num>
-  <w:num w:numId="3" w16cid:durableId="2047824266">
-    <w:abstractNumId w:val="2"/>
   </w:num>
 </w:numbering>
 </file>
@@ -5903,6 +9990,50 @@
       </w:tblBorders>
     </w:tblPr>
   </w:style>
+  <w:style w:type="paragraph" w:styleId="Header">
+    <w:name w:val="header"/>
+    <w:basedOn w:val="Normal"/>
+    <w:link w:val="HeaderChar"/>
+    <w:uiPriority w:val="99"/>
+    <w:unhideWhenUsed/>
+    <w:rsid w:val="00506746"/>
+    <w:pPr>
+      <w:tabs>
+        <w:tab w:val="center" w:pos="4680"/>
+        <w:tab w:val="right" w:pos="9360"/>
+      </w:tabs>
+      <w:spacing w:after="0" w:line="240" w:lineRule="auto"/>
+    </w:pPr>
+  </w:style>
+  <w:style w:type="character" w:customStyle="1" w:styleId="HeaderChar">
+    <w:name w:val="Header Char"/>
+    <w:basedOn w:val="DefaultParagraphFont"/>
+    <w:link w:val="Header"/>
+    <w:uiPriority w:val="99"/>
+    <w:rsid w:val="00506746"/>
+  </w:style>
+  <w:style w:type="paragraph" w:styleId="Footer">
+    <w:name w:val="footer"/>
+    <w:basedOn w:val="Normal"/>
+    <w:link w:val="FooterChar"/>
+    <w:uiPriority w:val="99"/>
+    <w:unhideWhenUsed/>
+    <w:rsid w:val="00506746"/>
+    <w:pPr>
+      <w:tabs>
+        <w:tab w:val="center" w:pos="4680"/>
+        <w:tab w:val="right" w:pos="9360"/>
+      </w:tabs>
+      <w:spacing w:after="0" w:line="240" w:lineRule="auto"/>
+    </w:pPr>
+  </w:style>
+  <w:style w:type="character" w:customStyle="1" w:styleId="FooterChar">
+    <w:name w:val="Footer Char"/>
+    <w:basedOn w:val="DefaultParagraphFont"/>
+    <w:link w:val="Footer"/>
+    <w:uiPriority w:val="99"/>
+    <w:rsid w:val="00506746"/>
+  </w:style>
 </w:styles>
 </file>
 

--- a/Milestone 1 Report-Group5.docx
+++ b/Milestone 1 Report-Group5.docx
@@ -755,20 +755,19 @@
           <w:lang w:val="en-US"/>
         </w:rPr>
       </w:pPr>
-    </w:p>
-    <w:p>
-      <w:pPr>
-        <w:rPr>
-          <w:rFonts w:ascii="Century Schoolbook" w:hAnsi="Century Schoolbook"/>
-          <w:lang w:val="en-US"/>
-        </w:rPr>
-      </w:pPr>
-      <w:r>
-        <w:rPr>
-          <w:rFonts w:ascii="Century Schoolbook" w:hAnsi="Century Schoolbook"/>
-          <w:lang w:val="en-US"/>
-        </w:rPr>
-        <w:t>We made sure that we understand important concepts that help us implement this</w:t>
+      <w:r>
+        <w:rPr>
+          <w:rFonts w:ascii="Century Schoolbook" w:hAnsi="Century Schoolbook"/>
+          <w:lang w:val="en-US"/>
+        </w:rPr>
+        <w:t>We made sure that we understand important concepts that help us</w:t>
+      </w:r>
+      <w:r>
+        <w:rPr>
+          <w:rFonts w:ascii="Century Schoolbook" w:hAnsi="Century Schoolbook"/>
+          <w:lang w:val="en-US"/>
+        </w:rPr>
+        <w:t xml:space="preserve"> start this project.</w:t>
       </w:r>
     </w:p>
     <w:p>
@@ -1063,12 +1062,35 @@
       <w:r>
         <w:rPr>
           <w:rFonts w:ascii="Century Schoolbook" w:hAnsi="Century Schoolbook"/>
+          <w:lang w:val="en-US"/>
+        </w:rPr>
+        <w:lastRenderedPageBreak/>
+        <w:t>First thing after creating the repository I invited my team members to it using their GitHub accounts. We created a simple readme and a .gitignore for the visual paradigm and the word files as they are major concepts of GitHub.</w:t>
+      </w:r>
+    </w:p>
+    <w:p>
+      <w:pPr>
+        <w:rPr>
+          <w:rFonts w:ascii="Century Schoolbook" w:hAnsi="Century Schoolbook"/>
+          <w:lang w:val="en-US"/>
+        </w:rPr>
+      </w:pPr>
+    </w:p>
+    <w:p>
+      <w:pPr>
+        <w:rPr>
+          <w:rFonts w:ascii="Century Schoolbook" w:hAnsi="Century Schoolbook"/>
+          <w:lang w:val="en-US"/>
+        </w:rPr>
+      </w:pPr>
+      <w:r>
+        <w:rPr>
+          <w:rFonts w:ascii="Century Schoolbook" w:hAnsi="Century Schoolbook"/>
           <w:b/>
           <w:bCs/>
           <w:u w:val="single"/>
           <w:lang w:val="en-US"/>
         </w:rPr>
-        <w:lastRenderedPageBreak/>
         <w:t>2-</w:t>
       </w:r>
       <w:r>

--- a/Milestone 1 Report-Group5.docx
+++ b/Milestone 1 Report-Group5.docx
@@ -120,7 +120,21 @@
           <w:rFonts w:ascii="Century Schoolbook" w:hAnsi="Century Schoolbook"/>
           <w:lang w:val="en-US"/>
         </w:rPr>
-        <w:t>Theory section is L51,</w:t>
+        <w:t>Theory section is L</w:t>
+      </w:r>
+      <w:r>
+        <w:rPr>
+          <w:rFonts w:ascii="Century Schoolbook" w:hAnsi="Century Schoolbook"/>
+          <w:lang w:val="en-US"/>
+        </w:rPr>
+        <w:t>51, L</w:t>
+      </w:r>
+      <w:r>
+        <w:rPr>
+          <w:rFonts w:ascii="Century Schoolbook" w:hAnsi="Century Schoolbook"/>
+          <w:lang w:val="en-US"/>
+        </w:rPr>
+        <w:t>52</w:t>
       </w:r>
     </w:p>
     <w:p>
@@ -1054,27 +1068,426 @@
     </w:p>
     <w:p>
       <w:pPr>
-        <w:rPr>
-          <w:rFonts w:ascii="Century Schoolbook" w:hAnsi="Century Schoolbook"/>
-          <w:lang w:val="en-US"/>
-        </w:rPr>
-      </w:pPr>
-      <w:r>
-        <w:rPr>
-          <w:rFonts w:ascii="Century Schoolbook" w:hAnsi="Century Schoolbook"/>
-          <w:lang w:val="en-US"/>
+        <w:numPr>
+          <w:ilvl w:val="0"/>
+          <w:numId w:val="15"/>
+        </w:numPr>
+        <w:rPr>
+          <w:rFonts w:ascii="Century Schoolbook" w:hAnsi="Century Schoolbook"/>
+        </w:rPr>
+      </w:pPr>
+      <w:r>
+        <w:rPr>
+          <w:rFonts w:ascii="Century Schoolbook" w:hAnsi="Century Schoolbook"/>
         </w:rPr>
         <w:lastRenderedPageBreak/>
+        <w:t>Our Project board GitHub Project </w:t>
+      </w:r>
+      <w:r>
+        <w:rPr>
+          <w:rFonts w:ascii="Century Schoolbook" w:hAnsi="Century Schoolbook"/>
+        </w:rPr>
+        <w:fldChar w:fldCharType="begin"/>
+      </w:r>
+      <w:r>
+        <w:rPr>
+          <w:rFonts w:ascii="Century Schoolbook" w:hAnsi="Century Schoolbook"/>
+        </w:rPr>
+        <w:instrText>HYPERLINK "https://github.com/users/latifa-alnaemi/projects/2/views/1"</w:instrText>
+      </w:r>
+      <w:r>
+        <w:rPr>
+          <w:rFonts w:ascii="Century Schoolbook" w:hAnsi="Century Schoolbook"/>
+        </w:rPr>
+      </w:r>
+      <w:r>
+        <w:rPr>
+          <w:rFonts w:ascii="Century Schoolbook" w:hAnsi="Century Schoolbook"/>
+        </w:rPr>
+        <w:fldChar w:fldCharType="separate"/>
+      </w:r>
+      <w:r>
+        <w:rPr>
+          <w:rStyle w:val="Hyperlink"/>
+          <w:rFonts w:ascii="Century Schoolbook" w:hAnsi="Century Schoolbook"/>
+        </w:rPr>
+        <w:t>https:</w:t>
+      </w:r>
+      <w:r>
+        <w:rPr>
+          <w:rStyle w:val="Hyperlink"/>
+          <w:rFonts w:ascii="Century Schoolbook" w:hAnsi="Century Schoolbook"/>
+        </w:rPr>
+        <w:t>/</w:t>
+      </w:r>
+      <w:r>
+        <w:rPr>
+          <w:rStyle w:val="Hyperlink"/>
+          <w:rFonts w:ascii="Century Schoolbook" w:hAnsi="Century Schoolbook"/>
+        </w:rPr>
+        <w:t>/github.com/users/latifa-alnaemi/projects/2/views/1</w:t>
+      </w:r>
+      <w:r>
+        <w:rPr>
+          <w:rFonts w:ascii="Century Schoolbook" w:hAnsi="Century Schoolbook"/>
+          <w:lang w:val="en-US"/>
+        </w:rPr>
+        <w:fldChar w:fldCharType="end"/>
+      </w:r>
+    </w:p>
+    <w:p>
+      <w:pPr>
+        <w:numPr>
+          <w:ilvl w:val="0"/>
+          <w:numId w:val="15"/>
+        </w:numPr>
+        <w:rPr>
+          <w:rFonts w:ascii="Century Schoolbook" w:hAnsi="Century Schoolbook"/>
+        </w:rPr>
+      </w:pPr>
+      <w:r>
+        <w:rPr>
+          <w:rFonts w:ascii="Century Schoolbook" w:hAnsi="Century Schoolbook"/>
+        </w:rPr>
+        <w:t>Main</w:t>
+      </w:r>
+      <w:r>
+        <w:rPr>
+          <w:rFonts w:ascii="Century Schoolbook" w:hAnsi="Century Schoolbook"/>
+        </w:rPr>
+        <w:t xml:space="preserve"> Group</w:t>
+      </w:r>
+      <w:r>
+        <w:rPr>
+          <w:rFonts w:ascii="Century Schoolbook" w:hAnsi="Century Schoolbook"/>
+        </w:rPr>
+        <w:t xml:space="preserve"> Repository: </w:t>
+      </w:r>
+      <w:r>
+        <w:rPr>
+          <w:rFonts w:ascii="Century Schoolbook" w:hAnsi="Century Schoolbook"/>
+        </w:rPr>
+        <w:fldChar w:fldCharType="begin"/>
+      </w:r>
+      <w:r>
+        <w:rPr>
+          <w:rFonts w:ascii="Century Schoolbook" w:hAnsi="Century Schoolbook"/>
+        </w:rPr>
+        <w:instrText>HYPERLINK "https://github.com/latifa-alnaemi/Team-B52-GU5.git"</w:instrText>
+      </w:r>
+      <w:r>
+        <w:rPr>
+          <w:rFonts w:ascii="Century Schoolbook" w:hAnsi="Century Schoolbook"/>
+        </w:rPr>
+      </w:r>
+      <w:r>
+        <w:rPr>
+          <w:rFonts w:ascii="Century Schoolbook" w:hAnsi="Century Schoolbook"/>
+        </w:rPr>
+        <w:fldChar w:fldCharType="separate"/>
+      </w:r>
+      <w:r>
+        <w:rPr>
+          <w:rStyle w:val="Hyperlink"/>
+          <w:rFonts w:ascii="Century Schoolbook" w:hAnsi="Century Schoolbook"/>
+        </w:rPr>
+        <w:t>https://github.</w:t>
+      </w:r>
+      <w:r>
+        <w:rPr>
+          <w:rStyle w:val="Hyperlink"/>
+          <w:rFonts w:ascii="Century Schoolbook" w:hAnsi="Century Schoolbook"/>
+        </w:rPr>
+        <w:t>c</w:t>
+      </w:r>
+      <w:r>
+        <w:rPr>
+          <w:rStyle w:val="Hyperlink"/>
+          <w:rFonts w:ascii="Century Schoolbook" w:hAnsi="Century Schoolbook"/>
+        </w:rPr>
+        <w:t>om/latifa-alnaemi/Team-B52-GU5.git</w:t>
+      </w:r>
+      <w:r>
+        <w:rPr>
+          <w:rFonts w:ascii="Century Schoolbook" w:hAnsi="Century Schoolbook"/>
+          <w:lang w:val="en-US"/>
+        </w:rPr>
+        <w:fldChar w:fldCharType="end"/>
+      </w:r>
+    </w:p>
+    <w:p>
+      <w:pPr>
+        <w:rPr>
+          <w:rFonts w:ascii="Century Schoolbook" w:hAnsi="Century Schoolbook"/>
+          <w:lang w:val="en-US"/>
+        </w:rPr>
+      </w:pPr>
+      <w:r>
+        <w:rPr>
+          <w:rFonts w:ascii="Century Schoolbook" w:hAnsi="Century Schoolbook"/>
+          <w:lang w:val="en-US"/>
+        </w:rPr>
         <w:t>First thing after creating the repository I invited my team members to it using their GitHub accounts. We created a simple readme and a .gitignore for the visual paradigm and the word files as they are major concepts of GitHub.</w:t>
       </w:r>
     </w:p>
-    <w:p>
-      <w:pPr>
-        <w:rPr>
-          <w:rFonts w:ascii="Century Schoolbook" w:hAnsi="Century Schoolbook"/>
-          <w:lang w:val="en-US"/>
-        </w:rPr>
-      </w:pPr>
+    <w:tbl>
+      <w:tblPr>
+        <w:tblStyle w:val="TableGrid"/>
+        <w:tblW w:w="0" w:type="auto"/>
+        <w:tblLook w:val="04A0" w:firstRow="1" w:lastRow="0" w:firstColumn="1" w:lastColumn="0" w:noHBand="0" w:noVBand="1"/>
+      </w:tblPr>
+      <w:tblGrid>
+        <w:gridCol w:w="4522"/>
+        <w:gridCol w:w="5560"/>
+      </w:tblGrid>
+      <w:tr>
+        <w:tc>
+          <w:tcPr>
+            <w:tcW w:w="5041" w:type="dxa"/>
+          </w:tcPr>
+          <w:p>
+            <w:pPr>
+              <w:rPr>
+                <w:rFonts w:ascii="Century Schoolbook" w:hAnsi="Century Schoolbook"/>
+                <w:lang w:val="en-US"/>
+              </w:rPr>
+            </w:pPr>
+            <w:r>
+              <w:rPr>
+                <w:rFonts w:ascii="Century Schoolbook" w:hAnsi="Century Schoolbook"/>
+                <w:noProof/>
+                <w:lang w:val="en-US"/>
+              </w:rPr>
+              <w:drawing>
+                <wp:inline distT="0" distB="0" distL="0" distR="0" wp14:anchorId="54AE25DD" wp14:editId="37EF7018">
+                  <wp:extent cx="2063845" cy="1172417"/>
+                  <wp:effectExtent l="0" t="0" r="0" b="0"/>
+                  <wp:docPr id="118876625" name="Picture 34" descr="A screenshot of a computer&#10;&#10;AI-generated content may be incorrect."/>
+                  <wp:cNvGraphicFramePr>
+                    <a:graphicFrameLocks xmlns:a="http://schemas.openxmlformats.org/drawingml/2006/main" noChangeAspect="1"/>
+                  </wp:cNvGraphicFramePr>
+                  <a:graphic xmlns:a="http://schemas.openxmlformats.org/drawingml/2006/main">
+                    <a:graphicData uri="http://schemas.openxmlformats.org/drawingml/2006/picture">
+                      <pic:pic xmlns:pic="http://schemas.openxmlformats.org/drawingml/2006/picture">
+                        <pic:nvPicPr>
+                          <pic:cNvPr id="118876625" name="Picture 34" descr="A screenshot of a computer&#10;&#10;AI-generated content may be incorrect."/>
+                          <pic:cNvPicPr/>
+                        </pic:nvPicPr>
+                        <pic:blipFill>
+                          <a:blip r:embed="rId7" cstate="print">
+                            <a:extLst>
+                              <a:ext uri="{28A0092B-C50C-407E-A947-70E740481C1C}">
+                                <a14:useLocalDpi xmlns:a14="http://schemas.microsoft.com/office/drawing/2010/main" val="0"/>
+                              </a:ext>
+                            </a:extLst>
+                          </a:blip>
+                          <a:stretch>
+                            <a:fillRect/>
+                          </a:stretch>
+                        </pic:blipFill>
+                        <pic:spPr>
+                          <a:xfrm>
+                            <a:off x="0" y="0"/>
+                            <a:ext cx="2101266" cy="1193675"/>
+                          </a:xfrm>
+                          <a:prstGeom prst="rect">
+                            <a:avLst/>
+                          </a:prstGeom>
+                        </pic:spPr>
+                      </pic:pic>
+                    </a:graphicData>
+                  </a:graphic>
+                </wp:inline>
+              </w:drawing>
+            </w:r>
+          </w:p>
+        </w:tc>
+        <w:tc>
+          <w:tcPr>
+            <w:tcW w:w="5041" w:type="dxa"/>
+          </w:tcPr>
+          <w:p>
+            <w:pPr>
+              <w:rPr>
+                <w:rFonts w:ascii="Century Schoolbook" w:hAnsi="Century Schoolbook"/>
+                <w:lang w:val="en-US"/>
+              </w:rPr>
+            </w:pPr>
+            <w:r>
+              <w:rPr>
+                <w:rFonts w:ascii="Century Schoolbook" w:hAnsi="Century Schoolbook"/>
+                <w:noProof/>
+                <w:lang w:val="en-US"/>
+              </w:rPr>
+              <w:drawing>
+                <wp:inline distT="0" distB="0" distL="0" distR="0" wp14:anchorId="2F8554A0" wp14:editId="290C5305">
+                  <wp:extent cx="3394020" cy="1179096"/>
+                  <wp:effectExtent l="0" t="0" r="0" b="2540"/>
+                  <wp:docPr id="1857211893" name="Picture 35"/>
+                  <wp:cNvGraphicFramePr>
+                    <a:graphicFrameLocks xmlns:a="http://schemas.openxmlformats.org/drawingml/2006/main" noChangeAspect="1"/>
+                  </wp:cNvGraphicFramePr>
+                  <a:graphic xmlns:a="http://schemas.openxmlformats.org/drawingml/2006/main">
+                    <a:graphicData uri="http://schemas.openxmlformats.org/drawingml/2006/picture">
+                      <pic:pic xmlns:pic="http://schemas.openxmlformats.org/drawingml/2006/picture">
+                        <pic:nvPicPr>
+                          <pic:cNvPr id="1857211893" name="Picture 1857211893"/>
+                          <pic:cNvPicPr/>
+                        </pic:nvPicPr>
+                        <pic:blipFill>
+                          <a:blip r:embed="rId8" cstate="print">
+                            <a:extLst>
+                              <a:ext uri="{28A0092B-C50C-407E-A947-70E740481C1C}">
+                                <a14:useLocalDpi xmlns:a14="http://schemas.microsoft.com/office/drawing/2010/main" val="0"/>
+                              </a:ext>
+                            </a:extLst>
+                          </a:blip>
+                          <a:stretch>
+                            <a:fillRect/>
+                          </a:stretch>
+                        </pic:blipFill>
+                        <pic:spPr>
+                          <a:xfrm>
+                            <a:off x="0" y="0"/>
+                            <a:ext cx="3474369" cy="1207010"/>
+                          </a:xfrm>
+                          <a:prstGeom prst="rect">
+                            <a:avLst/>
+                          </a:prstGeom>
+                        </pic:spPr>
+                      </pic:pic>
+                    </a:graphicData>
+                  </a:graphic>
+                </wp:inline>
+              </w:drawing>
+            </w:r>
+          </w:p>
+        </w:tc>
+      </w:tr>
+    </w:tbl>
+    <w:p>
+      <w:pPr>
+        <w:rPr>
+          <w:rFonts w:ascii="Century Schoolbook" w:hAnsi="Century Schoolbook"/>
+          <w:lang w:val="en-US"/>
+        </w:rPr>
+      </w:pPr>
+    </w:p>
+    <w:p>
+      <w:pPr>
+        <w:rPr>
+          <w:rFonts w:ascii="Century Schoolbook" w:hAnsi="Century Schoolbook"/>
+          <w:lang w:val="en-US"/>
+        </w:rPr>
+      </w:pPr>
+      <w:r>
+        <w:rPr>
+          <w:rFonts w:ascii="Century Schoolbook" w:hAnsi="Century Schoolbook"/>
+          <w:lang w:val="en-US"/>
+        </w:rPr>
+        <w:t>Then after that we created a milestone 1 that ends on the 18</w:t>
+      </w:r>
+      <w:r>
+        <w:rPr>
+          <w:rFonts w:ascii="Century Schoolbook" w:hAnsi="Century Schoolbook"/>
+          <w:vertAlign w:val="superscript"/>
+          <w:lang w:val="en-US"/>
+        </w:rPr>
+        <w:t>th</w:t>
+      </w:r>
+      <w:r>
+        <w:rPr>
+          <w:rFonts w:ascii="Century Schoolbook" w:hAnsi="Century Schoolbook"/>
+          <w:lang w:val="en-US"/>
+        </w:rPr>
+        <w:t xml:space="preserve"> of October, inside a project their 3 iterations for our issues (To do, in process and lastly Done). you can see down that we have used this iteration in all our tasks with evidence.</w:t>
+      </w:r>
+    </w:p>
+    <w:p>
+      <w:pPr>
+        <w:rPr>
+          <w:rFonts w:ascii="Century Schoolbook" w:hAnsi="Century Schoolbook"/>
+          <w:lang w:val="en-US"/>
+        </w:rPr>
+      </w:pPr>
+      <w:r>
+        <w:rPr>
+          <w:rFonts w:ascii="Century Schoolbook" w:hAnsi="Century Schoolbook"/>
+          <w:noProof/>
+          <w:lang w:val="en-US"/>
+        </w:rPr>
+        <w:drawing>
+          <wp:inline distT="0" distB="0" distL="0" distR="0" wp14:anchorId="41FF1AF7" wp14:editId="02A37A40">
+            <wp:extent cx="2727682" cy="1551146"/>
+            <wp:effectExtent l="0" t="0" r="3175" b="0"/>
+            <wp:docPr id="531150267" name="Picture 36" descr="A screenshot of a computer&#10;&#10;AI-generated content may be incorrect."/>
+            <wp:cNvGraphicFramePr>
+              <a:graphicFrameLocks xmlns:a="http://schemas.openxmlformats.org/drawingml/2006/main" noChangeAspect="1"/>
+            </wp:cNvGraphicFramePr>
+            <a:graphic xmlns:a="http://schemas.openxmlformats.org/drawingml/2006/main">
+              <a:graphicData uri="http://schemas.openxmlformats.org/drawingml/2006/picture">
+                <pic:pic xmlns:pic="http://schemas.openxmlformats.org/drawingml/2006/picture">
+                  <pic:nvPicPr>
+                    <pic:cNvPr id="531150267" name="Picture 36" descr="A screenshot of a computer&#10;&#10;AI-generated content may be incorrect."/>
+                    <pic:cNvPicPr/>
+                  </pic:nvPicPr>
+                  <pic:blipFill>
+                    <a:blip r:embed="rId9" cstate="print">
+                      <a:extLst>
+                        <a:ext uri="{28A0092B-C50C-407E-A947-70E740481C1C}">
+                          <a14:useLocalDpi xmlns:a14="http://schemas.microsoft.com/office/drawing/2010/main" val="0"/>
+                        </a:ext>
+                      </a:extLst>
+                    </a:blip>
+                    <a:stretch>
+                      <a:fillRect/>
+                    </a:stretch>
+                  </pic:blipFill>
+                  <pic:spPr>
+                    <a:xfrm>
+                      <a:off x="0" y="0"/>
+                      <a:ext cx="2744194" cy="1560536"/>
+                    </a:xfrm>
+                    <a:prstGeom prst="rect">
+                      <a:avLst/>
+                    </a:prstGeom>
+                  </pic:spPr>
+                </pic:pic>
+              </a:graphicData>
+            </a:graphic>
+          </wp:inline>
+        </w:drawing>
+      </w:r>
+    </w:p>
+    <w:p>
+      <w:pPr>
+        <w:rPr>
+          <w:rFonts w:ascii="Century Schoolbook" w:hAnsi="Century Schoolbook"/>
+          <w:lang w:val="en-US"/>
+        </w:rPr>
+      </w:pPr>
+      <w:r>
+        <w:rPr>
+          <w:rFonts w:ascii="Century Schoolbook" w:hAnsi="Century Schoolbook"/>
+          <w:lang w:val="en-US"/>
+        </w:rPr>
+        <w:t>Lastly after making sure that our GitHub repository is ready, we started our project</w:t>
+      </w:r>
+    </w:p>
+    <w:p>
+      <w:pPr>
+        <w:rPr>
+          <w:rFonts w:ascii="Century Schoolbook" w:hAnsi="Century Schoolbook"/>
+          <w:lang w:val="en-US"/>
+        </w:rPr>
+      </w:pPr>
+      <w:r>
+        <w:rPr>
+          <w:rFonts w:ascii="Century Schoolbook" w:hAnsi="Century Schoolbook"/>
+          <w:lang w:val="en-US"/>
+        </w:rPr>
+        <w:t>.</w:t>
+      </w:r>
     </w:p>
     <w:p>
       <w:pPr>
@@ -1154,6 +1567,7 @@
           <w:noProof/>
           <w:lang w:val="en-US"/>
         </w:rPr>
+        <w:lastRenderedPageBreak/>
         <w:drawing>
           <wp:inline distT="0" distB="0" distL="0" distR="0" wp14:anchorId="5839D021" wp14:editId="32CF95BF">
             <wp:extent cx="6408420" cy="3742055"/>
@@ -1170,7 +1584,7 @@
                     <pic:cNvPicPr/>
                   </pic:nvPicPr>
                   <pic:blipFill>
-                    <a:blip r:embed="rId7" cstate="print">
+                    <a:blip r:embed="rId10" cstate="print">
                       <a:extLst>
                         <a:ext uri="{28A0092B-C50C-407E-A947-70E740481C1C}">
                           <a14:useLocalDpi xmlns:a14="http://schemas.microsoft.com/office/drawing/2010/main" val="0"/>
@@ -1243,7 +1657,7 @@
                     <pic:cNvPicPr/>
                   </pic:nvPicPr>
                   <pic:blipFill>
-                    <a:blip r:embed="rId8" cstate="print">
+                    <a:blip r:embed="rId11" cstate="print">
                       <a:extLst>
                         <a:ext uri="{28A0092B-C50C-407E-A947-70E740481C1C}">
                           <a14:useLocalDpi xmlns:a14="http://schemas.microsoft.com/office/drawing/2010/main" val="0"/>
@@ -1350,7 +1764,7 @@
                     <pic:cNvPicPr/>
                   </pic:nvPicPr>
                   <pic:blipFill>
-                    <a:blip r:embed="rId9" cstate="print">
+                    <a:blip r:embed="rId12" cstate="print">
                       <a:extLst>
                         <a:ext uri="{28A0092B-C50C-407E-A947-70E740481C1C}">
                           <a14:useLocalDpi xmlns:a14="http://schemas.microsoft.com/office/drawing/2010/main" val="0"/>
@@ -1496,7 +1910,7 @@
                     <pic:cNvPicPr/>
                   </pic:nvPicPr>
                   <pic:blipFill>
-                    <a:blip r:embed="rId10">
+                    <a:blip r:embed="rId13">
                       <a:extLst>
                         <a:ext uri="{28A0092B-C50C-407E-A947-70E740481C1C}">
                           <a14:useLocalDpi xmlns:a14="http://schemas.microsoft.com/office/drawing/2010/main" val="0"/>
@@ -2332,7 +2746,7 @@
                           <pic:cNvPicPr/>
                         </pic:nvPicPr>
                         <pic:blipFill>
-                          <a:blip r:embed="rId11" cstate="print">
+                          <a:blip r:embed="rId14" cstate="print">
                             <a:extLst>
                               <a:ext uri="{28A0092B-C50C-407E-A947-70E740481C1C}">
                                 <a14:useLocalDpi xmlns:a14="http://schemas.microsoft.com/office/drawing/2010/main" val="0"/>
@@ -2382,7 +2796,7 @@
                           <pic:cNvPicPr/>
                         </pic:nvPicPr>
                         <pic:blipFill>
-                          <a:blip r:embed="rId12" cstate="print">
+                          <a:blip r:embed="rId15" cstate="print">
                             <a:extLst>
                               <a:ext uri="{28A0092B-C50C-407E-A947-70E740481C1C}">
                                 <a14:useLocalDpi xmlns:a14="http://schemas.microsoft.com/office/drawing/2010/main" val="0"/>
@@ -2432,7 +2846,7 @@
                           <pic:cNvPicPr/>
                         </pic:nvPicPr>
                         <pic:blipFill>
-                          <a:blip r:embed="rId13" cstate="print">
+                          <a:blip r:embed="rId16" cstate="print">
                             <a:extLst>
                               <a:ext uri="{28A0092B-C50C-407E-A947-70E740481C1C}">
                                 <a14:useLocalDpi xmlns:a14="http://schemas.microsoft.com/office/drawing/2010/main" val="0"/>
@@ -2530,7 +2944,7 @@
                           <pic:cNvPicPr/>
                         </pic:nvPicPr>
                         <pic:blipFill>
-                          <a:blip r:embed="rId14" cstate="print">
+                          <a:blip r:embed="rId17" cstate="print">
                             <a:extLst>
                               <a:ext uri="{28A0092B-C50C-407E-A947-70E740481C1C}">
                                 <a14:useLocalDpi xmlns:a14="http://schemas.microsoft.com/office/drawing/2010/main" val="0"/>
@@ -2581,7 +2995,7 @@
                           <pic:cNvPicPr/>
                         </pic:nvPicPr>
                         <pic:blipFill>
-                          <a:blip r:embed="rId15" cstate="print">
+                          <a:blip r:embed="rId18" cstate="print">
                             <a:extLst>
                               <a:ext uri="{28A0092B-C50C-407E-A947-70E740481C1C}">
                                 <a14:useLocalDpi xmlns:a14="http://schemas.microsoft.com/office/drawing/2010/main" val="0"/>
@@ -5904,7 +6318,7 @@
                           <pic:cNvPicPr/>
                         </pic:nvPicPr>
                         <pic:blipFill>
-                          <a:blip r:embed="rId16" cstate="print">
+                          <a:blip r:embed="rId19" cstate="print">
                             <a:extLst>
                               <a:ext uri="{28A0092B-C50C-407E-A947-70E740481C1C}">
                                 <a14:useLocalDpi xmlns:a14="http://schemas.microsoft.com/office/drawing/2010/main" val="0"/>
@@ -5965,7 +6379,7 @@
                           <pic:cNvPicPr/>
                         </pic:nvPicPr>
                         <pic:blipFill>
-                          <a:blip r:embed="rId17" cstate="print">
+                          <a:blip r:embed="rId20" cstate="print">
                             <a:extLst>
                               <a:ext uri="{28A0092B-C50C-407E-A947-70E740481C1C}">
                                 <a14:useLocalDpi xmlns:a14="http://schemas.microsoft.com/office/drawing/2010/main" val="0"/>
@@ -6026,7 +6440,7 @@
                           <pic:cNvPicPr/>
                         </pic:nvPicPr>
                         <pic:blipFill>
-                          <a:blip r:embed="rId18" cstate="print">
+                          <a:blip r:embed="rId21" cstate="print">
                             <a:extLst>
                               <a:ext uri="{28A0092B-C50C-407E-A947-70E740481C1C}">
                                 <a14:useLocalDpi xmlns:a14="http://schemas.microsoft.com/office/drawing/2010/main" val="0"/>
@@ -6118,7 +6532,7 @@
                           <pic:cNvPicPr/>
                         </pic:nvPicPr>
                         <pic:blipFill>
-                          <a:blip r:embed="rId19" cstate="print">
+                          <a:blip r:embed="rId22" cstate="print">
                             <a:extLst>
                               <a:ext uri="{28A0092B-C50C-407E-A947-70E740481C1C}">
                                 <a14:useLocalDpi xmlns:a14="http://schemas.microsoft.com/office/drawing/2010/main" val="0"/>
@@ -6180,7 +6594,7 @@
                           <pic:cNvPicPr/>
                         </pic:nvPicPr>
                         <pic:blipFill>
-                          <a:blip r:embed="rId20" cstate="print">
+                          <a:blip r:embed="rId23" cstate="print">
                             <a:extLst>
                               <a:ext uri="{28A0092B-C50C-407E-A947-70E740481C1C}">
                                 <a14:useLocalDpi xmlns:a14="http://schemas.microsoft.com/office/drawing/2010/main" val="0"/>
@@ -6241,7 +6655,7 @@
                           <pic:cNvPicPr/>
                         </pic:nvPicPr>
                         <pic:blipFill>
-                          <a:blip r:embed="rId21" cstate="print">
+                          <a:blip r:embed="rId24" cstate="print">
                             <a:extLst>
                               <a:ext uri="{28A0092B-C50C-407E-A947-70E740481C1C}">
                                 <a14:useLocalDpi xmlns:a14="http://schemas.microsoft.com/office/drawing/2010/main" val="0"/>
@@ -6325,7 +6739,7 @@
                           <pic:cNvPicPr/>
                         </pic:nvPicPr>
                         <pic:blipFill>
-                          <a:blip r:embed="rId22" cstate="print">
+                          <a:blip r:embed="rId25" cstate="print">
                             <a:extLst>
                               <a:ext uri="{28A0092B-C50C-407E-A947-70E740481C1C}">
                                 <a14:useLocalDpi xmlns:a14="http://schemas.microsoft.com/office/drawing/2010/main" val="0"/>
@@ -6387,7 +6801,7 @@
                           <pic:cNvPicPr/>
                         </pic:nvPicPr>
                         <pic:blipFill>
-                          <a:blip r:embed="rId23" cstate="print">
+                          <a:blip r:embed="rId26" cstate="print">
                             <a:extLst>
                               <a:ext uri="{28A0092B-C50C-407E-A947-70E740481C1C}">
                                 <a14:useLocalDpi xmlns:a14="http://schemas.microsoft.com/office/drawing/2010/main" val="0"/>
@@ -6449,7 +6863,7 @@
                           <pic:cNvPicPr/>
                         </pic:nvPicPr>
                         <pic:blipFill>
-                          <a:blip r:embed="rId24" cstate="print">
+                          <a:blip r:embed="rId27" cstate="print">
                             <a:extLst>
                               <a:ext uri="{28A0092B-C50C-407E-A947-70E740481C1C}">
                                 <a14:useLocalDpi xmlns:a14="http://schemas.microsoft.com/office/drawing/2010/main" val="0"/>
@@ -6533,7 +6947,7 @@
                           <pic:cNvPicPr/>
                         </pic:nvPicPr>
                         <pic:blipFill>
-                          <a:blip r:embed="rId25" cstate="print">
+                          <a:blip r:embed="rId28" cstate="print">
                             <a:extLst>
                               <a:ext uri="{28A0092B-C50C-407E-A947-70E740481C1C}">
                                 <a14:useLocalDpi xmlns:a14="http://schemas.microsoft.com/office/drawing/2010/main" val="0"/>
@@ -6595,7 +7009,7 @@
                           <pic:cNvPicPr/>
                         </pic:nvPicPr>
                         <pic:blipFill>
-                          <a:blip r:embed="rId24" cstate="print">
+                          <a:blip r:embed="rId27" cstate="print">
                             <a:extLst>
                               <a:ext uri="{28A0092B-C50C-407E-A947-70E740481C1C}">
                                 <a14:useLocalDpi xmlns:a14="http://schemas.microsoft.com/office/drawing/2010/main" val="0"/>
@@ -6657,7 +7071,7 @@
                           <pic:cNvPicPr/>
                         </pic:nvPicPr>
                         <pic:blipFill>
-                          <a:blip r:embed="rId26" cstate="print">
+                          <a:blip r:embed="rId29" cstate="print">
                             <a:extLst>
                               <a:ext uri="{28A0092B-C50C-407E-A947-70E740481C1C}">
                                 <a14:useLocalDpi xmlns:a14="http://schemas.microsoft.com/office/drawing/2010/main" val="0"/>
@@ -6741,7 +7155,7 @@
                           <pic:cNvPicPr/>
                         </pic:nvPicPr>
                         <pic:blipFill>
-                          <a:blip r:embed="rId27" cstate="print">
+                          <a:blip r:embed="rId30" cstate="print">
                             <a:extLst>
                               <a:ext uri="{28A0092B-C50C-407E-A947-70E740481C1C}">
                                 <a14:useLocalDpi xmlns:a14="http://schemas.microsoft.com/office/drawing/2010/main" val="0"/>
@@ -6803,7 +7217,7 @@
                           <pic:cNvPicPr/>
                         </pic:nvPicPr>
                         <pic:blipFill>
-                          <a:blip r:embed="rId26" cstate="print">
+                          <a:blip r:embed="rId29" cstate="print">
                             <a:extLst>
                               <a:ext uri="{28A0092B-C50C-407E-A947-70E740481C1C}">
                                 <a14:useLocalDpi xmlns:a14="http://schemas.microsoft.com/office/drawing/2010/main" val="0"/>
@@ -6865,7 +7279,7 @@
                           <pic:cNvPicPr/>
                         </pic:nvPicPr>
                         <pic:blipFill>
-                          <a:blip r:embed="rId28" cstate="print">
+                          <a:blip r:embed="rId31" cstate="print">
                             <a:extLst>
                               <a:ext uri="{28A0092B-C50C-407E-A947-70E740481C1C}">
                                 <a14:useLocalDpi xmlns:a14="http://schemas.microsoft.com/office/drawing/2010/main" val="0"/>
@@ -6956,7 +7370,7 @@
                           <pic:cNvPicPr/>
                         </pic:nvPicPr>
                         <pic:blipFill>
-                          <a:blip r:embed="rId29" cstate="print">
+                          <a:blip r:embed="rId32" cstate="print">
                             <a:extLst>
                               <a:ext uri="{28A0092B-C50C-407E-A947-70E740481C1C}">
                                 <a14:useLocalDpi xmlns:a14="http://schemas.microsoft.com/office/drawing/2010/main" val="0"/>
@@ -7004,7 +7418,7 @@
                           <pic:cNvPicPr/>
                         </pic:nvPicPr>
                         <pic:blipFill>
-                          <a:blip r:embed="rId30" cstate="print">
+                          <a:blip r:embed="rId33" cstate="print">
                             <a:extLst>
                               <a:ext uri="{28A0092B-C50C-407E-A947-70E740481C1C}">
                                 <a14:useLocalDpi xmlns:a14="http://schemas.microsoft.com/office/drawing/2010/main" val="0"/>
@@ -7979,6 +8393,155 @@
     </w:lvl>
   </w:abstractNum>
   <w:abstractNum w:abstractNumId="4" w15:restartNumberingAfterBreak="0">
+    <w:nsid w:val="3BE32474"/>
+    <w:multiLevelType w:val="multilevel"/>
+    <w:tmpl w:val="7E2862DC"/>
+    <w:lvl w:ilvl="0">
+      <w:start w:val="1"/>
+      <w:numFmt w:val="bullet"/>
+      <w:lvlText w:val=""/>
+      <w:lvlJc w:val="left"/>
+      <w:pPr>
+        <w:tabs>
+          <w:tab w:val="num" w:pos="720"/>
+        </w:tabs>
+        <w:ind w:left="720" w:hanging="360"/>
+      </w:pPr>
+      <w:rPr>
+        <w:rFonts w:ascii="Symbol" w:hAnsi="Symbol" w:hint="default"/>
+        <w:sz w:val="20"/>
+      </w:rPr>
+    </w:lvl>
+    <w:lvl w:ilvl="1" w:tentative="1">
+      <w:start w:val="1"/>
+      <w:numFmt w:val="bullet"/>
+      <w:lvlText w:val="o"/>
+      <w:lvlJc w:val="left"/>
+      <w:pPr>
+        <w:tabs>
+          <w:tab w:val="num" w:pos="1440"/>
+        </w:tabs>
+        <w:ind w:left="1440" w:hanging="360"/>
+      </w:pPr>
+      <w:rPr>
+        <w:rFonts w:ascii="Courier New" w:hAnsi="Courier New" w:hint="default"/>
+        <w:sz w:val="20"/>
+      </w:rPr>
+    </w:lvl>
+    <w:lvl w:ilvl="2" w:tentative="1">
+      <w:start w:val="1"/>
+      <w:numFmt w:val="bullet"/>
+      <w:lvlText w:val=""/>
+      <w:lvlJc w:val="left"/>
+      <w:pPr>
+        <w:tabs>
+          <w:tab w:val="num" w:pos="2160"/>
+        </w:tabs>
+        <w:ind w:left="2160" w:hanging="360"/>
+      </w:pPr>
+      <w:rPr>
+        <w:rFonts w:ascii="Wingdings" w:hAnsi="Wingdings" w:hint="default"/>
+        <w:sz w:val="20"/>
+      </w:rPr>
+    </w:lvl>
+    <w:lvl w:ilvl="3" w:tentative="1">
+      <w:start w:val="1"/>
+      <w:numFmt w:val="bullet"/>
+      <w:lvlText w:val=""/>
+      <w:lvlJc w:val="left"/>
+      <w:pPr>
+        <w:tabs>
+          <w:tab w:val="num" w:pos="2880"/>
+        </w:tabs>
+        <w:ind w:left="2880" w:hanging="360"/>
+      </w:pPr>
+      <w:rPr>
+        <w:rFonts w:ascii="Wingdings" w:hAnsi="Wingdings" w:hint="default"/>
+        <w:sz w:val="20"/>
+      </w:rPr>
+    </w:lvl>
+    <w:lvl w:ilvl="4" w:tentative="1">
+      <w:start w:val="1"/>
+      <w:numFmt w:val="bullet"/>
+      <w:lvlText w:val=""/>
+      <w:lvlJc w:val="left"/>
+      <w:pPr>
+        <w:tabs>
+          <w:tab w:val="num" w:pos="3600"/>
+        </w:tabs>
+        <w:ind w:left="3600" w:hanging="360"/>
+      </w:pPr>
+      <w:rPr>
+        <w:rFonts w:ascii="Wingdings" w:hAnsi="Wingdings" w:hint="default"/>
+        <w:sz w:val="20"/>
+      </w:rPr>
+    </w:lvl>
+    <w:lvl w:ilvl="5" w:tentative="1">
+      <w:start w:val="1"/>
+      <w:numFmt w:val="bullet"/>
+      <w:lvlText w:val=""/>
+      <w:lvlJc w:val="left"/>
+      <w:pPr>
+        <w:tabs>
+          <w:tab w:val="num" w:pos="4320"/>
+        </w:tabs>
+        <w:ind w:left="4320" w:hanging="360"/>
+      </w:pPr>
+      <w:rPr>
+        <w:rFonts w:ascii="Wingdings" w:hAnsi="Wingdings" w:hint="default"/>
+        <w:sz w:val="20"/>
+      </w:rPr>
+    </w:lvl>
+    <w:lvl w:ilvl="6" w:tentative="1">
+      <w:start w:val="1"/>
+      <w:numFmt w:val="bullet"/>
+      <w:lvlText w:val=""/>
+      <w:lvlJc w:val="left"/>
+      <w:pPr>
+        <w:tabs>
+          <w:tab w:val="num" w:pos="5040"/>
+        </w:tabs>
+        <w:ind w:left="5040" w:hanging="360"/>
+      </w:pPr>
+      <w:rPr>
+        <w:rFonts w:ascii="Wingdings" w:hAnsi="Wingdings" w:hint="default"/>
+        <w:sz w:val="20"/>
+      </w:rPr>
+    </w:lvl>
+    <w:lvl w:ilvl="7" w:tentative="1">
+      <w:start w:val="1"/>
+      <w:numFmt w:val="bullet"/>
+      <w:lvlText w:val=""/>
+      <w:lvlJc w:val="left"/>
+      <w:pPr>
+        <w:tabs>
+          <w:tab w:val="num" w:pos="5760"/>
+        </w:tabs>
+        <w:ind w:left="5760" w:hanging="360"/>
+      </w:pPr>
+      <w:rPr>
+        <w:rFonts w:ascii="Wingdings" w:hAnsi="Wingdings" w:hint="default"/>
+        <w:sz w:val="20"/>
+      </w:rPr>
+    </w:lvl>
+    <w:lvl w:ilvl="8" w:tentative="1">
+      <w:start w:val="1"/>
+      <w:numFmt w:val="bullet"/>
+      <w:lvlText w:val=""/>
+      <w:lvlJc w:val="left"/>
+      <w:pPr>
+        <w:tabs>
+          <w:tab w:val="num" w:pos="6480"/>
+        </w:tabs>
+        <w:ind w:left="6480" w:hanging="360"/>
+      </w:pPr>
+      <w:rPr>
+        <w:rFonts w:ascii="Wingdings" w:hAnsi="Wingdings" w:hint="default"/>
+        <w:sz w:val="20"/>
+      </w:rPr>
+    </w:lvl>
+  </w:abstractNum>
+  <w:abstractNum w:abstractNumId="5" w15:restartNumberingAfterBreak="0">
     <w:nsid w:val="4BFE09B7"/>
     <w:multiLevelType w:val="hybridMultilevel"/>
     <w:tmpl w:val="D13EF3EC"/>
@@ -8091,7 +8654,7 @@
       </w:rPr>
     </w:lvl>
   </w:abstractNum>
-  <w:abstractNum w:abstractNumId="5" w15:restartNumberingAfterBreak="0">
+  <w:abstractNum w:abstractNumId="6" w15:restartNumberingAfterBreak="0">
     <w:nsid w:val="51740F71"/>
     <w:multiLevelType w:val="hybridMultilevel"/>
     <w:tmpl w:val="948417E0"/>
@@ -8231,7 +8794,7 @@
       </w:rPr>
     </w:lvl>
   </w:abstractNum>
-  <w:abstractNum w:abstractNumId="6" w15:restartNumberingAfterBreak="0">
+  <w:abstractNum w:abstractNumId="7" w15:restartNumberingAfterBreak="0">
     <w:nsid w:val="543117E4"/>
     <w:multiLevelType w:val="hybridMultilevel"/>
     <w:tmpl w:val="7116EB82"/>
@@ -8344,7 +8907,153 @@
       </w:rPr>
     </w:lvl>
   </w:abstractNum>
-  <w:abstractNum w:abstractNumId="7" w15:restartNumberingAfterBreak="0">
+  <w:abstractNum w:abstractNumId="8" w15:restartNumberingAfterBreak="0">
+    <w:nsid w:val="56774A2A"/>
+    <w:multiLevelType w:val="multilevel"/>
+    <w:tmpl w:val="10C0E43C"/>
+    <w:lvl w:ilvl="0">
+      <w:start w:val="3"/>
+      <w:numFmt w:val="bullet"/>
+      <w:lvlText w:val="-"/>
+      <w:lvlJc w:val="left"/>
+      <w:pPr>
+        <w:ind w:left="720" w:hanging="360"/>
+      </w:pPr>
+      <w:rPr>
+        <w:rFonts w:ascii="Aptos" w:eastAsiaTheme="minorHAnsi" w:hAnsi="Aptos" w:cstheme="minorBidi" w:hint="default"/>
+        <w:sz w:val="20"/>
+      </w:rPr>
+    </w:lvl>
+    <w:lvl w:ilvl="1" w:tentative="1">
+      <w:start w:val="1"/>
+      <w:numFmt w:val="bullet"/>
+      <w:lvlText w:val="o"/>
+      <w:lvlJc w:val="left"/>
+      <w:pPr>
+        <w:tabs>
+          <w:tab w:val="num" w:pos="1440"/>
+        </w:tabs>
+        <w:ind w:left="1440" w:hanging="360"/>
+      </w:pPr>
+      <w:rPr>
+        <w:rFonts w:ascii="Courier New" w:hAnsi="Courier New" w:hint="default"/>
+        <w:sz w:val="20"/>
+      </w:rPr>
+    </w:lvl>
+    <w:lvl w:ilvl="2" w:tentative="1">
+      <w:start w:val="1"/>
+      <w:numFmt w:val="bullet"/>
+      <w:lvlText w:val=""/>
+      <w:lvlJc w:val="left"/>
+      <w:pPr>
+        <w:tabs>
+          <w:tab w:val="num" w:pos="2160"/>
+        </w:tabs>
+        <w:ind w:left="2160" w:hanging="360"/>
+      </w:pPr>
+      <w:rPr>
+        <w:rFonts w:ascii="Wingdings" w:hAnsi="Wingdings" w:hint="default"/>
+        <w:sz w:val="20"/>
+      </w:rPr>
+    </w:lvl>
+    <w:lvl w:ilvl="3" w:tentative="1">
+      <w:start w:val="1"/>
+      <w:numFmt w:val="bullet"/>
+      <w:lvlText w:val=""/>
+      <w:lvlJc w:val="left"/>
+      <w:pPr>
+        <w:tabs>
+          <w:tab w:val="num" w:pos="2880"/>
+        </w:tabs>
+        <w:ind w:left="2880" w:hanging="360"/>
+      </w:pPr>
+      <w:rPr>
+        <w:rFonts w:ascii="Wingdings" w:hAnsi="Wingdings" w:hint="default"/>
+        <w:sz w:val="20"/>
+      </w:rPr>
+    </w:lvl>
+    <w:lvl w:ilvl="4" w:tentative="1">
+      <w:start w:val="1"/>
+      <w:numFmt w:val="bullet"/>
+      <w:lvlText w:val=""/>
+      <w:lvlJc w:val="left"/>
+      <w:pPr>
+        <w:tabs>
+          <w:tab w:val="num" w:pos="3600"/>
+        </w:tabs>
+        <w:ind w:left="3600" w:hanging="360"/>
+      </w:pPr>
+      <w:rPr>
+        <w:rFonts w:ascii="Wingdings" w:hAnsi="Wingdings" w:hint="default"/>
+        <w:sz w:val="20"/>
+      </w:rPr>
+    </w:lvl>
+    <w:lvl w:ilvl="5" w:tentative="1">
+      <w:start w:val="1"/>
+      <w:numFmt w:val="bullet"/>
+      <w:lvlText w:val=""/>
+      <w:lvlJc w:val="left"/>
+      <w:pPr>
+        <w:tabs>
+          <w:tab w:val="num" w:pos="4320"/>
+        </w:tabs>
+        <w:ind w:left="4320" w:hanging="360"/>
+      </w:pPr>
+      <w:rPr>
+        <w:rFonts w:ascii="Wingdings" w:hAnsi="Wingdings" w:hint="default"/>
+        <w:sz w:val="20"/>
+      </w:rPr>
+    </w:lvl>
+    <w:lvl w:ilvl="6" w:tentative="1">
+      <w:start w:val="1"/>
+      <w:numFmt w:val="bullet"/>
+      <w:lvlText w:val=""/>
+      <w:lvlJc w:val="left"/>
+      <w:pPr>
+        <w:tabs>
+          <w:tab w:val="num" w:pos="5040"/>
+        </w:tabs>
+        <w:ind w:left="5040" w:hanging="360"/>
+      </w:pPr>
+      <w:rPr>
+        <w:rFonts w:ascii="Wingdings" w:hAnsi="Wingdings" w:hint="default"/>
+        <w:sz w:val="20"/>
+      </w:rPr>
+    </w:lvl>
+    <w:lvl w:ilvl="7" w:tentative="1">
+      <w:start w:val="1"/>
+      <w:numFmt w:val="bullet"/>
+      <w:lvlText w:val=""/>
+      <w:lvlJc w:val="left"/>
+      <w:pPr>
+        <w:tabs>
+          <w:tab w:val="num" w:pos="5760"/>
+        </w:tabs>
+        <w:ind w:left="5760" w:hanging="360"/>
+      </w:pPr>
+      <w:rPr>
+        <w:rFonts w:ascii="Wingdings" w:hAnsi="Wingdings" w:hint="default"/>
+        <w:sz w:val="20"/>
+      </w:rPr>
+    </w:lvl>
+    <w:lvl w:ilvl="8" w:tentative="1">
+      <w:start w:val="1"/>
+      <w:numFmt w:val="bullet"/>
+      <w:lvlText w:val=""/>
+      <w:lvlJc w:val="left"/>
+      <w:pPr>
+        <w:tabs>
+          <w:tab w:val="num" w:pos="6480"/>
+        </w:tabs>
+        <w:ind w:left="6480" w:hanging="360"/>
+      </w:pPr>
+      <w:rPr>
+        <w:rFonts w:ascii="Wingdings" w:hAnsi="Wingdings" w:hint="default"/>
+        <w:sz w:val="20"/>
+      </w:rPr>
+    </w:lvl>
+  </w:abstractNum>
+  <w:abstractNum w:abstractNumId="9" w15:restartNumberingAfterBreak="0">
     <w:nsid w:val="5E7866FE"/>
     <w:multiLevelType w:val="hybridMultilevel"/>
     <w:tmpl w:val="DA4AF3A4"/>
@@ -8456,7 +9165,7 @@
       </w:rPr>
     </w:lvl>
   </w:abstractNum>
-  <w:abstractNum w:abstractNumId="8" w15:restartNumberingAfterBreak="0">
+  <w:abstractNum w:abstractNumId="10" w15:restartNumberingAfterBreak="0">
     <w:nsid w:val="654A02F0"/>
     <w:multiLevelType w:val="hybridMultilevel"/>
     <w:tmpl w:val="ED241966"/>
@@ -8568,7 +9277,7 @@
       </w:rPr>
     </w:lvl>
   </w:abstractNum>
-  <w:abstractNum w:abstractNumId="9" w15:restartNumberingAfterBreak="0">
+  <w:abstractNum w:abstractNumId="11" w15:restartNumberingAfterBreak="0">
     <w:nsid w:val="6A2A14BC"/>
     <w:multiLevelType w:val="hybridMultilevel"/>
     <w:tmpl w:val="4C223A50"/>
@@ -8681,7 +9390,7 @@
       </w:rPr>
     </w:lvl>
   </w:abstractNum>
-  <w:abstractNum w:abstractNumId="10" w15:restartNumberingAfterBreak="0">
+  <w:abstractNum w:abstractNumId="12" w15:restartNumberingAfterBreak="0">
     <w:nsid w:val="736E224D"/>
     <w:multiLevelType w:val="hybridMultilevel"/>
     <w:tmpl w:val="24A66AB0"/>
@@ -8794,7 +9503,7 @@
       </w:rPr>
     </w:lvl>
   </w:abstractNum>
-  <w:abstractNum w:abstractNumId="11" w15:restartNumberingAfterBreak="0">
+  <w:abstractNum w:abstractNumId="13" w15:restartNumberingAfterBreak="0">
     <w:nsid w:val="7A642ADA"/>
     <w:multiLevelType w:val="hybridMultilevel"/>
     <w:tmpl w:val="0340E578"/>
@@ -8907,7 +9616,7 @@
       </w:rPr>
     </w:lvl>
   </w:abstractNum>
-  <w:abstractNum w:abstractNumId="12" w15:restartNumberingAfterBreak="0">
+  <w:abstractNum w:abstractNumId="14" w15:restartNumberingAfterBreak="0">
     <w:nsid w:val="7F8E4E9D"/>
     <w:multiLevelType w:val="hybridMultilevel"/>
     <w:tmpl w:val="86E230CE"/>
@@ -9021,19 +9730,19 @@
     </w:lvl>
   </w:abstractNum>
   <w:num w:numId="1" w16cid:durableId="1975981219">
+    <w:abstractNumId w:val="6"/>
+  </w:num>
+  <w:num w:numId="2" w16cid:durableId="569195032">
+    <w:abstractNumId w:val="10"/>
+  </w:num>
+  <w:num w:numId="3" w16cid:durableId="2047824266">
+    <w:abstractNumId w:val="12"/>
+  </w:num>
+  <w:num w:numId="4" w16cid:durableId="1636638536">
     <w:abstractNumId w:val="5"/>
   </w:num>
-  <w:num w:numId="2" w16cid:durableId="569195032">
-    <w:abstractNumId w:val="8"/>
-  </w:num>
-  <w:num w:numId="3" w16cid:durableId="2047824266">
-    <w:abstractNumId w:val="10"/>
-  </w:num>
-  <w:num w:numId="4" w16cid:durableId="1636638536">
-    <w:abstractNumId w:val="4"/>
-  </w:num>
   <w:num w:numId="5" w16cid:durableId="621543588">
-    <w:abstractNumId w:val="7"/>
+    <w:abstractNumId w:val="9"/>
   </w:num>
   <w:num w:numId="6" w16cid:durableId="1323391161">
     <w:abstractNumId w:val="2"/>
@@ -9045,19 +9754,25 @@
     <w:abstractNumId w:val="0"/>
   </w:num>
   <w:num w:numId="9" w16cid:durableId="564682293">
-    <w:abstractNumId w:val="6"/>
+    <w:abstractNumId w:val="7"/>
   </w:num>
   <w:num w:numId="10" w16cid:durableId="2072267229">
-    <w:abstractNumId w:val="9"/>
+    <w:abstractNumId w:val="11"/>
   </w:num>
   <w:num w:numId="11" w16cid:durableId="352077019">
-    <w:abstractNumId w:val="12"/>
+    <w:abstractNumId w:val="14"/>
   </w:num>
   <w:num w:numId="12" w16cid:durableId="435563709">
-    <w:abstractNumId w:val="11"/>
+    <w:abstractNumId w:val="13"/>
   </w:num>
   <w:num w:numId="13" w16cid:durableId="556166418">
     <w:abstractNumId w:val="1"/>
+  </w:num>
+  <w:num w:numId="14" w16cid:durableId="2080864210">
+    <w:abstractNumId w:val="4"/>
+  </w:num>
+  <w:num w:numId="15" w16cid:durableId="1636830181">
+    <w:abstractNumId w:val="8"/>
   </w:num>
 </w:numbering>
 </file>
@@ -10056,6 +10771,41 @@
     <w:uiPriority w:val="99"/>
     <w:rsid w:val="00506746"/>
   </w:style>
+  <w:style w:type="character" w:styleId="Hyperlink">
+    <w:name w:val="Hyperlink"/>
+    <w:basedOn w:val="DefaultParagraphFont"/>
+    <w:uiPriority w:val="99"/>
+    <w:unhideWhenUsed/>
+    <w:rsid w:val="00490EA3"/>
+    <w:rPr>
+      <w:color w:val="467886" w:themeColor="hyperlink"/>
+      <w:u w:val="single"/>
+    </w:rPr>
+  </w:style>
+  <w:style w:type="character" w:styleId="UnresolvedMention">
+    <w:name w:val="Unresolved Mention"/>
+    <w:basedOn w:val="DefaultParagraphFont"/>
+    <w:uiPriority w:val="99"/>
+    <w:semiHidden/>
+    <w:unhideWhenUsed/>
+    <w:rsid w:val="00490EA3"/>
+    <w:rPr>
+      <w:color w:val="605E5C"/>
+      <w:shd w:val="clear" w:color="auto" w:fill="E1DFDD"/>
+    </w:rPr>
+  </w:style>
+  <w:style w:type="character" w:styleId="FollowedHyperlink">
+    <w:name w:val="FollowedHyperlink"/>
+    <w:basedOn w:val="DefaultParagraphFont"/>
+    <w:uiPriority w:val="99"/>
+    <w:semiHidden/>
+    <w:unhideWhenUsed/>
+    <w:rsid w:val="00490EA3"/>
+    <w:rPr>
+      <w:color w:val="96607D" w:themeColor="followedHyperlink"/>
+      <w:u w:val="single"/>
+    </w:rPr>
+  </w:style>
 </w:styles>
 </file>
 

--- a/Milestone 1 Report-Group5.docx
+++ b/Milestone 1 Report-Group5.docx
@@ -1471,6 +1471,680 @@
           <w:rFonts w:ascii="Century Schoolbook" w:hAnsi="Century Schoolbook"/>
           <w:lang w:val="en-US"/>
         </w:rPr>
+        <w:t>Issues assigners Table:</w:t>
+      </w:r>
+    </w:p>
+    <w:tbl>
+      <w:tblPr>
+        <w:tblStyle w:val="TableGrid"/>
+        <w:tblW w:w="0" w:type="auto"/>
+        <w:tblLayout w:type="fixed"/>
+        <w:tblLook w:val="04A0" w:firstRow="1" w:lastRow="0" w:firstColumn="1" w:lastColumn="0" w:noHBand="0" w:noVBand="1"/>
+      </w:tblPr>
+      <w:tblGrid>
+        <w:gridCol w:w="1363"/>
+        <w:gridCol w:w="2601"/>
+        <w:gridCol w:w="2268"/>
+        <w:gridCol w:w="3850"/>
+      </w:tblGrid>
+      <w:tr>
+        <w:tc>
+          <w:tcPr>
+            <w:tcW w:w="1363" w:type="dxa"/>
+            <w:shd w:val="clear" w:color="auto" w:fill="A5C9EB" w:themeFill="text2" w:themeFillTint="40"/>
+          </w:tcPr>
+          <w:p>
+            <w:pPr>
+              <w:rPr>
+                <w:rFonts w:ascii="Century Schoolbook" w:hAnsi="Century Schoolbook"/>
+                <w:lang w:val="en-US"/>
+              </w:rPr>
+            </w:pPr>
+          </w:p>
+        </w:tc>
+        <w:tc>
+          <w:tcPr>
+            <w:tcW w:w="2601" w:type="dxa"/>
+            <w:shd w:val="clear" w:color="auto" w:fill="A5C9EB" w:themeFill="text2" w:themeFillTint="40"/>
+          </w:tcPr>
+          <w:p>
+            <w:pPr>
+              <w:rPr>
+                <w:rFonts w:ascii="Century Schoolbook" w:hAnsi="Century Schoolbook"/>
+                <w:lang w:val="en-US"/>
+              </w:rPr>
+            </w:pPr>
+            <w:r>
+              <w:rPr>
+                <w:rFonts w:ascii="Century Schoolbook" w:hAnsi="Century Schoolbook"/>
+                <w:lang w:val="en-US"/>
+              </w:rPr>
+              <w:t>Latifa AlNaemi</w:t>
+            </w:r>
+          </w:p>
+        </w:tc>
+        <w:tc>
+          <w:tcPr>
+            <w:tcW w:w="2268" w:type="dxa"/>
+            <w:shd w:val="clear" w:color="auto" w:fill="A5C9EB" w:themeFill="text2" w:themeFillTint="40"/>
+          </w:tcPr>
+          <w:p>
+            <w:pPr>
+              <w:rPr>
+                <w:rFonts w:ascii="Century Schoolbook" w:hAnsi="Century Schoolbook"/>
+                <w:lang w:val="en-US"/>
+              </w:rPr>
+            </w:pPr>
+            <w:r>
+              <w:rPr>
+                <w:rFonts w:ascii="Century Schoolbook" w:hAnsi="Century Schoolbook"/>
+                <w:lang w:val="en-US"/>
+              </w:rPr>
+              <w:t>Salwa AlFarzan</w:t>
+            </w:r>
+          </w:p>
+        </w:tc>
+        <w:tc>
+          <w:tcPr>
+            <w:tcW w:w="3850" w:type="dxa"/>
+            <w:shd w:val="clear" w:color="auto" w:fill="A5C9EB" w:themeFill="text2" w:themeFillTint="40"/>
+          </w:tcPr>
+          <w:p>
+            <w:pPr>
+              <w:rPr>
+                <w:rFonts w:ascii="Century Schoolbook" w:hAnsi="Century Schoolbook"/>
+                <w:lang w:val="en-US"/>
+              </w:rPr>
+            </w:pPr>
+            <w:r>
+              <w:rPr>
+                <w:rFonts w:ascii="Century Schoolbook" w:hAnsi="Century Schoolbook"/>
+                <w:lang w:val="en-US"/>
+              </w:rPr>
+              <w:t>Aisha AlKaabi</w:t>
+            </w:r>
+          </w:p>
+        </w:tc>
+      </w:tr>
+      <w:tr>
+        <w:tc>
+          <w:tcPr>
+            <w:tcW w:w="1363" w:type="dxa"/>
+            <w:shd w:val="clear" w:color="auto" w:fill="A5C9EB" w:themeFill="text2" w:themeFillTint="40"/>
+          </w:tcPr>
+          <w:p>
+            <w:pPr>
+              <w:rPr>
+                <w:rFonts w:ascii="Century Schoolbook" w:hAnsi="Century Schoolbook"/>
+                <w:lang w:val="en-US"/>
+              </w:rPr>
+            </w:pPr>
+            <w:r>
+              <w:rPr>
+                <w:rFonts w:ascii="Century Schoolbook" w:hAnsi="Century Schoolbook"/>
+                <w:lang w:val="en-US"/>
+              </w:rPr>
+              <w:t>Username</w:t>
+            </w:r>
+          </w:p>
+        </w:tc>
+        <w:tc>
+          <w:tcPr>
+            <w:tcW w:w="2601" w:type="dxa"/>
+            <w:shd w:val="clear" w:color="auto" w:fill="A5C9EB" w:themeFill="text2" w:themeFillTint="40"/>
+          </w:tcPr>
+          <w:p>
+            <w:pPr>
+              <w:rPr>
+                <w:rFonts w:ascii="Century Schoolbook" w:hAnsi="Century Schoolbook"/>
+                <w:lang w:val="en-US"/>
+              </w:rPr>
+            </w:pPr>
+            <w:r>
+              <w:rPr>
+                <w:rFonts w:ascii="Century Schoolbook" w:hAnsi="Century Schoolbook"/>
+              </w:rPr>
+              <w:t>latifa-alnaemi</w:t>
+            </w:r>
+          </w:p>
+        </w:tc>
+        <w:tc>
+          <w:tcPr>
+            <w:tcW w:w="2268" w:type="dxa"/>
+            <w:shd w:val="clear" w:color="auto" w:fill="A5C9EB" w:themeFill="text2" w:themeFillTint="40"/>
+          </w:tcPr>
+          <w:p>
+            <w:pPr>
+              <w:rPr>
+                <w:rFonts w:ascii="Century Schoolbook" w:hAnsi="Century Schoolbook"/>
+                <w:lang w:val="en-US"/>
+              </w:rPr>
+            </w:pPr>
+            <w:r>
+              <w:rPr>
+                <w:rFonts w:ascii="Century Schoolbook" w:hAnsi="Century Schoolbook"/>
+              </w:rPr>
+              <w:t>S31A03</w:t>
+            </w:r>
+          </w:p>
+        </w:tc>
+        <w:tc>
+          <w:tcPr>
+            <w:tcW w:w="3850" w:type="dxa"/>
+            <w:shd w:val="clear" w:color="auto" w:fill="A5C9EB" w:themeFill="text2" w:themeFillTint="40"/>
+          </w:tcPr>
+          <w:p>
+            <w:pPr>
+              <w:rPr>
+                <w:rFonts w:ascii="Century Schoolbook" w:hAnsi="Century Schoolbook"/>
+                <w:lang w:val="en-US"/>
+              </w:rPr>
+            </w:pPr>
+            <w:r>
+              <w:rPr>
+                <w:rFonts w:ascii="Century Schoolbook" w:hAnsi="Century Schoolbook"/>
+              </w:rPr>
+              <w:t>aa2304167</w:t>
+            </w:r>
+          </w:p>
+        </w:tc>
+      </w:tr>
+      <w:tr>
+        <w:trPr>
+          <w:trHeight w:val="2826"/>
+        </w:trPr>
+        <w:tc>
+          <w:tcPr>
+            <w:tcW w:w="1363" w:type="dxa"/>
+            <w:shd w:val="clear" w:color="auto" w:fill="A5C9EB" w:themeFill="text2" w:themeFillTint="40"/>
+          </w:tcPr>
+          <w:p>
+            <w:pPr>
+              <w:rPr>
+                <w:rFonts w:ascii="Century Schoolbook" w:hAnsi="Century Schoolbook"/>
+                <w:lang w:val="en-US"/>
+              </w:rPr>
+            </w:pPr>
+            <w:r>
+              <w:rPr>
+                <w:rFonts w:ascii="Century Schoolbook" w:hAnsi="Century Schoolbook"/>
+                <w:lang w:val="en-US"/>
+              </w:rPr>
+              <w:t>Issues</w:t>
+            </w:r>
+            <w:r>
+              <w:rPr>
+                <w:rFonts w:ascii="Century Schoolbook" w:hAnsi="Century Schoolbook"/>
+                <w:lang w:val="en-US"/>
+              </w:rPr>
+              <w:t xml:space="preserve"> and </w:t>
+            </w:r>
+          </w:p>
+        </w:tc>
+        <w:tc>
+          <w:tcPr>
+            <w:tcW w:w="2601" w:type="dxa"/>
+          </w:tcPr>
+          <w:p>
+            <w:pPr>
+              <w:rPr>
+                <w:rFonts w:ascii="Century Schoolbook" w:hAnsi="Century Schoolbook"/>
+                <w:lang w:val="en-US"/>
+              </w:rPr>
+            </w:pPr>
+            <w:r>
+              <w:rPr>
+                <w:rFonts w:ascii="Century Schoolbook" w:hAnsi="Century Schoolbook"/>
+                <w:lang w:val="en-US"/>
+              </w:rPr>
+              <w:t>1-Use Case Specification:</w:t>
+            </w:r>
+          </w:p>
+          <w:p>
+            <w:pPr>
+              <w:pStyle w:val="ListParagraph"/>
+              <w:numPr>
+                <w:ilvl w:val="0"/>
+                <w:numId w:val="16"/>
+              </w:numPr>
+              <w:rPr>
+                <w:rFonts w:ascii="Century Schoolbook" w:hAnsi="Century Schoolbook"/>
+                <w:lang w:val="en-US"/>
+              </w:rPr>
+            </w:pPr>
+            <w:r>
+              <w:rPr>
+                <w:rFonts w:ascii="Century Schoolbook" w:hAnsi="Century Schoolbook"/>
+                <w:lang w:val="en-US"/>
+              </w:rPr>
+              <w:t>UC001</w:t>
+            </w:r>
+          </w:p>
+          <w:p>
+            <w:pPr>
+              <w:pStyle w:val="ListParagraph"/>
+              <w:numPr>
+                <w:ilvl w:val="0"/>
+                <w:numId w:val="16"/>
+              </w:numPr>
+              <w:rPr>
+                <w:rFonts w:ascii="Century Schoolbook" w:hAnsi="Century Schoolbook"/>
+                <w:lang w:val="en-US"/>
+              </w:rPr>
+            </w:pPr>
+            <w:r>
+              <w:rPr>
+                <w:rFonts w:ascii="Century Schoolbook" w:hAnsi="Century Schoolbook"/>
+                <w:lang w:val="en-US"/>
+              </w:rPr>
+              <w:t>UC002</w:t>
+            </w:r>
+          </w:p>
+          <w:p>
+            <w:pPr>
+              <w:pStyle w:val="ListParagraph"/>
+              <w:numPr>
+                <w:ilvl w:val="0"/>
+                <w:numId w:val="16"/>
+              </w:numPr>
+              <w:rPr>
+                <w:rFonts w:ascii="Century Schoolbook" w:hAnsi="Century Schoolbook"/>
+                <w:lang w:val="en-US"/>
+              </w:rPr>
+            </w:pPr>
+            <w:r>
+              <w:rPr>
+                <w:rFonts w:ascii="Century Schoolbook" w:hAnsi="Century Schoolbook"/>
+                <w:lang w:val="en-US"/>
+              </w:rPr>
+              <w:t>UC003</w:t>
+            </w:r>
+          </w:p>
+          <w:p>
+            <w:pPr>
+              <w:pStyle w:val="ListParagraph"/>
+              <w:numPr>
+                <w:ilvl w:val="0"/>
+                <w:numId w:val="16"/>
+              </w:numPr>
+              <w:rPr>
+                <w:rFonts w:ascii="Century Schoolbook" w:hAnsi="Century Schoolbook"/>
+                <w:lang w:val="en-US"/>
+              </w:rPr>
+            </w:pPr>
+            <w:r>
+              <w:rPr>
+                <w:rFonts w:ascii="Century Schoolbook" w:hAnsi="Century Schoolbook"/>
+                <w:lang w:val="en-US"/>
+              </w:rPr>
+              <w:t>UC004</w:t>
+            </w:r>
+          </w:p>
+          <w:p>
+            <w:pPr>
+              <w:rPr>
+                <w:lang w:val="en-US"/>
+              </w:rPr>
+            </w:pPr>
+          </w:p>
+          <w:p>
+            <w:pPr>
+              <w:ind w:firstLine="720"/>
+              <w:rPr>
+                <w:lang w:val="en-US"/>
+              </w:rPr>
+            </w:pPr>
+          </w:p>
+        </w:tc>
+        <w:tc>
+          <w:tcPr>
+            <w:tcW w:w="2268" w:type="dxa"/>
+          </w:tcPr>
+          <w:p>
+            <w:pPr>
+              <w:rPr>
+                <w:rFonts w:ascii="Century Schoolbook" w:hAnsi="Century Schoolbook"/>
+                <w:lang w:val="en-US"/>
+              </w:rPr>
+            </w:pPr>
+            <w:r>
+              <w:rPr>
+                <w:rFonts w:ascii="Century Schoolbook" w:hAnsi="Century Schoolbook"/>
+                <w:lang w:val="en-US"/>
+              </w:rPr>
+              <w:t>1- DFD</w:t>
+            </w:r>
+            <w:r>
+              <w:rPr>
+                <w:rFonts w:ascii="Century Schoolbook" w:hAnsi="Century Schoolbook"/>
+                <w:lang w:val="en-US"/>
+              </w:rPr>
+              <w:t xml:space="preserve"> Diagrams:</w:t>
+            </w:r>
+          </w:p>
+          <w:p>
+            <w:pPr>
+              <w:pStyle w:val="ListParagraph"/>
+              <w:numPr>
+                <w:ilvl w:val="0"/>
+                <w:numId w:val="17"/>
+              </w:numPr>
+              <w:rPr>
+                <w:rFonts w:ascii="Century Schoolbook" w:hAnsi="Century Schoolbook"/>
+                <w:lang w:val="en-US"/>
+              </w:rPr>
+            </w:pPr>
+            <w:r>
+              <w:rPr>
+                <w:rFonts w:ascii="Century Schoolbook" w:hAnsi="Century Schoolbook"/>
+                <w:lang w:val="en-US"/>
+              </w:rPr>
+              <w:t>Level 0 DFD</w:t>
+            </w:r>
+          </w:p>
+          <w:p>
+            <w:pPr>
+              <w:pStyle w:val="ListParagraph"/>
+              <w:numPr>
+                <w:ilvl w:val="0"/>
+                <w:numId w:val="17"/>
+              </w:numPr>
+              <w:rPr>
+                <w:rFonts w:ascii="Century Schoolbook" w:hAnsi="Century Schoolbook"/>
+                <w:lang w:val="en-US"/>
+              </w:rPr>
+            </w:pPr>
+            <w:r>
+              <w:rPr>
+                <w:rFonts w:ascii="Century Schoolbook" w:hAnsi="Century Schoolbook"/>
+                <w:lang w:val="en-US"/>
+              </w:rPr>
+              <w:t>Level 1 DFD</w:t>
+            </w:r>
+          </w:p>
+          <w:p>
+            <w:pPr>
+              <w:pStyle w:val="ListParagraph"/>
+              <w:numPr>
+                <w:ilvl w:val="0"/>
+                <w:numId w:val="17"/>
+              </w:numPr>
+              <w:rPr>
+                <w:rFonts w:ascii="Century Schoolbook" w:hAnsi="Century Schoolbook"/>
+                <w:lang w:val="en-US"/>
+              </w:rPr>
+            </w:pPr>
+            <w:r>
+              <w:rPr>
+                <w:rFonts w:ascii="Century Schoolbook" w:hAnsi="Century Schoolbook"/>
+                <w:lang w:val="en-US"/>
+              </w:rPr>
+              <w:t>Level 2 DFD</w:t>
+            </w:r>
+          </w:p>
+          <w:p>
+            <w:pPr>
+              <w:rPr>
+                <w:rFonts w:ascii="Century Schoolbook" w:hAnsi="Century Schoolbook"/>
+                <w:lang w:val="en-US"/>
+              </w:rPr>
+            </w:pPr>
+            <w:r>
+              <w:rPr>
+                <w:rFonts w:ascii="Century Schoolbook" w:hAnsi="Century Schoolbook"/>
+                <w:lang w:val="en-US"/>
+              </w:rPr>
+              <w:t>2-Use Case Diagram</w:t>
+            </w:r>
+          </w:p>
+          <w:p>
+            <w:pPr>
+              <w:rPr>
+                <w:rFonts w:ascii="Century Schoolbook" w:hAnsi="Century Schoolbook"/>
+                <w:lang w:val="en-US"/>
+              </w:rPr>
+            </w:pPr>
+          </w:p>
+          <w:p>
+            <w:pPr>
+              <w:rPr>
+                <w:rFonts w:ascii="Century Schoolbook" w:hAnsi="Century Schoolbook"/>
+                <w:lang w:val="en-US"/>
+              </w:rPr>
+            </w:pPr>
+          </w:p>
+        </w:tc>
+        <w:tc>
+          <w:tcPr>
+            <w:tcW w:w="3850" w:type="dxa"/>
+          </w:tcPr>
+          <w:p>
+            <w:pPr>
+              <w:rPr>
+                <w:rFonts w:ascii="Century Schoolbook" w:hAnsi="Century Schoolbook"/>
+                <w:lang w:val="en-US"/>
+              </w:rPr>
+            </w:pPr>
+            <w:r>
+              <w:rPr>
+                <w:rFonts w:ascii="Century Schoolbook" w:hAnsi="Century Schoolbook"/>
+                <w:lang w:val="en-US"/>
+              </w:rPr>
+              <w:t>1-Class Diagram</w:t>
+            </w:r>
+          </w:p>
+          <w:p>
+            <w:pPr>
+              <w:rPr>
+                <w:rFonts w:ascii="Century Schoolbook" w:hAnsi="Century Schoolbook"/>
+                <w:lang w:val="en-US"/>
+              </w:rPr>
+            </w:pPr>
+            <w:r>
+              <w:rPr>
+                <w:rFonts w:ascii="Century Schoolbook" w:hAnsi="Century Schoolbook"/>
+                <w:lang w:val="en-US"/>
+              </w:rPr>
+              <w:t>2- Class Diagram Multiplicities and details</w:t>
+            </w:r>
+          </w:p>
+        </w:tc>
+      </w:tr>
+      <w:tr>
+        <w:tc>
+          <w:tcPr>
+            <w:tcW w:w="1363" w:type="dxa"/>
+            <w:shd w:val="clear" w:color="auto" w:fill="A5C9EB" w:themeFill="text2" w:themeFillTint="40"/>
+          </w:tcPr>
+          <w:p>
+            <w:pPr>
+              <w:rPr>
+                <w:rFonts w:ascii="Century Schoolbook" w:hAnsi="Century Schoolbook"/>
+                <w:lang w:val="en-US"/>
+              </w:rPr>
+            </w:pPr>
+            <w:r>
+              <w:rPr>
+                <w:rFonts w:ascii="Century Schoolbook" w:hAnsi="Century Schoolbook"/>
+                <w:lang w:val="en-US"/>
+              </w:rPr>
+              <w:t xml:space="preserve">Shared Issues </w:t>
+            </w:r>
+          </w:p>
+        </w:tc>
+        <w:tc>
+          <w:tcPr>
+            <w:tcW w:w="8719" w:type="dxa"/>
+            <w:gridSpan w:val="3"/>
+          </w:tcPr>
+          <w:p>
+            <w:pPr>
+              <w:rPr>
+                <w:rFonts w:ascii="Century Schoolbook" w:hAnsi="Century Schoolbook"/>
+                <w:noProof/>
+                <w:lang w:val="en-US"/>
+              </w:rPr>
+            </w:pPr>
+            <w:r>
+              <w:rPr>
+                <w:rFonts w:ascii="Century Schoolbook" w:hAnsi="Century Schoolbook"/>
+                <w:noProof/>
+                <w:lang w:val="en-US"/>
+              </w:rPr>
+              <w:t>1-Combining the visual Paradigm Digrams in file</w:t>
+            </w:r>
+          </w:p>
+          <w:p>
+            <w:pPr>
+              <w:rPr>
+                <w:rFonts w:ascii="Century Schoolbook" w:hAnsi="Century Schoolbook"/>
+                <w:noProof/>
+                <w:lang w:val="en-US"/>
+              </w:rPr>
+            </w:pPr>
+            <w:r>
+              <w:rPr>
+                <w:rFonts w:ascii="Century Schoolbook" w:hAnsi="Century Schoolbook"/>
+                <w:noProof/>
+                <w:lang w:val="en-US"/>
+              </w:rPr>
+              <w:t>2-Comparison between DFD and use case</w:t>
+            </w:r>
+          </w:p>
+          <w:p>
+            <w:pPr>
+              <w:rPr>
+                <w:rFonts w:ascii="Century Schoolbook" w:hAnsi="Century Schoolbook"/>
+                <w:noProof/>
+                <w:lang w:val="en-US"/>
+              </w:rPr>
+            </w:pPr>
+            <w:r>
+              <w:rPr>
+                <w:rFonts w:ascii="Century Schoolbook" w:hAnsi="Century Schoolbook"/>
+                <w:noProof/>
+                <w:lang w:val="en-US"/>
+              </w:rPr>
+              <w:t>3-Final Report assembly.</w:t>
+            </w:r>
+            <w:r>
+              <w:rPr>
+                <w:noProof/>
+                <w:lang w:val="en-US"/>
+              </w:rPr>
+              <w:t xml:space="preserve"> </w:t>
+            </w:r>
+          </w:p>
+        </w:tc>
+      </w:tr>
+      <w:tr>
+        <w:tc>
+          <w:tcPr>
+            <w:tcW w:w="1363" w:type="dxa"/>
+            <w:shd w:val="clear" w:color="auto" w:fill="A5C9EB" w:themeFill="text2" w:themeFillTint="40"/>
+          </w:tcPr>
+          <w:p>
+            <w:pPr>
+              <w:rPr>
+                <w:rFonts w:ascii="Century Schoolbook" w:hAnsi="Century Schoolbook"/>
+                <w:lang w:val="en-US"/>
+              </w:rPr>
+            </w:pPr>
+            <w:r>
+              <w:rPr>
+                <w:rFonts w:ascii="Century Schoolbook" w:hAnsi="Century Schoolbook"/>
+                <w:lang w:val="en-US"/>
+              </w:rPr>
+              <w:lastRenderedPageBreak/>
+              <w:t>Evidence</w:t>
+            </w:r>
+          </w:p>
+        </w:tc>
+        <w:tc>
+          <w:tcPr>
+            <w:tcW w:w="8719" w:type="dxa"/>
+            <w:gridSpan w:val="3"/>
+          </w:tcPr>
+          <w:p>
+            <w:pPr>
+              <w:rPr>
+                <w:rFonts w:ascii="Century Schoolbook" w:hAnsi="Century Schoolbook"/>
+                <w:noProof/>
+                <w:lang w:val="en-US"/>
+              </w:rPr>
+            </w:pPr>
+            <w:r>
+              <w:rPr>
+                <w:rFonts w:ascii="Century Schoolbook" w:hAnsi="Century Schoolbook"/>
+                <w:noProof/>
+                <w:lang w:val="en-US"/>
+              </w:rPr>
+              <w:drawing>
+                <wp:inline distT="0" distB="0" distL="0" distR="0" wp14:anchorId="03A4EECC" wp14:editId="0CD66A7B">
+                  <wp:extent cx="5399405" cy="3067050"/>
+                  <wp:effectExtent l="0" t="0" r="0" b="6350"/>
+                  <wp:docPr id="1823429207" name="Picture 53"/>
+                  <wp:cNvGraphicFramePr>
+                    <a:graphicFrameLocks xmlns:a="http://schemas.openxmlformats.org/drawingml/2006/main" noChangeAspect="1"/>
+                  </wp:cNvGraphicFramePr>
+                  <a:graphic xmlns:a="http://schemas.openxmlformats.org/drawingml/2006/main">
+                    <a:graphicData uri="http://schemas.openxmlformats.org/drawingml/2006/picture">
+                      <pic:pic xmlns:pic="http://schemas.openxmlformats.org/drawingml/2006/picture">
+                        <pic:nvPicPr>
+                          <pic:cNvPr id="1823429207" name="Picture 1823429207"/>
+                          <pic:cNvPicPr/>
+                        </pic:nvPicPr>
+                        <pic:blipFill>
+                          <a:blip r:embed="rId10" cstate="print">
+                            <a:extLst>
+                              <a:ext uri="{28A0092B-C50C-407E-A947-70E740481C1C}">
+                                <a14:useLocalDpi xmlns:a14="http://schemas.microsoft.com/office/drawing/2010/main" val="0"/>
+                              </a:ext>
+                            </a:extLst>
+                          </a:blip>
+                          <a:stretch>
+                            <a:fillRect/>
+                          </a:stretch>
+                        </pic:blipFill>
+                        <pic:spPr>
+                          <a:xfrm>
+                            <a:off x="0" y="0"/>
+                            <a:ext cx="5399405" cy="3067050"/>
+                          </a:xfrm>
+                          <a:prstGeom prst="rect">
+                            <a:avLst/>
+                          </a:prstGeom>
+                        </pic:spPr>
+                      </pic:pic>
+                    </a:graphicData>
+                  </a:graphic>
+                </wp:inline>
+              </w:drawing>
+            </w:r>
+          </w:p>
+        </w:tc>
+      </w:tr>
+    </w:tbl>
+    <w:p>
+      <w:pPr>
+        <w:rPr>
+          <w:rFonts w:ascii="Century Schoolbook" w:hAnsi="Century Schoolbook"/>
+          <w:lang w:val="en-US"/>
+        </w:rPr>
+      </w:pPr>
+    </w:p>
+    <w:p>
+      <w:pPr>
+        <w:rPr>
+          <w:rFonts w:ascii="Century Schoolbook" w:hAnsi="Century Schoolbook"/>
+          <w:lang w:val="en-US"/>
+        </w:rPr>
+      </w:pPr>
+      <w:r>
+        <w:rPr>
+          <w:rFonts w:ascii="Century Schoolbook" w:hAnsi="Century Schoolbook"/>
+          <w:lang w:val="en-US"/>
+        </w:rPr>
         <w:t>Lastly after making sure that our GitHub repository is ready, we started our project</w:t>
       </w:r>
     </w:p>
@@ -1567,7 +2241,6 @@
           <w:noProof/>
           <w:lang w:val="en-US"/>
         </w:rPr>
-        <w:lastRenderedPageBreak/>
         <w:drawing>
           <wp:inline distT="0" distB="0" distL="0" distR="0" wp14:anchorId="5839D021" wp14:editId="32CF95BF">
             <wp:extent cx="6408420" cy="3742055"/>
@@ -1584,7 +2257,7 @@
                     <pic:cNvPicPr/>
                   </pic:nvPicPr>
                   <pic:blipFill>
-                    <a:blip r:embed="rId10" cstate="print">
+                    <a:blip r:embed="rId11" cstate="print">
                       <a:extLst>
                         <a:ext uri="{28A0092B-C50C-407E-A947-70E740481C1C}">
                           <a14:useLocalDpi xmlns:a14="http://schemas.microsoft.com/office/drawing/2010/main" val="0"/>
@@ -1641,6 +2314,7 @@
           <w:noProof/>
           <w:lang w:val="en-US"/>
         </w:rPr>
+        <w:lastRenderedPageBreak/>
         <w:drawing>
           <wp:inline distT="0" distB="0" distL="0" distR="0" wp14:anchorId="0D26F893" wp14:editId="1AAFA821">
             <wp:extent cx="6408420" cy="1708150"/>
@@ -1657,7 +2331,7 @@
                     <pic:cNvPicPr/>
                   </pic:nvPicPr>
                   <pic:blipFill>
-                    <a:blip r:embed="rId11" cstate="print">
+                    <a:blip r:embed="rId12" cstate="print">
                       <a:extLst>
                         <a:ext uri="{28A0092B-C50C-407E-A947-70E740481C1C}">
                           <a14:useLocalDpi xmlns:a14="http://schemas.microsoft.com/office/drawing/2010/main" val="0"/>
@@ -1739,7 +2413,6 @@
           <w:noProof/>
           <w:lang w:val="en-US"/>
         </w:rPr>
-        <w:lastRenderedPageBreak/>
         <w:drawing>
           <wp:anchor distT="0" distB="0" distL="114300" distR="114300" simplePos="0" relativeHeight="251658240" behindDoc="0" locked="0" layoutInCell="1" allowOverlap="1" wp14:anchorId="17C87C1F" wp14:editId="4BF54046">
             <wp:simplePos x="566928" y="3163824"/>
@@ -1764,7 +2437,7 @@
                     <pic:cNvPicPr/>
                   </pic:nvPicPr>
                   <pic:blipFill>
-                    <a:blip r:embed="rId12" cstate="print">
+                    <a:blip r:embed="rId13" cstate="print">
                       <a:extLst>
                         <a:ext uri="{28A0092B-C50C-407E-A947-70E740481C1C}">
                           <a14:useLocalDpi xmlns:a14="http://schemas.microsoft.com/office/drawing/2010/main" val="0"/>
@@ -1910,7 +2583,7 @@
                     <pic:cNvPicPr/>
                   </pic:nvPicPr>
                   <pic:blipFill>
-                    <a:blip r:embed="rId13">
+                    <a:blip r:embed="rId14">
                       <a:extLst>
                         <a:ext uri="{28A0092B-C50C-407E-A947-70E740481C1C}">
                           <a14:useLocalDpi xmlns:a14="http://schemas.microsoft.com/office/drawing/2010/main" val="0"/>
@@ -2747,7 +3420,7 @@
                           <pic:cNvPicPr/>
                         </pic:nvPicPr>
                         <pic:blipFill>
-                          <a:blip r:embed="rId14" cstate="print">
+                          <a:blip r:embed="rId15" cstate="print">
                             <a:extLst>
                               <a:ext uri="{28A0092B-C50C-407E-A947-70E740481C1C}">
                                 <a14:useLocalDpi xmlns:a14="http://schemas.microsoft.com/office/drawing/2010/main" val="0"/>
@@ -2797,7 +3470,7 @@
                           <pic:cNvPicPr/>
                         </pic:nvPicPr>
                         <pic:blipFill>
-                          <a:blip r:embed="rId15" cstate="print">
+                          <a:blip r:embed="rId16" cstate="print">
                             <a:extLst>
                               <a:ext uri="{28A0092B-C50C-407E-A947-70E740481C1C}">
                                 <a14:useLocalDpi xmlns:a14="http://schemas.microsoft.com/office/drawing/2010/main" val="0"/>
@@ -2847,7 +3520,7 @@
                           <pic:cNvPicPr/>
                         </pic:nvPicPr>
                         <pic:blipFill>
-                          <a:blip r:embed="rId16" cstate="print">
+                          <a:blip r:embed="rId17" cstate="print">
                             <a:extLst>
                               <a:ext uri="{28A0092B-C50C-407E-A947-70E740481C1C}">
                                 <a14:useLocalDpi xmlns:a14="http://schemas.microsoft.com/office/drawing/2010/main" val="0"/>
@@ -2946,7 +3619,7 @@
                           <pic:cNvPicPr/>
                         </pic:nvPicPr>
                         <pic:blipFill>
-                          <a:blip r:embed="rId17" cstate="print">
+                          <a:blip r:embed="rId18" cstate="print">
                             <a:extLst>
                               <a:ext uri="{28A0092B-C50C-407E-A947-70E740481C1C}">
                                 <a14:useLocalDpi xmlns:a14="http://schemas.microsoft.com/office/drawing/2010/main" val="0"/>
@@ -2997,7 +3670,7 @@
                           <pic:cNvPicPr/>
                         </pic:nvPicPr>
                         <pic:blipFill>
-                          <a:blip r:embed="rId18" cstate="print">
+                          <a:blip r:embed="rId19" cstate="print">
                             <a:extLst>
                               <a:ext uri="{28A0092B-C50C-407E-A947-70E740481C1C}">
                                 <a14:useLocalDpi xmlns:a14="http://schemas.microsoft.com/office/drawing/2010/main" val="0"/>
@@ -6128,7 +6801,7 @@
                     <pic:cNvPicPr/>
                   </pic:nvPicPr>
                   <pic:blipFill>
-                    <a:blip r:embed="rId19">
+                    <a:blip r:embed="rId20">
                       <a:extLst>
                         <a:ext uri="{28A0092B-C50C-407E-A947-70E740481C1C}">
                           <a14:useLocalDpi xmlns:a14="http://schemas.microsoft.com/office/drawing/2010/main" val="0"/>
@@ -6895,8 +7568,8 @@
       </w:tblPr>
       <w:tblGrid>
         <w:gridCol w:w="2263"/>
-        <w:gridCol w:w="2127"/>
-        <w:gridCol w:w="1226"/>
+        <w:gridCol w:w="2268"/>
+        <w:gridCol w:w="1085"/>
         <w:gridCol w:w="4444"/>
       </w:tblGrid>
       <w:tr>
@@ -6928,7 +7601,7 @@
         </w:tc>
         <w:tc>
           <w:tcPr>
-            <w:tcW w:w="2127" w:type="dxa"/>
+            <w:tcW w:w="2268" w:type="dxa"/>
             <w:shd w:val="clear" w:color="auto" w:fill="A5C9EB" w:themeFill="text2" w:themeFillTint="40"/>
           </w:tcPr>
           <w:p>
@@ -6954,7 +7627,7 @@
         </w:tc>
         <w:tc>
           <w:tcPr>
-            <w:tcW w:w="1226" w:type="dxa"/>
+            <w:tcW w:w="1085" w:type="dxa"/>
             <w:shd w:val="clear" w:color="auto" w:fill="A5C9EB" w:themeFill="text2" w:themeFillTint="40"/>
           </w:tcPr>
           <w:p>
@@ -7029,7 +7702,7 @@
         </w:tc>
         <w:tc>
           <w:tcPr>
-            <w:tcW w:w="2127" w:type="dxa"/>
+            <w:tcW w:w="2268" w:type="dxa"/>
           </w:tcPr>
           <w:p>
             <w:pPr>
@@ -7050,7 +7723,7 @@
         </w:tc>
         <w:tc>
           <w:tcPr>
-            <w:tcW w:w="1226" w:type="dxa"/>
+            <w:tcW w:w="1085" w:type="dxa"/>
           </w:tcPr>
           <w:p>
             <w:pPr>
@@ -7115,7 +7788,7 @@
         </w:tc>
         <w:tc>
           <w:tcPr>
-            <w:tcW w:w="2127" w:type="dxa"/>
+            <w:tcW w:w="2268" w:type="dxa"/>
           </w:tcPr>
           <w:p>
             <w:pPr>
@@ -7136,7 +7809,7 @@
         </w:tc>
         <w:tc>
           <w:tcPr>
-            <w:tcW w:w="1226" w:type="dxa"/>
+            <w:tcW w:w="1085" w:type="dxa"/>
           </w:tcPr>
           <w:p>
             <w:pPr>
@@ -7201,7 +7874,7 @@
         </w:tc>
         <w:tc>
           <w:tcPr>
-            <w:tcW w:w="2127" w:type="dxa"/>
+            <w:tcW w:w="2268" w:type="dxa"/>
           </w:tcPr>
           <w:p>
             <w:pPr>
@@ -7222,7 +7895,7 @@
         </w:tc>
         <w:tc>
           <w:tcPr>
-            <w:tcW w:w="1226" w:type="dxa"/>
+            <w:tcW w:w="1085" w:type="dxa"/>
           </w:tcPr>
           <w:p>
             <w:pPr>
@@ -7287,7 +7960,7 @@
         </w:tc>
         <w:tc>
           <w:tcPr>
-            <w:tcW w:w="2127" w:type="dxa"/>
+            <w:tcW w:w="2268" w:type="dxa"/>
           </w:tcPr>
           <w:p>
             <w:pPr>
@@ -7308,7 +7981,7 @@
         </w:tc>
         <w:tc>
           <w:tcPr>
-            <w:tcW w:w="1226" w:type="dxa"/>
+            <w:tcW w:w="1085" w:type="dxa"/>
           </w:tcPr>
           <w:p>
             <w:pPr>
@@ -7373,7 +8046,7 @@
         </w:tc>
         <w:tc>
           <w:tcPr>
-            <w:tcW w:w="2127" w:type="dxa"/>
+            <w:tcW w:w="2268" w:type="dxa"/>
           </w:tcPr>
           <w:p>
             <w:pPr>
@@ -7394,7 +8067,7 @@
         </w:tc>
         <w:tc>
           <w:tcPr>
-            <w:tcW w:w="1226" w:type="dxa"/>
+            <w:tcW w:w="1085" w:type="dxa"/>
           </w:tcPr>
           <w:p>
             <w:pPr>
@@ -7459,7 +8132,7 @@
         </w:tc>
         <w:tc>
           <w:tcPr>
-            <w:tcW w:w="2127" w:type="dxa"/>
+            <w:tcW w:w="2268" w:type="dxa"/>
           </w:tcPr>
           <w:p>
             <w:pPr>
@@ -7480,7 +8153,7 @@
         </w:tc>
         <w:tc>
           <w:tcPr>
-            <w:tcW w:w="1226" w:type="dxa"/>
+            <w:tcW w:w="1085" w:type="dxa"/>
           </w:tcPr>
           <w:p>
             <w:pPr>
@@ -7545,7 +8218,7 @@
         </w:tc>
         <w:tc>
           <w:tcPr>
-            <w:tcW w:w="2127" w:type="dxa"/>
+            <w:tcW w:w="2268" w:type="dxa"/>
           </w:tcPr>
           <w:p>
             <w:pPr>
@@ -7566,7 +8239,7 @@
         </w:tc>
         <w:tc>
           <w:tcPr>
-            <w:tcW w:w="1226" w:type="dxa"/>
+            <w:tcW w:w="1085" w:type="dxa"/>
           </w:tcPr>
           <w:p>
             <w:pPr>
@@ -7631,7 +8304,7 @@
         </w:tc>
         <w:tc>
           <w:tcPr>
-            <w:tcW w:w="2127" w:type="dxa"/>
+            <w:tcW w:w="2268" w:type="dxa"/>
           </w:tcPr>
           <w:p>
             <w:pPr>
@@ -7652,7 +8325,7 @@
         </w:tc>
         <w:tc>
           <w:tcPr>
-            <w:tcW w:w="1226" w:type="dxa"/>
+            <w:tcW w:w="1085" w:type="dxa"/>
           </w:tcPr>
           <w:p>
             <w:pPr>
@@ -7717,7 +8390,7 @@
         </w:tc>
         <w:tc>
           <w:tcPr>
-            <w:tcW w:w="2127" w:type="dxa"/>
+            <w:tcW w:w="2268" w:type="dxa"/>
           </w:tcPr>
           <w:p>
             <w:pPr>
@@ -7738,7 +8411,7 @@
         </w:tc>
         <w:tc>
           <w:tcPr>
-            <w:tcW w:w="1226" w:type="dxa"/>
+            <w:tcW w:w="1085" w:type="dxa"/>
           </w:tcPr>
           <w:p>
             <w:pPr>
@@ -7803,7 +8476,7 @@
         </w:tc>
         <w:tc>
           <w:tcPr>
-            <w:tcW w:w="2127" w:type="dxa"/>
+            <w:tcW w:w="2268" w:type="dxa"/>
           </w:tcPr>
           <w:p>
             <w:pPr>
@@ -7824,7 +8497,7 @@
         </w:tc>
         <w:tc>
           <w:tcPr>
-            <w:tcW w:w="1226" w:type="dxa"/>
+            <w:tcW w:w="1085" w:type="dxa"/>
           </w:tcPr>
           <w:p>
             <w:pPr>
@@ -7890,7 +8563,7 @@
         </w:tc>
         <w:tc>
           <w:tcPr>
-            <w:tcW w:w="2127" w:type="dxa"/>
+            <w:tcW w:w="2268" w:type="dxa"/>
           </w:tcPr>
           <w:p>
             <w:pPr>
@@ -7911,7 +8584,7 @@
         </w:tc>
         <w:tc>
           <w:tcPr>
-            <w:tcW w:w="1226" w:type="dxa"/>
+            <w:tcW w:w="1085" w:type="dxa"/>
           </w:tcPr>
           <w:p>
             <w:pPr>
@@ -7976,7 +8649,7 @@
         </w:tc>
         <w:tc>
           <w:tcPr>
-            <w:tcW w:w="2127" w:type="dxa"/>
+            <w:tcW w:w="2268" w:type="dxa"/>
           </w:tcPr>
           <w:p>
             <w:pPr>
@@ -7997,7 +8670,7 @@
         </w:tc>
         <w:tc>
           <w:tcPr>
-            <w:tcW w:w="1226" w:type="dxa"/>
+            <w:tcW w:w="1085" w:type="dxa"/>
           </w:tcPr>
           <w:p>
             <w:pPr>
@@ -8062,7 +8735,7 @@
         </w:tc>
         <w:tc>
           <w:tcPr>
-            <w:tcW w:w="2127" w:type="dxa"/>
+            <w:tcW w:w="2268" w:type="dxa"/>
           </w:tcPr>
           <w:p>
             <w:pPr>
@@ -8083,7 +8756,7 @@
         </w:tc>
         <w:tc>
           <w:tcPr>
-            <w:tcW w:w="1226" w:type="dxa"/>
+            <w:tcW w:w="1085" w:type="dxa"/>
           </w:tcPr>
           <w:p>
             <w:pPr>
@@ -8148,7 +8821,7 @@
         </w:tc>
         <w:tc>
           <w:tcPr>
-            <w:tcW w:w="2127" w:type="dxa"/>
+            <w:tcW w:w="2268" w:type="dxa"/>
           </w:tcPr>
           <w:p>
             <w:pPr>
@@ -8169,7 +8842,7 @@
         </w:tc>
         <w:tc>
           <w:tcPr>
-            <w:tcW w:w="1226" w:type="dxa"/>
+            <w:tcW w:w="1085" w:type="dxa"/>
           </w:tcPr>
           <w:p>
             <w:pPr>
@@ -8234,7 +8907,7 @@
         </w:tc>
         <w:tc>
           <w:tcPr>
-            <w:tcW w:w="2127" w:type="dxa"/>
+            <w:tcW w:w="2268" w:type="dxa"/>
           </w:tcPr>
           <w:p>
             <w:pPr>
@@ -8255,7 +8928,7 @@
         </w:tc>
         <w:tc>
           <w:tcPr>
-            <w:tcW w:w="1226" w:type="dxa"/>
+            <w:tcW w:w="1085" w:type="dxa"/>
           </w:tcPr>
           <w:p>
             <w:pPr>
@@ -8320,7 +8993,7 @@
         </w:tc>
         <w:tc>
           <w:tcPr>
-            <w:tcW w:w="2127" w:type="dxa"/>
+            <w:tcW w:w="2268" w:type="dxa"/>
           </w:tcPr>
           <w:p>
             <w:pPr>
@@ -8341,7 +9014,7 @@
         </w:tc>
         <w:tc>
           <w:tcPr>
-            <w:tcW w:w="1226" w:type="dxa"/>
+            <w:tcW w:w="1085" w:type="dxa"/>
           </w:tcPr>
           <w:p>
             <w:pPr>
@@ -8406,7 +9079,7 @@
         </w:tc>
         <w:tc>
           <w:tcPr>
-            <w:tcW w:w="2127" w:type="dxa"/>
+            <w:tcW w:w="2268" w:type="dxa"/>
           </w:tcPr>
           <w:p>
             <w:pPr>
@@ -8427,7 +9100,7 @@
         </w:tc>
         <w:tc>
           <w:tcPr>
-            <w:tcW w:w="1226" w:type="dxa"/>
+            <w:tcW w:w="1085" w:type="dxa"/>
           </w:tcPr>
           <w:p>
             <w:pPr>
@@ -8726,7 +9399,7 @@
                           <pic:cNvPicPr/>
                         </pic:nvPicPr>
                         <pic:blipFill>
-                          <a:blip r:embed="rId20" cstate="print">
+                          <a:blip r:embed="rId21" cstate="print">
                             <a:extLst>
                               <a:ext uri="{28A0092B-C50C-407E-A947-70E740481C1C}">
                                 <a14:useLocalDpi xmlns:a14="http://schemas.microsoft.com/office/drawing/2010/main" val="0"/>
@@ -8787,7 +9460,7 @@
                           <pic:cNvPicPr/>
                         </pic:nvPicPr>
                         <pic:blipFill>
-                          <a:blip r:embed="rId21" cstate="print">
+                          <a:blip r:embed="rId22" cstate="print">
                             <a:extLst>
                               <a:ext uri="{28A0092B-C50C-407E-A947-70E740481C1C}">
                                 <a14:useLocalDpi xmlns:a14="http://schemas.microsoft.com/office/drawing/2010/main" val="0"/>
@@ -8848,7 +9521,7 @@
                           <pic:cNvPicPr/>
                         </pic:nvPicPr>
                         <pic:blipFill>
-                          <a:blip r:embed="rId22" cstate="print">
+                          <a:blip r:embed="rId23" cstate="print">
                             <a:extLst>
                               <a:ext uri="{28A0092B-C50C-407E-A947-70E740481C1C}">
                                 <a14:useLocalDpi xmlns:a14="http://schemas.microsoft.com/office/drawing/2010/main" val="0"/>
@@ -8940,7 +9613,7 @@
                           <pic:cNvPicPr/>
                         </pic:nvPicPr>
                         <pic:blipFill>
-                          <a:blip r:embed="rId23" cstate="print">
+                          <a:blip r:embed="rId24" cstate="print">
                             <a:extLst>
                               <a:ext uri="{28A0092B-C50C-407E-A947-70E740481C1C}">
                                 <a14:useLocalDpi xmlns:a14="http://schemas.microsoft.com/office/drawing/2010/main" val="0"/>
@@ -9002,7 +9675,7 @@
                           <pic:cNvPicPr/>
                         </pic:nvPicPr>
                         <pic:blipFill>
-                          <a:blip r:embed="rId24" cstate="print">
+                          <a:blip r:embed="rId25" cstate="print">
                             <a:extLst>
                               <a:ext uri="{28A0092B-C50C-407E-A947-70E740481C1C}">
                                 <a14:useLocalDpi xmlns:a14="http://schemas.microsoft.com/office/drawing/2010/main" val="0"/>
@@ -9063,7 +9736,7 @@
                           <pic:cNvPicPr/>
                         </pic:nvPicPr>
                         <pic:blipFill>
-                          <a:blip r:embed="rId25" cstate="print">
+                          <a:blip r:embed="rId26" cstate="print">
                             <a:extLst>
                               <a:ext uri="{28A0092B-C50C-407E-A947-70E740481C1C}">
                                 <a14:useLocalDpi xmlns:a14="http://schemas.microsoft.com/office/drawing/2010/main" val="0"/>
@@ -9147,7 +9820,7 @@
                           <pic:cNvPicPr/>
                         </pic:nvPicPr>
                         <pic:blipFill>
-                          <a:blip r:embed="rId26" cstate="print">
+                          <a:blip r:embed="rId27" cstate="print">
                             <a:extLst>
                               <a:ext uri="{28A0092B-C50C-407E-A947-70E740481C1C}">
                                 <a14:useLocalDpi xmlns:a14="http://schemas.microsoft.com/office/drawing/2010/main" val="0"/>
@@ -9209,7 +9882,7 @@
                           <pic:cNvPicPr/>
                         </pic:nvPicPr>
                         <pic:blipFill>
-                          <a:blip r:embed="rId27" cstate="print">
+                          <a:blip r:embed="rId28" cstate="print">
                             <a:extLst>
                               <a:ext uri="{28A0092B-C50C-407E-A947-70E740481C1C}">
                                 <a14:useLocalDpi xmlns:a14="http://schemas.microsoft.com/office/drawing/2010/main" val="0"/>
@@ -9271,7 +9944,7 @@
                           <pic:cNvPicPr/>
                         </pic:nvPicPr>
                         <pic:blipFill>
-                          <a:blip r:embed="rId28" cstate="print">
+                          <a:blip r:embed="rId29" cstate="print">
                             <a:extLst>
                               <a:ext uri="{28A0092B-C50C-407E-A947-70E740481C1C}">
                                 <a14:useLocalDpi xmlns:a14="http://schemas.microsoft.com/office/drawing/2010/main" val="0"/>
@@ -9356,7 +10029,7 @@
                           <pic:cNvPicPr/>
                         </pic:nvPicPr>
                         <pic:blipFill>
-                          <a:blip r:embed="rId29" cstate="print">
+                          <a:blip r:embed="rId30" cstate="print">
                             <a:extLst>
                               <a:ext uri="{28A0092B-C50C-407E-A947-70E740481C1C}">
                                 <a14:useLocalDpi xmlns:a14="http://schemas.microsoft.com/office/drawing/2010/main" val="0"/>
@@ -9418,7 +10091,7 @@
                           <pic:cNvPicPr/>
                         </pic:nvPicPr>
                         <pic:blipFill>
-                          <a:blip r:embed="rId28" cstate="print">
+                          <a:blip r:embed="rId29" cstate="print">
                             <a:extLst>
                               <a:ext uri="{28A0092B-C50C-407E-A947-70E740481C1C}">
                                 <a14:useLocalDpi xmlns:a14="http://schemas.microsoft.com/office/drawing/2010/main" val="0"/>
@@ -9480,7 +10153,7 @@
                           <pic:cNvPicPr/>
                         </pic:nvPicPr>
                         <pic:blipFill>
-                          <a:blip r:embed="rId30" cstate="print">
+                          <a:blip r:embed="rId31" cstate="print">
                             <a:extLst>
                               <a:ext uri="{28A0092B-C50C-407E-A947-70E740481C1C}">
                                 <a14:useLocalDpi xmlns:a14="http://schemas.microsoft.com/office/drawing/2010/main" val="0"/>
@@ -9564,7 +10237,7 @@
                           <pic:cNvPicPr/>
                         </pic:nvPicPr>
                         <pic:blipFill>
-                          <a:blip r:embed="rId31" cstate="print">
+                          <a:blip r:embed="rId32" cstate="print">
                             <a:extLst>
                               <a:ext uri="{28A0092B-C50C-407E-A947-70E740481C1C}">
                                 <a14:useLocalDpi xmlns:a14="http://schemas.microsoft.com/office/drawing/2010/main" val="0"/>
@@ -9626,7 +10299,7 @@
                           <pic:cNvPicPr/>
                         </pic:nvPicPr>
                         <pic:blipFill>
-                          <a:blip r:embed="rId30" cstate="print">
+                          <a:blip r:embed="rId31" cstate="print">
                             <a:extLst>
                               <a:ext uri="{28A0092B-C50C-407E-A947-70E740481C1C}">
                                 <a14:useLocalDpi xmlns:a14="http://schemas.microsoft.com/office/drawing/2010/main" val="0"/>
@@ -9688,7 +10361,7 @@
                           <pic:cNvPicPr/>
                         </pic:nvPicPr>
                         <pic:blipFill>
-                          <a:blip r:embed="rId32" cstate="print">
+                          <a:blip r:embed="rId33" cstate="print">
                             <a:extLst>
                               <a:ext uri="{28A0092B-C50C-407E-A947-70E740481C1C}">
                                 <a14:useLocalDpi xmlns:a14="http://schemas.microsoft.com/office/drawing/2010/main" val="0"/>
@@ -9779,7 +10452,7 @@
                           <pic:cNvPicPr/>
                         </pic:nvPicPr>
                         <pic:blipFill>
-                          <a:blip r:embed="rId33" cstate="print">
+                          <a:blip r:embed="rId34" cstate="print">
                             <a:extLst>
                               <a:ext uri="{28A0092B-C50C-407E-A947-70E740481C1C}">
                                 <a14:useLocalDpi xmlns:a14="http://schemas.microsoft.com/office/drawing/2010/main" val="0"/>
@@ -9827,7 +10500,7 @@
                           <pic:cNvPicPr/>
                         </pic:nvPicPr>
                         <pic:blipFill>
-                          <a:blip r:embed="rId34" cstate="print">
+                          <a:blip r:embed="rId35" cstate="print">
                             <a:extLst>
                               <a:ext uri="{28A0092B-C50C-407E-A947-70E740481C1C}">
                                 <a14:useLocalDpi xmlns:a14="http://schemas.microsoft.com/office/drawing/2010/main" val="0"/>
@@ -9883,7 +10556,7 @@
           <w:u w:val="single"/>
           <w:lang w:val="en-US"/>
         </w:rPr>
-        <w:t xml:space="preserve">3-Important </w:t>
+        <w:t xml:space="preserve"> </w:t>
       </w:r>
       <w:r>
         <w:rPr>
@@ -9893,7 +10566,7 @@
           <w:u w:val="single"/>
           <w:lang w:val="en-US"/>
         </w:rPr>
-        <w:t>T</w:t>
+        <w:t xml:space="preserve">3-Important </w:t>
       </w:r>
       <w:r>
         <w:rPr>
@@ -9903,6 +10576,16 @@
           <w:u w:val="single"/>
           <w:lang w:val="en-US"/>
         </w:rPr>
+        <w:t>T</w:t>
+      </w:r>
+      <w:r>
+        <w:rPr>
+          <w:rFonts w:ascii="Century Schoolbook" w:hAnsi="Century Schoolbook"/>
+          <w:b/>
+          <w:bCs/>
+          <w:u w:val="single"/>
+          <w:lang w:val="en-US"/>
+        </w:rPr>
         <w:t>ables:</w:t>
       </w:r>
     </w:p>
@@ -9950,19 +10633,23 @@
     <w:tbl>
       <w:tblPr>
         <w:tblStyle w:val="TableGrid"/>
+        <w:tblpPr w:leftFromText="180" w:rightFromText="180" w:vertAnchor="text" w:horzAnchor="margin" w:tblpXSpec="center" w:tblpY="1"/>
         <w:tblW w:w="10201" w:type="dxa"/>
         <w:tblLook w:val="04A0" w:firstRow="1" w:lastRow="0" w:firstColumn="1" w:lastColumn="0" w:noHBand="0" w:noVBand="1"/>
       </w:tblPr>
       <w:tblGrid>
-        <w:gridCol w:w="2547"/>
-        <w:gridCol w:w="1843"/>
-        <w:gridCol w:w="2551"/>
-        <w:gridCol w:w="3260"/>
+        <w:gridCol w:w="1888"/>
+        <w:gridCol w:w="1550"/>
+        <w:gridCol w:w="1897"/>
+        <w:gridCol w:w="4866"/>
       </w:tblGrid>
       <w:tr>
-        <w:tc>
-          <w:tcPr>
-            <w:tcW w:w="2547" w:type="dxa"/>
+        <w:trPr>
+          <w:trHeight w:val="652"/>
+        </w:trPr>
+        <w:tc>
+          <w:tcPr>
+            <w:tcW w:w="1888" w:type="dxa"/>
             <w:shd w:val="clear" w:color="auto" w:fill="A5C9EB" w:themeFill="text2" w:themeFillTint="40"/>
           </w:tcPr>
           <w:p>
@@ -9983,7 +10670,7 @@
         </w:tc>
         <w:tc>
           <w:tcPr>
-            <w:tcW w:w="1843" w:type="dxa"/>
+            <w:tcW w:w="1550" w:type="dxa"/>
             <w:shd w:val="clear" w:color="auto" w:fill="A5C9EB" w:themeFill="text2" w:themeFillTint="40"/>
           </w:tcPr>
           <w:p>
@@ -10004,7 +10691,7 @@
         </w:tc>
         <w:tc>
           <w:tcPr>
-            <w:tcW w:w="2551" w:type="dxa"/>
+            <w:tcW w:w="1897" w:type="dxa"/>
             <w:shd w:val="clear" w:color="auto" w:fill="A5C9EB" w:themeFill="text2" w:themeFillTint="40"/>
           </w:tcPr>
           <w:p>
@@ -10025,7 +10712,7 @@
         </w:tc>
         <w:tc>
           <w:tcPr>
-            <w:tcW w:w="3260" w:type="dxa"/>
+            <w:tcW w:w="4866" w:type="dxa"/>
             <w:shd w:val="clear" w:color="auto" w:fill="A5C9EB" w:themeFill="text2" w:themeFillTint="40"/>
           </w:tcPr>
           <w:p>
@@ -10046,9 +10733,12 @@
         </w:tc>
       </w:tr>
       <w:tr>
-        <w:tc>
-          <w:tcPr>
-            <w:tcW w:w="2547" w:type="dxa"/>
+        <w:trPr>
+          <w:trHeight w:val="1958"/>
+        </w:trPr>
+        <w:tc>
+          <w:tcPr>
+            <w:tcW w:w="1888" w:type="dxa"/>
           </w:tcPr>
           <w:p>
             <w:pPr>
@@ -10068,48 +10758,87 @@
         </w:tc>
         <w:tc>
           <w:tcPr>
-            <w:tcW w:w="1843" w:type="dxa"/>
-          </w:tcPr>
-          <w:p>
-            <w:pPr>
-              <w:rPr>
-                <w:rFonts w:ascii="Century Schoolbook" w:hAnsi="Century Schoolbook"/>
-                <w:lang w:val="en-US"/>
-              </w:rPr>
-            </w:pPr>
-          </w:p>
-        </w:tc>
-        <w:tc>
-          <w:tcPr>
-            <w:tcW w:w="2551" w:type="dxa"/>
-          </w:tcPr>
-          <w:p>
-            <w:pPr>
-              <w:rPr>
-                <w:rFonts w:ascii="Century Schoolbook" w:hAnsi="Century Schoolbook"/>
-                <w:lang w:val="en-US"/>
-              </w:rPr>
-            </w:pPr>
-          </w:p>
-        </w:tc>
-        <w:tc>
-          <w:tcPr>
-            <w:tcW w:w="3260" w:type="dxa"/>
-          </w:tcPr>
-          <w:p>
-            <w:pPr>
-              <w:rPr>
-                <w:rFonts w:ascii="Century Schoolbook" w:hAnsi="Century Schoolbook"/>
-                <w:lang w:val="en-US"/>
-              </w:rPr>
-            </w:pPr>
+            <w:tcW w:w="1550" w:type="dxa"/>
+          </w:tcPr>
+          <w:p>
+            <w:pPr>
+              <w:rPr>
+                <w:rFonts w:ascii="Century Schoolbook" w:hAnsi="Century Schoolbook"/>
+                <w:lang w:val="en-US"/>
+              </w:rPr>
+            </w:pPr>
+            <w:r>
+              <w:rPr>
+                <w:rFonts w:ascii="Century Schoolbook" w:hAnsi="Century Schoolbook"/>
+                <w:lang w:val="en-US"/>
+              </w:rPr>
+              <w:t>1.0 Manage System Access</w:t>
+            </w:r>
+          </w:p>
+        </w:tc>
+        <w:tc>
+          <w:tcPr>
+            <w:tcW w:w="1897" w:type="dxa"/>
+          </w:tcPr>
+          <w:p>
+            <w:pPr>
+              <w:rPr>
+                <w:rFonts w:ascii="Century Schoolbook" w:hAnsi="Century Schoolbook"/>
+                <w:lang w:val="en-US"/>
+              </w:rPr>
+            </w:pPr>
+            <w:r>
+              <w:rPr>
+                <w:rFonts w:ascii="Century Schoolbook" w:hAnsi="Century Schoolbook"/>
+                <w:lang w:val="en-US"/>
+              </w:rPr>
+              <w:t>Log in, change password and update system configuration</w:t>
+            </w:r>
+          </w:p>
+        </w:tc>
+        <w:tc>
+          <w:tcPr>
+            <w:tcW w:w="4866" w:type="dxa"/>
+          </w:tcPr>
+          <w:p>
+            <w:pPr>
+              <w:rPr>
+                <w:rFonts w:ascii="Century Schoolbook" w:hAnsi="Century Schoolbook"/>
+                <w:lang w:val="en-US"/>
+              </w:rPr>
+            </w:pPr>
+            <w:r>
+              <w:rPr>
+                <w:rFonts w:ascii="Century Schoolbook" w:hAnsi="Century Schoolbook"/>
+                <w:lang w:val="en-US"/>
+              </w:rPr>
+              <w:t>User(employee), Administrator,</w:t>
+            </w:r>
+          </w:p>
+          <w:p>
+            <w:pPr>
+              <w:rPr>
+                <w:rFonts w:ascii="Century Schoolbook" w:hAnsi="Century Schoolbook"/>
+                <w:lang w:val="en-US"/>
+              </w:rPr>
+            </w:pPr>
+            <w:r>
+              <w:rPr>
+                <w:rFonts w:ascii="Century Schoolbook" w:hAnsi="Century Schoolbook"/>
+                <w:lang w:val="en-US"/>
+              </w:rPr>
+              <w:t xml:space="preserve">System configuration </w:t>
+            </w:r>
           </w:p>
         </w:tc>
       </w:tr>
       <w:tr>
-        <w:tc>
-          <w:tcPr>
-            <w:tcW w:w="2547" w:type="dxa"/>
+        <w:trPr>
+          <w:trHeight w:val="1958"/>
+        </w:trPr>
+        <w:tc>
+          <w:tcPr>
+            <w:tcW w:w="1888" w:type="dxa"/>
           </w:tcPr>
           <w:p>
             <w:pPr>
@@ -10129,48 +10858,72 @@
         </w:tc>
         <w:tc>
           <w:tcPr>
-            <w:tcW w:w="1843" w:type="dxa"/>
-          </w:tcPr>
-          <w:p>
-            <w:pPr>
-              <w:rPr>
-                <w:rFonts w:ascii="Century Schoolbook" w:hAnsi="Century Schoolbook"/>
-                <w:lang w:val="en-US"/>
-              </w:rPr>
-            </w:pPr>
-          </w:p>
-        </w:tc>
-        <w:tc>
-          <w:tcPr>
-            <w:tcW w:w="2551" w:type="dxa"/>
-          </w:tcPr>
-          <w:p>
-            <w:pPr>
-              <w:rPr>
-                <w:rFonts w:ascii="Century Schoolbook" w:hAnsi="Century Schoolbook"/>
-                <w:lang w:val="en-US"/>
-              </w:rPr>
-            </w:pPr>
-          </w:p>
-        </w:tc>
-        <w:tc>
-          <w:tcPr>
-            <w:tcW w:w="3260" w:type="dxa"/>
-          </w:tcPr>
-          <w:p>
-            <w:pPr>
-              <w:rPr>
-                <w:rFonts w:ascii="Century Schoolbook" w:hAnsi="Century Schoolbook"/>
-                <w:lang w:val="en-US"/>
-              </w:rPr>
-            </w:pPr>
+            <w:tcW w:w="1550" w:type="dxa"/>
+          </w:tcPr>
+          <w:p>
+            <w:pPr>
+              <w:rPr>
+                <w:rFonts w:ascii="Century Schoolbook" w:hAnsi="Century Schoolbook"/>
+                <w:lang w:val="en-US"/>
+              </w:rPr>
+            </w:pPr>
+            <w:r>
+              <w:rPr>
+                <w:rFonts w:ascii="Century Schoolbook" w:hAnsi="Century Schoolbook"/>
+                <w:lang w:val="en-US"/>
+              </w:rPr>
+              <w:t>1.0 Manage Inventory Items</w:t>
+            </w:r>
+          </w:p>
+        </w:tc>
+        <w:tc>
+          <w:tcPr>
+            <w:tcW w:w="1897" w:type="dxa"/>
+          </w:tcPr>
+          <w:p>
+            <w:pPr>
+              <w:rPr>
+                <w:rFonts w:ascii="Century Schoolbook" w:hAnsi="Century Schoolbook"/>
+                <w:lang w:val="en-US"/>
+              </w:rPr>
+            </w:pPr>
+            <w:r>
+              <w:rPr>
+                <w:rFonts w:ascii="Century Schoolbook" w:hAnsi="Century Schoolbook"/>
+                <w:lang w:val="en-US"/>
+              </w:rPr>
+              <w:t xml:space="preserve">Search item, Add item to inventory and update item information </w:t>
+            </w:r>
+          </w:p>
+        </w:tc>
+        <w:tc>
+          <w:tcPr>
+            <w:tcW w:w="4866" w:type="dxa"/>
+          </w:tcPr>
+          <w:p>
+            <w:pPr>
+              <w:rPr>
+                <w:rFonts w:ascii="Century Schoolbook" w:hAnsi="Century Schoolbook"/>
+                <w:lang w:val="en-US"/>
+              </w:rPr>
+            </w:pPr>
+            <w:r>
+              <w:rPr>
+                <w:rFonts w:ascii="Century Schoolbook" w:hAnsi="Century Schoolbook"/>
+                <w:lang w:val="en-US"/>
+              </w:rPr>
+              <w:t>Item, StoreManager, Inventory Manager</w:t>
+            </w:r>
           </w:p>
         </w:tc>
       </w:tr>
       <w:tr>
-        <w:tc>
-          <w:tcPr>
-            <w:tcW w:w="2547" w:type="dxa"/>
+        <w:trPr>
+          <w:trHeight w:val="1305"/>
+        </w:trPr>
+        <w:tc>
+          <w:tcPr>
+            <w:tcW w:w="1888" w:type="dxa"/>
           </w:tcPr>
           <w:p>
             <w:pPr>
@@ -10187,112 +10940,244 @@
               <w:t>Orders from Supplier</w:t>
             </w:r>
           </w:p>
-        </w:tc>
-        <w:tc>
-          <w:tcPr>
-            <w:tcW w:w="1843" w:type="dxa"/>
-          </w:tcPr>
-          <w:p>
-            <w:pPr>
-              <w:rPr>
-                <w:rFonts w:ascii="Century Schoolbook" w:hAnsi="Century Schoolbook"/>
-                <w:lang w:val="en-US"/>
-              </w:rPr>
-            </w:pPr>
-          </w:p>
-        </w:tc>
-        <w:tc>
-          <w:tcPr>
-            <w:tcW w:w="2551" w:type="dxa"/>
-          </w:tcPr>
-          <w:p>
-            <w:pPr>
-              <w:rPr>
-                <w:rFonts w:ascii="Century Schoolbook" w:hAnsi="Century Schoolbook"/>
-                <w:lang w:val="en-US"/>
-              </w:rPr>
-            </w:pPr>
-          </w:p>
-        </w:tc>
-        <w:tc>
-          <w:tcPr>
-            <w:tcW w:w="3260" w:type="dxa"/>
-          </w:tcPr>
-          <w:p>
-            <w:pPr>
-              <w:rPr>
-                <w:rFonts w:ascii="Century Schoolbook" w:hAnsi="Century Schoolbook"/>
-                <w:lang w:val="en-US"/>
-              </w:rPr>
-            </w:pPr>
+          <w:p>
+            <w:pPr>
+              <w:rPr>
+                <w:rFonts w:ascii="Century Schoolbook" w:hAnsi="Century Schoolbook"/>
+                <w:lang w:val="en-US"/>
+              </w:rPr>
+            </w:pPr>
+          </w:p>
+        </w:tc>
+        <w:tc>
+          <w:tcPr>
+            <w:tcW w:w="1550" w:type="dxa"/>
+          </w:tcPr>
+          <w:p>
+            <w:pPr>
+              <w:rPr>
+                <w:rFonts w:ascii="Century Schoolbook" w:hAnsi="Century Schoolbook"/>
+                <w:lang w:val="en-US"/>
+              </w:rPr>
+            </w:pPr>
+            <w:r>
+              <w:rPr>
+                <w:rFonts w:ascii="Century Schoolbook" w:hAnsi="Century Schoolbook"/>
+                <w:lang w:val="en-US"/>
+              </w:rPr>
+              <w:t>2.0Manage Supplier Order</w:t>
+            </w:r>
+          </w:p>
+        </w:tc>
+        <w:tc>
+          <w:tcPr>
+            <w:tcW w:w="1897" w:type="dxa"/>
+          </w:tcPr>
+          <w:p>
+            <w:pPr>
+              <w:rPr>
+                <w:rFonts w:ascii="Century Schoolbook" w:hAnsi="Century Schoolbook"/>
+                <w:lang w:val="en-US"/>
+              </w:rPr>
+            </w:pPr>
+            <w:r>
+              <w:rPr>
+                <w:rFonts w:ascii="Century Schoolbook" w:hAnsi="Century Schoolbook"/>
+                <w:lang w:val="en-US"/>
+              </w:rPr>
+              <w:t>Create supplier order, record invoice</w:t>
+            </w:r>
+          </w:p>
+        </w:tc>
+        <w:tc>
+          <w:tcPr>
+            <w:tcW w:w="4866" w:type="dxa"/>
+          </w:tcPr>
+          <w:p>
+            <w:pPr>
+              <w:rPr>
+                <w:rFonts w:ascii="Century Schoolbook" w:hAnsi="Century Schoolbook"/>
+                <w:lang w:val="en-US"/>
+              </w:rPr>
+            </w:pPr>
+            <w:r>
+              <w:rPr>
+                <w:rFonts w:ascii="Century Schoolbook" w:hAnsi="Century Schoolbook"/>
+                <w:lang w:val="en-US"/>
+              </w:rPr>
+              <w:t>Supplier,SupplierOrder,OrderItem, GoodsRecipts,   GoodsReciptsLine, SupplierInvoice.</w:t>
+            </w:r>
           </w:p>
         </w:tc>
       </w:tr>
       <w:tr>
-        <w:tc>
-          <w:tcPr>
-            <w:tcW w:w="2547" w:type="dxa"/>
-          </w:tcPr>
-          <w:p>
-            <w:pPr>
-              <w:rPr>
-                <w:rFonts w:ascii="Century Schoolbook" w:hAnsi="Century Schoolbook"/>
-                <w:lang w:val="en-US"/>
-              </w:rPr>
-            </w:pPr>
-            <w:r>
-              <w:rPr>
-                <w:rFonts w:ascii="Century Schoolbook" w:hAnsi="Century Schoolbook"/>
-                <w:lang w:val="en-US"/>
-              </w:rPr>
-              <w:t xml:space="preserve">Reports and </w:t>
-            </w:r>
-            <w:r>
-              <w:rPr>
-                <w:rFonts w:ascii="Century Schoolbook" w:hAnsi="Century Schoolbook"/>
-                <w:lang w:val="en-US"/>
-              </w:rPr>
-              <w:t xml:space="preserve">Customer requests </w:t>
-            </w:r>
-          </w:p>
-        </w:tc>
-        <w:tc>
-          <w:tcPr>
-            <w:tcW w:w="1843" w:type="dxa"/>
-          </w:tcPr>
-          <w:p>
-            <w:pPr>
-              <w:rPr>
-                <w:rFonts w:ascii="Century Schoolbook" w:hAnsi="Century Schoolbook"/>
-                <w:lang w:val="en-US"/>
-              </w:rPr>
-            </w:pPr>
-          </w:p>
-        </w:tc>
-        <w:tc>
-          <w:tcPr>
-            <w:tcW w:w="2551" w:type="dxa"/>
-          </w:tcPr>
-          <w:p>
-            <w:pPr>
-              <w:rPr>
-                <w:rFonts w:ascii="Century Schoolbook" w:hAnsi="Century Schoolbook"/>
-                <w:lang w:val="en-US"/>
-              </w:rPr>
-            </w:pPr>
-          </w:p>
-        </w:tc>
-        <w:tc>
-          <w:tcPr>
-            <w:tcW w:w="3260" w:type="dxa"/>
-          </w:tcPr>
-          <w:p>
-            <w:pPr>
-              <w:rPr>
-                <w:rFonts w:ascii="Century Schoolbook" w:hAnsi="Century Schoolbook"/>
-                <w:lang w:val="en-US"/>
-              </w:rPr>
-            </w:pPr>
+        <w:trPr>
+          <w:trHeight w:val="2611"/>
+        </w:trPr>
+        <w:tc>
+          <w:tcPr>
+            <w:tcW w:w="1888" w:type="dxa"/>
+          </w:tcPr>
+          <w:p>
+            <w:pPr>
+              <w:rPr>
+                <w:rFonts w:ascii="Century Schoolbook" w:hAnsi="Century Schoolbook"/>
+                <w:lang w:val="en-US"/>
+              </w:rPr>
+            </w:pPr>
+            <w:r>
+              <w:rPr>
+                <w:rFonts w:ascii="Century Schoolbook" w:hAnsi="Century Schoolbook"/>
+                <w:lang w:val="en-US"/>
+              </w:rPr>
+              <w:lastRenderedPageBreak/>
+              <w:t>The Processing of Sales and Transactions</w:t>
+            </w:r>
+          </w:p>
+        </w:tc>
+        <w:tc>
+          <w:tcPr>
+            <w:tcW w:w="1550" w:type="dxa"/>
+          </w:tcPr>
+          <w:p>
+            <w:pPr>
+              <w:rPr>
+                <w:rFonts w:ascii="Century Schoolbook" w:hAnsi="Century Schoolbook"/>
+                <w:lang w:val="en-US"/>
+              </w:rPr>
+            </w:pPr>
+            <w:r>
+              <w:rPr>
+                <w:rFonts w:ascii="Century Schoolbook" w:hAnsi="Century Schoolbook"/>
+                <w:lang w:val="en-US"/>
+              </w:rPr>
+              <w:t>3.0 Process sales Transaction</w:t>
+            </w:r>
+          </w:p>
+        </w:tc>
+        <w:tc>
+          <w:tcPr>
+            <w:tcW w:w="1897" w:type="dxa"/>
+          </w:tcPr>
+          <w:p>
+            <w:pPr>
+              <w:rPr>
+                <w:rFonts w:ascii="Century Schoolbook" w:hAnsi="Century Schoolbook"/>
+                <w:lang w:val="en-US"/>
+              </w:rPr>
+            </w:pPr>
+            <w:r>
+              <w:rPr>
+                <w:rFonts w:ascii="Century Schoolbook" w:hAnsi="Century Schoolbook"/>
+                <w:lang w:val="en-US"/>
+              </w:rPr>
+              <w:t>Process sale, Generate receipt, Process replacement, record unavailable item.</w:t>
+            </w:r>
+          </w:p>
+        </w:tc>
+        <w:tc>
+          <w:tcPr>
+            <w:tcW w:w="4866" w:type="dxa"/>
+          </w:tcPr>
+          <w:p>
+            <w:pPr>
+              <w:rPr>
+                <w:rFonts w:ascii="Century Schoolbook" w:hAnsi="Century Schoolbook"/>
+                <w:lang w:val="en-US"/>
+              </w:rPr>
+            </w:pPr>
+            <w:r>
+              <w:rPr>
+                <w:rFonts w:ascii="Century Schoolbook" w:hAnsi="Century Schoolbook"/>
+                <w:lang w:val="en-US"/>
+              </w:rPr>
+              <w:t>Salesperson, Sale, SaleItem, Receipt, Replacement, ReplacementItem, CustomerRequest.</w:t>
+            </w:r>
+          </w:p>
+        </w:tc>
+      </w:tr>
+      <w:tr>
+        <w:trPr>
+          <w:trHeight w:val="1646"/>
+        </w:trPr>
+        <w:tc>
+          <w:tcPr>
+            <w:tcW w:w="1888" w:type="dxa"/>
+          </w:tcPr>
+          <w:p>
+            <w:pPr>
+              <w:rPr>
+                <w:rFonts w:ascii="Century Schoolbook" w:hAnsi="Century Schoolbook"/>
+                <w:lang w:val="en-US"/>
+              </w:rPr>
+            </w:pPr>
+            <w:r>
+              <w:rPr>
+                <w:rFonts w:ascii="Century Schoolbook" w:hAnsi="Century Schoolbook"/>
+                <w:lang w:val="en-US"/>
+              </w:rPr>
+              <w:t xml:space="preserve">Reports and Customer requests </w:t>
+            </w:r>
+          </w:p>
+        </w:tc>
+        <w:tc>
+          <w:tcPr>
+            <w:tcW w:w="1550" w:type="dxa"/>
+          </w:tcPr>
+          <w:p>
+            <w:pPr>
+              <w:rPr>
+                <w:rFonts w:ascii="Century Schoolbook" w:hAnsi="Century Schoolbook"/>
+                <w:lang w:val="en-US"/>
+              </w:rPr>
+            </w:pPr>
+            <w:r>
+              <w:rPr>
+                <w:rFonts w:ascii="Century Schoolbook" w:hAnsi="Century Schoolbook"/>
+                <w:lang w:val="en-US"/>
+              </w:rPr>
+              <w:t>4.0 Generate Report and Requests</w:t>
+            </w:r>
+          </w:p>
+        </w:tc>
+        <w:tc>
+          <w:tcPr>
+            <w:tcW w:w="1897" w:type="dxa"/>
+          </w:tcPr>
+          <w:p>
+            <w:pPr>
+              <w:rPr>
+                <w:rFonts w:ascii="Century Schoolbook" w:hAnsi="Century Schoolbook"/>
+                <w:lang w:val="en-US"/>
+              </w:rPr>
+            </w:pPr>
+            <w:r>
+              <w:rPr>
+                <w:rFonts w:ascii="Century Schoolbook" w:hAnsi="Century Schoolbook"/>
+                <w:lang w:val="en-US"/>
+              </w:rPr>
+              <w:t>Generate summary reports, view customer requests.</w:t>
+            </w:r>
+          </w:p>
+        </w:tc>
+        <w:tc>
+          <w:tcPr>
+            <w:tcW w:w="4866" w:type="dxa"/>
+          </w:tcPr>
+          <w:p>
+            <w:pPr>
+              <w:rPr>
+                <w:rFonts w:ascii="Century Schoolbook" w:hAnsi="Century Schoolbook"/>
+                <w:lang w:val="en-US"/>
+              </w:rPr>
+            </w:pPr>
+            <w:r>
+              <w:rPr>
+                <w:rFonts w:ascii="Century Schoolbook" w:hAnsi="Century Schoolbook"/>
+                <w:lang w:val="en-US"/>
+              </w:rPr>
+              <w:t>InventoryReport, CustomerRequest, InventoryManager.</w:t>
+            </w:r>
           </w:p>
         </w:tc>
       </w:tr>
@@ -10396,6 +11281,13 @@
                 <w:lang w:val="en-US"/>
               </w:rPr>
             </w:pPr>
+            <w:r>
+              <w:rPr>
+                <w:rFonts w:ascii="Century Schoolbook" w:hAnsi="Century Schoolbook"/>
+                <w:lang w:val="en-US"/>
+              </w:rPr>
+              <w:t>1.Security and session timeout Percussions</w:t>
+            </w:r>
           </w:p>
         </w:tc>
         <w:tc>
@@ -10404,11 +11296,19 @@
           </w:tcPr>
           <w:p>
             <w:pPr>
-              <w:rPr>
-                <w:rFonts w:ascii="Century Schoolbook" w:hAnsi="Century Schoolbook"/>
-                <w:lang w:val="en-US"/>
-              </w:rPr>
-            </w:pPr>
+              <w:jc w:val="both"/>
+              <w:rPr>
+                <w:rFonts w:ascii="Century Schoolbook" w:hAnsi="Century Schoolbook"/>
+                <w:lang w:val="en-US"/>
+              </w:rPr>
+            </w:pPr>
+            <w:r>
+              <w:rPr>
+                <w:rFonts w:ascii="Century Schoolbook" w:hAnsi="Century Schoolbook"/>
+                <w:lang w:val="en-US"/>
+              </w:rPr>
+              <w:t>All the authorized employees must be logged in before any process in the system. also having a session timeout ensure that if an employee didn’t log out it still won’t be open for an intruder.</w:t>
+            </w:r>
           </w:p>
         </w:tc>
       </w:tr>
@@ -10424,6 +11324,13 @@
                 <w:lang w:val="en-US"/>
               </w:rPr>
             </w:pPr>
+            <w:r>
+              <w:rPr>
+                <w:rFonts w:ascii="Century Schoolbook" w:hAnsi="Century Schoolbook"/>
+                <w:lang w:val="en-US"/>
+              </w:rPr>
+              <w:t>2.Item identification flexibility</w:t>
+            </w:r>
           </w:p>
         </w:tc>
         <w:tc>
@@ -10437,6 +11344,13 @@
                 <w:lang w:val="en-US"/>
               </w:rPr>
             </w:pPr>
+            <w:r>
+              <w:rPr>
+                <w:rFonts w:ascii="Century Schoolbook" w:hAnsi="Century Schoolbook"/>
+                <w:lang w:val="en-US"/>
+              </w:rPr>
+              <w:t>Having the option to either enter the barcode by a barcode scanner or manually enter the code is to ensure flexibility if any error acquire.</w:t>
+            </w:r>
           </w:p>
         </w:tc>
       </w:tr>
@@ -10452,6 +11366,40 @@
                 <w:lang w:val="en-US"/>
               </w:rPr>
             </w:pPr>
+            <w:r>
+              <w:rPr>
+                <w:rFonts w:ascii="Century Schoolbook" w:hAnsi="Century Schoolbook"/>
+                <w:lang w:val="en-US"/>
+              </w:rPr>
+              <w:t>3.</w:t>
+            </w:r>
+            <w:r>
+              <w:t xml:space="preserve"> </w:t>
+            </w:r>
+            <w:r>
+              <w:rPr>
+                <w:rFonts w:ascii="Century Schoolbook" w:hAnsi="Century Schoolbook"/>
+              </w:rPr>
+              <w:t>Unified tax</w:t>
+            </w:r>
+            <w:r>
+              <w:rPr>
+                <w:rFonts w:ascii="Century Schoolbook" w:hAnsi="Century Schoolbook"/>
+              </w:rPr>
+              <w:t xml:space="preserve"> </w:t>
+            </w:r>
+            <w:r>
+              <w:rPr>
+                <w:rFonts w:ascii="Century Schoolbook" w:hAnsi="Century Schoolbook"/>
+              </w:rPr>
+              <w:t>and discount</w:t>
+            </w:r>
+            <w:r>
+              <w:rPr>
+                <w:rFonts w:ascii="Century Schoolbook" w:hAnsi="Century Schoolbook"/>
+              </w:rPr>
+              <w:t xml:space="preserve"> configration</w:t>
+            </w:r>
           </w:p>
         </w:tc>
         <w:tc>
@@ -10465,10 +11413,278 @@
                 <w:lang w:val="en-US"/>
               </w:rPr>
             </w:pPr>
+            <w:r>
+              <w:rPr>
+                <w:rFonts w:ascii="Century Schoolbook" w:hAnsi="Century Schoolbook"/>
+                <w:lang w:val="en-US"/>
+              </w:rPr>
+              <w:t xml:space="preserve">The system handles calculation of discount </w:t>
+            </w:r>
+            <w:r>
+              <w:rPr>
+                <w:rFonts w:ascii="Century Schoolbook" w:hAnsi="Century Schoolbook"/>
+                <w:lang w:val="en-US"/>
+              </w:rPr>
+              <w:t>and totals automatically within the system. It is showed is the class diagram as (SystemConfigration)</w:t>
+            </w:r>
+          </w:p>
+        </w:tc>
+      </w:tr>
+      <w:tr>
+        <w:tc>
+          <w:tcPr>
+            <w:tcW w:w="5041" w:type="dxa"/>
+          </w:tcPr>
+          <w:p>
+            <w:pPr>
+              <w:rPr>
+                <w:rFonts w:ascii="Century Schoolbook" w:hAnsi="Century Schoolbook"/>
+                <w:lang w:val="en-US"/>
+              </w:rPr>
+            </w:pPr>
+            <w:r>
+              <w:rPr>
+                <w:rFonts w:ascii="Century Schoolbook" w:hAnsi="Century Schoolbook"/>
+                <w:lang w:val="en-US"/>
+              </w:rPr>
+              <w:t>4.</w:t>
+            </w:r>
+            <w:r>
+              <w:rPr>
+                <w:rFonts w:ascii="Century Schoolbook" w:hAnsi="Century Schoolbook"/>
+                <w:lang w:val="en-US"/>
+              </w:rPr>
+              <w:t>Manual supplier Order confirmation</w:t>
+            </w:r>
+          </w:p>
+        </w:tc>
+        <w:tc>
+          <w:tcPr>
+            <w:tcW w:w="5160" w:type="dxa"/>
+          </w:tcPr>
+          <w:p>
+            <w:pPr>
+              <w:rPr>
+                <w:rFonts w:ascii="Century Schoolbook" w:hAnsi="Century Schoolbook"/>
+                <w:lang w:val="en-US"/>
+              </w:rPr>
+            </w:pPr>
+            <w:r>
+              <w:rPr>
+                <w:rFonts w:ascii="Century Schoolbook" w:hAnsi="Century Schoolbook"/>
+                <w:lang w:val="en-US"/>
+              </w:rPr>
+              <w:t>The system can’t confirm or create an order by itself it should be triggered and confirmed by an Inventory manager</w:t>
+            </w:r>
+            <w:r>
+              <w:rPr>
+                <w:rFonts w:ascii="Century Schoolbook" w:hAnsi="Century Schoolbook"/>
+                <w:lang w:val="en-US"/>
+              </w:rPr>
+              <w:t>.</w:t>
+            </w:r>
+          </w:p>
+        </w:tc>
+      </w:tr>
+      <w:tr>
+        <w:tc>
+          <w:tcPr>
+            <w:tcW w:w="5041" w:type="dxa"/>
+          </w:tcPr>
+          <w:p>
+            <w:pPr>
+              <w:rPr>
+                <w:rFonts w:ascii="Century Schoolbook" w:hAnsi="Century Schoolbook"/>
+                <w:lang w:val="en-US"/>
+              </w:rPr>
+            </w:pPr>
+            <w:r>
+              <w:rPr>
+                <w:rFonts w:ascii="Century Schoolbook" w:hAnsi="Century Schoolbook"/>
+                <w:lang w:val="en-US"/>
+              </w:rPr>
+              <w:t>5.</w:t>
+            </w:r>
+            <w:r>
+              <w:rPr>
+                <w:rFonts w:ascii="Century Schoolbook" w:hAnsi="Century Schoolbook"/>
+                <w:lang w:val="en-US"/>
+              </w:rPr>
+              <w:t xml:space="preserve"> notifications </w:t>
+            </w:r>
+            <w:r>
+              <w:rPr>
+                <w:rFonts w:ascii="Century Schoolbook" w:hAnsi="Century Schoolbook"/>
+                <w:lang w:val="en-US"/>
+              </w:rPr>
+              <w:t>to</w:t>
+            </w:r>
+            <w:r>
+              <w:rPr>
+                <w:rFonts w:ascii="Century Schoolbook" w:hAnsi="Century Schoolbook"/>
+                <w:lang w:val="en-US"/>
+              </w:rPr>
+              <w:t xml:space="preserve"> Supplier Order requests </w:t>
+            </w:r>
+            <w:r>
+              <w:rPr>
+                <w:rFonts w:ascii="Century Schoolbook" w:hAnsi="Century Schoolbook"/>
+                <w:lang w:val="en-US"/>
+              </w:rPr>
+              <w:t>and error notification</w:t>
+            </w:r>
+          </w:p>
+        </w:tc>
+        <w:tc>
+          <w:tcPr>
+            <w:tcW w:w="5160" w:type="dxa"/>
+          </w:tcPr>
+          <w:p>
+            <w:pPr>
+              <w:rPr>
+                <w:rFonts w:ascii="Century Schoolbook" w:hAnsi="Century Schoolbook"/>
+                <w:lang w:val="en-US"/>
+              </w:rPr>
+            </w:pPr>
+            <w:r>
+              <w:rPr>
+                <w:rFonts w:ascii="Century Schoolbook" w:hAnsi="Century Schoolbook"/>
+                <w:lang w:val="en-US"/>
+              </w:rPr>
+              <w:t>The system send notification to the supplier with the order request but if the sending failed an error message should be displayed by the system.</w:t>
+            </w:r>
           </w:p>
         </w:tc>
       </w:tr>
     </w:tbl>
+    <w:p>
+      <w:pPr>
+        <w:rPr>
+          <w:rFonts w:ascii="Century Schoolbook" w:hAnsi="Century Schoolbook"/>
+          <w:lang w:val="en-US"/>
+        </w:rPr>
+      </w:pPr>
+    </w:p>
+    <w:p>
+      <w:pPr>
+        <w:rPr>
+          <w:rFonts w:ascii="Century Schoolbook" w:hAnsi="Century Schoolbook"/>
+          <w:b/>
+          <w:bCs/>
+          <w:u w:val="single"/>
+          <w:lang w:val="en-US"/>
+        </w:rPr>
+      </w:pPr>
+      <w:r>
+        <w:rPr>
+          <w:rFonts w:ascii="Century Schoolbook" w:hAnsi="Century Schoolbook"/>
+          <w:b/>
+          <w:bCs/>
+          <w:u w:val="single"/>
+          <w:lang w:val="en-US"/>
+        </w:rPr>
+        <w:t xml:space="preserve">Challenges </w:t>
+      </w:r>
+      <w:r>
+        <w:rPr>
+          <w:rFonts w:ascii="Century Schoolbook" w:hAnsi="Century Schoolbook"/>
+          <w:b/>
+          <w:bCs/>
+          <w:u w:val="single"/>
+          <w:lang w:val="en-US"/>
+        </w:rPr>
+        <w:t>a</w:t>
+      </w:r>
+      <w:r>
+        <w:rPr>
+          <w:rFonts w:ascii="Century Schoolbook" w:hAnsi="Century Schoolbook"/>
+          <w:b/>
+          <w:bCs/>
+          <w:u w:val="single"/>
+          <w:lang w:val="en-US"/>
+        </w:rPr>
+        <w:t>nd difficulties of Sprint2:</w:t>
+      </w:r>
+    </w:p>
+    <w:p>
+      <w:pPr>
+        <w:jc w:val="both"/>
+        <w:rPr>
+          <w:rFonts w:ascii="Century Schoolbook" w:hAnsi="Century Schoolbook"/>
+          <w:lang w:val="en-US"/>
+        </w:rPr>
+      </w:pPr>
+      <w:r>
+        <w:rPr>
+          <w:rFonts w:ascii="Century Schoolbook" w:hAnsi="Century Schoolbook"/>
+          <w:lang w:val="en-US"/>
+        </w:rPr>
+        <w:t>-One of the main difficulties faced was to maintain a constant connection between diagrams created throughout the project and keeping traceability between the 3 diagrams DFD diagrams, Use case and lastly the class diagram.</w:t>
+      </w:r>
+    </w:p>
+    <w:p>
+      <w:pPr>
+        <w:jc w:val="both"/>
+        <w:rPr>
+          <w:rFonts w:ascii="Century Schoolbook" w:hAnsi="Century Schoolbook"/>
+          <w:lang w:val="en-US"/>
+        </w:rPr>
+      </w:pPr>
+      <w:r>
+        <w:rPr>
+          <w:rFonts w:ascii="Century Schoolbook" w:hAnsi="Century Schoolbook"/>
+          <w:lang w:val="en-US"/>
+        </w:rPr>
+        <w:t xml:space="preserve">-Flowing the scrum sprints was at first a difficulty it is a new concept of planning and fulfilling a project. However, after getting the hold of, it is crucial and beneficial. Secondly </w:t>
+      </w:r>
+      <w:r>
+        <w:rPr>
+          <w:rFonts w:ascii="Century Schoolbook" w:hAnsi="Century Schoolbook"/>
+          <w:lang w:val="en-US"/>
+        </w:rPr>
+        <w:lastRenderedPageBreak/>
+        <w:t>having a sprint 1 then sprint 2 helped us realize mistakes before going to the next step and avoiding it in the following sprints.</w:t>
+      </w:r>
+    </w:p>
+    <w:p>
+      <w:pPr>
+        <w:rPr>
+          <w:rFonts w:ascii="Century Schoolbook" w:hAnsi="Century Schoolbook"/>
+          <w:lang w:val="en-US"/>
+        </w:rPr>
+      </w:pPr>
+    </w:p>
+    <w:p>
+      <w:pPr>
+        <w:rPr>
+          <w:rFonts w:ascii="Century Schoolbook" w:hAnsi="Century Schoolbook"/>
+          <w:lang w:val="en-US"/>
+        </w:rPr>
+      </w:pPr>
+    </w:p>
+    <w:p>
+      <w:pPr>
+        <w:rPr>
+          <w:rFonts w:ascii="Century Schoolbook" w:hAnsi="Century Schoolbook"/>
+          <w:lang w:val="en-US"/>
+        </w:rPr>
+      </w:pPr>
+    </w:p>
+    <w:p>
+      <w:pPr>
+        <w:rPr>
+          <w:rFonts w:ascii="Century Schoolbook" w:hAnsi="Century Schoolbook"/>
+          <w:lang w:val="en-US"/>
+        </w:rPr>
+      </w:pPr>
+      <w:r>
+        <w:rPr>
+          <w:rFonts w:ascii="Century Schoolbook" w:hAnsi="Century Schoolbook"/>
+          <w:lang w:val="en-US"/>
+        </w:rPr>
+        <w:t>End Of Milestone 1.</w:t>
+      </w:r>
+    </w:p>
     <w:p>
       <w:pPr>
         <w:rPr>
@@ -10767,6 +11983,152 @@
     </w:lvl>
   </w:abstractNum>
   <w:abstractNum w:abstractNumId="2" w15:restartNumberingAfterBreak="0">
+    <w:nsid w:val="282E13CD"/>
+    <w:multiLevelType w:val="multilevel"/>
+    <w:tmpl w:val="10C0E43C"/>
+    <w:lvl w:ilvl="0">
+      <w:start w:val="3"/>
+      <w:numFmt w:val="bullet"/>
+      <w:lvlText w:val="-"/>
+      <w:lvlJc w:val="left"/>
+      <w:pPr>
+        <w:ind w:left="720" w:hanging="360"/>
+      </w:pPr>
+      <w:rPr>
+        <w:rFonts w:ascii="Aptos" w:eastAsiaTheme="minorHAnsi" w:hAnsi="Aptos" w:cstheme="minorBidi" w:hint="default"/>
+        <w:sz w:val="20"/>
+      </w:rPr>
+    </w:lvl>
+    <w:lvl w:ilvl="1" w:tentative="1">
+      <w:start w:val="1"/>
+      <w:numFmt w:val="bullet"/>
+      <w:lvlText w:val="o"/>
+      <w:lvlJc w:val="left"/>
+      <w:pPr>
+        <w:tabs>
+          <w:tab w:val="num" w:pos="1440"/>
+        </w:tabs>
+        <w:ind w:left="1440" w:hanging="360"/>
+      </w:pPr>
+      <w:rPr>
+        <w:rFonts w:ascii="Courier New" w:hAnsi="Courier New" w:hint="default"/>
+        <w:sz w:val="20"/>
+      </w:rPr>
+    </w:lvl>
+    <w:lvl w:ilvl="2" w:tentative="1">
+      <w:start w:val="1"/>
+      <w:numFmt w:val="bullet"/>
+      <w:lvlText w:val=""/>
+      <w:lvlJc w:val="left"/>
+      <w:pPr>
+        <w:tabs>
+          <w:tab w:val="num" w:pos="2160"/>
+        </w:tabs>
+        <w:ind w:left="2160" w:hanging="360"/>
+      </w:pPr>
+      <w:rPr>
+        <w:rFonts w:ascii="Wingdings" w:hAnsi="Wingdings" w:hint="default"/>
+        <w:sz w:val="20"/>
+      </w:rPr>
+    </w:lvl>
+    <w:lvl w:ilvl="3" w:tentative="1">
+      <w:start w:val="1"/>
+      <w:numFmt w:val="bullet"/>
+      <w:lvlText w:val=""/>
+      <w:lvlJc w:val="left"/>
+      <w:pPr>
+        <w:tabs>
+          <w:tab w:val="num" w:pos="2880"/>
+        </w:tabs>
+        <w:ind w:left="2880" w:hanging="360"/>
+      </w:pPr>
+      <w:rPr>
+        <w:rFonts w:ascii="Wingdings" w:hAnsi="Wingdings" w:hint="default"/>
+        <w:sz w:val="20"/>
+      </w:rPr>
+    </w:lvl>
+    <w:lvl w:ilvl="4" w:tentative="1">
+      <w:start w:val="1"/>
+      <w:numFmt w:val="bullet"/>
+      <w:lvlText w:val=""/>
+      <w:lvlJc w:val="left"/>
+      <w:pPr>
+        <w:tabs>
+          <w:tab w:val="num" w:pos="3600"/>
+        </w:tabs>
+        <w:ind w:left="3600" w:hanging="360"/>
+      </w:pPr>
+      <w:rPr>
+        <w:rFonts w:ascii="Wingdings" w:hAnsi="Wingdings" w:hint="default"/>
+        <w:sz w:val="20"/>
+      </w:rPr>
+    </w:lvl>
+    <w:lvl w:ilvl="5" w:tentative="1">
+      <w:start w:val="1"/>
+      <w:numFmt w:val="bullet"/>
+      <w:lvlText w:val=""/>
+      <w:lvlJc w:val="left"/>
+      <w:pPr>
+        <w:tabs>
+          <w:tab w:val="num" w:pos="4320"/>
+        </w:tabs>
+        <w:ind w:left="4320" w:hanging="360"/>
+      </w:pPr>
+      <w:rPr>
+        <w:rFonts w:ascii="Wingdings" w:hAnsi="Wingdings" w:hint="default"/>
+        <w:sz w:val="20"/>
+      </w:rPr>
+    </w:lvl>
+    <w:lvl w:ilvl="6" w:tentative="1">
+      <w:start w:val="1"/>
+      <w:numFmt w:val="bullet"/>
+      <w:lvlText w:val=""/>
+      <w:lvlJc w:val="left"/>
+      <w:pPr>
+        <w:tabs>
+          <w:tab w:val="num" w:pos="5040"/>
+        </w:tabs>
+        <w:ind w:left="5040" w:hanging="360"/>
+      </w:pPr>
+      <w:rPr>
+        <w:rFonts w:ascii="Wingdings" w:hAnsi="Wingdings" w:hint="default"/>
+        <w:sz w:val="20"/>
+      </w:rPr>
+    </w:lvl>
+    <w:lvl w:ilvl="7" w:tentative="1">
+      <w:start w:val="1"/>
+      <w:numFmt w:val="bullet"/>
+      <w:lvlText w:val=""/>
+      <w:lvlJc w:val="left"/>
+      <w:pPr>
+        <w:tabs>
+          <w:tab w:val="num" w:pos="5760"/>
+        </w:tabs>
+        <w:ind w:left="5760" w:hanging="360"/>
+      </w:pPr>
+      <w:rPr>
+        <w:rFonts w:ascii="Wingdings" w:hAnsi="Wingdings" w:hint="default"/>
+        <w:sz w:val="20"/>
+      </w:rPr>
+    </w:lvl>
+    <w:lvl w:ilvl="8" w:tentative="1">
+      <w:start w:val="1"/>
+      <w:numFmt w:val="bullet"/>
+      <w:lvlText w:val=""/>
+      <w:lvlJc w:val="left"/>
+      <w:pPr>
+        <w:tabs>
+          <w:tab w:val="num" w:pos="6480"/>
+        </w:tabs>
+        <w:ind w:left="6480" w:hanging="360"/>
+      </w:pPr>
+      <w:rPr>
+        <w:rFonts w:ascii="Wingdings" w:hAnsi="Wingdings" w:hint="default"/>
+        <w:sz w:val="20"/>
+      </w:rPr>
+    </w:lvl>
+  </w:abstractNum>
+  <w:abstractNum w:abstractNumId="3" w15:restartNumberingAfterBreak="0">
     <w:nsid w:val="287B3566"/>
     <w:multiLevelType w:val="hybridMultilevel"/>
     <w:tmpl w:val="D11CDF6E"/>
@@ -10855,7 +12217,7 @@
       </w:pPr>
     </w:lvl>
   </w:abstractNum>
-  <w:abstractNum w:abstractNumId="3" w15:restartNumberingAfterBreak="0">
+  <w:abstractNum w:abstractNumId="4" w15:restartNumberingAfterBreak="0">
     <w:nsid w:val="304B6E86"/>
     <w:multiLevelType w:val="hybridMultilevel"/>
     <w:tmpl w:val="FB8A6BDC"/>
@@ -10944,7 +12306,7 @@
       </w:pPr>
     </w:lvl>
   </w:abstractNum>
-  <w:abstractNum w:abstractNumId="4" w15:restartNumberingAfterBreak="0">
+  <w:abstractNum w:abstractNumId="5" w15:restartNumberingAfterBreak="0">
     <w:nsid w:val="3BE32474"/>
     <w:multiLevelType w:val="multilevel"/>
     <w:tmpl w:val="7E2862DC"/>
@@ -11093,7 +12455,153 @@
       </w:rPr>
     </w:lvl>
   </w:abstractNum>
-  <w:abstractNum w:abstractNumId="5" w15:restartNumberingAfterBreak="0">
+  <w:abstractNum w:abstractNumId="6" w15:restartNumberingAfterBreak="0">
+    <w:nsid w:val="478049F0"/>
+    <w:multiLevelType w:val="multilevel"/>
+    <w:tmpl w:val="10C0E43C"/>
+    <w:lvl w:ilvl="0">
+      <w:start w:val="3"/>
+      <w:numFmt w:val="bullet"/>
+      <w:lvlText w:val="-"/>
+      <w:lvlJc w:val="left"/>
+      <w:pPr>
+        <w:ind w:left="720" w:hanging="360"/>
+      </w:pPr>
+      <w:rPr>
+        <w:rFonts w:ascii="Aptos" w:eastAsiaTheme="minorHAnsi" w:hAnsi="Aptos" w:cstheme="minorBidi" w:hint="default"/>
+        <w:sz w:val="20"/>
+      </w:rPr>
+    </w:lvl>
+    <w:lvl w:ilvl="1" w:tentative="1">
+      <w:start w:val="1"/>
+      <w:numFmt w:val="bullet"/>
+      <w:lvlText w:val="o"/>
+      <w:lvlJc w:val="left"/>
+      <w:pPr>
+        <w:tabs>
+          <w:tab w:val="num" w:pos="1440"/>
+        </w:tabs>
+        <w:ind w:left="1440" w:hanging="360"/>
+      </w:pPr>
+      <w:rPr>
+        <w:rFonts w:ascii="Courier New" w:hAnsi="Courier New" w:hint="default"/>
+        <w:sz w:val="20"/>
+      </w:rPr>
+    </w:lvl>
+    <w:lvl w:ilvl="2" w:tentative="1">
+      <w:start w:val="1"/>
+      <w:numFmt w:val="bullet"/>
+      <w:lvlText w:val=""/>
+      <w:lvlJc w:val="left"/>
+      <w:pPr>
+        <w:tabs>
+          <w:tab w:val="num" w:pos="2160"/>
+        </w:tabs>
+        <w:ind w:left="2160" w:hanging="360"/>
+      </w:pPr>
+      <w:rPr>
+        <w:rFonts w:ascii="Wingdings" w:hAnsi="Wingdings" w:hint="default"/>
+        <w:sz w:val="20"/>
+      </w:rPr>
+    </w:lvl>
+    <w:lvl w:ilvl="3" w:tentative="1">
+      <w:start w:val="1"/>
+      <w:numFmt w:val="bullet"/>
+      <w:lvlText w:val=""/>
+      <w:lvlJc w:val="left"/>
+      <w:pPr>
+        <w:tabs>
+          <w:tab w:val="num" w:pos="2880"/>
+        </w:tabs>
+        <w:ind w:left="2880" w:hanging="360"/>
+      </w:pPr>
+      <w:rPr>
+        <w:rFonts w:ascii="Wingdings" w:hAnsi="Wingdings" w:hint="default"/>
+        <w:sz w:val="20"/>
+      </w:rPr>
+    </w:lvl>
+    <w:lvl w:ilvl="4" w:tentative="1">
+      <w:start w:val="1"/>
+      <w:numFmt w:val="bullet"/>
+      <w:lvlText w:val=""/>
+      <w:lvlJc w:val="left"/>
+      <w:pPr>
+        <w:tabs>
+          <w:tab w:val="num" w:pos="3600"/>
+        </w:tabs>
+        <w:ind w:left="3600" w:hanging="360"/>
+      </w:pPr>
+      <w:rPr>
+        <w:rFonts w:ascii="Wingdings" w:hAnsi="Wingdings" w:hint="default"/>
+        <w:sz w:val="20"/>
+      </w:rPr>
+    </w:lvl>
+    <w:lvl w:ilvl="5" w:tentative="1">
+      <w:start w:val="1"/>
+      <w:numFmt w:val="bullet"/>
+      <w:lvlText w:val=""/>
+      <w:lvlJc w:val="left"/>
+      <w:pPr>
+        <w:tabs>
+          <w:tab w:val="num" w:pos="4320"/>
+        </w:tabs>
+        <w:ind w:left="4320" w:hanging="360"/>
+      </w:pPr>
+      <w:rPr>
+        <w:rFonts w:ascii="Wingdings" w:hAnsi="Wingdings" w:hint="default"/>
+        <w:sz w:val="20"/>
+      </w:rPr>
+    </w:lvl>
+    <w:lvl w:ilvl="6" w:tentative="1">
+      <w:start w:val="1"/>
+      <w:numFmt w:val="bullet"/>
+      <w:lvlText w:val=""/>
+      <w:lvlJc w:val="left"/>
+      <w:pPr>
+        <w:tabs>
+          <w:tab w:val="num" w:pos="5040"/>
+        </w:tabs>
+        <w:ind w:left="5040" w:hanging="360"/>
+      </w:pPr>
+      <w:rPr>
+        <w:rFonts w:ascii="Wingdings" w:hAnsi="Wingdings" w:hint="default"/>
+        <w:sz w:val="20"/>
+      </w:rPr>
+    </w:lvl>
+    <w:lvl w:ilvl="7" w:tentative="1">
+      <w:start w:val="1"/>
+      <w:numFmt w:val="bullet"/>
+      <w:lvlText w:val=""/>
+      <w:lvlJc w:val="left"/>
+      <w:pPr>
+        <w:tabs>
+          <w:tab w:val="num" w:pos="5760"/>
+        </w:tabs>
+        <w:ind w:left="5760" w:hanging="360"/>
+      </w:pPr>
+      <w:rPr>
+        <w:rFonts w:ascii="Wingdings" w:hAnsi="Wingdings" w:hint="default"/>
+        <w:sz w:val="20"/>
+      </w:rPr>
+    </w:lvl>
+    <w:lvl w:ilvl="8" w:tentative="1">
+      <w:start w:val="1"/>
+      <w:numFmt w:val="bullet"/>
+      <w:lvlText w:val=""/>
+      <w:lvlJc w:val="left"/>
+      <w:pPr>
+        <w:tabs>
+          <w:tab w:val="num" w:pos="6480"/>
+        </w:tabs>
+        <w:ind w:left="6480" w:hanging="360"/>
+      </w:pPr>
+      <w:rPr>
+        <w:rFonts w:ascii="Wingdings" w:hAnsi="Wingdings" w:hint="default"/>
+        <w:sz w:val="20"/>
+      </w:rPr>
+    </w:lvl>
+  </w:abstractNum>
+  <w:abstractNum w:abstractNumId="7" w15:restartNumberingAfterBreak="0">
     <w:nsid w:val="4BFE09B7"/>
     <w:multiLevelType w:val="hybridMultilevel"/>
     <w:tmpl w:val="D13EF3EC"/>
@@ -11206,7 +12714,7 @@
       </w:rPr>
     </w:lvl>
   </w:abstractNum>
-  <w:abstractNum w:abstractNumId="6" w15:restartNumberingAfterBreak="0">
+  <w:abstractNum w:abstractNumId="8" w15:restartNumberingAfterBreak="0">
     <w:nsid w:val="51740F71"/>
     <w:multiLevelType w:val="hybridMultilevel"/>
     <w:tmpl w:val="948417E0"/>
@@ -11346,7 +12854,7 @@
       </w:rPr>
     </w:lvl>
   </w:abstractNum>
-  <w:abstractNum w:abstractNumId="7" w15:restartNumberingAfterBreak="0">
+  <w:abstractNum w:abstractNumId="9" w15:restartNumberingAfterBreak="0">
     <w:nsid w:val="543117E4"/>
     <w:multiLevelType w:val="hybridMultilevel"/>
     <w:tmpl w:val="7116EB82"/>
@@ -11459,7 +12967,7 @@
       </w:rPr>
     </w:lvl>
   </w:abstractNum>
-  <w:abstractNum w:abstractNumId="8" w15:restartNumberingAfterBreak="0">
+  <w:abstractNum w:abstractNumId="10" w15:restartNumberingAfterBreak="0">
     <w:nsid w:val="56774A2A"/>
     <w:multiLevelType w:val="multilevel"/>
     <w:tmpl w:val="10C0E43C"/>
@@ -11605,7 +13113,7 @@
       </w:rPr>
     </w:lvl>
   </w:abstractNum>
-  <w:abstractNum w:abstractNumId="9" w15:restartNumberingAfterBreak="0">
+  <w:abstractNum w:abstractNumId="11" w15:restartNumberingAfterBreak="0">
     <w:nsid w:val="5E7866FE"/>
     <w:multiLevelType w:val="hybridMultilevel"/>
     <w:tmpl w:val="DA4AF3A4"/>
@@ -11717,7 +13225,7 @@
       </w:rPr>
     </w:lvl>
   </w:abstractNum>
-  <w:abstractNum w:abstractNumId="10" w15:restartNumberingAfterBreak="0">
+  <w:abstractNum w:abstractNumId="12" w15:restartNumberingAfterBreak="0">
     <w:nsid w:val="654A02F0"/>
     <w:multiLevelType w:val="hybridMultilevel"/>
     <w:tmpl w:val="ED241966"/>
@@ -11829,7 +13337,7 @@
       </w:rPr>
     </w:lvl>
   </w:abstractNum>
-  <w:abstractNum w:abstractNumId="11" w15:restartNumberingAfterBreak="0">
+  <w:abstractNum w:abstractNumId="13" w15:restartNumberingAfterBreak="0">
     <w:nsid w:val="6A2A14BC"/>
     <w:multiLevelType w:val="hybridMultilevel"/>
     <w:tmpl w:val="4C223A50"/>
@@ -11942,7 +13450,7 @@
       </w:rPr>
     </w:lvl>
   </w:abstractNum>
-  <w:abstractNum w:abstractNumId="12" w15:restartNumberingAfterBreak="0">
+  <w:abstractNum w:abstractNumId="14" w15:restartNumberingAfterBreak="0">
     <w:nsid w:val="736E224D"/>
     <w:multiLevelType w:val="hybridMultilevel"/>
     <w:tmpl w:val="24A66AB0"/>
@@ -12055,7 +13563,7 @@
       </w:rPr>
     </w:lvl>
   </w:abstractNum>
-  <w:abstractNum w:abstractNumId="13" w15:restartNumberingAfterBreak="0">
+  <w:abstractNum w:abstractNumId="15" w15:restartNumberingAfterBreak="0">
     <w:nsid w:val="7A642ADA"/>
     <w:multiLevelType w:val="hybridMultilevel"/>
     <w:tmpl w:val="0340E578"/>
@@ -12168,7 +13676,7 @@
       </w:rPr>
     </w:lvl>
   </w:abstractNum>
-  <w:abstractNum w:abstractNumId="14" w15:restartNumberingAfterBreak="0">
+  <w:abstractNum w:abstractNumId="16" w15:restartNumberingAfterBreak="0">
     <w:nsid w:val="7F8E4E9D"/>
     <w:multiLevelType w:val="hybridMultilevel"/>
     <w:tmpl w:val="86E230CE"/>
@@ -12282,49 +13790,55 @@
     </w:lvl>
   </w:abstractNum>
   <w:num w:numId="1" w16cid:durableId="1975981219">
-    <w:abstractNumId w:val="6"/>
+    <w:abstractNumId w:val="8"/>
   </w:num>
   <w:num w:numId="2" w16cid:durableId="569195032">
-    <w:abstractNumId w:val="10"/>
+    <w:abstractNumId w:val="12"/>
   </w:num>
   <w:num w:numId="3" w16cid:durableId="2047824266">
-    <w:abstractNumId w:val="12"/>
+    <w:abstractNumId w:val="14"/>
   </w:num>
   <w:num w:numId="4" w16cid:durableId="1636638536">
-    <w:abstractNumId w:val="5"/>
+    <w:abstractNumId w:val="7"/>
   </w:num>
   <w:num w:numId="5" w16cid:durableId="621543588">
-    <w:abstractNumId w:val="9"/>
+    <w:abstractNumId w:val="11"/>
   </w:num>
   <w:num w:numId="6" w16cid:durableId="1323391161">
-    <w:abstractNumId w:val="2"/>
+    <w:abstractNumId w:val="3"/>
   </w:num>
   <w:num w:numId="7" w16cid:durableId="1938059725">
-    <w:abstractNumId w:val="3"/>
+    <w:abstractNumId w:val="4"/>
   </w:num>
   <w:num w:numId="8" w16cid:durableId="196234412">
     <w:abstractNumId w:val="0"/>
   </w:num>
   <w:num w:numId="9" w16cid:durableId="564682293">
-    <w:abstractNumId w:val="7"/>
+    <w:abstractNumId w:val="9"/>
   </w:num>
   <w:num w:numId="10" w16cid:durableId="2072267229">
-    <w:abstractNumId w:val="11"/>
+    <w:abstractNumId w:val="13"/>
   </w:num>
   <w:num w:numId="11" w16cid:durableId="352077019">
-    <w:abstractNumId w:val="14"/>
+    <w:abstractNumId w:val="16"/>
   </w:num>
   <w:num w:numId="12" w16cid:durableId="435563709">
-    <w:abstractNumId w:val="13"/>
+    <w:abstractNumId w:val="15"/>
   </w:num>
   <w:num w:numId="13" w16cid:durableId="556166418">
     <w:abstractNumId w:val="1"/>
   </w:num>
   <w:num w:numId="14" w16cid:durableId="2080864210">
-    <w:abstractNumId w:val="4"/>
+    <w:abstractNumId w:val="5"/>
   </w:num>
   <w:num w:numId="15" w16cid:durableId="1636830181">
-    <w:abstractNumId w:val="8"/>
+    <w:abstractNumId w:val="10"/>
+  </w:num>
+  <w:num w:numId="16" w16cid:durableId="271939486">
+    <w:abstractNumId w:val="6"/>
+  </w:num>
+  <w:num w:numId="17" w16cid:durableId="94252325">
+    <w:abstractNumId w:val="2"/>
   </w:num>
 </w:numbering>
 </file>
